--- a/gutachtenvorlagen/Gutachten Muster Personengesellschaft.docx
+++ b/gutachtenvorlagen/Gutachten Muster Personengesellschaft.docx
@@ -8618,6 +8618,12 @@
                 <w:rFonts w:cs="Arial"/>
               </w:rPr>
             </w:pPr>
+            <w:r>
+              <w:rPr>
+                <w:rFonts w:cs="Arial"/>
+              </w:rPr>
+              <w:t xml:space="preserve">FELD_Antragsteller_Name</w:t>
+            </w:r>
           </w:p>
         </w:tc>
       </w:tr>
@@ -8649,6 +8655,70 @@
               <w:t>Antragsgrund</w:t>
             </w:r>
             <w:bookmarkEnd w:id="59"/>
+          </w:p>
+          <w:p>
+            <w:pPr>
+              <w:jc w:val="left"/>
+              <w:rPr>
+                <w:b/>
+                <w:highlight w:val="yellow"/>
+              </w:rPr>
+            </w:pPr>
+          </w:p>
+        </w:tc>
+        <w:tc>
+          <w:tcPr>
+            <w:tcW w:w="4814" w:type="dxa"/>
+            <w:tcBorders>
+              <w:top w:val="single" w:sz="4" w:space="0" w:color="auto"/>
+              <w:left w:val="single" w:sz="4" w:space="0" w:color="auto"/>
+              <w:bottom w:val="single" w:sz="4" w:space="0" w:color="auto"/>
+              <w:right w:val="single" w:sz="4" w:space="0" w:color="auto"/>
+            </w:tcBorders>
+          </w:tcPr>
+          <w:p>
+            <w:pPr>
+              <w:rPr>
+                <w:rFonts w:cs="Arial"/>
+              </w:rPr>
+            </w:pPr>
+            <w:r>
+              <w:rPr>
+                <w:rFonts w:cs="Arial"/>
+              </w:rPr>
+              <w:t xml:space="preserve">FELD_Verfahren_Eroeffnungsgrund</w:t>
+            </w:r>
+          </w:p>
+        </w:tc>
+      </w:tr>
+      <w:tr>
+        <w:tc>
+          <w:tcPr>
+            <w:tcW w:w="3431" w:type="dxa"/>
+            <w:tcBorders>
+              <w:top w:val="single" w:sz="4" w:space="0" w:color="auto"/>
+              <w:left w:val="single" w:sz="4" w:space="0" w:color="auto"/>
+              <w:bottom w:val="single" w:sz="4" w:space="0" w:color="auto"/>
+              <w:right w:val="single" w:sz="4" w:space="0" w:color="auto"/>
+            </w:tcBorders>
+          </w:tcPr>
+          <w:p>
+            <w:pPr>
+              <w:jc w:val="left"/>
+              <w:rPr>
+                <w:b/>
+                <w:highlight w:val="yellow"/>
+              </w:rPr>
+            </w:pPr>
+            <w:bookmarkStart w:id="60" w:name="_Toc134620891"/>
+            <w:r>
+              <w:rPr>
+                <w:b/>
+                <w:highlight w:val="yellow"/>
+              </w:rPr>
+              <w:t>Internationaler Bezug</w:t>
+            </w:r>
+            <w:bookmarkEnd w:id="60"/>
           </w:p>
           <w:p>
             <w:pPr>
@@ -8698,15 +8768,15 @@
                 <w:highlight w:val="yellow"/>
               </w:rPr>
             </w:pPr>
-            <w:bookmarkStart w:id="60" w:name="_Toc134620891"/>
+            <w:bookmarkStart w:id="61" w:name="_Toc134620892"/>
             <w:r>
               <w:rPr>
                 <w:b/>
                 <w:highlight w:val="yellow"/>
               </w:rPr>
-              <w:t>Internationaler Bezug</w:t>
-            </w:r>
-            <w:bookmarkEnd w:id="60"/>
+              <w:t>Eigenverwaltung</w:t>
+            </w:r>
+            <w:bookmarkEnd w:id="61"/>
           </w:p>
           <w:p>
             <w:pPr>
@@ -8756,15 +8826,15 @@
                 <w:highlight w:val="yellow"/>
               </w:rPr>
             </w:pPr>
-            <w:bookmarkStart w:id="61" w:name="_Toc134620892"/>
+            <w:bookmarkStart w:id="62" w:name="_Toc134620893"/>
             <w:r>
               <w:rPr>
                 <w:b/>
                 <w:highlight w:val="yellow"/>
               </w:rPr>
-              <w:t>Eigenverwaltung</w:t>
-            </w:r>
-            <w:bookmarkEnd w:id="61"/>
+              <w:t>Geschäftszweig</w:t>
+            </w:r>
+            <w:bookmarkEnd w:id="62"/>
           </w:p>
           <w:p>
             <w:pPr>
@@ -8792,6 +8862,28 @@
                 <w:rFonts w:cs="Arial"/>
               </w:rPr>
             </w:pPr>
+            <w:bookmarkStart w:id="63" w:name="_Toc134620894"/>
+            <w:r>
+              <w:rPr>
+                <w:rFonts w:cs="Arial"/>
+                <w:highlight w:val="yellow"/>
+              </w:rPr>
+              <w:t>[Branche]</w:t>
+            </w:r>
+            <w:bookmarkEnd w:id="63"/>
+            <w:r>
+              <w:rPr>
+                <w:rFonts w:cs="Arial"/>
+                <w:highlight w:val="yellow"/>
+              </w:rPr>
+              <w:t xml:space="preserve"> </w:t>
+            </w:r>
+            <w:r>
+              <w:rPr>
+                <w:rFonts w:cs="Arial"/>
+              </w:rPr>
+              <w:t>https://de.statista.com/statistik/kategorien/</w:t>
+            </w:r>
           </w:p>
         </w:tc>
       </w:tr>
@@ -8814,15 +8906,56 @@
                 <w:highlight w:val="yellow"/>
               </w:rPr>
             </w:pPr>
-            <w:bookmarkStart w:id="62" w:name="_Toc134620893"/>
+            <w:bookmarkStart w:id="64" w:name="_Toc134620895"/>
             <w:r>
               <w:rPr>
                 <w:b/>
                 <w:highlight w:val="yellow"/>
               </w:rPr>
-              <w:t>Geschäftszweig</w:t>
-            </w:r>
-            <w:bookmarkEnd w:id="62"/>
+              <w:t>Unternehmensgegenstand</w:t>
+            </w:r>
+            <w:bookmarkEnd w:id="64"/>
+          </w:p>
+          <w:p>
+            <w:pPr>
+              <w:jc w:val="left"/>
+              <w:rPr>
+                <w:b/>
+                <w:highlight w:val="yellow"/>
+              </w:rPr>
+            </w:pPr>
+            <w:bookmarkStart w:id="65" w:name="_Toc134620896"/>
+            <w:r>
+              <w:rPr>
+                <w:b/>
+                <w:highlight w:val="yellow"/>
+              </w:rPr>
+              <w:t xml:space="preserve">gemäß </w:t>
+            </w:r>
+            <w:r>
+              <w:rPr>
+                <w:b/>
+                <w:highlight w:val="yellow"/>
+              </w:rPr>
+              <w:t xml:space="preserve">Gesellschaftsregister / </w:t>
+            </w:r>
+          </w:p>
+          <w:p>
+            <w:pPr>
+              <w:jc w:val="left"/>
+              <w:rPr>
+                <w:b/>
+                <w:highlight w:val="yellow"/>
+              </w:rPr>
+            </w:pPr>
+            <w:r>
+              <w:rPr>
+                <w:b/>
+                <w:highlight w:val="yellow"/>
+              </w:rPr>
+              <w:t>Handelsregister</w:t>
+            </w:r>
+            <w:bookmarkEnd w:id="65"/>
           </w:p>
           <w:p>
             <w:pPr>
@@ -8850,27 +8983,11 @@
                 <w:rFonts w:cs="Arial"/>
               </w:rPr>
             </w:pPr>
-            <w:bookmarkStart w:id="63" w:name="_Toc134620894"/>
             <w:r>
               <w:rPr>
                 <w:rFonts w:cs="Arial"/>
-                <w:highlight w:val="yellow"/>
-              </w:rPr>
-              <w:t>[Branche]</w:t>
-            </w:r>
-            <w:bookmarkEnd w:id="63"/>
-            <w:r>
-              <w:rPr>
-                <w:rFonts w:cs="Arial"/>
-                <w:highlight w:val="yellow"/>
-              </w:rPr>
-              <w:t xml:space="preserve"> </w:t>
-            </w:r>
-            <w:r>
-              <w:rPr>
-                <w:rFonts w:cs="Arial"/>
-              </w:rPr>
-              <w:t>https://de.statista.com/statistik/kategorien/</w:t>
+              </w:rPr>
+              <w:t xml:space="preserve">FELD_Schuldner_Firma</w:t>
             </w:r>
           </w:p>
         </w:tc>
@@ -8894,56 +9011,15 @@
                 <w:highlight w:val="yellow"/>
               </w:rPr>
             </w:pPr>
-            <w:bookmarkStart w:id="64" w:name="_Toc134620895"/>
+            <w:bookmarkStart w:id="66" w:name="_Toc134620897"/>
             <w:r>
               <w:rPr>
                 <w:b/>
                 <w:highlight w:val="yellow"/>
               </w:rPr>
-              <w:t>Unternehmensgegenstand</w:t>
-            </w:r>
-            <w:bookmarkEnd w:id="64"/>
-          </w:p>
-          <w:p>
-            <w:pPr>
-              <w:jc w:val="left"/>
-              <w:rPr>
-                <w:b/>
-                <w:highlight w:val="yellow"/>
-              </w:rPr>
-            </w:pPr>
-            <w:bookmarkStart w:id="65" w:name="_Toc134620896"/>
-            <w:r>
-              <w:rPr>
-                <w:b/>
-                <w:highlight w:val="yellow"/>
-              </w:rPr>
-              <w:t xml:space="preserve">gemäß </w:t>
-            </w:r>
-            <w:r>
-              <w:rPr>
-                <w:b/>
-                <w:highlight w:val="yellow"/>
-              </w:rPr>
-              <w:t xml:space="preserve">Gesellschaftsregister / </w:t>
-            </w:r>
-          </w:p>
-          <w:p>
-            <w:pPr>
-              <w:jc w:val="left"/>
-              <w:rPr>
-                <w:b/>
-                <w:highlight w:val="yellow"/>
-              </w:rPr>
-            </w:pPr>
-            <w:r>
-              <w:rPr>
-                <w:b/>
-                <w:highlight w:val="yellow"/>
-              </w:rPr>
-              <w:t>Handelsregister</w:t>
-            </w:r>
-            <w:bookmarkEnd w:id="65"/>
+              <w:t>Arbeitnehmer</w:t>
+            </w:r>
+            <w:bookmarkEnd w:id="66"/>
           </w:p>
           <w:p>
             <w:pPr>
@@ -8971,64 +9047,12 @@
                 <w:rFonts w:cs="Arial"/>
               </w:rPr>
             </w:pPr>
-          </w:p>
-        </w:tc>
-      </w:tr>
-      <w:tr>
-        <w:tc>
-          <w:tcPr>
-            <w:tcW w:w="3431" w:type="dxa"/>
-            <w:tcBorders>
-              <w:top w:val="single" w:sz="4" w:space="0" w:color="auto"/>
-              <w:left w:val="single" w:sz="4" w:space="0" w:color="auto"/>
-              <w:bottom w:val="single" w:sz="4" w:space="0" w:color="auto"/>
-              <w:right w:val="single" w:sz="4" w:space="0" w:color="auto"/>
-            </w:tcBorders>
-          </w:tcPr>
-          <w:p>
-            <w:pPr>
-              <w:jc w:val="left"/>
-              <w:rPr>
-                <w:b/>
-                <w:highlight w:val="yellow"/>
-              </w:rPr>
-            </w:pPr>
-            <w:bookmarkStart w:id="66" w:name="_Toc134620897"/>
-            <w:r>
-              <w:rPr>
-                <w:b/>
-                <w:highlight w:val="yellow"/>
-              </w:rPr>
-              <w:t>Arbeitnehmer</w:t>
-            </w:r>
-            <w:bookmarkEnd w:id="66"/>
-          </w:p>
-          <w:p>
-            <w:pPr>
-              <w:jc w:val="left"/>
-              <w:rPr>
-                <w:b/>
-                <w:highlight w:val="yellow"/>
-              </w:rPr>
-            </w:pPr>
-          </w:p>
-        </w:tc>
-        <w:tc>
-          <w:tcPr>
-            <w:tcW w:w="4814" w:type="dxa"/>
-            <w:tcBorders>
-              <w:top w:val="single" w:sz="4" w:space="0" w:color="auto"/>
-              <w:left w:val="single" w:sz="4" w:space="0" w:color="auto"/>
-              <w:bottom w:val="single" w:sz="4" w:space="0" w:color="auto"/>
-              <w:right w:val="single" w:sz="4" w:space="0" w:color="auto"/>
-            </w:tcBorders>
-          </w:tcPr>
-          <w:p>
-            <w:pPr>
+            <w:r>
               <w:rPr>
                 <w:rFonts w:cs="Arial"/>
               </w:rPr>
-            </w:pPr>
+              <w:t xml:space="preserve">FELD_Arbeitnehmer_Anzahl</w:t>
+            </w:r>
           </w:p>
         </w:tc>
       </w:tr>
@@ -9768,6 +9792,12 @@
                 <w:bCs/>
               </w:rPr>
             </w:pPr>
+            <w:r>
+              <w:rPr>
+                <w:bCs/>
+              </w:rPr>
+              <w:t xml:space="preserve">FELD_Finanzamt</w:t>
+            </w:r>
           </w:p>
         </w:tc>
       </w:tr>
@@ -9797,6 +9827,61 @@
                 <w:b/>
               </w:rPr>
             </w:pPr>
+          </w:p>
+        </w:tc>
+        <w:tc>
+          <w:tcPr>
+            <w:tcW w:w="4985" w:type="dxa"/>
+          </w:tcPr>
+          <w:p>
+            <w:pPr>
+              <w:rPr>
+                <w:bCs/>
+              </w:rPr>
+            </w:pPr>
+            <w:r>
+              <w:rPr>
+                <w:bCs/>
+              </w:rPr>
+              <w:t xml:space="preserve">FELD_Steuernummer</w:t>
+            </w:r>
+          </w:p>
+        </w:tc>
+      </w:tr>
+      <w:tr>
+        <w:tc>
+          <w:tcPr>
+            <w:tcW w:w="3260" w:type="dxa"/>
+          </w:tcPr>
+          <w:p>
+            <w:pPr>
+              <w:rPr>
+                <w:b/>
+              </w:rPr>
+            </w:pPr>
+            <w:bookmarkStart w:id="73" w:name="_Toc134620912"/>
+            <w:r>
+              <w:rPr>
+                <w:b/>
+              </w:rPr>
+              <w:t>Wirtschaftsjahr</w:t>
+            </w:r>
+            <w:bookmarkEnd w:id="73"/>
+          </w:p>
+          <w:p>
+            <w:pPr>
+              <w:rPr>
+                <w:b/>
+              </w:rPr>
+            </w:pPr>
+            <w:bookmarkStart w:id="74" w:name="_Toc134620913"/>
+            <w:r>
+              <w:rPr>
+                <w:b/>
+              </w:rPr>
+              <w:t>USt-Versteuerung</w:t>
+            </w:r>
+            <w:bookmarkEnd w:id="74"/>
           </w:p>
         </w:tc>
         <w:tc>
@@ -9823,14 +9908,14 @@
                 <w:b/>
               </w:rPr>
             </w:pPr>
-            <w:bookmarkStart w:id="73" w:name="_Toc134620912"/>
+            <w:bookmarkStart w:id="75" w:name="_Toc134620914"/>
             <w:r>
               <w:rPr>
                 <w:b/>
               </w:rPr>
-              <w:t>Wirtschaftsjahr</w:t>
-            </w:r>
-            <w:bookmarkEnd w:id="73"/>
+              <w:t>Steuerliche Organschaft</w:t>
+            </w:r>
+            <w:bookmarkEnd w:id="75"/>
           </w:p>
           <w:p>
             <w:pPr>
@@ -9838,14 +9923,6 @@
                 <w:b/>
               </w:rPr>
             </w:pPr>
-            <w:bookmarkStart w:id="74" w:name="_Toc134620913"/>
-            <w:r>
-              <w:rPr>
-                <w:b/>
-              </w:rPr>
-              <w:t>USt-Versteuerung</w:t>
-            </w:r>
-            <w:bookmarkEnd w:id="74"/>
           </w:p>
         </w:tc>
         <w:tc>
@@ -9872,14 +9949,14 @@
                 <w:b/>
               </w:rPr>
             </w:pPr>
-            <w:bookmarkStart w:id="75" w:name="_Toc134620914"/>
+            <w:bookmarkStart w:id="76" w:name="_Toc134620915"/>
             <w:r>
               <w:rPr>
                 <w:b/>
               </w:rPr>
-              <w:t>Steuerliche Organschaft</w:t>
-            </w:r>
-            <w:bookmarkEnd w:id="75"/>
+              <w:t>Letzter Jahresabschluss</w:t>
+            </w:r>
+            <w:bookmarkEnd w:id="76"/>
           </w:p>
           <w:p>
             <w:pPr>
@@ -9899,47 +9976,12 @@
                 <w:bCs/>
               </w:rPr>
             </w:pPr>
-          </w:p>
-        </w:tc>
-      </w:tr>
-      <w:tr>
-        <w:tc>
-          <w:tcPr>
-            <w:tcW w:w="3260" w:type="dxa"/>
-          </w:tcPr>
-          <w:p>
-            <w:pPr>
-              <w:rPr>
-                <w:b/>
-              </w:rPr>
-            </w:pPr>
-            <w:bookmarkStart w:id="76" w:name="_Toc134620915"/>
-            <w:r>
-              <w:rPr>
-                <w:b/>
-              </w:rPr>
-              <w:t>Letzter Jahresabschluss</w:t>
-            </w:r>
-            <w:bookmarkEnd w:id="76"/>
-          </w:p>
-          <w:p>
-            <w:pPr>
-              <w:rPr>
-                <w:b/>
-              </w:rPr>
-            </w:pPr>
-          </w:p>
-        </w:tc>
-        <w:tc>
-          <w:tcPr>
-            <w:tcW w:w="4985" w:type="dxa"/>
-          </w:tcPr>
-          <w:p>
-            <w:pPr>
+            <w:r>
               <w:rPr>
                 <w:bCs/>
               </w:rPr>
-            </w:pPr>
+              <w:t xml:space="preserve">FELD_Letzter_Jahresabschluss</w:t>
+            </w:r>
           </w:p>
         </w:tc>
       </w:tr>
@@ -10081,6 +10123,12 @@
                 <w:bCs/>
               </w:rPr>
             </w:pPr>
+            <w:r>
+              <w:rPr>
+                <w:bCs/>
+              </w:rPr>
+              <w:t xml:space="preserve">FELD_SVTraeger</w:t>
+            </w:r>
           </w:p>
         </w:tc>
       </w:tr>
@@ -10124,6 +10172,12 @@
                 <w:bCs/>
               </w:rPr>
             </w:pPr>
+            <w:r>
+              <w:rPr>
+                <w:bCs/>
+              </w:rPr>
+              <w:t xml:space="preserve">FELD_Betriebsnummer</w:t>
+            </w:r>
           </w:p>
         </w:tc>
       </w:tr>
@@ -10226,6 +10280,12 @@
                 <w:bCs/>
               </w:rPr>
             </w:pPr>
+            <w:r>
+              <w:rPr>
+                <w:bCs/>
+              </w:rPr>
+              <w:t xml:space="preserve">FELD_Aelteste_Forderung</w:t>
+            </w:r>
           </w:p>
         </w:tc>
       </w:tr>
@@ -10328,6 +10388,12 @@
                 <w:bCs/>
               </w:rPr>
             </w:pPr>
+            <w:r>
+              <w:rPr>
+                <w:bCs/>
+              </w:rPr>
+              <w:t xml:space="preserve">FELD_Steuerberater</w:t>
+            </w:r>
           </w:p>
         </w:tc>
       </w:tr>
@@ -10383,6 +10449,12 @@
                 <w:bCs/>
               </w:rPr>
             </w:pPr>
+            <w:r>
+              <w:rPr>
+                <w:bCs/>
+              </w:rPr>
+              <w:t xml:space="preserve">FELD_Bankverbindungen</w:t>
+            </w:r>
           </w:p>
         </w:tc>
       </w:tr>
@@ -10438,6 +10510,12 @@
                 <w:bCs/>
               </w:rPr>
             </w:pPr>
+            <w:r>
+              <w:rPr>
+                <w:bCs/>
+              </w:rPr>
+              <w:t xml:space="preserve">FELD_Anderkonto</w:t>
+            </w:r>
           </w:p>
         </w:tc>
       </w:tr>
@@ -10507,6 +10585,12 @@
                 <w:bCs/>
               </w:rPr>
             </w:pPr>
+            <w:r>
+              <w:rPr>
+                <w:bCs/>
+              </w:rPr>
+              <w:t xml:space="preserve">FELD_Gerichtsvollzieher</w:t>
+            </w:r>
           </w:p>
         </w:tc>
       </w:tr>

--- a/gutachtenvorlagen/Gutachten Muster Personengesellschaft.docx
+++ b/gutachtenvorlagen/Gutachten Muster Personengesellschaft.docx
@@ -54,10 +54,10 @@
       <w:r>
         <w:t xml:space="preserve">sverfahren über das Vermögen </w:t>
       </w:r>
-      <w:bookmarkStart w:id="1" w:name="FELD_Schuldner_Artikel"/>
+      <w:bookmarkStart w:id="1" w:name="KI_Schuldner_Artikel"/>
       <w:proofErr w:type="spellStart"/>
       <w:r>
-        <w:t>FELD_Schuldner_Artikel</w:t>
+        <w:t>KI_Schuldner_Artikel</w:t>
       </w:r>
       <w:bookmarkEnd w:id="1"/>
       <w:proofErr w:type="spellEnd"/>
@@ -73,13 +73,13 @@
           <w:b/>
         </w:rPr>
       </w:pPr>
-      <w:bookmarkStart w:id="2" w:name="FELD_Akte_Bezeichnung"/>
+      <w:bookmarkStart w:id="2" w:name="KI_Akte_Bezeichnung"/>
       <w:proofErr w:type="spellStart"/>
       <w:r>
         <w:rPr>
           <w:b/>
         </w:rPr>
-        <w:t>FELD_Akte_Bezeichnung</w:t>
+        <w:t>KI_Akte_Bezeichnung</w:t>
       </w:r>
       <w:bookmarkEnd w:id="2"/>
       <w:proofErr w:type="spellEnd"/>
@@ -103,13 +103,13 @@
           <w:b/>
         </w:rPr>
       </w:pPr>
-      <w:bookmarkStart w:id="3" w:name="FELD_Schuldner_Adr"/>
+      <w:bookmarkStart w:id="3" w:name="KI_Schuldner_Adr"/>
       <w:proofErr w:type="spellStart"/>
       <w:r>
         <w:rPr>
           <w:b/>
         </w:rPr>
-        <w:t>FELD_Schuldner_Adr</w:t>
+        <w:t>KI_Schuldner_Adr</w:t>
       </w:r>
       <w:bookmarkEnd w:id="3"/>
       <w:proofErr w:type="spellEnd"/>
@@ -145,10 +145,10 @@
       <w:r>
         <w:t xml:space="preserve">Amtsgericht </w:t>
       </w:r>
-      <w:bookmarkStart w:id="4" w:name="FELD_Gericht_Ort"/>
+      <w:bookmarkStart w:id="4" w:name="KI_Gericht_Ort"/>
       <w:proofErr w:type="spellStart"/>
       <w:r>
-        <w:t>FELD_Gericht_Ort</w:t>
+        <w:t>KI_Gericht_Ort</w:t>
       </w:r>
       <w:bookmarkEnd w:id="4"/>
       <w:proofErr w:type="spellEnd"/>
@@ -169,13 +169,13 @@
         </w:rPr>
         <w:t xml:space="preserve">- </w:t>
       </w:r>
-      <w:bookmarkStart w:id="5" w:name="FELD_Akte_GerichtAZ"/>
+      <w:bookmarkStart w:id="5" w:name="KI_Akte_GerichtAZ"/>
       <w:proofErr w:type="spellStart"/>
       <w:r>
         <w:rPr>
           <w:highlight w:val="yellow"/>
         </w:rPr>
-        <w:t>FELD_Akte_GerichtAZ</w:t>
+        <w:t>KI_Akte_GerichtAZ</w:t>
       </w:r>
       <w:bookmarkEnd w:id="5"/>
       <w:proofErr w:type="spellEnd"/>
@@ -247,7 +247,7 @@
         <w:tab/>
         <w:t xml:space="preserve">RA </w:t>
       </w:r>
-      <w:bookmarkStart w:id="6" w:name="FELD_Verwalter_Name"/>
+      <w:bookmarkStart w:id="6" w:name="KI_Verwalter_Name"/>
       <w:proofErr w:type="spellStart"/>
       <w:r>
         <w:rPr>
@@ -256,7 +256,7 @@
           <w:color w:val="000000"/>
           <w:lang w:eastAsia="de-DE"/>
         </w:rPr>
-        <w:t>FELD_Verwalter_Name</w:t>
+        <w:t>KI_Verwalter_Name</w:t>
       </w:r>
       <w:bookmarkEnd w:id="6"/>
       <w:proofErr w:type="spellEnd"/>
@@ -398,7 +398,7 @@
         </w:rPr>
         <w:tab/>
       </w:r>
-      <w:bookmarkStart w:id="7" w:name="FELD_Verwalter_Adr"/>
+      <w:bookmarkStart w:id="7" w:name="KI_Verwalter_Adr"/>
       <w:proofErr w:type="spellStart"/>
       <w:r>
         <w:rPr>
@@ -406,7 +406,7 @@
           <w:color w:val="000000"/>
           <w:lang w:eastAsia="de-DE"/>
         </w:rPr>
-        <w:t>FELD_Verwalter_Adr</w:t>
+        <w:t>KI_Verwalter_Adr</w:t>
       </w:r>
       <w:bookmarkEnd w:id="7"/>
       <w:proofErr w:type="spellEnd"/>
@@ -536,14 +536,14 @@
         </w:rPr>
         <w:t xml:space="preserve">Amtsgericht </w:t>
       </w:r>
-      <w:bookmarkStart w:id="8" w:name="FELD_Gericht_Ort_002"/>
+      <w:bookmarkStart w:id="8" w:name="KI_Gericht_Ort_002"/>
       <w:proofErr w:type="spellStart"/>
       <w:r>
         <w:rPr>
           <w:rFonts w:eastAsia="Times New Roman" w:cs="Arial"/>
           <w:lang w:eastAsia="de-DE"/>
         </w:rPr>
-        <w:t>FELD_Gericht_Ort</w:t>
+        <w:t>KI_Gericht_Ort</w:t>
       </w:r>
       <w:bookmarkEnd w:id="8"/>
       <w:proofErr w:type="spellEnd"/>
@@ -599,7 +599,7 @@
         </w:rPr>
         <w:tab/>
       </w:r>
-      <w:bookmarkStart w:id="9" w:name="FELD_Akte_GerichtAZ_002"/>
+      <w:bookmarkStart w:id="9" w:name="KI_Akte_GerichtAZ_002"/>
       <w:proofErr w:type="spellStart"/>
       <w:r>
         <w:rPr>
@@ -607,7 +607,7 @@
           <w:b/>
           <w:lang w:eastAsia="de-DE"/>
         </w:rPr>
-        <w:t>FELD_Akte_GerichtAZ</w:t>
+        <w:t>KI_Akte_GerichtAZ</w:t>
       </w:r>
       <w:bookmarkEnd w:id="9"/>
       <w:proofErr w:type="spellEnd"/>
@@ -7074,10 +7074,10 @@
       <w:r>
         <w:t xml:space="preserve">Das Amtsgericht </w:t>
       </w:r>
-      <w:bookmarkStart w:id="16" w:name="FELD_Gericht_Ort_003"/>
+      <w:bookmarkStart w:id="16" w:name="KI_Gericht_Ort_003"/>
       <w:proofErr w:type="spellStart"/>
       <w:r>
-        <w:t>FELD_Gericht_Ort</w:t>
+        <w:t>KI_Gericht_Ort</w:t>
       </w:r>
       <w:bookmarkEnd w:id="16"/>
       <w:proofErr w:type="spellEnd"/>
@@ -7087,20 +7087,20 @@
       <w:r>
         <w:t xml:space="preserve"> </w:t>
       </w:r>
-      <w:bookmarkStart w:id="17" w:name="FELD_Verwalter_den_die"/>
+      <w:bookmarkStart w:id="17" w:name="KI_Verwalter_den_die"/>
       <w:proofErr w:type="spellStart"/>
       <w:r>
-        <w:t>FELD_Verwalter_den_die</w:t>
+        <w:t>KI_Verwalter_den_die</w:t>
       </w:r>
       <w:bookmarkEnd w:id="17"/>
       <w:proofErr w:type="spellEnd"/>
       <w:r>
         <w:t xml:space="preserve"> </w:t>
       </w:r>
-      <w:bookmarkStart w:id="18" w:name="FELD_Verwalter_Unterzeichner"/>
+      <w:bookmarkStart w:id="18" w:name="KI_Verwalter_Unterzeichner"/>
       <w:proofErr w:type="spellStart"/>
       <w:r>
-        <w:t>FELD_Verwalter_Unterzeichner</w:t>
+        <w:t>KI_Verwalter_Unterzeichner</w:t>
       </w:r>
       <w:bookmarkEnd w:id="18"/>
       <w:proofErr w:type="spellEnd"/>
@@ -7110,13 +7110,13 @@
       <w:r>
         <w:t xml:space="preserve">mit Beschluss vom </w:t>
       </w:r>
-      <w:bookmarkStart w:id="19" w:name="FELD_Akte_BeschlussDat"/>
+      <w:bookmarkStart w:id="19" w:name="KI_Akte_BeschlussDat"/>
       <w:proofErr w:type="spellStart"/>
       <w:r>
         <w:rPr>
           <w:highlight w:val="yellow"/>
         </w:rPr>
-        <w:t>FELD_Akte_BeschlussDat</w:t>
+        <w:t>KI_Akte_BeschlussDat</w:t>
       </w:r>
       <w:bookmarkEnd w:id="19"/>
       <w:proofErr w:type="spellEnd"/>
@@ -7138,10 +7138,10 @@
       <w:r>
         <w:t xml:space="preserve">sverfahren über das Vermögen </w:t>
       </w:r>
-      <w:bookmarkStart w:id="20" w:name="FELD_Schuldner_Artikel_002"/>
+      <w:bookmarkStart w:id="20" w:name="KI_Schuldner_Artikel_002"/>
       <w:proofErr w:type="spellStart"/>
       <w:r>
-        <w:t>FELD_Schuldner_Artikel</w:t>
+        <w:t>KI_Schuldner_Artikel</w:t>
       </w:r>
       <w:bookmarkEnd w:id="20"/>
       <w:proofErr w:type="spellEnd"/>
@@ -7161,13 +7161,13 @@
           <w:b/>
         </w:rPr>
       </w:pPr>
-      <w:bookmarkStart w:id="21" w:name="FELD_Akte_Bezeichnung_002"/>
+      <w:bookmarkStart w:id="21" w:name="KI_Akte_Bezeichnung_002"/>
       <w:proofErr w:type="spellStart"/>
       <w:r>
         <w:rPr>
           <w:b/>
         </w:rPr>
-        <w:t>FELD_Akte_Bezeichnung</w:t>
+        <w:t>KI_Akte_Bezeichnung</w:t>
       </w:r>
       <w:bookmarkEnd w:id="21"/>
       <w:proofErr w:type="spellEnd"/>
@@ -7258,20 +7258,20 @@
       <w:r>
         <w:t xml:space="preserve"> </w:t>
       </w:r>
-      <w:bookmarkStart w:id="22" w:name="FELD_Verwalter_der_die"/>
+      <w:bookmarkStart w:id="22" w:name="KI_Verwalter_der_die"/>
       <w:proofErr w:type="spellStart"/>
       <w:r>
-        <w:t>FELD_Verwalter_der_die</w:t>
+        <w:t>KI_Verwalter_der_die</w:t>
       </w:r>
       <w:bookmarkEnd w:id="22"/>
       <w:proofErr w:type="spellEnd"/>
       <w:r>
         <w:t xml:space="preserve"> </w:t>
       </w:r>
-      <w:bookmarkStart w:id="23" w:name="FELD_Verwalter_Unterzeichner_002"/>
+      <w:bookmarkStart w:id="23" w:name="KI_Verwalter_Unterzeichner_002"/>
       <w:proofErr w:type="spellStart"/>
       <w:r>
-        <w:t>FELD_Verwalter_Unterzeichner</w:t>
+        <w:t>KI_Verwalter_Unterzeichner</w:t>
       </w:r>
       <w:bookmarkEnd w:id="23"/>
       <w:proofErr w:type="spellEnd"/>
@@ -7397,20 +7397,20 @@
       <w:r>
         <w:t xml:space="preserve"> </w:t>
       </w:r>
-      <w:bookmarkStart w:id="28" w:name="FELD_Verwalter_dem_der"/>
+      <w:bookmarkStart w:id="28" w:name="KI_Verwalter_dem_der"/>
       <w:proofErr w:type="spellStart"/>
       <w:r>
-        <w:t>FELD_Verwalter_dem_der</w:t>
+        <w:t>KI_Verwalter_dem_der</w:t>
       </w:r>
       <w:bookmarkEnd w:id="28"/>
       <w:proofErr w:type="spellEnd"/>
       <w:r>
         <w:t xml:space="preserve"> </w:t>
       </w:r>
-      <w:bookmarkStart w:id="29" w:name="FELD_Verwalter_Unterzeichner_003"/>
+      <w:bookmarkStart w:id="29" w:name="KI_Verwalter_Unterzeichner_003"/>
       <w:proofErr w:type="spellStart"/>
       <w:r>
-        <w:t>FELD_Verwalter_Unterzeichner</w:t>
+        <w:t>KI_Verwalter_Unterzeichner</w:t>
       </w:r>
       <w:bookmarkEnd w:id="29"/>
       <w:proofErr w:type="spellEnd"/>
@@ -7454,20 +7454,20 @@
       <w:r>
         <w:t xml:space="preserve"> </w:t>
       </w:r>
-      <w:bookmarkStart w:id="30" w:name="FELD_Verwalter_dem_der_002"/>
+      <w:bookmarkStart w:id="30" w:name="KI_Verwalter_dem_der_002"/>
       <w:proofErr w:type="spellStart"/>
       <w:r>
-        <w:t>FELD_Verwalter_dem_der</w:t>
+        <w:t>KI_Verwalter_dem_der</w:t>
       </w:r>
       <w:bookmarkEnd w:id="30"/>
       <w:proofErr w:type="spellEnd"/>
       <w:r>
         <w:t xml:space="preserve"> </w:t>
       </w:r>
-      <w:bookmarkStart w:id="31" w:name="FELD_Verwalter_Unterzeichner_011"/>
+      <w:bookmarkStart w:id="31" w:name="KI_Verwalter_Unterzeichner_011"/>
       <w:proofErr w:type="spellStart"/>
       <w:r>
-        <w:t>FELD_Verwalter_Unterzeichner</w:t>
+        <w:t>KI_Verwalter_Unterzeichner</w:t>
       </w:r>
       <w:bookmarkEnd w:id="31"/>
       <w:proofErr w:type="spellEnd"/>
@@ -7532,13 +7532,13 @@
       <w:pPr>
         <w:ind w:left="720"/>
       </w:pPr>
-      <w:bookmarkStart w:id="32" w:name="FELD_Verwalter_Der_Die_Groß"/>
+      <w:bookmarkStart w:id="32" w:name="KI_Verwalter_Der_Die_Groß"/>
       <w:proofErr w:type="spellStart"/>
       <w:r>
         <w:rPr>
           <w:highlight w:val="yellow"/>
         </w:rPr>
-        <w:t>FELD_Verwalter_Der_Die_Groß</w:t>
+        <w:t>KI_Verwalter_Der_Die_Groß</w:t>
       </w:r>
       <w:bookmarkEnd w:id="32"/>
       <w:proofErr w:type="spellEnd"/>
@@ -7548,13 +7548,13 @@
         </w:rPr>
         <w:t xml:space="preserve"> </w:t>
       </w:r>
-      <w:bookmarkStart w:id="33" w:name="FELD_Verwalter_Unterzeichner_005"/>
+      <w:bookmarkStart w:id="33" w:name="KI_Verwalter_Unterzeichner_005"/>
       <w:proofErr w:type="spellStart"/>
       <w:r>
         <w:rPr>
           <w:highlight w:val="yellow"/>
         </w:rPr>
-        <w:t>FELD_Verwalter_Unterzeichner</w:t>
+        <w:t>KI_Verwalter_Unterzeichner</w:t>
       </w:r>
       <w:bookmarkEnd w:id="33"/>
       <w:proofErr w:type="spellEnd"/>
@@ -7617,20 +7617,20 @@
       <w:r>
         <w:t xml:space="preserve"> </w:t>
       </w:r>
-      <w:bookmarkStart w:id="35" w:name="FELD_Verwalter_den_die_002"/>
+      <w:bookmarkStart w:id="35" w:name="KI_Verwalter_den_die_002"/>
       <w:proofErr w:type="spellStart"/>
       <w:r>
-        <w:t>FELD_Verwalter_den_die</w:t>
+        <w:t>KI_Verwalter_den_die</w:t>
       </w:r>
       <w:bookmarkEnd w:id="35"/>
       <w:proofErr w:type="spellEnd"/>
       <w:r>
         <w:t xml:space="preserve"> </w:t>
       </w:r>
-      <w:bookmarkStart w:id="36" w:name="FELD_Verwalter_Unterzeichner_006"/>
+      <w:bookmarkStart w:id="36" w:name="KI_Verwalter_Unterzeichner_006"/>
       <w:proofErr w:type="spellStart"/>
       <w:r>
-        <w:t>FELD_Verwalter_Unterzeichner</w:t>
+        <w:t>KI_Verwalter_Unterzeichner</w:t>
       </w:r>
       <w:bookmarkEnd w:id="36"/>
       <w:proofErr w:type="spellEnd"/>
@@ -7903,13 +7903,13 @@
         </w:rPr>
         <w:t xml:space="preserve">i </w:t>
       </w:r>
-      <w:bookmarkStart w:id="42" w:name="FELD_Verwalter_des_der_002"/>
+      <w:bookmarkStart w:id="42" w:name="KI_Verwalter_des_der_002"/>
       <w:proofErr w:type="spellStart"/>
       <w:r>
         <w:rPr>
           <w:highlight w:val="yellow"/>
         </w:rPr>
-        <w:t>FELD_Verwalter_des_</w:t>
+        <w:t>KI_Verwalter_des_</w:t>
       </w:r>
       <w:proofErr w:type="gramStart"/>
       <w:r>
@@ -7926,7 +7926,7 @@
         </w:rPr>
         <w:t xml:space="preserve">  </w:t>
       </w:r>
-      <w:bookmarkStart w:id="43" w:name="FELD_Verwalter_Unterzeichner_Genitiv_002"/>
+      <w:bookmarkStart w:id="43" w:name="KI_Verwalter_Unterzeichner_Genitiv_002"/>
       <w:proofErr w:type="spellStart"/>
       <w:r>
         <w:rPr>
@@ -8622,7 +8622,7 @@
               <w:rPr>
                 <w:rFonts w:cs="Arial"/>
               </w:rPr>
-              <w:t xml:space="preserve">FELD_Antragsteller_Name</w:t>
+              <w:t xml:space="preserve">KI_Antragsteller_Name</w:t>
             </w:r>
           </w:p>
         </w:tc>
@@ -8686,7 +8686,7 @@
               <w:rPr>
                 <w:rFonts w:cs="Arial"/>
               </w:rPr>
-              <w:t xml:space="preserve">FELD_Verfahren_Eroeffnungsgrund</w:t>
+              <w:t xml:space="preserve">KI_Verfahren_Eroeffnungsgrund</w:t>
             </w:r>
           </w:p>
         </w:tc>
@@ -8987,7 +8987,7 @@
               <w:rPr>
                 <w:rFonts w:cs="Arial"/>
               </w:rPr>
-              <w:t xml:space="preserve">FELD_Schuldner_Firma</w:t>
+              <w:t xml:space="preserve">KI_Schuldner_Firma</w:t>
             </w:r>
           </w:p>
         </w:tc>
@@ -9051,7 +9051,7 @@
               <w:rPr>
                 <w:rFonts w:cs="Arial"/>
               </w:rPr>
-              <w:t xml:space="preserve">FELD_Arbeitnehmer_Anzahl</w:t>
+              <w:t xml:space="preserve">KI_Arbeitnehmer_Anzahl</w:t>
             </w:r>
           </w:p>
         </w:tc>
@@ -9796,7 +9796,7 @@
               <w:rPr>
                 <w:bCs/>
               </w:rPr>
-              <w:t xml:space="preserve">FELD_Finanzamt</w:t>
+              <w:t xml:space="preserve">KI_Finanzamt</w:t>
             </w:r>
           </w:p>
         </w:tc>
@@ -9843,7 +9843,7 @@
               <w:rPr>
                 <w:bCs/>
               </w:rPr>
-              <w:t xml:space="preserve">FELD_Steuernummer</w:t>
+              <w:t xml:space="preserve">KI_Steuernummer</w:t>
             </w:r>
           </w:p>
         </w:tc>
@@ -9980,7 +9980,7 @@
               <w:rPr>
                 <w:bCs/>
               </w:rPr>
-              <w:t xml:space="preserve">FELD_Letzter_Jahresabschluss</w:t>
+              <w:t xml:space="preserve">KI_Letzter_Jahresabschluss</w:t>
             </w:r>
           </w:p>
         </w:tc>
@@ -10127,7 +10127,7 @@
               <w:rPr>
                 <w:bCs/>
               </w:rPr>
-              <w:t xml:space="preserve">FELD_SVTraeger</w:t>
+              <w:t xml:space="preserve">KI_SVTraeger</w:t>
             </w:r>
           </w:p>
         </w:tc>
@@ -10176,7 +10176,7 @@
               <w:rPr>
                 <w:bCs/>
               </w:rPr>
-              <w:t xml:space="preserve">FELD_Betriebsnummer</w:t>
+              <w:t xml:space="preserve">KI_Betriebsnummer</w:t>
             </w:r>
           </w:p>
         </w:tc>
@@ -10284,7 +10284,7 @@
               <w:rPr>
                 <w:bCs/>
               </w:rPr>
-              <w:t xml:space="preserve">FELD_Aelteste_Forderung</w:t>
+              <w:t xml:space="preserve">KI_Aelteste_Forderung</w:t>
             </w:r>
           </w:p>
         </w:tc>
@@ -10392,7 +10392,7 @@
               <w:rPr>
                 <w:bCs/>
               </w:rPr>
-              <w:t xml:space="preserve">FELD_Steuerberater</w:t>
+              <w:t xml:space="preserve">KI_Steuerberater</w:t>
             </w:r>
           </w:p>
         </w:tc>
@@ -10453,7 +10453,7 @@
               <w:rPr>
                 <w:bCs/>
               </w:rPr>
-              <w:t xml:space="preserve">FELD_Bankverbindungen</w:t>
+              <w:t xml:space="preserve">KI_Bankverbindungen</w:t>
             </w:r>
           </w:p>
         </w:tc>
@@ -10514,7 +10514,7 @@
               <w:rPr>
                 <w:bCs/>
               </w:rPr>
-              <w:t xml:space="preserve">FELD_Anderkonto</w:t>
+              <w:t xml:space="preserve">KI_Anderkonto</w:t>
             </w:r>
           </w:p>
         </w:tc>
@@ -10589,7 +10589,7 @@
               <w:rPr>
                 <w:bCs/>
               </w:rPr>
-              <w:t xml:space="preserve">FELD_Gerichtsvollzieher</w:t>
+              <w:t xml:space="preserve">KI_Gerichtsvollzieher</w:t>
             </w:r>
           </w:p>
         </w:tc>
@@ -10674,30 +10674,30 @@
       <w:r>
         <w:t xml:space="preserve"> </w:t>
       </w:r>
-      <w:bookmarkStart w:id="93" w:name="FELD_Verwalter_den_die_003"/>
+      <w:bookmarkStart w:id="93" w:name="KI_Verwalter_den_die_003"/>
       <w:proofErr w:type="spellStart"/>
       <w:r>
-        <w:t>FELD_Verwalter_den_die</w:t>
+        <w:t>KI_Verwalter_den_die</w:t>
       </w:r>
       <w:bookmarkEnd w:id="93"/>
       <w:proofErr w:type="spellEnd"/>
       <w:r>
         <w:t xml:space="preserve"> </w:t>
       </w:r>
-      <w:bookmarkStart w:id="94" w:name="FELD_Verwalter_Unterzeichner_007"/>
+      <w:bookmarkStart w:id="94" w:name="KI_Verwalter_Unterzeichner_007"/>
       <w:proofErr w:type="spellStart"/>
       <w:r>
-        <w:t>FELD_Verwalter_Unterzeichner</w:t>
+        <w:t>KI_Verwalter_Unterzeichner</w:t>
       </w:r>
       <w:bookmarkEnd w:id="94"/>
       <w:proofErr w:type="spellEnd"/>
       <w:r>
         <w:t xml:space="preserve"> </w:t>
       </w:r>
-      <w:bookmarkStart w:id="95" w:name="FELD_Verwalter_zum_zur"/>
+      <w:bookmarkStart w:id="95" w:name="KI_Verwalter_zum_zur"/>
       <w:proofErr w:type="spellStart"/>
       <w:r>
-        <w:t>FELD_Verwalter_zum_zur</w:t>
+        <w:t>KI_Verwalter_zum_zur</w:t>
       </w:r>
       <w:bookmarkEnd w:id="95"/>
       <w:proofErr w:type="spellEnd"/>
@@ -10713,13 +10713,13 @@
         </w:rPr>
         <w:t xml:space="preserve">und mit Beschluss vom </w:t>
       </w:r>
-      <w:bookmarkStart w:id="96" w:name="FELD_Akte_VorlVerfahrDat"/>
+      <w:bookmarkStart w:id="96" w:name="KI_Akte_VorlVerfahrDat"/>
       <w:proofErr w:type="spellStart"/>
       <w:r>
         <w:rPr>
           <w:highlight w:val="yellow"/>
         </w:rPr>
-        <w:t>FELD_Akte_VorlVerfahrDat</w:t>
+        <w:t>KI_Akte_VorlVerfahrDat</w:t>
       </w:r>
       <w:bookmarkEnd w:id="96"/>
       <w:proofErr w:type="spellEnd"/>
@@ -11242,20 +11242,20 @@
       <w:r>
         <w:t xml:space="preserve"> </w:t>
       </w:r>
-      <w:bookmarkStart w:id="104" w:name="FELD_Verwalter_Der_Die_Groß_002"/>
+      <w:bookmarkStart w:id="104" w:name="KI_Verwalter_Der_Die_Groß_002"/>
       <w:proofErr w:type="spellStart"/>
       <w:r>
-        <w:t>FELD_Verwalter_Der_Die_Groß</w:t>
+        <w:t>KI_Verwalter_Der_Die_Groß</w:t>
       </w:r>
       <w:bookmarkEnd w:id="104"/>
       <w:proofErr w:type="spellEnd"/>
       <w:r>
         <w:t xml:space="preserve"> </w:t>
       </w:r>
-      <w:bookmarkStart w:id="105" w:name="FELD_Verwalter_Unterzeichner_008"/>
+      <w:bookmarkStart w:id="105" w:name="KI_Verwalter_Unterzeichner_008"/>
       <w:proofErr w:type="spellStart"/>
       <w:r>
-        <w:t>FELD_Verwalter_Unterzeichner</w:t>
+        <w:t>KI_Verwalter_Unterzeichner</w:t>
       </w:r>
       <w:bookmarkEnd w:id="105"/>
       <w:proofErr w:type="spellEnd"/>
@@ -11268,10 +11268,10 @@
       <w:r>
         <w:t xml:space="preserve"> </w:t>
       </w:r>
-      <w:bookmarkStart w:id="106" w:name="FELD_Verwalter_zum_zur_002"/>
+      <w:bookmarkStart w:id="106" w:name="KI_Verwalter_zum_zur_002"/>
       <w:proofErr w:type="spellStart"/>
       <w:r>
-        <w:t>FELD_Verwalter_zum_zur</w:t>
+        <w:t>KI_Verwalter_zum_zur</w:t>
       </w:r>
       <w:bookmarkEnd w:id="106"/>
       <w:proofErr w:type="spellEnd"/>
@@ -11376,20 +11376,20 @@
       <w:r>
         <w:t xml:space="preserve"> </w:t>
       </w:r>
-      <w:bookmarkStart w:id="109" w:name="FELD_Verwalter_der_die_002"/>
+      <w:bookmarkStart w:id="109" w:name="KI_Verwalter_der_die_002"/>
       <w:proofErr w:type="spellStart"/>
       <w:r>
-        <w:t>FELD_Verwalter_der_die</w:t>
+        <w:t>KI_Verwalter_der_die</w:t>
       </w:r>
       <w:bookmarkEnd w:id="109"/>
       <w:proofErr w:type="spellEnd"/>
       <w:r>
         <w:t xml:space="preserve"> </w:t>
       </w:r>
-      <w:bookmarkStart w:id="110" w:name="FELD_Verwalter_Unterzeichner_009"/>
+      <w:bookmarkStart w:id="110" w:name="KI_Verwalter_Unterzeichner_009"/>
       <w:proofErr w:type="spellStart"/>
       <w:r>
-        <w:t>FELD_Verwalter_Unterzeichner</w:t>
+        <w:t>KI_Verwalter_Unterzeichner</w:t>
       </w:r>
       <w:bookmarkEnd w:id="110"/>
       <w:proofErr w:type="spellEnd"/>
@@ -11847,7 +11847,7 @@
         </w:rPr>
         <w:t xml:space="preserve"> </w:t>
       </w:r>
-      <w:bookmarkStart w:id="124" w:name="FELD_Verwalter_Der_Die_Groß_003"/>
+      <w:bookmarkStart w:id="124" w:name="KI_Verwalter_Der_Die_Groß_003"/>
       <w:proofErr w:type="spellStart"/>
       <w:r>
         <w:rPr>
@@ -11855,7 +11855,7 @@
           <w:color w:val="000000"/>
           <w:lang w:eastAsia="de-DE"/>
         </w:rPr>
-        <w:t>FELD_Verwalter_Der_Die_Groß</w:t>
+        <w:t>KI_Verwalter_Der_Die_Groß</w:t>
       </w:r>
       <w:bookmarkEnd w:id="124"/>
       <w:proofErr w:type="spellEnd"/>
@@ -11867,7 +11867,7 @@
         </w:rPr>
         <w:t xml:space="preserve"> </w:t>
       </w:r>
-      <w:bookmarkStart w:id="125" w:name="FELD_Verwalter_Unterzeichner_010"/>
+      <w:bookmarkStart w:id="125" w:name="KI_Verwalter_Unterzeichner_010"/>
       <w:proofErr w:type="spellStart"/>
       <w:r>
         <w:rPr>
@@ -11875,7 +11875,7 @@
           <w:color w:val="000000"/>
           <w:lang w:eastAsia="de-DE"/>
         </w:rPr>
-        <w:t>FELD_Verwalter_Unterzeichner</w:t>
+        <w:t>KI_Verwalter_Unterzeichner</w:t>
       </w:r>
       <w:bookmarkEnd w:id="125"/>
       <w:proofErr w:type="spellEnd"/>
@@ -12302,7 +12302,7 @@
           <w:lang w:eastAsia="de-DE"/>
         </w:rPr>
       </w:pPr>
-      <w:bookmarkStart w:id="146" w:name="FELD_Schuldner_Der_Die_Groß"/>
+      <w:bookmarkStart w:id="146" w:name="KI_Schuldner_Der_Die_Groß"/>
       <w:bookmarkStart w:id="147" w:name="_Hlk77953401"/>
       <w:proofErr w:type="spellStart"/>
       <w:r>
@@ -12311,7 +12311,7 @@
           <w:color w:val="000000"/>
           <w:lang w:eastAsia="de-DE"/>
         </w:rPr>
-        <w:t>FELD_Schuldner_Der_Die_Groß</w:t>
+        <w:t>KI_Schuldner_Der_Die_Groß</w:t>
       </w:r>
       <w:bookmarkEnd w:id="146"/>
       <w:proofErr w:type="spellEnd"/>
@@ -12323,7 +12323,7 @@
         </w:rPr>
         <w:t xml:space="preserve"> </w:t>
       </w:r>
-      <w:bookmarkStart w:id="148" w:name="FELD_Schuldner_Schuldnerin"/>
+      <w:bookmarkStart w:id="148" w:name="KI_Schuldner_Schuldnerin"/>
       <w:proofErr w:type="spellStart"/>
       <w:r>
         <w:rPr>
@@ -12331,7 +12331,7 @@
           <w:color w:val="000000"/>
           <w:lang w:eastAsia="de-DE"/>
         </w:rPr>
-        <w:t>FELD_Schuldner_Schuldnerin</w:t>
+        <w:t>KI_Schuldner_Schuldnerin</w:t>
       </w:r>
       <w:bookmarkEnd w:id="148"/>
       <w:proofErr w:type="spellEnd"/>
@@ -12367,7 +12367,7 @@
         </w:rPr>
         <w:t xml:space="preserve"> </w:t>
       </w:r>
-      <w:bookmarkStart w:id="149" w:name="FELD_Verwalter_Der_Die_Groß_004"/>
+      <w:bookmarkStart w:id="149" w:name="KI_Verwalter_Der_Die_Groß_004"/>
       <w:proofErr w:type="spellStart"/>
       <w:r>
         <w:rPr>
@@ -12375,7 +12375,7 @@
           <w:color w:val="000000"/>
           <w:lang w:eastAsia="de-DE"/>
         </w:rPr>
-        <w:t>FELD_Verwalter_Der_Die_Groß</w:t>
+        <w:t>KI_Verwalter_Der_Die_Groß</w:t>
       </w:r>
       <w:bookmarkEnd w:id="149"/>
       <w:proofErr w:type="spellEnd"/>
@@ -12387,7 +12387,7 @@
         </w:rPr>
         <w:t xml:space="preserve"> </w:t>
       </w:r>
-      <w:bookmarkStart w:id="150" w:name="FELD_Verwalter_Unterzeichner_012"/>
+      <w:bookmarkStart w:id="150" w:name="KI_Verwalter_Unterzeichner_012"/>
       <w:proofErr w:type="spellStart"/>
       <w:r>
         <w:rPr>
@@ -12395,7 +12395,7 @@
           <w:color w:val="000000"/>
           <w:lang w:eastAsia="de-DE"/>
         </w:rPr>
-        <w:t>FELD_Verwalter_Unterzeichner</w:t>
+        <w:t>KI_Verwalter_Unterzeichner</w:t>
       </w:r>
       <w:bookmarkEnd w:id="150"/>
       <w:proofErr w:type="spellEnd"/>
@@ -13535,13 +13535,13 @@
         </w:rPr>
         <w:t xml:space="preserve"> </w:t>
       </w:r>
-      <w:bookmarkStart w:id="171" w:name="FELD_Verwalter_der_die_003"/>
+      <w:bookmarkStart w:id="171" w:name="KI_Verwalter_der_die_003"/>
       <w:proofErr w:type="spellStart"/>
       <w:r>
         <w:rPr>
           <w:lang w:eastAsia="de-DE"/>
         </w:rPr>
-        <w:t>FELD_Verwalter_der_die</w:t>
+        <w:t>KI_Verwalter_der_die</w:t>
       </w:r>
       <w:bookmarkEnd w:id="171"/>
       <w:proofErr w:type="spellEnd"/>
@@ -13551,13 +13551,13 @@
         </w:rPr>
         <w:t xml:space="preserve"> </w:t>
       </w:r>
-      <w:bookmarkStart w:id="172" w:name="FELD_Verwalter_Unterzeichner_013"/>
+      <w:bookmarkStart w:id="172" w:name="KI_Verwalter_Unterzeichner_013"/>
       <w:proofErr w:type="spellStart"/>
       <w:r>
         <w:rPr>
           <w:lang w:eastAsia="de-DE"/>
         </w:rPr>
-        <w:t>FELD_Verwalter_Unterzeichner</w:t>
+        <w:t>KI_Verwalter_Unterzeichner</w:t>
       </w:r>
       <w:bookmarkEnd w:id="172"/>
       <w:proofErr w:type="spellEnd"/>
@@ -13579,13 +13579,13 @@
         </w:rPr>
         <w:t xml:space="preserve"> </w:t>
       </w:r>
-      <w:bookmarkStart w:id="173" w:name="FELD_Verwalter_der_die_004"/>
+      <w:bookmarkStart w:id="173" w:name="KI_Verwalter_der_die_004"/>
       <w:proofErr w:type="spellStart"/>
       <w:r>
         <w:rPr>
           <w:lang w:eastAsia="de-DE"/>
         </w:rPr>
-        <w:t>FELD_Verwalter_der_die</w:t>
+        <w:t>KI_Verwalter_der_die</w:t>
       </w:r>
       <w:bookmarkEnd w:id="173"/>
       <w:proofErr w:type="spellEnd"/>
@@ -13595,13 +13595,13 @@
         </w:rPr>
         <w:t xml:space="preserve"> </w:t>
       </w:r>
-      <w:bookmarkStart w:id="174" w:name="FELD_Verwalter_Unterzeichner_014"/>
+      <w:bookmarkStart w:id="174" w:name="KI_Verwalter_Unterzeichner_014"/>
       <w:proofErr w:type="spellStart"/>
       <w:r>
         <w:rPr>
           <w:lang w:eastAsia="de-DE"/>
         </w:rPr>
-        <w:t>FELD_Verwalter_Unterzeichner</w:t>
+        <w:t>KI_Verwalter_Unterzeichner</w:t>
       </w:r>
       <w:bookmarkEnd w:id="174"/>
       <w:proofErr w:type="spellEnd"/>
@@ -13804,7 +13804,7 @@
           <w:lang w:eastAsia="de-DE"/>
         </w:rPr>
       </w:pPr>
-      <w:bookmarkStart w:id="178" w:name="FELD_Verwalter_Der_Die_Groß_005"/>
+      <w:bookmarkStart w:id="178" w:name="KI_Verwalter_Der_Die_Groß_005"/>
       <w:proofErr w:type="spellStart"/>
       <w:r>
         <w:rPr>
@@ -13812,7 +13812,7 @@
           <w:color w:val="000000"/>
           <w:lang w:eastAsia="de-DE"/>
         </w:rPr>
-        <w:t>FELD_Verwalter_Der_Die_Groß</w:t>
+        <w:t>KI_Verwalter_Der_Die_Groß</w:t>
       </w:r>
       <w:bookmarkEnd w:id="178"/>
       <w:proofErr w:type="spellEnd"/>
@@ -13824,7 +13824,7 @@
         </w:rPr>
         <w:t xml:space="preserve"> </w:t>
       </w:r>
-      <w:bookmarkStart w:id="179" w:name="FELD_Verwalter_Unterzeichner_015"/>
+      <w:bookmarkStart w:id="179" w:name="KI_Verwalter_Unterzeichner_015"/>
       <w:proofErr w:type="spellStart"/>
       <w:r>
         <w:rPr>
@@ -13832,7 +13832,7 @@
           <w:color w:val="000000"/>
           <w:lang w:eastAsia="de-DE"/>
         </w:rPr>
-        <w:t>FELD_Verwalter_Unterzeichner</w:t>
+        <w:t>KI_Verwalter_Unterzeichner</w:t>
       </w:r>
       <w:bookmarkEnd w:id="179"/>
       <w:proofErr w:type="spellEnd"/>
@@ -14212,20 +14212,20 @@
       <w:r>
         <w:t xml:space="preserve"> </w:t>
       </w:r>
-      <w:bookmarkStart w:id="190" w:name="FELD_Verwalter_der_die_005"/>
+      <w:bookmarkStart w:id="190" w:name="KI_Verwalter_der_die_005"/>
       <w:proofErr w:type="spellStart"/>
       <w:r>
-        <w:t>FELD_Verwalter_der_die</w:t>
+        <w:t>KI_Verwalter_der_die</w:t>
       </w:r>
       <w:bookmarkEnd w:id="190"/>
       <w:proofErr w:type="spellEnd"/>
       <w:r>
         <w:t xml:space="preserve"> </w:t>
       </w:r>
-      <w:bookmarkStart w:id="191" w:name="FELD_Verwalter_Unterzeichner_016"/>
+      <w:bookmarkStart w:id="191" w:name="KI_Verwalter_Unterzeichner_016"/>
       <w:proofErr w:type="spellStart"/>
       <w:r>
-        <w:t>FELD_Verwalter_Unterzeichner</w:t>
+        <w:t>KI_Verwalter_Unterzeichner</w:t>
       </w:r>
       <w:bookmarkEnd w:id="191"/>
       <w:proofErr w:type="spellEnd"/>
@@ -14283,20 +14283,20 @@
       <w:r>
         <w:t xml:space="preserve"> </w:t>
       </w:r>
-      <w:bookmarkStart w:id="193" w:name="FELD_Verwalter_der_die_006"/>
+      <w:bookmarkStart w:id="193" w:name="KI_Verwalter_der_die_006"/>
       <w:proofErr w:type="spellStart"/>
       <w:r>
-        <w:t>FELD_Verwalter_der_die</w:t>
+        <w:t>KI_Verwalter_der_die</w:t>
       </w:r>
       <w:bookmarkEnd w:id="193"/>
       <w:proofErr w:type="spellEnd"/>
       <w:r>
         <w:t xml:space="preserve"> </w:t>
       </w:r>
-      <w:bookmarkStart w:id="194" w:name="FELD_Verwalter_Unterzeichner_017"/>
+      <w:bookmarkStart w:id="194" w:name="KI_Verwalter_Unterzeichner_017"/>
       <w:proofErr w:type="spellStart"/>
       <w:r>
-        <w:t>FELD_Verwalter_Unterzeichner</w:t>
+        <w:t>KI_Verwalter_Unterzeichner</w:t>
       </w:r>
       <w:bookmarkEnd w:id="194"/>
       <w:proofErr w:type="spellEnd"/>
@@ -15291,13 +15291,13 @@
         </w:rPr>
         <w:t xml:space="preserve">Der Unterzeichner hat bei der </w:t>
       </w:r>
-      <w:bookmarkStart w:id="210" w:name="FELD_Anderkonto_Bank"/>
+      <w:bookmarkStart w:id="210" w:name="KI_Anderkonto_Bank"/>
       <w:proofErr w:type="spellStart"/>
       <w:r>
         <w:rPr>
           <w:rFonts w:cs="Arial"/>
         </w:rPr>
-        <w:t>FELD_Anderkonto_Bank</w:t>
+        <w:t>KI_Anderkonto_Bank</w:t>
       </w:r>
       <w:bookmarkEnd w:id="210"/>
       <w:proofErr w:type="spellEnd"/>
@@ -15307,12 +15307,12 @@
         </w:rPr>
         <w:t xml:space="preserve"> ein Insolvenz-Sonderkonto mit der IBAN: </w:t>
       </w:r>
-      <w:bookmarkStart w:id="211" w:name="FELD_ANDERKONTO_IBAN"/>
+      <w:bookmarkStart w:id="211" w:name="KI_ANDERKONTO_IBAN"/>
       <w:r>
         <w:rPr>
           <w:rFonts w:cs="Arial"/>
         </w:rPr>
-        <w:t>FELD_ANDERKONTO_IBAN</w:t>
+        <w:t>KI_ANDERKONTO_IBAN</w:t>
       </w:r>
       <w:bookmarkEnd w:id="211"/>
       <w:r>
@@ -16783,20 +16783,20 @@
       <w:r>
         <w:t xml:space="preserve"> </w:t>
       </w:r>
-      <w:bookmarkStart w:id="237" w:name="FELD_Verwalter_des_der_003"/>
+      <w:bookmarkStart w:id="237" w:name="KI_Verwalter_des_der_003"/>
       <w:proofErr w:type="spellStart"/>
       <w:r>
-        <w:t>FELD_Verwalter_des_der</w:t>
+        <w:t>KI_Verwalter_des_der</w:t>
       </w:r>
       <w:bookmarkEnd w:id="237"/>
       <w:proofErr w:type="spellEnd"/>
       <w:r>
         <w:t xml:space="preserve"> </w:t>
       </w:r>
-      <w:bookmarkStart w:id="238" w:name="FELD_Verwalter_Unterzeichner_Genitiv_003"/>
+      <w:bookmarkStart w:id="238" w:name="KI_Verwalter_Unterzeichner_Genitiv_003"/>
       <w:proofErr w:type="spellStart"/>
       <w:r>
-        <w:t>FELD_Verwalter_Unterzeichner_Genitiv</w:t>
+        <w:t>KI_Verwalter_Unterzeichner_Genitiv</w:t>
       </w:r>
       <w:bookmarkEnd w:id="238"/>
       <w:proofErr w:type="spellEnd"/>
@@ -16873,13 +16873,13 @@
         </w:rPr>
         <w:t xml:space="preserve"> </w:t>
       </w:r>
-      <w:bookmarkStart w:id="239" w:name="FELD_Verwalter_der_die_007"/>
+      <w:bookmarkStart w:id="239" w:name="KI_Verwalter_der_die_007"/>
       <w:proofErr w:type="spellStart"/>
       <w:r>
         <w:rPr>
           <w:highlight w:val="yellow"/>
         </w:rPr>
-        <w:t>FELD_Verwalter_der_die</w:t>
+        <w:t>KI_Verwalter_der_die</w:t>
       </w:r>
       <w:bookmarkEnd w:id="239"/>
       <w:proofErr w:type="spellEnd"/>
@@ -16889,13 +16889,13 @@
         </w:rPr>
         <w:t xml:space="preserve"> </w:t>
       </w:r>
-      <w:bookmarkStart w:id="240" w:name="FELD_Verwalter_Unterzeichner_018"/>
+      <w:bookmarkStart w:id="240" w:name="KI_Verwalter_Unterzeichner_018"/>
       <w:proofErr w:type="spellStart"/>
       <w:r>
         <w:rPr>
           <w:highlight w:val="yellow"/>
         </w:rPr>
-        <w:t>FELD_Verwalter_Unterzeichner</w:t>
+        <w:t>KI_Verwalter_Unterzeichner</w:t>
       </w:r>
       <w:bookmarkEnd w:id="240"/>
       <w:proofErr w:type="spellEnd"/>
@@ -17895,20 +17895,20 @@
       <w:pPr>
         <w:spacing w:line="240" w:lineRule="auto"/>
       </w:pPr>
-      <w:bookmarkStart w:id="259" w:name="FELD_Verwalter_Diktatzeichen"/>
+      <w:bookmarkStart w:id="259" w:name="KI_Verwalter_Diktatzeichen"/>
       <w:proofErr w:type="spellStart"/>
       <w:r>
-        <w:t>FELD_Verwalter_Diktatzeichen</w:t>
+        <w:t>KI_Verwalter_Diktatzeichen</w:t>
       </w:r>
       <w:bookmarkEnd w:id="259"/>
       <w:proofErr w:type="spellEnd"/>
       <w:r>
         <w:t xml:space="preserve"> </w:t>
       </w:r>
-      <w:bookmarkStart w:id="260" w:name="FELD_Verwalter_Name_002"/>
+      <w:bookmarkStart w:id="260" w:name="KI_Verwalter_Name_002"/>
       <w:proofErr w:type="spellStart"/>
       <w:r>
-        <w:t>FELD_Verwalter_Name</w:t>
+        <w:t>KI_Verwalter_Name</w:t>
       </w:r>
       <w:bookmarkEnd w:id="260"/>
       <w:proofErr w:type="spellEnd"/>

--- a/gutachtenvorlagen/Gutachten Muster Personengesellschaft.docx
+++ b/gutachtenvorlagen/Gutachten Muster Personengesellschaft.docx
@@ -12661,7 +12661,7 @@
                 <w:highlight w:val="yellow"/>
                 <w:u w:val="single"/>
               </w:rPr>
-              <w:t>Kreditinstitut x:</w:t>
+              <w:t>[Kreditinstitut 1]</w:t>
             </w:r>
           </w:p>
           <w:p>
@@ -12806,7 +12806,7 @@
                 <w:highlight w:val="yellow"/>
                 <w:u w:val="single"/>
               </w:rPr>
-              <w:t>Kreditinstitut y:</w:t>
+              <w:t>[Kreditinstitut 2]</w:t>
             </w:r>
           </w:p>
           <w:p>

--- a/gutachtenvorlagen/Gutachten Muster Personengesellschaft.docx
+++ b/gutachtenvorlagen/Gutachten Muster Personengesellschaft.docx
@@ -473,7 +473,7 @@
             <o:lock v:ext="edit" aspectratio="t"/>
           </v:shapetype>
           <v:shape id="_x0000_i1025" type="#_x0000_t75" style="width:115.5pt;height:79.5pt">
-            <v:imagedata r:id="rId11" o:title="Logo_Schmidt_180x180px" croptop="8033f" cropbottom="11416f"/>
+            <v:imagedata r:id="rId11" o:title="Logo_Aktenanalyse" croptop="8033f" cropbottom="11416f"/>
           </v:shape>
         </w:pict>
       </w:r>
@@ -12560,7 +12560,7 @@
     </w:p>
     <w:tbl>
       <w:tblPr>
-        <w:tblStyle w:val="ProfSchmidtTabelle"/>
+        <w:tblStyle w:val="AktenanalyseTabelle"/>
         <w:tblW w:w="8613" w:type="dxa"/>
         <w:tblInd w:w="596" w:type="dxa"/>
         <w:tblLook w:val="04A0" w:firstRow="1" w:lastRow="0" w:firstColumn="1" w:lastColumn="0" w:noHBand="0" w:noVBand="1"/>
@@ -15682,7 +15682,7 @@
     </w:p>
     <w:tbl>
       <w:tblPr>
-        <w:tblStyle w:val="ProfSchmidtTabelle"/>
+        <w:tblStyle w:val="AktenanalyseTabelle"/>
         <w:tblW w:w="9070" w:type="dxa"/>
         <w:tblInd w:w="596" w:type="dxa"/>
         <w:tblLook w:val="04A0" w:firstRow="1" w:lastRow="0" w:firstColumn="1" w:lastColumn="0" w:noHBand="0" w:noVBand="1"/>
@@ -15951,7 +15951,7 @@
     </w:p>
     <w:tbl>
       <w:tblPr>
-        <w:tblStyle w:val="ProfSchmidtTabelle"/>
+        <w:tblStyle w:val="AktenanalyseTabelle"/>
         <w:tblW w:w="9070" w:type="dxa"/>
         <w:tblInd w:w="596" w:type="dxa"/>
         <w:tblLook w:val="04A0" w:firstRow="1" w:lastRow="0" w:firstColumn="1" w:lastColumn="0" w:noHBand="0" w:noVBand="1"/>
@@ -18231,7 +18231,7 @@
 
 <file path=word/comments.xml><?xml version="1.0" encoding="utf-8"?>
 <w:comments xmlns:wpc="http://schemas.microsoft.com/office/word/2010/wordprocessingCanvas" xmlns:cx="http://schemas.microsoft.com/office/drawing/2014/chartex" xmlns:cx1="http://schemas.microsoft.com/office/drawing/2015/9/8/chartex" xmlns:cx2="http://schemas.microsoft.com/office/drawing/2015/10/21/chartex" xmlns:cx3="http://schemas.microsoft.com/office/drawing/2016/5/9/chartex" xmlns:cx4="http://schemas.microsoft.com/office/drawing/2016/5/10/chartex" xmlns:cx5="http://schemas.microsoft.com/office/drawing/2016/5/11/chartex" xmlns:cx6="http://schemas.microsoft.com/office/drawing/2016/5/12/chartex" xmlns:cx7="http://schemas.microsoft.com/office/drawing/2016/5/13/chartex" xmlns:cx8="http://schemas.microsoft.com/office/drawing/2016/5/14/chartex" xmlns:mc="http://schemas.openxmlformats.org/markup-compatibility/2006" xmlns:aink="http://schemas.microsoft.com/office/drawing/2016/ink" xmlns:am3d="http://schemas.microsoft.com/office/drawing/2017/model3d" xmlns:o="urn:schemas-microsoft-com:office:office" xmlns:r="http://schemas.openxmlformats.org/officeDocument/2006/relationships" xmlns:m="http://schemas.openxmlformats.org/officeDocument/2006/math" xmlns:v="urn:schemas-microsoft-com:vml" xmlns:wp14="http://schemas.microsoft.com/office/word/2010/wordprocessingDrawing" xmlns:wp="http://schemas.openxmlformats.org/drawingml/2006/wordprocessingDrawing" xmlns:w10="urn:schemas-microsoft-com:office:word" xmlns:w="http://schemas.openxmlformats.org/wordprocessingml/2006/main" xmlns:w14="http://schemas.microsoft.com/office/word/2010/wordml" xmlns:w15="http://schemas.microsoft.com/office/word/2012/wordml" xmlns:w16cid="http://schemas.microsoft.com/office/word/2016/wordml/cid" xmlns:w16se="http://schemas.microsoft.com/office/word/2015/wordml/symex" xmlns:wpg="http://schemas.microsoft.com/office/word/2010/wordprocessingGroup" xmlns:wpi="http://schemas.microsoft.com/office/word/2010/wordprocessingInk" xmlns:wne="http://schemas.microsoft.com/office/word/2006/wordml" xmlns:wps="http://schemas.microsoft.com/office/word/2010/wordprocessingShape" mc:Ignorable="w14 w15 w16se w16cid wp14">
-  <w:comment w:id="0" w:author="Anna Kültzer" w:date="2020-11-12T14:02:00Z" w:initials="AB">
+  <w:comment w:id="0" w:author="KlareProzesse" w:date="2020-11-12T14:02:00Z" w:initials="AB">
     <w:p>
       <w:pPr>
         <w:pStyle w:val="Kommentartext"/>
@@ -18247,7 +18247,7 @@
       </w:r>
     </w:p>
   </w:comment>
-  <w:comment w:id="34" w:author="Anna Kültzer" w:date="2020-11-26T09:10:00Z" w:initials="AB">
+  <w:comment w:id="34" w:author="KlareProzesse" w:date="2020-11-26T09:10:00Z" w:initials="AB">
     <w:p>
       <w:pPr>
         <w:pStyle w:val="Kommentartext"/>
@@ -18271,7 +18271,7 @@
       </w:r>
     </w:p>
   </w:comment>
-  <w:comment w:id="52" w:author="Jonathan Henke" w:date="2025-12-29T14:14:00Z" w:initials="JH">
+  <w:comment w:id="52" w:author="KlareProzesse" w:date="2025-12-29T14:14:00Z" w:initials="JH">
     <w:p>
       <w:pPr>
         <w:pStyle w:val="Kommentartext"/>
@@ -18303,7 +18303,7 @@
       </w:r>
     </w:p>
   </w:comment>
-  <w:comment w:id="99" w:author="Alexander Lamberty" w:date="2025-06-18T16:37:00Z" w:initials="AL">
+  <w:comment w:id="99" w:author="KlareProzesse" w:date="2025-06-18T16:37:00Z" w:initials="AL">
     <w:p>
       <w:pPr>
         <w:pStyle w:val="Kommentartext"/>
@@ -18319,7 +18319,7 @@
       </w:r>
     </w:p>
   </w:comment>
-  <w:comment w:id="247" w:author="Jonathan Henke" w:date="2026-01-07T14:06:00Z" w:initials="JH">
+  <w:comment w:id="247" w:author="KlareProzesse" w:date="2026-01-07T14:06:00Z" w:initials="JH">
     <w:p>
       <w:pPr>
         <w:pStyle w:val="Kommentartext"/>
@@ -21292,13 +21292,13 @@
 
 <file path=word/people.xml><?xml version="1.0" encoding="utf-8"?>
 <w15:people xmlns:wpc="http://schemas.microsoft.com/office/word/2010/wordprocessingCanvas" xmlns:cx="http://schemas.microsoft.com/office/drawing/2014/chartex" xmlns:cx1="http://schemas.microsoft.com/office/drawing/2015/9/8/chartex" xmlns:cx2="http://schemas.microsoft.com/office/drawing/2015/10/21/chartex" xmlns:cx3="http://schemas.microsoft.com/office/drawing/2016/5/9/chartex" xmlns:cx4="http://schemas.microsoft.com/office/drawing/2016/5/10/chartex" xmlns:cx5="http://schemas.microsoft.com/office/drawing/2016/5/11/chartex" xmlns:cx6="http://schemas.microsoft.com/office/drawing/2016/5/12/chartex" xmlns:cx7="http://schemas.microsoft.com/office/drawing/2016/5/13/chartex" xmlns:cx8="http://schemas.microsoft.com/office/drawing/2016/5/14/chartex" xmlns:mc="http://schemas.openxmlformats.org/markup-compatibility/2006" xmlns:aink="http://schemas.microsoft.com/office/drawing/2016/ink" xmlns:am3d="http://schemas.microsoft.com/office/drawing/2017/model3d" xmlns:o="urn:schemas-microsoft-com:office:office" xmlns:r="http://schemas.openxmlformats.org/officeDocument/2006/relationships" xmlns:m="http://schemas.openxmlformats.org/officeDocument/2006/math" xmlns:v="urn:schemas-microsoft-com:vml" xmlns:wp14="http://schemas.microsoft.com/office/word/2010/wordprocessingDrawing" xmlns:wp="http://schemas.openxmlformats.org/drawingml/2006/wordprocessingDrawing" xmlns:w10="urn:schemas-microsoft-com:office:word" xmlns:w="http://schemas.openxmlformats.org/wordprocessingml/2006/main" xmlns:w14="http://schemas.microsoft.com/office/word/2010/wordml" xmlns:w15="http://schemas.microsoft.com/office/word/2012/wordml" xmlns:w16cid="http://schemas.microsoft.com/office/word/2016/wordml/cid" xmlns:w16se="http://schemas.microsoft.com/office/word/2015/wordml/symex" xmlns:wpg="http://schemas.microsoft.com/office/word/2010/wordprocessingGroup" xmlns:wpi="http://schemas.microsoft.com/office/word/2010/wordprocessingInk" xmlns:wne="http://schemas.microsoft.com/office/word/2006/wordml" xmlns:wps="http://schemas.microsoft.com/office/word/2010/wordprocessingShape" mc:Ignorable="w14 w15 w16se w16cid wp14">
-  <w15:person w15:author="Anna Kültzer">
+  <w15:person w15:author="KlareProzesse">
     <w15:presenceInfo w15:providerId="AD" w15:userId="S-1-5-21-2412788145-1039972723-247666707-1256"/>
   </w15:person>
-  <w15:person w15:author="Jonathan Henke">
+  <w15:person w15:author="KlareProzesse">
     <w15:presenceInfo w15:providerId="AD" w15:userId="S-1-5-21-2412788145-1039972723-247666707-3201"/>
   </w15:person>
-  <w15:person w15:author="Alexander Lamberty">
+  <w15:person w15:author="KlareProzesse">
     <w15:presenceInfo w15:providerId="AD" w15:userId="S-1-5-21-2412788145-1039972723-247666707-1320"/>
   </w15:person>
 </w15:people>
@@ -22325,8 +22325,8 @@
       <w:lang w:eastAsia="de-DE"/>
     </w:rPr>
   </w:style>
-  <w:style w:type="table" w:customStyle="1" w:styleId="ProfSchmidtTabelle">
-    <w:name w:val="Prof. Schmidt Tabelle"/>
+  <w:style w:type="table" w:customStyle="1" w:styleId="AktenanalyseTabelle">
+    <w:name w:val="Aktenanalyse Tabelle"/>
     <w:basedOn w:val="Gitternetztabelle4Akzent1"/>
     <w:uiPriority w:val="99"/>
     <w:rsid w:val="006A7E12"/>

--- a/gutachtenvorlagen/Gutachten Muster Personengesellschaft.docx
+++ b/gutachtenvorlagen/Gutachten Muster Personengesellschaft.docx
@@ -579,7 +579,7 @@
                                 <w:szCs w:val="13"/>
                                 <w:lang w:eastAsia="de-DE"/>
                               </w:rPr>
-                              <w:t xml:space="preserve">www.tbs-insolvenzverwalter.de</w:t>
+                              <w:t>www.tbs-insolvenzverwalter.de</w:t>
                             </w:r>
                           </w:p>
                           <w:p>
@@ -603,11 +603,14 @@
                                 <w:szCs w:val="13"/>
                                 <w:lang w:eastAsia="de-DE"/>
                               </w:rPr>
-                              <w:t xml:space="preserve">Partnerschaftsregister des</w:t>
+                              <w:t>Partnerschaftsregister des</w:t>
                             </w:r>
                           </w:p>
                           <w:p>
                             <w:pPr>
+                              <w:pBdr>
+                                <w:bottom w:val="single" w:sz="4" w:space="1" w:color="auto"/>
+                              </w:pBdr>
                               <w:autoSpaceDE w:val="0"/>
                               <w:autoSpaceDN w:val="0"/>
                               <w:adjustRightInd w:val="0"/>
@@ -627,8 +630,134 @@
                                 <w:szCs w:val="13"/>
                                 <w:lang w:eastAsia="de-DE"/>
                               </w:rPr>
-                              <w:t xml:space="preserve">Amtsgericht Koblenz – PR 20203</w:t>
+                              <w:t>Amtsgericht Koblenz – PR 20203</w:t>
                             </w:r>
+                          </w:p>
+                          <w:p>
+                            <w:pPr>
+                              <w:pBdr>
+                                <w:bottom w:val="single" w:sz="4" w:space="1" w:color="auto"/>
+                              </w:pBdr>
+                              <w:autoSpaceDE w:val="0"/>
+                              <w:autoSpaceDN w:val="0"/>
+                              <w:adjustRightInd w:val="0"/>
+                              <w:spacing w:line="276" w:lineRule="auto"/>
+                              <w:jc w:val="center"/>
+                              <w:rPr>
+                                <w:rFonts w:eastAsia="Calibri" w:cs="CorporateSPro-Light"/>
+                                <w:sz w:val="13"/>
+                                <w:szCs w:val="13"/>
+                                <w:lang w:eastAsia="de-DE"/>
+                              </w:rPr>
+                            </w:pPr>
+                          </w:p>
+                          <w:p>
+                            <w:pPr>
+                              <w:pBdr>
+                                <w:bottom w:val="single" w:sz="4" w:space="1" w:color="auto"/>
+                              </w:pBdr>
+                              <w:autoSpaceDE w:val="0"/>
+                              <w:autoSpaceDN w:val="0"/>
+                              <w:adjustRightInd w:val="0"/>
+                              <w:spacing w:line="276" w:lineRule="auto"/>
+                              <w:jc w:val="center"/>
+                              <w:rPr>
+                                <w:rFonts w:eastAsia="Calibri" w:cs="CorporateSPro-Light"/>
+                                <w:sz w:val="13"/>
+                                <w:szCs w:val="13"/>
+                                <w:lang w:eastAsia="de-DE"/>
+                              </w:rPr>
+                            </w:pPr>
+                          </w:p>
+                          <w:p>
+                            <w:pPr>
+                              <w:pBdr>
+                                <w:bottom w:val="single" w:sz="4" w:space="1" w:color="auto"/>
+                              </w:pBdr>
+                              <w:autoSpaceDE w:val="0"/>
+                              <w:autoSpaceDN w:val="0"/>
+                              <w:adjustRightInd w:val="0"/>
+                              <w:spacing w:line="276" w:lineRule="auto"/>
+                              <w:jc w:val="center"/>
+                              <w:rPr>
+                                <w:rFonts w:eastAsia="Calibri" w:cs="CorporateSPro-Light"/>
+                                <w:sz w:val="13"/>
+                                <w:szCs w:val="13"/>
+                                <w:lang w:eastAsia="de-DE"/>
+                              </w:rPr>
+                            </w:pPr>
+                          </w:p>
+                          <w:p>
+                            <w:pPr>
+                              <w:pBdr>
+                                <w:bottom w:val="single" w:sz="4" w:space="1" w:color="auto"/>
+                              </w:pBdr>
+                              <w:autoSpaceDE w:val="0"/>
+                              <w:autoSpaceDN w:val="0"/>
+                              <w:adjustRightInd w:val="0"/>
+                              <w:spacing w:line="276" w:lineRule="auto"/>
+                              <w:jc w:val="center"/>
+                              <w:rPr>
+                                <w:rFonts w:eastAsia="Calibri" w:cs="CorporateSPro-Light"/>
+                                <w:sz w:val="13"/>
+                                <w:szCs w:val="13"/>
+                                <w:lang w:eastAsia="de-DE"/>
+                              </w:rPr>
+                            </w:pPr>
+                          </w:p>
+                          <w:p>
+                            <w:pPr>
+                              <w:pBdr>
+                                <w:bottom w:val="single" w:sz="4" w:space="1" w:color="auto"/>
+                              </w:pBdr>
+                              <w:autoSpaceDE w:val="0"/>
+                              <w:autoSpaceDN w:val="0"/>
+                              <w:adjustRightInd w:val="0"/>
+                              <w:spacing w:line="276" w:lineRule="auto"/>
+                              <w:jc w:val="center"/>
+                              <w:rPr>
+                                <w:rFonts w:eastAsia="Calibri" w:cs="CorporateSPro-Light"/>
+                                <w:sz w:val="13"/>
+                                <w:szCs w:val="13"/>
+                                <w:lang w:eastAsia="de-DE"/>
+                              </w:rPr>
+                            </w:pPr>
+                          </w:p>
+                          <w:p>
+                            <w:pPr>
+                              <w:pBdr>
+                                <w:bottom w:val="single" w:sz="4" w:space="1" w:color="auto"/>
+                              </w:pBdr>
+                              <w:autoSpaceDE w:val="0"/>
+                              <w:autoSpaceDN w:val="0"/>
+                              <w:adjustRightInd w:val="0"/>
+                              <w:spacing w:line="276" w:lineRule="auto"/>
+                              <w:jc w:val="center"/>
+                              <w:rPr>
+                                <w:rFonts w:eastAsia="Calibri" w:cs="CorporateSPro-Light"/>
+                                <w:sz w:val="13"/>
+                                <w:szCs w:val="13"/>
+                                <w:lang w:eastAsia="de-DE"/>
+                              </w:rPr>
+                            </w:pPr>
+                          </w:p>
+                          <w:p>
+                            <w:pPr>
+                              <w:pBdr>
+                                <w:bottom w:val="single" w:sz="4" w:space="1" w:color="auto"/>
+                              </w:pBdr>
+                              <w:autoSpaceDE w:val="0"/>
+                              <w:autoSpaceDN w:val="0"/>
+                              <w:adjustRightInd w:val="0"/>
+                              <w:spacing w:line="276" w:lineRule="auto"/>
+                              <w:jc w:val="center"/>
+                              <w:rPr>
+                                <w:rFonts w:eastAsia="Calibri" w:cs="CorporateSPro-Light"/>
+                                <w:sz w:val="13"/>
+                                <w:szCs w:val="13"/>
+                                <w:lang w:eastAsia="de-DE"/>
+                              </w:rPr>
+                            </w:pPr>
                           </w:p>
                           <w:p>
                             <w:pPr>
@@ -644,14 +773,38 @@
                                 <w:lang w:eastAsia="de-DE"/>
                               </w:rPr>
                             </w:pPr>
-                            <w:r>
+                          </w:p>
+                          <w:p>
+                            <w:pPr>
+                              <w:autoSpaceDE w:val="0"/>
+                              <w:autoSpaceDN w:val="0"/>
+                              <w:adjustRightInd w:val="0"/>
+                              <w:jc w:val="left"/>
                               <w:rPr>
-                                <w:rFonts w:eastAsia="Calibri" w:cs="CorporateSPro-Light"/>
+                                <w:rFonts w:eastAsia="Calibri" w:cs="CorporateSPro-Regular"/>
                                 <w:sz w:val="13"/>
                                 <w:szCs w:val="13"/>
                                 <w:lang w:eastAsia="de-DE"/>
                               </w:rPr>
-                              <w:t xml:space="preserve"/>
+                            </w:pPr>
+                            <w:bookmarkStart w:id="0" w:name="_Hlk217368252"/>
+                            <w:bookmarkStart w:id="1" w:name="_Hlk217368253"/>
+                            <w:bookmarkStart w:id="2" w:name="_Hlk217368337"/>
+                            <w:bookmarkStart w:id="3" w:name="_Hlk217368338"/>
+                            <w:bookmarkStart w:id="4" w:name="_Hlk217368401"/>
+                            <w:bookmarkStart w:id="5" w:name="_Hlk217368402"/>
+                            <w:bookmarkStart w:id="6" w:name="_Hlk217368434"/>
+                            <w:bookmarkStart w:id="7" w:name="_Hlk217368435"/>
+                            <w:bookmarkStart w:id="8" w:name="_Hlk217368465"/>
+                            <w:bookmarkStart w:id="9" w:name="_Hlk217368466"/>
+                            <w:r>
+                              <w:rPr>
+                                <w:rFonts w:eastAsia="Calibri" w:cs="CorporateSPro-Regular"/>
+                                <w:sz w:val="13"/>
+                                <w:szCs w:val="13"/>
+                                <w:lang w:eastAsia="de-DE"/>
+                              </w:rPr>
+                              <w:t>PARTNER</w:t>
                             </w:r>
                           </w:p>
                           <w:p>
@@ -659,78 +812,7 @@
                               <w:autoSpaceDE w:val="0"/>
                               <w:autoSpaceDN w:val="0"/>
                               <w:adjustRightInd w:val="0"/>
-                              <w:spacing w:line="276" w:lineRule="auto"/>
-                              <w:jc w:val="left"/>
-                              <w:rPr>
-                                <w:rFonts w:eastAsia="Calibri" w:cs="CorporateSPro-Light"/>
-                                <w:sz w:val="13"/>
-                                <w:szCs w:val="13"/>
-                                <w:lang w:eastAsia="de-DE"/>
-                              </w:rPr>
-                            </w:pPr>
-                            <w:r>
-                              <w:rPr>
-                                <w:rFonts w:eastAsia="Calibri" w:cs="CorporateSPro-Light"/>
-                                <w:sz w:val="13"/>
-                                <w:szCs w:val="13"/>
-                                <w:lang w:eastAsia="de-DE"/>
-                              </w:rPr>
-                              <w:t xml:space="preserve"/>
-                            </w:r>
-                          </w:p>
-                          <w:p>
-                            <w:pPr>
-                              <w:autoSpaceDE w:val="0"/>
-                              <w:autoSpaceDN w:val="0"/>
-                              <w:adjustRightInd w:val="0"/>
-                              <w:spacing w:line="276" w:lineRule="auto"/>
-                              <w:jc w:val="left"/>
-                              <w:rPr>
-                                <w:rFonts w:eastAsia="Calibri" w:cs="CorporateSPro-Light"/>
-                                <w:sz w:val="13"/>
-                                <w:szCs w:val="13"/>
-                                <w:lang w:eastAsia="de-DE"/>
-                              </w:rPr>
-                            </w:pPr>
-                            <w:r>
-                              <w:rPr>
-                                <w:rFonts w:eastAsia="Calibri" w:cs="CorporateSPro-Light"/>
-                                <w:sz w:val="13"/>
-                                <w:szCs w:val="13"/>
-                                <w:lang w:eastAsia="de-DE"/>
-                              </w:rPr>
-                              <w:t xml:space="preserve"/>
-                            </w:r>
-                          </w:p>
-                          <w:p>
-                            <w:pPr>
-                              <w:autoSpaceDE w:val="0"/>
-                              <w:autoSpaceDN w:val="0"/>
-                              <w:adjustRightInd w:val="0"/>
-                              <w:spacing w:line="276" w:lineRule="auto"/>
-                              <w:jc w:val="left"/>
-                              <w:rPr>
-                                <w:rFonts w:eastAsia="Calibri" w:cs="CorporateSPro-Light"/>
-                                <w:sz w:val="13"/>
-                                <w:szCs w:val="13"/>
-                                <w:lang w:eastAsia="de-DE"/>
-                              </w:rPr>
-                            </w:pPr>
-                            <w:r>
-                              <w:rPr>
-                                <w:rFonts w:eastAsia="Calibri" w:cs="CorporateSPro-Light"/>
-                                <w:sz w:val="13"/>
-                                <w:szCs w:val="13"/>
-                                <w:lang w:eastAsia="de-DE"/>
-                              </w:rPr>
-                              <w:t xml:space="preserve">PARTNER</w:t>
-                            </w:r>
-                          </w:p>
-                          <w:p>
-                            <w:pPr>
-                              <w:autoSpaceDE w:val="0"/>
-                              <w:autoSpaceDN w:val="0"/>
-                              <w:adjustRightInd w:val="0"/>
+                              <w:spacing w:line="240" w:lineRule="auto"/>
                               <w:jc w:val="left"/>
                               <w:rPr>
                                 <w:rFonts w:eastAsia="Calibri" w:cs="CorporateSPro-Demi"/>
@@ -748,7 +830,7 @@
                                 <w:szCs w:val="13"/>
                                 <w:lang w:eastAsia="de-DE"/>
                               </w:rPr>
-                              <w:t xml:space="preserve">Ingo Grünewald</w:t>
+                              <w:t>Ingo Grünewald</w:t>
                             </w:r>
                           </w:p>
                           <w:p>
@@ -756,7 +838,7 @@
                               <w:autoSpaceDE w:val="0"/>
                               <w:autoSpaceDN w:val="0"/>
                               <w:adjustRightInd w:val="0"/>
-                              <w:spacing w:line="276" w:lineRule="auto"/>
+                              <w:spacing w:line="240" w:lineRule="auto"/>
                               <w:jc w:val="left"/>
                               <w:rPr>
                                 <w:rFonts w:eastAsia="Calibri" w:cs="CorporateSPro-Light"/>
@@ -772,7 +854,7 @@
                                 <w:szCs w:val="13"/>
                                 <w:lang w:eastAsia="de-DE"/>
                               </w:rPr>
-                              <w:t xml:space="preserve">Fachanwalt für Insolvenz- und Sanierungsrecht</w:t>
+                              <w:t>Fachanwalt für Insolvenz- und Sanierungsrecht</w:t>
                             </w:r>
                           </w:p>
                           <w:p>
@@ -780,7 +862,7 @@
                               <w:autoSpaceDE w:val="0"/>
                               <w:autoSpaceDN w:val="0"/>
                               <w:adjustRightInd w:val="0"/>
-                              <w:spacing w:line="276" w:lineRule="auto"/>
+                              <w:spacing w:line="240" w:lineRule="auto"/>
                               <w:jc w:val="left"/>
                               <w:rPr>
                                 <w:rFonts w:eastAsia="Calibri" w:cs="CorporateSPro-Light"/>
@@ -796,7 +878,7 @@
                                 <w:szCs w:val="13"/>
                                 <w:lang w:eastAsia="de-DE"/>
                               </w:rPr>
-                              <w:t xml:space="preserve">Fachanwalt für Handels- und Gesellschaftsrecht</w:t>
+                              <w:t>Fachanwalt für Handels- und Gesellschaftsrecht</w:t>
                             </w:r>
                           </w:p>
                           <w:p>
@@ -804,7 +886,49 @@
                               <w:autoSpaceDE w:val="0"/>
                               <w:autoSpaceDN w:val="0"/>
                               <w:adjustRightInd w:val="0"/>
-                              <w:spacing w:line="276" w:lineRule="auto"/>
+                              <w:spacing w:line="240" w:lineRule="auto"/>
+                              <w:jc w:val="left"/>
+                              <w:rPr>
+                                <w:rFonts w:eastAsia="Calibri" w:cs="CorporateSPro-Demi"/>
+                                <w:b/>
+                                <w:sz w:val="13"/>
+                                <w:szCs w:val="13"/>
+                                <w:lang w:eastAsia="de-DE"/>
+                              </w:rPr>
+                            </w:pPr>
+                          </w:p>
+                          <w:p>
+                            <w:pPr>
+                              <w:autoSpaceDE w:val="0"/>
+                              <w:autoSpaceDN w:val="0"/>
+                              <w:adjustRightInd w:val="0"/>
+                              <w:spacing w:line="240" w:lineRule="auto"/>
+                              <w:jc w:val="left"/>
+                              <w:rPr>
+                                <w:rFonts w:eastAsia="Calibri" w:cs="CorporateSPro-Demi"/>
+                                <w:b/>
+                                <w:sz w:val="13"/>
+                                <w:szCs w:val="13"/>
+                                <w:lang w:val="en-GB" w:eastAsia="de-DE"/>
+                              </w:rPr>
+                            </w:pPr>
+                            <w:r>
+                              <w:rPr>
+                                <w:rFonts w:eastAsia="Calibri" w:cs="CorporateSPro-Demi"/>
+                                <w:b/>
+                                <w:sz w:val="13"/>
+                                <w:szCs w:val="13"/>
+                                <w:lang w:val="en-GB" w:eastAsia="de-DE"/>
+                              </w:rPr>
+                              <w:t>Dr. Alexander Thomas Lamberty LL.M.</w:t>
+                            </w:r>
+                          </w:p>
+                          <w:p>
+                            <w:pPr>
+                              <w:autoSpaceDE w:val="0"/>
+                              <w:autoSpaceDN w:val="0"/>
+                              <w:adjustRightInd w:val="0"/>
+                              <w:spacing w:line="240" w:lineRule="auto"/>
                               <w:jc w:val="left"/>
                               <w:rPr>
                                 <w:rFonts w:eastAsia="Calibri" w:cs="CorporateSPro-Light"/>
@@ -820,7 +944,7 @@
                                 <w:szCs w:val="13"/>
                                 <w:lang w:eastAsia="de-DE"/>
                               </w:rPr>
-                              <w:t xml:space="preserve"/>
+                              <w:t>Fachanwalt für Insolvenz- und Sanierungsrecht</w:t>
                             </w:r>
                           </w:p>
                           <w:p>
@@ -828,6 +952,23 @@
                               <w:autoSpaceDE w:val="0"/>
                               <w:autoSpaceDN w:val="0"/>
                               <w:adjustRightInd w:val="0"/>
+                              <w:spacing w:line="240" w:lineRule="auto"/>
+                              <w:jc w:val="left"/>
+                              <w:rPr>
+                                <w:rFonts w:eastAsia="Calibri" w:cs="CorporateSPro-Demi"/>
+                                <w:b/>
+                                <w:sz w:val="13"/>
+                                <w:szCs w:val="13"/>
+                                <w:lang w:eastAsia="de-DE"/>
+                              </w:rPr>
+                            </w:pPr>
+                          </w:p>
+                          <w:p>
+                            <w:pPr>
+                              <w:autoSpaceDE w:val="0"/>
+                              <w:autoSpaceDN w:val="0"/>
+                              <w:adjustRightInd w:val="0"/>
+                              <w:spacing w:line="240" w:lineRule="auto"/>
                               <w:jc w:val="left"/>
                               <w:rPr>
                                 <w:rFonts w:eastAsia="Calibri" w:cs="CorporateSPro-Demi"/>
@@ -845,7 +986,7 @@
                                 <w:szCs w:val="13"/>
                                 <w:lang w:eastAsia="de-DE"/>
                               </w:rPr>
-                              <w:t xml:space="preserve">Dr. Alexander Thomas Lamberty LL.M.</w:t>
+                              <w:t>Fatma Kreft</w:t>
                             </w:r>
                           </w:p>
                           <w:p>
@@ -853,7 +994,7 @@
                               <w:autoSpaceDE w:val="0"/>
                               <w:autoSpaceDN w:val="0"/>
                               <w:adjustRightInd w:val="0"/>
-                              <w:spacing w:line="276" w:lineRule="auto"/>
+                              <w:spacing w:line="240" w:lineRule="auto"/>
                               <w:jc w:val="left"/>
                               <w:rPr>
                                 <w:rFonts w:eastAsia="Calibri" w:cs="CorporateSPro-Light"/>
@@ -869,7 +1010,7 @@
                                 <w:szCs w:val="13"/>
                                 <w:lang w:eastAsia="de-DE"/>
                               </w:rPr>
-                              <w:t xml:space="preserve">Fachanwalt für Insolvenz- und Sanierungsrecht</w:t>
+                              <w:t>Fachanwältin für Insolvenz- und Sanierungsrecht</w:t>
                             </w:r>
                           </w:p>
                           <w:p>
@@ -877,7 +1018,7 @@
                               <w:autoSpaceDE w:val="0"/>
                               <w:autoSpaceDN w:val="0"/>
                               <w:adjustRightInd w:val="0"/>
-                              <w:spacing w:line="276" w:lineRule="auto"/>
+                              <w:spacing w:line="240" w:lineRule="auto"/>
                               <w:jc w:val="left"/>
                               <w:rPr>
                                 <w:rFonts w:eastAsia="Calibri" w:cs="CorporateSPro-Light"/>
@@ -893,7 +1034,7 @@
                                 <w:szCs w:val="13"/>
                                 <w:lang w:eastAsia="de-DE"/>
                               </w:rPr>
-                              <w:t xml:space="preserve"/>
+                              <w:t>Fachanwältin für Steuerrecht</w:t>
                             </w:r>
                           </w:p>
                           <w:p>
@@ -901,6 +1042,22 @@
                               <w:autoSpaceDE w:val="0"/>
                               <w:autoSpaceDN w:val="0"/>
                               <w:adjustRightInd w:val="0"/>
+                              <w:spacing w:line="240" w:lineRule="auto"/>
+                              <w:jc w:val="left"/>
+                              <w:rPr>
+                                <w:rFonts w:eastAsia="Calibri" w:cs="CorporateSPro-Light"/>
+                                <w:sz w:val="13"/>
+                                <w:szCs w:val="13"/>
+                                <w:lang w:eastAsia="de-DE"/>
+                              </w:rPr>
+                            </w:pPr>
+                          </w:p>
+                          <w:p>
+                            <w:pPr>
+                              <w:autoSpaceDE w:val="0"/>
+                              <w:autoSpaceDN w:val="0"/>
+                              <w:adjustRightInd w:val="0"/>
+                              <w:spacing w:line="240" w:lineRule="auto"/>
                               <w:jc w:val="left"/>
                               <w:rPr>
                                 <w:rFonts w:eastAsia="Calibri" w:cs="CorporateSPro-Demi"/>
@@ -918,7 +1075,7 @@
                                 <w:szCs w:val="13"/>
                                 <w:lang w:eastAsia="de-DE"/>
                               </w:rPr>
-                              <w:t xml:space="preserve">Fatma Kreft</w:t>
+                              <w:t>Dr. Arne Löser</w:t>
                             </w:r>
                           </w:p>
                           <w:p>
@@ -926,7 +1083,7 @@
                               <w:autoSpaceDE w:val="0"/>
                               <w:autoSpaceDN w:val="0"/>
                               <w:adjustRightInd w:val="0"/>
-                              <w:spacing w:line="276" w:lineRule="auto"/>
+                              <w:spacing w:line="240" w:lineRule="auto"/>
                               <w:jc w:val="left"/>
                               <w:rPr>
                                 <w:rFonts w:eastAsia="Calibri" w:cs="CorporateSPro-Light"/>
@@ -942,7 +1099,7 @@
                                 <w:szCs w:val="13"/>
                                 <w:lang w:eastAsia="de-DE"/>
                               </w:rPr>
-                              <w:t xml:space="preserve">Fachanwältin für Insolvenz- und Sanierungsrecht</w:t>
+                              <w:t>Fachanwalt für Insolvenz- und Sanierungsrecht</w:t>
                             </w:r>
                           </w:p>
                           <w:p>
@@ -950,7 +1107,7 @@
                               <w:autoSpaceDE w:val="0"/>
                               <w:autoSpaceDN w:val="0"/>
                               <w:adjustRightInd w:val="0"/>
-                              <w:spacing w:line="276" w:lineRule="auto"/>
+                              <w:spacing w:line="240" w:lineRule="auto"/>
                               <w:jc w:val="left"/>
                               <w:rPr>
                                 <w:rFonts w:eastAsia="Calibri" w:cs="CorporateSPro-Light"/>
@@ -966,7 +1123,7 @@
                                 <w:szCs w:val="13"/>
                                 <w:lang w:eastAsia="de-DE"/>
                               </w:rPr>
-                              <w:t xml:space="preserve">Fachanwältin für Steuerrecht</w:t>
+                              <w:t>Fachanwalt für Handels- und Gesellschaftsrecht</w:t>
                             </w:r>
                           </w:p>
                           <w:p>
@@ -974,7 +1131,7 @@
                               <w:autoSpaceDE w:val="0"/>
                               <w:autoSpaceDN w:val="0"/>
                               <w:adjustRightInd w:val="0"/>
-                              <w:spacing w:line="276" w:lineRule="auto"/>
+                              <w:spacing w:line="240" w:lineRule="auto"/>
                               <w:jc w:val="left"/>
                               <w:rPr>
                                 <w:rFonts w:eastAsia="Calibri" w:cs="CorporateSPro-Light"/>
@@ -983,21 +1140,13 @@
                                 <w:lang w:eastAsia="de-DE"/>
                               </w:rPr>
                             </w:pPr>
-                            <w:r>
-                              <w:rPr>
-                                <w:rFonts w:eastAsia="Calibri" w:cs="CorporateSPro-Light"/>
-                                <w:sz w:val="13"/>
-                                <w:szCs w:val="13"/>
-                                <w:lang w:eastAsia="de-DE"/>
-                              </w:rPr>
-                              <w:t xml:space="preserve"/>
-                            </w:r>
                           </w:p>
                           <w:p>
                             <w:pPr>
                               <w:autoSpaceDE w:val="0"/>
                               <w:autoSpaceDN w:val="0"/>
                               <w:adjustRightInd w:val="0"/>
+                              <w:spacing w:line="240" w:lineRule="auto"/>
                               <w:jc w:val="left"/>
                               <w:rPr>
                                 <w:rFonts w:eastAsia="Calibri" w:cs="CorporateSPro-Demi"/>
@@ -1015,8 +1164,98 @@
                                 <w:szCs w:val="13"/>
                                 <w:lang w:eastAsia="de-DE"/>
                               </w:rPr>
-                              <w:t xml:space="preserve">Dr. Arne Löser</w:t>
+                              <w:t>Dr. Thomas Thöne</w:t>
                             </w:r>
+                          </w:p>
+                          <w:p>
+                            <w:pPr>
+                              <w:autoSpaceDE w:val="0"/>
+                              <w:autoSpaceDN w:val="0"/>
+                              <w:adjustRightInd w:val="0"/>
+                              <w:spacing w:line="240" w:lineRule="auto"/>
+                              <w:jc w:val="left"/>
+                              <w:rPr>
+                                <w:rFonts w:eastAsia="Calibri" w:cs="CorporateSPro-Light"/>
+                                <w:sz w:val="13"/>
+                                <w:szCs w:val="13"/>
+                                <w:lang w:eastAsia="de-DE"/>
+                              </w:rPr>
+                            </w:pPr>
+                            <w:r>
+                              <w:rPr>
+                                <w:rFonts w:eastAsia="Calibri" w:cs="CorporateSPro-Light"/>
+                                <w:sz w:val="13"/>
+                                <w:szCs w:val="13"/>
+                                <w:lang w:eastAsia="de-DE"/>
+                              </w:rPr>
+                              <w:t>Fachanwalt für Insolvenz- und Sanierungsrecht</w:t>
+                            </w:r>
+                          </w:p>
+                          <w:p>
+                            <w:pPr>
+                              <w:autoSpaceDE w:val="0"/>
+                              <w:autoSpaceDN w:val="0"/>
+                              <w:adjustRightInd w:val="0"/>
+                              <w:spacing w:line="240" w:lineRule="auto"/>
+                              <w:jc w:val="left"/>
+                              <w:rPr>
+                                <w:rFonts w:eastAsia="Calibri" w:cs="CorporateSPro-Light"/>
+                                <w:sz w:val="13"/>
+                                <w:szCs w:val="13"/>
+                                <w:lang w:eastAsia="de-DE"/>
+                              </w:rPr>
+                            </w:pPr>
+                            <w:r>
+                              <w:rPr>
+                                <w:rFonts w:eastAsia="Calibri" w:cs="CorporateSPro-Light"/>
+                                <w:sz w:val="13"/>
+                                <w:szCs w:val="13"/>
+                                <w:lang w:eastAsia="de-DE"/>
+                              </w:rPr>
+                              <w:t>Fachanwalt für Steuerrecht</w:t>
+                            </w:r>
+                          </w:p>
+                          <w:p>
+                            <w:pPr>
+                              <w:autoSpaceDE w:val="0"/>
+                              <w:autoSpaceDN w:val="0"/>
+                              <w:adjustRightInd w:val="0"/>
+                              <w:spacing w:line="240" w:lineRule="auto"/>
+                              <w:jc w:val="left"/>
+                              <w:rPr>
+                                <w:rFonts w:eastAsia="Calibri" w:cs="CorporateSPro-Light"/>
+                                <w:sz w:val="13"/>
+                                <w:szCs w:val="13"/>
+                                <w:lang w:eastAsia="de-DE"/>
+                              </w:rPr>
+                            </w:pPr>
+                            <w:r>
+                              <w:rPr>
+                                <w:rFonts w:eastAsia="Calibri" w:cs="CorporateSPro-Light"/>
+                                <w:sz w:val="13"/>
+                                <w:szCs w:val="13"/>
+                                <w:lang w:eastAsia="de-DE"/>
+                              </w:rPr>
+                              <w:t>Notar in Wiesbaden</w:t>
+                            </w:r>
+                          </w:p>
+                          <w:p>
+                            <w:pPr>
+                              <w:pBdr>
+                                <w:bottom w:val="single" w:sz="4" w:space="1" w:color="auto"/>
+                              </w:pBdr>
+                              <w:autoSpaceDE w:val="0"/>
+                              <w:autoSpaceDN w:val="0"/>
+                              <w:adjustRightInd w:val="0"/>
+                              <w:spacing w:line="276" w:lineRule="auto"/>
+                              <w:jc w:val="left"/>
+                              <w:rPr>
+                                <w:rFonts w:eastAsia="Calibri" w:cs="CorporateSPro-Light"/>
+                                <w:sz w:val="13"/>
+                                <w:szCs w:val="13"/>
+                                <w:lang w:eastAsia="de-DE"/>
+                              </w:rPr>
+                            </w:pPr>
                           </w:p>
                           <w:p>
                             <w:pPr>
@@ -1032,14 +1271,28 @@
                                 <w:lang w:eastAsia="de-DE"/>
                               </w:rPr>
                             </w:pPr>
-                            <w:r>
+                          </w:p>
+                          <w:p>
+                            <w:pPr>
+                              <w:autoSpaceDE w:val="0"/>
+                              <w:autoSpaceDN w:val="0"/>
+                              <w:adjustRightInd w:val="0"/>
+                              <w:jc w:val="left"/>
                               <w:rPr>
-                                <w:rFonts w:eastAsia="Calibri" w:cs="CorporateSPro-Light"/>
+                                <w:rFonts w:eastAsia="Calibri" w:cs="CorporateSPro-Regular"/>
                                 <w:sz w:val="13"/>
                                 <w:szCs w:val="13"/>
                                 <w:lang w:eastAsia="de-DE"/>
                               </w:rPr>
-                              <w:t xml:space="preserve">Fachanwalt für Insolvenz- und Sanierungsrecht</w:t>
+                            </w:pPr>
+                            <w:r>
+                              <w:rPr>
+                                <w:rFonts w:eastAsia="Calibri" w:cs="CorporateSPro-Regular"/>
+                                <w:sz w:val="13"/>
+                                <w:szCs w:val="13"/>
+                                <w:lang w:eastAsia="de-DE"/>
+                              </w:rPr>
+                              <w:t>ANGESTELLTE RECHTSANWÄLTE</w:t>
                             </w:r>
                           </w:p>
                           <w:p>
@@ -1047,54 +1300,7 @@
                               <w:autoSpaceDE w:val="0"/>
                               <w:autoSpaceDN w:val="0"/>
                               <w:adjustRightInd w:val="0"/>
-                              <w:spacing w:line="276" w:lineRule="auto"/>
-                              <w:jc w:val="left"/>
-                              <w:rPr>
-                                <w:rFonts w:eastAsia="Calibri" w:cs="CorporateSPro-Light"/>
-                                <w:sz w:val="13"/>
-                                <w:szCs w:val="13"/>
-                                <w:lang w:eastAsia="de-DE"/>
-                              </w:rPr>
-                            </w:pPr>
-                            <w:r>
-                              <w:rPr>
-                                <w:rFonts w:eastAsia="Calibri" w:cs="CorporateSPro-Light"/>
-                                <w:sz w:val="13"/>
-                                <w:szCs w:val="13"/>
-                                <w:lang w:eastAsia="de-DE"/>
-                              </w:rPr>
-                              <w:t xml:space="preserve">Fachanwalt für Handels- und Gesellschaftsrecht</w:t>
-                            </w:r>
-                          </w:p>
-                          <w:p>
-                            <w:pPr>
-                              <w:autoSpaceDE w:val="0"/>
-                              <w:autoSpaceDN w:val="0"/>
-                              <w:adjustRightInd w:val="0"/>
-                              <w:spacing w:line="276" w:lineRule="auto"/>
-                              <w:jc w:val="left"/>
-                              <w:rPr>
-                                <w:rFonts w:eastAsia="Calibri" w:cs="CorporateSPro-Light"/>
-                                <w:sz w:val="13"/>
-                                <w:szCs w:val="13"/>
-                                <w:lang w:eastAsia="de-DE"/>
-                              </w:rPr>
-                            </w:pPr>
-                            <w:r>
-                              <w:rPr>
-                                <w:rFonts w:eastAsia="Calibri" w:cs="CorporateSPro-Light"/>
-                                <w:sz w:val="13"/>
-                                <w:szCs w:val="13"/>
-                                <w:lang w:eastAsia="de-DE"/>
-                              </w:rPr>
-                              <w:t xml:space="preserve"/>
-                            </w:r>
-                          </w:p>
-                          <w:p>
-                            <w:pPr>
-                              <w:autoSpaceDE w:val="0"/>
-                              <w:autoSpaceDN w:val="0"/>
-                              <w:adjustRightInd w:val="0"/>
+                              <w:spacing w:line="240" w:lineRule="auto"/>
                               <w:jc w:val="left"/>
                               <w:rPr>
                                 <w:rFonts w:eastAsia="Calibri" w:cs="CorporateSPro-Demi"/>
@@ -1112,7 +1318,7 @@
                                 <w:szCs w:val="13"/>
                                 <w:lang w:eastAsia="de-DE"/>
                               </w:rPr>
-                              <w:t xml:space="preserve">Thorsten Lex</w:t>
+                              <w:t>Eva Meyer</w:t>
                             </w:r>
                           </w:p>
                           <w:p>
@@ -1120,7 +1326,31 @@
                               <w:autoSpaceDE w:val="0"/>
                               <w:autoSpaceDN w:val="0"/>
                               <w:adjustRightInd w:val="0"/>
-                              <w:spacing w:line="276" w:lineRule="auto"/>
+                              <w:spacing w:line="240" w:lineRule="auto"/>
+                              <w:jc w:val="left"/>
+                              <w:rPr>
+                                <w:rFonts w:eastAsia="Calibri" w:cs="CorporateSPro-Demi"/>
+                                <w:sz w:val="13"/>
+                                <w:szCs w:val="13"/>
+                                <w:lang w:eastAsia="de-DE"/>
+                              </w:rPr>
+                            </w:pPr>
+                            <w:r>
+                              <w:rPr>
+                                <w:rFonts w:eastAsia="Calibri" w:cs="CorporateSPro-Demi"/>
+                                <w:sz w:val="13"/>
+                                <w:szCs w:val="13"/>
+                                <w:lang w:eastAsia="de-DE"/>
+                              </w:rPr>
+                              <w:t>Fachanwältin für Insolvenz- und Sanierungsrecht</w:t>
+                            </w:r>
+                          </w:p>
+                          <w:p>
+                            <w:pPr>
+                              <w:autoSpaceDE w:val="0"/>
+                              <w:autoSpaceDN w:val="0"/>
+                              <w:adjustRightInd w:val="0"/>
+                              <w:spacing w:line="240" w:lineRule="auto"/>
                               <w:jc w:val="left"/>
                               <w:rPr>
                                 <w:rFonts w:eastAsia="Calibri" w:cs="CorporateSPro-Light"/>
@@ -1129,93 +1359,13 @@
                                 <w:lang w:eastAsia="de-DE"/>
                               </w:rPr>
                             </w:pPr>
-                            <w:r>
-                              <w:rPr>
-                                <w:rFonts w:eastAsia="Calibri" w:cs="CorporateSPro-Light"/>
-                                <w:sz w:val="13"/>
-                                <w:szCs w:val="13"/>
-                                <w:lang w:eastAsia="de-DE"/>
-                              </w:rPr>
-                              <w:t xml:space="preserve">Fachanwalt für Business</w:t>
-                            </w:r>
                           </w:p>
                           <w:p>
                             <w:pPr>
                               <w:autoSpaceDE w:val="0"/>
                               <w:autoSpaceDN w:val="0"/>
                               <w:adjustRightInd w:val="0"/>
-                              <w:spacing w:line="276" w:lineRule="auto"/>
-                              <w:jc w:val="left"/>
-                              <w:rPr>
-                                <w:rFonts w:eastAsia="Calibri" w:cs="CorporateSPro-Light"/>
-                                <w:sz w:val="13"/>
-                                <w:szCs w:val="13"/>
-                                <w:lang w:eastAsia="de-DE"/>
-                              </w:rPr>
-                            </w:pPr>
-                            <w:r>
-                              <w:rPr>
-                                <w:rFonts w:eastAsia="Calibri" w:cs="CorporateSPro-Light"/>
-                                <w:sz w:val="13"/>
-                                <w:szCs w:val="13"/>
-                                <w:lang w:eastAsia="de-DE"/>
-                              </w:rPr>
-                              <w:t xml:space="preserve"/>
-                            </w:r>
-                          </w:p>
-                          <w:p>
-                            <w:pPr>
-                              <w:autoSpaceDE w:val="0"/>
-                              <w:autoSpaceDN w:val="0"/>
-                              <w:adjustRightInd w:val="0"/>
-                              <w:spacing w:line="276" w:lineRule="auto"/>
-                              <w:jc w:val="left"/>
-                              <w:rPr>
-                                <w:rFonts w:eastAsia="Calibri" w:cs="CorporateSPro-Light"/>
-                                <w:sz w:val="13"/>
-                                <w:szCs w:val="13"/>
-                                <w:lang w:eastAsia="de-DE"/>
-                              </w:rPr>
-                            </w:pPr>
-                            <w:r>
-                              <w:rPr>
-                                <w:rFonts w:eastAsia="Calibri" w:cs="CorporateSPro-Light"/>
-                                <w:sz w:val="13"/>
-                                <w:szCs w:val="13"/>
-                                <w:lang w:eastAsia="de-DE"/>
-                              </w:rPr>
-                              <w:t xml:space="preserve"/>
-                            </w:r>
-                          </w:p>
-                          <w:p>
-                            <w:pPr>
-                              <w:autoSpaceDE w:val="0"/>
-                              <w:autoSpaceDN w:val="0"/>
-                              <w:adjustRightInd w:val="0"/>
-                              <w:spacing w:line="276" w:lineRule="auto"/>
-                              <w:jc w:val="left"/>
-                              <w:rPr>
-                                <w:rFonts w:eastAsia="Calibri" w:cs="CorporateSPro-Light"/>
-                                <w:sz w:val="13"/>
-                                <w:szCs w:val="13"/>
-                                <w:lang w:eastAsia="de-DE"/>
-                              </w:rPr>
-                            </w:pPr>
-                            <w:r>
-                              <w:rPr>
-                                <w:rFonts w:eastAsia="Calibri" w:cs="CorporateSPro-Light"/>
-                                <w:sz w:val="13"/>
-                                <w:szCs w:val="13"/>
-                                <w:lang w:eastAsia="de-DE"/>
-                              </w:rPr>
-                              <w:t xml:space="preserve">ANGESTELLTE RECHTSANWÄLTE</w:t>
-                            </w:r>
-                          </w:p>
-                          <w:p>
-                            <w:pPr>
-                              <w:autoSpaceDE w:val="0"/>
-                              <w:autoSpaceDN w:val="0"/>
-                              <w:adjustRightInd w:val="0"/>
+                              <w:spacing w:line="240" w:lineRule="auto"/>
                               <w:jc w:val="left"/>
                               <w:rPr>
                                 <w:rFonts w:eastAsia="Calibri" w:cs="CorporateSPro-Demi"/>
@@ -1233,7 +1383,7 @@
                                 <w:szCs w:val="13"/>
                                 <w:lang w:eastAsia="de-DE"/>
                               </w:rPr>
-                              <w:t xml:space="preserve">Eva Meyer</w:t>
+                              <w:t>Bettina Dax</w:t>
                             </w:r>
                           </w:p>
                           <w:p>
@@ -1241,7 +1391,7 @@
                               <w:autoSpaceDE w:val="0"/>
                               <w:autoSpaceDN w:val="0"/>
                               <w:adjustRightInd w:val="0"/>
-                              <w:spacing w:line="276" w:lineRule="auto"/>
+                              <w:spacing w:line="240" w:lineRule="auto"/>
                               <w:jc w:val="left"/>
                               <w:rPr>
                                 <w:rFonts w:eastAsia="Calibri" w:cs="CorporateSPro-Light"/>
@@ -1257,7 +1407,7 @@
                                 <w:szCs w:val="13"/>
                                 <w:lang w:eastAsia="de-DE"/>
                               </w:rPr>
-                              <w:t xml:space="preserve">Fachanwältin für Insolvenz- und Sanierungsrecht</w:t>
+                              <w:t>Rechtsanwältin</w:t>
                             </w:r>
                           </w:p>
                           <w:p>
@@ -1265,30 +1415,23 @@
                               <w:autoSpaceDE w:val="0"/>
                               <w:autoSpaceDN w:val="0"/>
                               <w:adjustRightInd w:val="0"/>
-                              <w:spacing w:line="276" w:lineRule="auto"/>
+                              <w:spacing w:line="240" w:lineRule="auto"/>
                               <w:jc w:val="left"/>
                               <w:rPr>
-                                <w:rFonts w:eastAsia="Calibri" w:cs="CorporateSPro-Light"/>
+                                <w:rFonts w:eastAsia="Calibri" w:cs="CorporateSPro-Demi"/>
+                                <w:b/>
                                 <w:sz w:val="13"/>
                                 <w:szCs w:val="13"/>
                                 <w:lang w:eastAsia="de-DE"/>
                               </w:rPr>
                             </w:pPr>
-                            <w:r>
-                              <w:rPr>
-                                <w:rFonts w:eastAsia="Calibri" w:cs="CorporateSPro-Light"/>
-                                <w:sz w:val="13"/>
-                                <w:szCs w:val="13"/>
-                                <w:lang w:eastAsia="de-DE"/>
-                              </w:rPr>
-                              <w:t xml:space="preserve"/>
-                            </w:r>
                           </w:p>
                           <w:p>
                             <w:pPr>
                               <w:autoSpaceDE w:val="0"/>
                               <w:autoSpaceDN w:val="0"/>
                               <w:adjustRightInd w:val="0"/>
+                              <w:spacing w:line="240" w:lineRule="auto"/>
                               <w:jc w:val="left"/>
                               <w:rPr>
                                 <w:rFonts w:eastAsia="Calibri" w:cs="CorporateSPro-Demi"/>
@@ -1306,7 +1449,7 @@
                                 <w:szCs w:val="13"/>
                                 <w:lang w:eastAsia="de-DE"/>
                               </w:rPr>
-                              <w:t xml:space="preserve">Bettina Dax</w:t>
+                              <w:t>Cornelia Kriege</w:t>
                             </w:r>
                           </w:p>
                           <w:p>
@@ -1314,7 +1457,7 @@
                               <w:autoSpaceDE w:val="0"/>
                               <w:autoSpaceDN w:val="0"/>
                               <w:adjustRightInd w:val="0"/>
-                              <w:spacing w:line="276" w:lineRule="auto"/>
+                              <w:spacing w:line="240" w:lineRule="auto"/>
                               <w:jc w:val="left"/>
                               <w:rPr>
                                 <w:rFonts w:eastAsia="Calibri" w:cs="CorporateSPro-Light"/>
@@ -1330,7 +1473,7 @@
                                 <w:szCs w:val="13"/>
                                 <w:lang w:eastAsia="de-DE"/>
                               </w:rPr>
-                              <w:t xml:space="preserve">Rechtsanwältin</w:t>
+                              <w:t>Rechtsanwältin</w:t>
                             </w:r>
                           </w:p>
                           <w:p>
@@ -1338,7 +1481,7 @@
                               <w:autoSpaceDE w:val="0"/>
                               <w:autoSpaceDN w:val="0"/>
                               <w:adjustRightInd w:val="0"/>
-                              <w:spacing w:line="276" w:lineRule="auto"/>
+                              <w:spacing w:line="240" w:lineRule="auto"/>
                               <w:jc w:val="left"/>
                               <w:rPr>
                                 <w:rFonts w:eastAsia="Calibri" w:cs="CorporateSPro-Light"/>
@@ -1347,21 +1490,13 @@
                                 <w:lang w:eastAsia="de-DE"/>
                               </w:rPr>
                             </w:pPr>
-                            <w:r>
-                              <w:rPr>
-                                <w:rFonts w:eastAsia="Calibri" w:cs="CorporateSPro-Light"/>
-                                <w:sz w:val="13"/>
-                                <w:szCs w:val="13"/>
-                                <w:lang w:eastAsia="de-DE"/>
-                              </w:rPr>
-                              <w:t xml:space="preserve"/>
-                            </w:r>
                           </w:p>
                           <w:p>
                             <w:pPr>
                               <w:autoSpaceDE w:val="0"/>
                               <w:autoSpaceDN w:val="0"/>
                               <w:adjustRightInd w:val="0"/>
+                              <w:spacing w:line="240" w:lineRule="auto"/>
                               <w:jc w:val="left"/>
                               <w:rPr>
                                 <w:rFonts w:eastAsia="Calibri" w:cs="CorporateSPro-Demi"/>
@@ -1379,8 +1514,50 @@
                                 <w:szCs w:val="13"/>
                                 <w:lang w:eastAsia="de-DE"/>
                               </w:rPr>
-                              <w:t xml:space="preserve">Cornelia Kriege</w:t>
+                              <w:t>Lars Wacker</w:t>
                             </w:r>
+                          </w:p>
+                          <w:p>
+                            <w:pPr>
+                              <w:autoSpaceDE w:val="0"/>
+                              <w:autoSpaceDN w:val="0"/>
+                              <w:adjustRightInd w:val="0"/>
+                              <w:spacing w:line="240" w:lineRule="auto"/>
+                              <w:jc w:val="left"/>
+                              <w:rPr>
+                                <w:rFonts w:eastAsia="Calibri" w:cs="CorporateSPro-Light"/>
+                                <w:sz w:val="13"/>
+                                <w:szCs w:val="13"/>
+                                <w:lang w:eastAsia="de-DE"/>
+                              </w:rPr>
+                            </w:pPr>
+                            <w:r>
+                              <w:rPr>
+                                <w:rFonts w:eastAsia="Calibri" w:cs="CorporateSPro-Light"/>
+                                <w:sz w:val="13"/>
+                                <w:szCs w:val="13"/>
+                                <w:lang w:eastAsia="de-DE"/>
+                              </w:rPr>
+                              <w:t>Rechtsanwalt</w:t>
+                            </w:r>
+                          </w:p>
+                          <w:p>
+                            <w:pPr>
+                              <w:pBdr>
+                                <w:bottom w:val="single" w:sz="4" w:space="1" w:color="auto"/>
+                              </w:pBdr>
+                              <w:autoSpaceDE w:val="0"/>
+                              <w:autoSpaceDN w:val="0"/>
+                              <w:adjustRightInd w:val="0"/>
+                              <w:spacing w:line="276" w:lineRule="auto"/>
+                              <w:jc w:val="left"/>
+                              <w:rPr>
+                                <w:rFonts w:eastAsia="Calibri" w:cs="CorporateSPro-Light"/>
+                                <w:sz w:val="13"/>
+                                <w:szCs w:val="13"/>
+                                <w:lang w:eastAsia="de-DE"/>
+                              </w:rPr>
+                            </w:pPr>
                           </w:p>
                           <w:p>
                             <w:pPr>
@@ -1396,14 +1573,28 @@
                                 <w:lang w:eastAsia="de-DE"/>
                               </w:rPr>
                             </w:pPr>
-                            <w:r>
+                          </w:p>
+                          <w:p>
+                            <w:pPr>
+                              <w:autoSpaceDE w:val="0"/>
+                              <w:autoSpaceDN w:val="0"/>
+                              <w:adjustRightInd w:val="0"/>
+                              <w:jc w:val="left"/>
                               <w:rPr>
-                                <w:rFonts w:eastAsia="Calibri" w:cs="CorporateSPro-Light"/>
+                                <w:rFonts w:eastAsia="Calibri" w:cs="CorporateSPro-Regular"/>
                                 <w:sz w:val="13"/>
                                 <w:szCs w:val="13"/>
                                 <w:lang w:eastAsia="de-DE"/>
                               </w:rPr>
-                              <w:t xml:space="preserve">Rechtsanwältin</w:t>
+                            </w:pPr>
+                            <w:r>
+                              <w:rPr>
+                                <w:rFonts w:eastAsia="Calibri" w:cs="CorporateSPro-Regular"/>
+                                <w:sz w:val="13"/>
+                                <w:szCs w:val="13"/>
+                                <w:lang w:eastAsia="de-DE"/>
+                              </w:rPr>
+                              <w:t>OF COUNSEL</w:t>
                             </w:r>
                           </w:p>
                           <w:p>
@@ -1411,30 +1602,7 @@
                               <w:autoSpaceDE w:val="0"/>
                               <w:autoSpaceDN w:val="0"/>
                               <w:adjustRightInd w:val="0"/>
-                              <w:spacing w:line="276" w:lineRule="auto"/>
-                              <w:jc w:val="left"/>
-                              <w:rPr>
-                                <w:rFonts w:eastAsia="Calibri" w:cs="CorporateSPro-Light"/>
-                                <w:sz w:val="13"/>
-                                <w:szCs w:val="13"/>
-                                <w:lang w:eastAsia="de-DE"/>
-                              </w:rPr>
-                            </w:pPr>
-                            <w:r>
-                              <w:rPr>
-                                <w:rFonts w:eastAsia="Calibri" w:cs="CorporateSPro-Light"/>
-                                <w:sz w:val="13"/>
-                                <w:szCs w:val="13"/>
-                                <w:lang w:eastAsia="de-DE"/>
-                              </w:rPr>
-                              <w:t xml:space="preserve"/>
-                            </w:r>
-                          </w:p>
-                          <w:p>
-                            <w:pPr>
-                              <w:autoSpaceDE w:val="0"/>
-                              <w:autoSpaceDN w:val="0"/>
-                              <w:adjustRightInd w:val="0"/>
+                              <w:spacing w:line="240" w:lineRule="auto"/>
                               <w:jc w:val="left"/>
                               <w:rPr>
                                 <w:rFonts w:eastAsia="Calibri" w:cs="CorporateSPro-Demi"/>
@@ -1452,8 +1620,50 @@
                                 <w:szCs w:val="13"/>
                                 <w:lang w:eastAsia="de-DE"/>
                               </w:rPr>
-                              <w:t xml:space="preserve">Lars Wacker</w:t>
+                              <w:t>Justizrat Prof. Dr. Dr. Thomas B. Schmidt M.A.</w:t>
                             </w:r>
+                          </w:p>
+                          <w:p>
+                            <w:pPr>
+                              <w:autoSpaceDE w:val="0"/>
+                              <w:autoSpaceDN w:val="0"/>
+                              <w:adjustRightInd w:val="0"/>
+                              <w:spacing w:line="240" w:lineRule="auto"/>
+                              <w:jc w:val="left"/>
+                              <w:rPr>
+                                <w:rFonts w:eastAsia="Calibri" w:cs="CorporateSPro-Light"/>
+                                <w:sz w:val="13"/>
+                                <w:szCs w:val="13"/>
+                                <w:lang w:eastAsia="de-DE"/>
+                              </w:rPr>
+                            </w:pPr>
+                            <w:r>
+                              <w:rPr>
+                                <w:rFonts w:eastAsia="Calibri" w:cs="CorporateSPro-Light"/>
+                                <w:sz w:val="13"/>
+                                <w:szCs w:val="13"/>
+                                <w:lang w:eastAsia="de-DE"/>
+                              </w:rPr>
+                              <w:t>Fachanwalt für Insolvenz- und Sanierungsrecht</w:t>
+                            </w:r>
+                          </w:p>
+                          <w:p>
+                            <w:pPr>
+                              <w:pBdr>
+                                <w:bottom w:val="single" w:sz="4" w:space="1" w:color="auto"/>
+                              </w:pBdr>
+                              <w:autoSpaceDE w:val="0"/>
+                              <w:autoSpaceDN w:val="0"/>
+                              <w:adjustRightInd w:val="0"/>
+                              <w:spacing w:line="276" w:lineRule="auto"/>
+                              <w:jc w:val="left"/>
+                              <w:rPr>
+                                <w:rFonts w:eastAsia="Calibri" w:cs="CorporateSPro-Light"/>
+                                <w:sz w:val="13"/>
+                                <w:szCs w:val="13"/>
+                                <w:lang w:eastAsia="de-DE"/>
+                              </w:rPr>
+                            </w:pPr>
                           </w:p>
                           <w:p>
                             <w:pPr>
@@ -1469,87 +1679,6 @@
                                 <w:lang w:eastAsia="de-DE"/>
                               </w:rPr>
                             </w:pPr>
-                            <w:r>
-                              <w:rPr>
-                                <w:rFonts w:eastAsia="Calibri" w:cs="CorporateSPro-Light"/>
-                                <w:sz w:val="13"/>
-                                <w:szCs w:val="13"/>
-                                <w:lang w:eastAsia="de-DE"/>
-                              </w:rPr>
-                              <w:t xml:space="preserve">Rechtsanwalt</w:t>
-                            </w:r>
-                          </w:p>
-                          <w:p>
-                            <w:pPr>
-                              <w:autoSpaceDE w:val="0"/>
-                              <w:autoSpaceDN w:val="0"/>
-                              <w:adjustRightInd w:val="0"/>
-                              <w:spacing w:line="276" w:lineRule="auto"/>
-                              <w:jc w:val="left"/>
-                              <w:rPr>
-                                <w:rFonts w:eastAsia="Calibri" w:cs="CorporateSPro-Light"/>
-                                <w:sz w:val="13"/>
-                                <w:szCs w:val="13"/>
-                                <w:lang w:eastAsia="de-DE"/>
-                              </w:rPr>
-                            </w:pPr>
-                            <w:r>
-                              <w:rPr>
-                                <w:rFonts w:eastAsia="Calibri" w:cs="CorporateSPro-Light"/>
-                                <w:sz w:val="13"/>
-                                <w:szCs w:val="13"/>
-                                <w:lang w:eastAsia="de-DE"/>
-                              </w:rPr>
-                              <w:t xml:space="preserve"/>
-                            </w:r>
-                          </w:p>
-                          <w:p>
-                            <w:pPr>
-                              <w:autoSpaceDE w:val="0"/>
-                              <w:autoSpaceDN w:val="0"/>
-                              <w:adjustRightInd w:val="0"/>
-                              <w:spacing w:line="276" w:lineRule="auto"/>
-                              <w:jc w:val="left"/>
-                              <w:rPr>
-                                <w:rFonts w:eastAsia="Calibri" w:cs="CorporateSPro-Light"/>
-                                <w:sz w:val="13"/>
-                                <w:szCs w:val="13"/>
-                                <w:lang w:eastAsia="de-DE"/>
-                              </w:rPr>
-                            </w:pPr>
-                            <w:r>
-                              <w:rPr>
-                                <w:rFonts w:eastAsia="Calibri" w:cs="CorporateSPro-Light"/>
-                                <w:sz w:val="13"/>
-                                <w:szCs w:val="13"/>
-                                <w:lang w:eastAsia="de-DE"/>
-                              </w:rPr>
-                              <w:t xml:space="preserve"/>
-                            </w:r>
-                          </w:p>
-                          <w:p>
-                            <w:pPr>
-                              <w:autoSpaceDE w:val="0"/>
-                              <w:autoSpaceDN w:val="0"/>
-                              <w:adjustRightInd w:val="0"/>
-                              <w:spacing w:line="276" w:lineRule="auto"/>
-                              <w:jc w:val="left"/>
-                              <w:rPr>
-                                <w:rFonts w:eastAsia="Calibri" w:cs="CorporateSPro-Light"/>
-                                <w:sz w:val="13"/>
-                                <w:szCs w:val="13"/>
-                                <w:lang w:eastAsia="de-DE"/>
-                              </w:rPr>
-                            </w:pPr>
-                            <w:r>
-                              <w:rPr>
-                                <w:rFonts w:eastAsia="Calibri" w:cs="CorporateSPro-Light"/>
-                                <w:sz w:val="13"/>
-                                <w:szCs w:val="13"/>
-                                <w:lang w:eastAsia="de-DE"/>
-                              </w:rPr>
-                              <w:t xml:space="preserve">OF COUNSEL</w:t>
-                            </w:r>
                           </w:p>
                           <w:p>
                             <w:pPr>
@@ -1558,8 +1687,30 @@
                               <w:adjustRightInd w:val="0"/>
                               <w:jc w:val="left"/>
                               <w:rPr>
+                                <w:rFonts w:eastAsia="Calibri" w:cs="CorporateSPro-Regular"/>
+                                <w:sz w:val="13"/>
+                                <w:szCs w:val="13"/>
+                                <w:lang w:eastAsia="de-DE"/>
+                              </w:rPr>
+                            </w:pPr>
+                            <w:r>
+                              <w:rPr>
+                                <w:rFonts w:eastAsia="Calibri" w:cs="CorporateSPro-Regular"/>
+                                <w:sz w:val="13"/>
+                                <w:szCs w:val="13"/>
+                                <w:lang w:eastAsia="de-DE"/>
+                              </w:rPr>
+                              <w:t>STANDORTE</w:t>
+                            </w:r>
+                          </w:p>
+                          <w:p>
+                            <w:pPr>
+                              <w:autoSpaceDE w:val="0"/>
+                              <w:autoSpaceDN w:val="0"/>
+                              <w:adjustRightInd w:val="0"/>
+                              <w:spacing w:line="240" w:lineRule="auto"/>
+                              <w:rPr>
                                 <w:rFonts w:eastAsia="Calibri" w:cs="CorporateSPro-Demi"/>
-                                <w:b/>
                                 <w:sz w:val="13"/>
                                 <w:szCs w:val="13"/>
                                 <w:lang w:eastAsia="de-DE"/>
@@ -1568,12 +1719,30 @@
                             <w:r>
                               <w:rPr>
                                 <w:rFonts w:eastAsia="Calibri" w:cs="CorporateSPro-Demi"/>
-                                <w:b/>
                                 <w:sz w:val="13"/>
                                 <w:szCs w:val="13"/>
                                 <w:lang w:eastAsia="de-DE"/>
                               </w:rPr>
-                              <w:t xml:space="preserve">Justizrat Prof. Dr. Dr. Thomas B. Schmidt M.A.</w:t>
+                              <w:t>Trier</w:t>
+                            </w:r>
+                            <w:r>
+                              <w:rPr>
+                                <w:rFonts w:eastAsia="Calibri" w:cs="CorporateSPro-Demi"/>
+                                <w:sz w:val="13"/>
+                                <w:szCs w:val="13"/>
+                                <w:lang w:eastAsia="de-DE"/>
+                              </w:rPr>
+                              <w:tab/>
+                            </w:r>
+                            <w:r>
+                              <w:rPr>
+                                <w:rFonts w:eastAsia="Calibri" w:cs="CorporateSPro-Demi"/>
+                                <w:sz w:val="13"/>
+                                <w:szCs w:val="13"/>
+                                <w:lang w:eastAsia="de-DE"/>
+                              </w:rPr>
+                              <w:tab/>
+                              <w:t>Bad Kreuznach</w:t>
                             </w:r>
                           </w:p>
                           <w:p>
@@ -1581,10 +1750,9 @@
                               <w:autoSpaceDE w:val="0"/>
                               <w:autoSpaceDN w:val="0"/>
                               <w:adjustRightInd w:val="0"/>
-                              <w:spacing w:line="276" w:lineRule="auto"/>
-                              <w:jc w:val="left"/>
+                              <w:spacing w:line="240" w:lineRule="auto"/>
                               <w:rPr>
-                                <w:rFonts w:eastAsia="Calibri" w:cs="CorporateSPro-Light"/>
+                                <w:rFonts w:eastAsia="Calibri" w:cs="CorporateSPro-Demi"/>
                                 <w:sz w:val="13"/>
                                 <w:szCs w:val="13"/>
                                 <w:lang w:eastAsia="de-DE"/>
@@ -1592,12 +1760,22 @@
                             </w:pPr>
                             <w:r>
                               <w:rPr>
-                                <w:rFonts w:eastAsia="Calibri" w:cs="CorporateSPro-Light"/>
+                                <w:rFonts w:eastAsia="Calibri" w:cs="CorporateSPro-Demi"/>
                                 <w:sz w:val="13"/>
                                 <w:szCs w:val="13"/>
                                 <w:lang w:eastAsia="de-DE"/>
                               </w:rPr>
-                              <w:t xml:space="preserve">Fachanwalt für Insolvenz- und Sanierungsrecht</w:t>
+                              <w:t>Frankfurt am Main</w:t>
+                            </w:r>
+                            <w:r>
+                              <w:rPr>
+                                <w:rFonts w:eastAsia="Calibri" w:cs="CorporateSPro-Demi"/>
+                                <w:sz w:val="13"/>
+                                <w:szCs w:val="13"/>
+                                <w:lang w:eastAsia="de-DE"/>
+                              </w:rPr>
+                              <w:tab/>
+                              <w:t>Zell/Mosel</w:t>
                             </w:r>
                           </w:p>
                           <w:p>
@@ -1605,10 +1783,9 @@
                               <w:autoSpaceDE w:val="0"/>
                               <w:autoSpaceDN w:val="0"/>
                               <w:adjustRightInd w:val="0"/>
-                              <w:spacing w:line="276" w:lineRule="auto"/>
-                              <w:jc w:val="left"/>
+                              <w:spacing w:line="240" w:lineRule="auto"/>
                               <w:rPr>
-                                <w:rFonts w:eastAsia="Calibri" w:cs="CorporateSPro-Light"/>
+                                <w:rFonts w:eastAsia="Calibri" w:cs="CorporateSPro-Demi"/>
                                 <w:sz w:val="13"/>
                                 <w:szCs w:val="13"/>
                                 <w:lang w:eastAsia="de-DE"/>
@@ -1616,12 +1793,22 @@
                             </w:pPr>
                             <w:r>
                               <w:rPr>
-                                <w:rFonts w:eastAsia="Calibri" w:cs="CorporateSPro-Light"/>
+                                <w:rFonts w:eastAsia="Calibri" w:cs="CorporateSPro-Demi"/>
                                 <w:sz w:val="13"/>
                                 <w:szCs w:val="13"/>
                                 <w:lang w:eastAsia="de-DE"/>
                               </w:rPr>
-                              <w:t xml:space="preserve"/>
+                              <w:t>Idar-Oberstein</w:t>
+                            </w:r>
+                            <w:r>
+                              <w:rPr>
+                                <w:rFonts w:eastAsia="Calibri" w:cs="CorporateSPro-Demi"/>
+                                <w:sz w:val="13"/>
+                                <w:szCs w:val="13"/>
+                                <w:lang w:eastAsia="de-DE"/>
+                              </w:rPr>
+                              <w:tab/>
+                              <w:t>Koblenz</w:t>
                             </w:r>
                           </w:p>
                           <w:p>
@@ -1629,10 +1816,9 @@
                               <w:autoSpaceDE w:val="0"/>
                               <w:autoSpaceDN w:val="0"/>
                               <w:adjustRightInd w:val="0"/>
-                              <w:spacing w:line="276" w:lineRule="auto"/>
-                              <w:jc w:val="left"/>
+                              <w:spacing w:line="240" w:lineRule="auto"/>
                               <w:rPr>
-                                <w:rFonts w:eastAsia="Calibri" w:cs="CorporateSPro-Light"/>
+                                <w:rFonts w:eastAsia="Calibri" w:cs="CorporateSPro-Demi"/>
                                 <w:sz w:val="13"/>
                                 <w:szCs w:val="13"/>
                                 <w:lang w:eastAsia="de-DE"/>
@@ -1640,12 +1826,31 @@
                             </w:pPr>
                             <w:r>
                               <w:rPr>
-                                <w:rFonts w:eastAsia="Calibri" w:cs="CorporateSPro-Light"/>
+                                <w:rFonts w:eastAsia="Calibri" w:cs="CorporateSPro-Demi"/>
                                 <w:sz w:val="13"/>
                                 <w:szCs w:val="13"/>
                                 <w:lang w:eastAsia="de-DE"/>
                               </w:rPr>
-                              <w:t xml:space="preserve"/>
+                              <w:t>Langgöns</w:t>
+                            </w:r>
+                            <w:r>
+                              <w:rPr>
+                                <w:rFonts w:eastAsia="Calibri" w:cs="CorporateSPro-Demi"/>
+                                <w:sz w:val="13"/>
+                                <w:szCs w:val="13"/>
+                                <w:lang w:eastAsia="de-DE"/>
+                              </w:rPr>
+                              <w:tab/>
+                            </w:r>
+                            <w:r>
+                              <w:rPr>
+                                <w:rFonts w:eastAsia="Calibri" w:cs="CorporateSPro-Demi"/>
+                                <w:sz w:val="13"/>
+                                <w:szCs w:val="13"/>
+                                <w:lang w:eastAsia="de-DE"/>
+                              </w:rPr>
+                              <w:tab/>
+                              <w:t>Limburg/Lahn</w:t>
                             </w:r>
                           </w:p>
                           <w:p>
@@ -1653,144 +1858,52 @@
                               <w:autoSpaceDE w:val="0"/>
                               <w:autoSpaceDN w:val="0"/>
                               <w:adjustRightInd w:val="0"/>
-                              <w:spacing w:line="276" w:lineRule="auto"/>
-                              <w:jc w:val="left"/>
+                              <w:spacing w:line="240" w:lineRule="auto"/>
                               <w:rPr>
-                                <w:rFonts w:eastAsia="Calibri" w:cs="CorporateSPro-Light"/>
-                                <w:sz w:val="13"/>
-                                <w:szCs w:val="13"/>
+                                <w:rFonts w:eastAsia="Calibri" w:cs="CorporateSPro-Demi"/>
+                                <w:sz w:val="9"/>
+                                <w:szCs w:val="9"/>
                                 <w:lang w:eastAsia="de-DE"/>
                               </w:rPr>
                             </w:pPr>
                             <w:r>
                               <w:rPr>
-                                <w:rFonts w:eastAsia="Calibri" w:cs="CorporateSPro-Light"/>
+                                <w:rFonts w:eastAsia="Calibri" w:cs="CorporateSPro-Demi"/>
                                 <w:sz w:val="13"/>
                                 <w:szCs w:val="13"/>
                                 <w:lang w:eastAsia="de-DE"/>
                               </w:rPr>
-                              <w:t xml:space="preserve">STANDORTE</w:t>
+                              <w:t>Mainz</w:t>
                             </w:r>
-                          </w:p>
-                          <w:p>
-                            <w:pPr>
-                              <w:autoSpaceDE w:val="0"/>
-                              <w:autoSpaceDN w:val="0"/>
-                              <w:adjustRightInd w:val="0"/>
-                              <w:spacing w:line="276" w:lineRule="auto"/>
-                              <w:jc w:val="left"/>
+                            <w:r>
                               <w:rPr>
-                                <w:rFonts w:eastAsia="Calibri" w:cs="CorporateSPro-Light"/>
+                                <w:rFonts w:eastAsia="Calibri" w:cs="CorporateSPro-Demi"/>
                                 <w:sz w:val="13"/>
                                 <w:szCs w:val="13"/>
                                 <w:lang w:eastAsia="de-DE"/>
                               </w:rPr>
-                            </w:pPr>
+                              <w:tab/>
+                            </w:r>
                             <w:r>
                               <w:rPr>
-                                <w:rFonts w:eastAsia="Calibri" w:cs="CorporateSPro-Light"/>
+                                <w:rFonts w:eastAsia="Calibri" w:cs="CorporateSPro-Demi"/>
                                 <w:sz w:val="13"/>
                                 <w:szCs w:val="13"/>
                                 <w:lang w:eastAsia="de-DE"/>
                               </w:rPr>
-                              <w:t xml:space="preserve">Trier		Zell/Mosel</w:t>
+                              <w:tab/>
+                              <w:t>Wiesbaden</w:t>
                             </w:r>
-                          </w:p>
-                          <w:p>
-                            <w:pPr>
-                              <w:autoSpaceDE w:val="0"/>
-                              <w:autoSpaceDN w:val="0"/>
-                              <w:adjustRightInd w:val="0"/>
-                              <w:spacing w:line="276" w:lineRule="auto"/>
-                              <w:jc w:val="left"/>
-                              <w:rPr>
-                                <w:rFonts w:eastAsia="Calibri" w:cs="CorporateSPro-Light"/>
-                                <w:sz w:val="13"/>
-                                <w:szCs w:val="13"/>
-                                <w:lang w:eastAsia="de-DE"/>
-                              </w:rPr>
-                            </w:pPr>
-                            <w:r>
-                              <w:rPr>
-                                <w:rFonts w:eastAsia="Calibri" w:cs="CorporateSPro-Light"/>
-                                <w:sz w:val="13"/>
-                                <w:szCs w:val="13"/>
-                                <w:lang w:eastAsia="de-DE"/>
-                              </w:rPr>
-                              <w:t xml:space="preserve">Wiesbaden		Koblenz</w:t>
-                            </w:r>
-                          </w:p>
-                          <w:p>
-                            <w:pPr>
-                              <w:autoSpaceDE w:val="0"/>
-                              <w:autoSpaceDN w:val="0"/>
-                              <w:adjustRightInd w:val="0"/>
-                              <w:spacing w:line="276" w:lineRule="auto"/>
-                              <w:jc w:val="left"/>
-                              <w:rPr>
-                                <w:rFonts w:eastAsia="Calibri" w:cs="CorporateSPro-Light"/>
-                                <w:sz w:val="13"/>
-                                <w:szCs w:val="13"/>
-                                <w:lang w:eastAsia="de-DE"/>
-                              </w:rPr>
-                            </w:pPr>
-                            <w:r>
-                              <w:rPr>
-                                <w:rFonts w:eastAsia="Calibri" w:cs="CorporateSPro-Light"/>
-                                <w:sz w:val="13"/>
-                                <w:szCs w:val="13"/>
-                                <w:lang w:eastAsia="de-DE"/>
-                              </w:rPr>
-                              <w:t xml:space="preserve">Bad Kreuznach		Frankfurt am Main</w:t>
-                            </w:r>
-                          </w:p>
-                          <w:p>
-                            <w:pPr>
-                              <w:autoSpaceDE w:val="0"/>
-                              <w:autoSpaceDN w:val="0"/>
-                              <w:adjustRightInd w:val="0"/>
-                              <w:spacing w:line="276" w:lineRule="auto"/>
-                              <w:jc w:val="left"/>
-                              <w:rPr>
-                                <w:rFonts w:eastAsia="Calibri" w:cs="CorporateSPro-Light"/>
-                                <w:sz w:val="13"/>
-                                <w:szCs w:val="13"/>
-                                <w:lang w:eastAsia="de-DE"/>
-                              </w:rPr>
-                            </w:pPr>
-                            <w:r>
-                              <w:rPr>
-                                <w:rFonts w:eastAsia="Calibri" w:cs="CorporateSPro-Light"/>
-                                <w:sz w:val="13"/>
-                                <w:szCs w:val="13"/>
-                                <w:lang w:eastAsia="de-DE"/>
-                              </w:rPr>
-                              <w:t xml:space="preserve">Idar-Oberstein		Langgöns</w:t>
-                            </w:r>
-                          </w:p>
-                          <w:p>
-                            <w:pPr>
-                              <w:autoSpaceDE w:val="0"/>
-                              <w:autoSpaceDN w:val="0"/>
-                              <w:adjustRightInd w:val="0"/>
-                              <w:spacing w:line="276" w:lineRule="auto"/>
-                              <w:jc w:val="left"/>
-                              <w:rPr>
-                                <w:rFonts w:eastAsia="Calibri" w:cs="CorporateSPro-Light"/>
-                                <w:sz w:val="13"/>
-                                <w:szCs w:val="13"/>
-                                <w:lang w:eastAsia="de-DE"/>
-                              </w:rPr>
-                            </w:pPr>
-                            <w:r>
-                              <w:rPr>
-                                <w:rFonts w:eastAsia="Calibri" w:cs="CorporateSPro-Light"/>
-                                <w:sz w:val="13"/>
-                                <w:szCs w:val="13"/>
-                                <w:lang w:eastAsia="de-DE"/>
-                              </w:rPr>
-                              <w:t xml:space="preserve">Limburg/Lahn		Mainz</w:t>
-                            </w:r>
+                            <w:bookmarkEnd w:id="0"/>
+                            <w:bookmarkEnd w:id="1"/>
+                            <w:bookmarkEnd w:id="2"/>
+                            <w:bookmarkEnd w:id="3"/>
+                            <w:bookmarkEnd w:id="4"/>
+                            <w:bookmarkEnd w:id="5"/>
+                            <w:bookmarkEnd w:id="6"/>
+                            <w:bookmarkEnd w:id="7"/>
+                            <w:bookmarkEnd w:id="8"/>
+                            <w:bookmarkEnd w:id="9"/>
                           </w:p>
                         </w:txbxContent>
                       </wps:txbx>
@@ -1843,7 +1956,7 @@
                           <w:szCs w:val="13"/>
                           <w:lang w:eastAsia="de-DE"/>
                         </w:rPr>
-                        <w:t xml:space="preserve">www.tbs-insolvenzverwalter.de</w:t>
+                        <w:t>www.tbs-insolvenzverwalter.de</w:t>
                       </w:r>
                     </w:p>
                     <w:p>
@@ -1867,11 +1980,14 @@
                           <w:szCs w:val="13"/>
                           <w:lang w:eastAsia="de-DE"/>
                         </w:rPr>
-                        <w:t xml:space="preserve">Partnerschaftsregister des</w:t>
+                        <w:t>Partnerschaftsregister des</w:t>
                       </w:r>
                     </w:p>
                     <w:p>
                       <w:pPr>
+                        <w:pBdr>
+                          <w:bottom w:val="single" w:sz="4" w:space="1" w:color="auto"/>
+                        </w:pBdr>
                         <w:autoSpaceDE w:val="0"/>
                         <w:autoSpaceDN w:val="0"/>
                         <w:adjustRightInd w:val="0"/>
@@ -1891,8 +2007,134 @@
                           <w:szCs w:val="13"/>
                           <w:lang w:eastAsia="de-DE"/>
                         </w:rPr>
-                        <w:t xml:space="preserve">Amtsgericht Koblenz – PR 20203</w:t>
+                        <w:t>Amtsgericht Koblenz – PR 20203</w:t>
                       </w:r>
+                    </w:p>
+                    <w:p>
+                      <w:pPr>
+                        <w:pBdr>
+                          <w:bottom w:val="single" w:sz="4" w:space="1" w:color="auto"/>
+                        </w:pBdr>
+                        <w:autoSpaceDE w:val="0"/>
+                        <w:autoSpaceDN w:val="0"/>
+                        <w:adjustRightInd w:val="0"/>
+                        <w:spacing w:line="276" w:lineRule="auto"/>
+                        <w:jc w:val="center"/>
+                        <w:rPr>
+                          <w:rFonts w:eastAsia="Calibri" w:cs="CorporateSPro-Light"/>
+                          <w:sz w:val="13"/>
+                          <w:szCs w:val="13"/>
+                          <w:lang w:eastAsia="de-DE"/>
+                        </w:rPr>
+                      </w:pPr>
+                    </w:p>
+                    <w:p>
+                      <w:pPr>
+                        <w:pBdr>
+                          <w:bottom w:val="single" w:sz="4" w:space="1" w:color="auto"/>
+                        </w:pBdr>
+                        <w:autoSpaceDE w:val="0"/>
+                        <w:autoSpaceDN w:val="0"/>
+                        <w:adjustRightInd w:val="0"/>
+                        <w:spacing w:line="276" w:lineRule="auto"/>
+                        <w:jc w:val="center"/>
+                        <w:rPr>
+                          <w:rFonts w:eastAsia="Calibri" w:cs="CorporateSPro-Light"/>
+                          <w:sz w:val="13"/>
+                          <w:szCs w:val="13"/>
+                          <w:lang w:eastAsia="de-DE"/>
+                        </w:rPr>
+                      </w:pPr>
+                    </w:p>
+                    <w:p>
+                      <w:pPr>
+                        <w:pBdr>
+                          <w:bottom w:val="single" w:sz="4" w:space="1" w:color="auto"/>
+                        </w:pBdr>
+                        <w:autoSpaceDE w:val="0"/>
+                        <w:autoSpaceDN w:val="0"/>
+                        <w:adjustRightInd w:val="0"/>
+                        <w:spacing w:line="276" w:lineRule="auto"/>
+                        <w:jc w:val="center"/>
+                        <w:rPr>
+                          <w:rFonts w:eastAsia="Calibri" w:cs="CorporateSPro-Light"/>
+                          <w:sz w:val="13"/>
+                          <w:szCs w:val="13"/>
+                          <w:lang w:eastAsia="de-DE"/>
+                        </w:rPr>
+                      </w:pPr>
+                    </w:p>
+                    <w:p>
+                      <w:pPr>
+                        <w:pBdr>
+                          <w:bottom w:val="single" w:sz="4" w:space="1" w:color="auto"/>
+                        </w:pBdr>
+                        <w:autoSpaceDE w:val="0"/>
+                        <w:autoSpaceDN w:val="0"/>
+                        <w:adjustRightInd w:val="0"/>
+                        <w:spacing w:line="276" w:lineRule="auto"/>
+                        <w:jc w:val="center"/>
+                        <w:rPr>
+                          <w:rFonts w:eastAsia="Calibri" w:cs="CorporateSPro-Light"/>
+                          <w:sz w:val="13"/>
+                          <w:szCs w:val="13"/>
+                          <w:lang w:eastAsia="de-DE"/>
+                        </w:rPr>
+                      </w:pPr>
+                    </w:p>
+                    <w:p>
+                      <w:pPr>
+                        <w:pBdr>
+                          <w:bottom w:val="single" w:sz="4" w:space="1" w:color="auto"/>
+                        </w:pBdr>
+                        <w:autoSpaceDE w:val="0"/>
+                        <w:autoSpaceDN w:val="0"/>
+                        <w:adjustRightInd w:val="0"/>
+                        <w:spacing w:line="276" w:lineRule="auto"/>
+                        <w:jc w:val="center"/>
+                        <w:rPr>
+                          <w:rFonts w:eastAsia="Calibri" w:cs="CorporateSPro-Light"/>
+                          <w:sz w:val="13"/>
+                          <w:szCs w:val="13"/>
+                          <w:lang w:eastAsia="de-DE"/>
+                        </w:rPr>
+                      </w:pPr>
+                    </w:p>
+                    <w:p>
+                      <w:pPr>
+                        <w:pBdr>
+                          <w:bottom w:val="single" w:sz="4" w:space="1" w:color="auto"/>
+                        </w:pBdr>
+                        <w:autoSpaceDE w:val="0"/>
+                        <w:autoSpaceDN w:val="0"/>
+                        <w:adjustRightInd w:val="0"/>
+                        <w:spacing w:line="276" w:lineRule="auto"/>
+                        <w:jc w:val="center"/>
+                        <w:rPr>
+                          <w:rFonts w:eastAsia="Calibri" w:cs="CorporateSPro-Light"/>
+                          <w:sz w:val="13"/>
+                          <w:szCs w:val="13"/>
+                          <w:lang w:eastAsia="de-DE"/>
+                        </w:rPr>
+                      </w:pPr>
+                    </w:p>
+                    <w:p>
+                      <w:pPr>
+                        <w:pBdr>
+                          <w:bottom w:val="single" w:sz="4" w:space="1" w:color="auto"/>
+                        </w:pBdr>
+                        <w:autoSpaceDE w:val="0"/>
+                        <w:autoSpaceDN w:val="0"/>
+                        <w:adjustRightInd w:val="0"/>
+                        <w:spacing w:line="276" w:lineRule="auto"/>
+                        <w:jc w:val="center"/>
+                        <w:rPr>
+                          <w:rFonts w:eastAsia="Calibri" w:cs="CorporateSPro-Light"/>
+                          <w:sz w:val="13"/>
+                          <w:szCs w:val="13"/>
+                          <w:lang w:eastAsia="de-DE"/>
+                        </w:rPr>
+                      </w:pPr>
                     </w:p>
                     <w:p>
                       <w:pPr>
@@ -1908,14 +2150,38 @@
                           <w:lang w:eastAsia="de-DE"/>
                         </w:rPr>
                       </w:pPr>
-                      <w:r>
+                    </w:p>
+                    <w:p>
+                      <w:pPr>
+                        <w:autoSpaceDE w:val="0"/>
+                        <w:autoSpaceDN w:val="0"/>
+                        <w:adjustRightInd w:val="0"/>
+                        <w:jc w:val="left"/>
                         <w:rPr>
-                          <w:rFonts w:eastAsia="Calibri" w:cs="CorporateSPro-Light"/>
+                          <w:rFonts w:eastAsia="Calibri" w:cs="CorporateSPro-Regular"/>
                           <w:sz w:val="13"/>
                           <w:szCs w:val="13"/>
                           <w:lang w:eastAsia="de-DE"/>
                         </w:rPr>
-                        <w:t xml:space="preserve"/>
+                      </w:pPr>
+                      <w:bookmarkStart w:id="10" w:name="_Hlk217368252"/>
+                      <w:bookmarkStart w:id="11" w:name="_Hlk217368253"/>
+                      <w:bookmarkStart w:id="12" w:name="_Hlk217368337"/>
+                      <w:bookmarkStart w:id="13" w:name="_Hlk217368338"/>
+                      <w:bookmarkStart w:id="14" w:name="_Hlk217368401"/>
+                      <w:bookmarkStart w:id="15" w:name="_Hlk217368402"/>
+                      <w:bookmarkStart w:id="16" w:name="_Hlk217368434"/>
+                      <w:bookmarkStart w:id="17" w:name="_Hlk217368435"/>
+                      <w:bookmarkStart w:id="18" w:name="_Hlk217368465"/>
+                      <w:bookmarkStart w:id="19" w:name="_Hlk217368466"/>
+                      <w:r>
+                        <w:rPr>
+                          <w:rFonts w:eastAsia="Calibri" w:cs="CorporateSPro-Regular"/>
+                          <w:sz w:val="13"/>
+                          <w:szCs w:val="13"/>
+                          <w:lang w:eastAsia="de-DE"/>
+                        </w:rPr>
+                        <w:t>PARTNER</w:t>
                       </w:r>
                     </w:p>
                     <w:p>
@@ -1923,78 +2189,7 @@
                         <w:autoSpaceDE w:val="0"/>
                         <w:autoSpaceDN w:val="0"/>
                         <w:adjustRightInd w:val="0"/>
-                        <w:spacing w:line="276" w:lineRule="auto"/>
-                        <w:jc w:val="left"/>
-                        <w:rPr>
-                          <w:rFonts w:eastAsia="Calibri" w:cs="CorporateSPro-Light"/>
-                          <w:sz w:val="13"/>
-                          <w:szCs w:val="13"/>
-                          <w:lang w:eastAsia="de-DE"/>
-                        </w:rPr>
-                      </w:pPr>
-                      <w:r>
-                        <w:rPr>
-                          <w:rFonts w:eastAsia="Calibri" w:cs="CorporateSPro-Light"/>
-                          <w:sz w:val="13"/>
-                          <w:szCs w:val="13"/>
-                          <w:lang w:eastAsia="de-DE"/>
-                        </w:rPr>
-                        <w:t xml:space="preserve"/>
-                      </w:r>
-                    </w:p>
-                    <w:p>
-                      <w:pPr>
-                        <w:autoSpaceDE w:val="0"/>
-                        <w:autoSpaceDN w:val="0"/>
-                        <w:adjustRightInd w:val="0"/>
-                        <w:spacing w:line="276" w:lineRule="auto"/>
-                        <w:jc w:val="left"/>
-                        <w:rPr>
-                          <w:rFonts w:eastAsia="Calibri" w:cs="CorporateSPro-Light"/>
-                          <w:sz w:val="13"/>
-                          <w:szCs w:val="13"/>
-                          <w:lang w:eastAsia="de-DE"/>
-                        </w:rPr>
-                      </w:pPr>
-                      <w:r>
-                        <w:rPr>
-                          <w:rFonts w:eastAsia="Calibri" w:cs="CorporateSPro-Light"/>
-                          <w:sz w:val="13"/>
-                          <w:szCs w:val="13"/>
-                          <w:lang w:eastAsia="de-DE"/>
-                        </w:rPr>
-                        <w:t xml:space="preserve"/>
-                      </w:r>
-                    </w:p>
-                    <w:p>
-                      <w:pPr>
-                        <w:autoSpaceDE w:val="0"/>
-                        <w:autoSpaceDN w:val="0"/>
-                        <w:adjustRightInd w:val="0"/>
-                        <w:spacing w:line="276" w:lineRule="auto"/>
-                        <w:jc w:val="left"/>
-                        <w:rPr>
-                          <w:rFonts w:eastAsia="Calibri" w:cs="CorporateSPro-Light"/>
-                          <w:sz w:val="13"/>
-                          <w:szCs w:val="13"/>
-                          <w:lang w:eastAsia="de-DE"/>
-                        </w:rPr>
-                      </w:pPr>
-                      <w:r>
-                        <w:rPr>
-                          <w:rFonts w:eastAsia="Calibri" w:cs="CorporateSPro-Light"/>
-                          <w:sz w:val="13"/>
-                          <w:szCs w:val="13"/>
-                          <w:lang w:eastAsia="de-DE"/>
-                        </w:rPr>
-                        <w:t xml:space="preserve">PARTNER</w:t>
-                      </w:r>
-                    </w:p>
-                    <w:p>
-                      <w:pPr>
-                        <w:autoSpaceDE w:val="0"/>
-                        <w:autoSpaceDN w:val="0"/>
-                        <w:adjustRightInd w:val="0"/>
+                        <w:spacing w:line="240" w:lineRule="auto"/>
                         <w:jc w:val="left"/>
                         <w:rPr>
                           <w:rFonts w:eastAsia="Calibri" w:cs="CorporateSPro-Demi"/>
@@ -2012,7 +2207,7 @@
                           <w:szCs w:val="13"/>
                           <w:lang w:eastAsia="de-DE"/>
                         </w:rPr>
-                        <w:t xml:space="preserve">Ingo Grünewald</w:t>
+                        <w:t>Ingo Grünewald</w:t>
                       </w:r>
                     </w:p>
                     <w:p>
@@ -2020,7 +2215,7 @@
                         <w:autoSpaceDE w:val="0"/>
                         <w:autoSpaceDN w:val="0"/>
                         <w:adjustRightInd w:val="0"/>
-                        <w:spacing w:line="276" w:lineRule="auto"/>
+                        <w:spacing w:line="240" w:lineRule="auto"/>
                         <w:jc w:val="left"/>
                         <w:rPr>
                           <w:rFonts w:eastAsia="Calibri" w:cs="CorporateSPro-Light"/>
@@ -2036,7 +2231,7 @@
                           <w:szCs w:val="13"/>
                           <w:lang w:eastAsia="de-DE"/>
                         </w:rPr>
-                        <w:t xml:space="preserve">Fachanwalt für Insolvenz- und Sanierungsrecht</w:t>
+                        <w:t>Fachanwalt für Insolvenz- und Sanierungsrecht</w:t>
                       </w:r>
                     </w:p>
                     <w:p>
@@ -2044,7 +2239,7 @@
                         <w:autoSpaceDE w:val="0"/>
                         <w:autoSpaceDN w:val="0"/>
                         <w:adjustRightInd w:val="0"/>
-                        <w:spacing w:line="276" w:lineRule="auto"/>
+                        <w:spacing w:line="240" w:lineRule="auto"/>
                         <w:jc w:val="left"/>
                         <w:rPr>
                           <w:rFonts w:eastAsia="Calibri" w:cs="CorporateSPro-Light"/>
@@ -2060,7 +2255,7 @@
                           <w:szCs w:val="13"/>
                           <w:lang w:eastAsia="de-DE"/>
                         </w:rPr>
-                        <w:t xml:space="preserve">Fachanwalt für Handels- und Gesellschaftsrecht</w:t>
+                        <w:t>Fachanwalt für Handels- und Gesellschaftsrecht</w:t>
                       </w:r>
                     </w:p>
                     <w:p>
@@ -2068,7 +2263,49 @@
                         <w:autoSpaceDE w:val="0"/>
                         <w:autoSpaceDN w:val="0"/>
                         <w:adjustRightInd w:val="0"/>
-                        <w:spacing w:line="276" w:lineRule="auto"/>
+                        <w:spacing w:line="240" w:lineRule="auto"/>
+                        <w:jc w:val="left"/>
+                        <w:rPr>
+                          <w:rFonts w:eastAsia="Calibri" w:cs="CorporateSPro-Demi"/>
+                          <w:b/>
+                          <w:sz w:val="13"/>
+                          <w:szCs w:val="13"/>
+                          <w:lang w:eastAsia="de-DE"/>
+                        </w:rPr>
+                      </w:pPr>
+                    </w:p>
+                    <w:p>
+                      <w:pPr>
+                        <w:autoSpaceDE w:val="0"/>
+                        <w:autoSpaceDN w:val="0"/>
+                        <w:adjustRightInd w:val="0"/>
+                        <w:spacing w:line="240" w:lineRule="auto"/>
+                        <w:jc w:val="left"/>
+                        <w:rPr>
+                          <w:rFonts w:eastAsia="Calibri" w:cs="CorporateSPro-Demi"/>
+                          <w:b/>
+                          <w:sz w:val="13"/>
+                          <w:szCs w:val="13"/>
+                          <w:lang w:val="en-GB" w:eastAsia="de-DE"/>
+                        </w:rPr>
+                      </w:pPr>
+                      <w:r>
+                        <w:rPr>
+                          <w:rFonts w:eastAsia="Calibri" w:cs="CorporateSPro-Demi"/>
+                          <w:b/>
+                          <w:sz w:val="13"/>
+                          <w:szCs w:val="13"/>
+                          <w:lang w:val="en-GB" w:eastAsia="de-DE"/>
+                        </w:rPr>
+                        <w:t>Dr. Alexander Thomas Lamberty LL.M.</w:t>
+                      </w:r>
+                    </w:p>
+                    <w:p>
+                      <w:pPr>
+                        <w:autoSpaceDE w:val="0"/>
+                        <w:autoSpaceDN w:val="0"/>
+                        <w:adjustRightInd w:val="0"/>
+                        <w:spacing w:line="240" w:lineRule="auto"/>
                         <w:jc w:val="left"/>
                         <w:rPr>
                           <w:rFonts w:eastAsia="Calibri" w:cs="CorporateSPro-Light"/>
@@ -2084,7 +2321,7 @@
                           <w:szCs w:val="13"/>
                           <w:lang w:eastAsia="de-DE"/>
                         </w:rPr>
-                        <w:t xml:space="preserve"/>
+                        <w:t>Fachanwalt für Insolvenz- und Sanierungsrecht</w:t>
                       </w:r>
                     </w:p>
                     <w:p>
@@ -2092,6 +2329,23 @@
                         <w:autoSpaceDE w:val="0"/>
                         <w:autoSpaceDN w:val="0"/>
                         <w:adjustRightInd w:val="0"/>
+                        <w:spacing w:line="240" w:lineRule="auto"/>
+                        <w:jc w:val="left"/>
+                        <w:rPr>
+                          <w:rFonts w:eastAsia="Calibri" w:cs="CorporateSPro-Demi"/>
+                          <w:b/>
+                          <w:sz w:val="13"/>
+                          <w:szCs w:val="13"/>
+                          <w:lang w:eastAsia="de-DE"/>
+                        </w:rPr>
+                      </w:pPr>
+                    </w:p>
+                    <w:p>
+                      <w:pPr>
+                        <w:autoSpaceDE w:val="0"/>
+                        <w:autoSpaceDN w:val="0"/>
+                        <w:adjustRightInd w:val="0"/>
+                        <w:spacing w:line="240" w:lineRule="auto"/>
                         <w:jc w:val="left"/>
                         <w:rPr>
                           <w:rFonts w:eastAsia="Calibri" w:cs="CorporateSPro-Demi"/>
@@ -2109,7 +2363,7 @@
                           <w:szCs w:val="13"/>
                           <w:lang w:eastAsia="de-DE"/>
                         </w:rPr>
-                        <w:t xml:space="preserve">Dr. Alexander Thomas Lamberty LL.M.</w:t>
+                        <w:t>Fatma Kreft</w:t>
                       </w:r>
                     </w:p>
                     <w:p>
@@ -2117,7 +2371,7 @@
                         <w:autoSpaceDE w:val="0"/>
                         <w:autoSpaceDN w:val="0"/>
                         <w:adjustRightInd w:val="0"/>
-                        <w:spacing w:line="276" w:lineRule="auto"/>
+                        <w:spacing w:line="240" w:lineRule="auto"/>
                         <w:jc w:val="left"/>
                         <w:rPr>
                           <w:rFonts w:eastAsia="Calibri" w:cs="CorporateSPro-Light"/>
@@ -2133,7 +2387,7 @@
                           <w:szCs w:val="13"/>
                           <w:lang w:eastAsia="de-DE"/>
                         </w:rPr>
-                        <w:t xml:space="preserve">Fachanwalt für Insolvenz- und Sanierungsrecht</w:t>
+                        <w:t>Fachanwältin für Insolvenz- und Sanierungsrecht</w:t>
                       </w:r>
                     </w:p>
                     <w:p>
@@ -2141,7 +2395,7 @@
                         <w:autoSpaceDE w:val="0"/>
                         <w:autoSpaceDN w:val="0"/>
                         <w:adjustRightInd w:val="0"/>
-                        <w:spacing w:line="276" w:lineRule="auto"/>
+                        <w:spacing w:line="240" w:lineRule="auto"/>
                         <w:jc w:val="left"/>
                         <w:rPr>
                           <w:rFonts w:eastAsia="Calibri" w:cs="CorporateSPro-Light"/>
@@ -2157,7 +2411,7 @@
                           <w:szCs w:val="13"/>
                           <w:lang w:eastAsia="de-DE"/>
                         </w:rPr>
-                        <w:t xml:space="preserve"/>
+                        <w:t>Fachanwältin für Steuerrecht</w:t>
                       </w:r>
                     </w:p>
                     <w:p>
@@ -2165,6 +2419,22 @@
                         <w:autoSpaceDE w:val="0"/>
                         <w:autoSpaceDN w:val="0"/>
                         <w:adjustRightInd w:val="0"/>
+                        <w:spacing w:line="240" w:lineRule="auto"/>
+                        <w:jc w:val="left"/>
+                        <w:rPr>
+                          <w:rFonts w:eastAsia="Calibri" w:cs="CorporateSPro-Light"/>
+                          <w:sz w:val="13"/>
+                          <w:szCs w:val="13"/>
+                          <w:lang w:eastAsia="de-DE"/>
+                        </w:rPr>
+                      </w:pPr>
+                    </w:p>
+                    <w:p>
+                      <w:pPr>
+                        <w:autoSpaceDE w:val="0"/>
+                        <w:autoSpaceDN w:val="0"/>
+                        <w:adjustRightInd w:val="0"/>
+                        <w:spacing w:line="240" w:lineRule="auto"/>
                         <w:jc w:val="left"/>
                         <w:rPr>
                           <w:rFonts w:eastAsia="Calibri" w:cs="CorporateSPro-Demi"/>
@@ -2182,7 +2452,7 @@
                           <w:szCs w:val="13"/>
                           <w:lang w:eastAsia="de-DE"/>
                         </w:rPr>
-                        <w:t xml:space="preserve">Fatma Kreft</w:t>
+                        <w:t>Dr. Arne Löser</w:t>
                       </w:r>
                     </w:p>
                     <w:p>
@@ -2190,7 +2460,7 @@
                         <w:autoSpaceDE w:val="0"/>
                         <w:autoSpaceDN w:val="0"/>
                         <w:adjustRightInd w:val="0"/>
-                        <w:spacing w:line="276" w:lineRule="auto"/>
+                        <w:spacing w:line="240" w:lineRule="auto"/>
                         <w:jc w:val="left"/>
                         <w:rPr>
                           <w:rFonts w:eastAsia="Calibri" w:cs="CorporateSPro-Light"/>
@@ -2206,7 +2476,7 @@
                           <w:szCs w:val="13"/>
                           <w:lang w:eastAsia="de-DE"/>
                         </w:rPr>
-                        <w:t xml:space="preserve">Fachanwältin für Insolvenz- und Sanierungsrecht</w:t>
+                        <w:t>Fachanwalt für Insolvenz- und Sanierungsrecht</w:t>
                       </w:r>
                     </w:p>
                     <w:p>
@@ -2214,7 +2484,7 @@
                         <w:autoSpaceDE w:val="0"/>
                         <w:autoSpaceDN w:val="0"/>
                         <w:adjustRightInd w:val="0"/>
-                        <w:spacing w:line="276" w:lineRule="auto"/>
+                        <w:spacing w:line="240" w:lineRule="auto"/>
                         <w:jc w:val="left"/>
                         <w:rPr>
                           <w:rFonts w:eastAsia="Calibri" w:cs="CorporateSPro-Light"/>
@@ -2230,7 +2500,7 @@
                           <w:szCs w:val="13"/>
                           <w:lang w:eastAsia="de-DE"/>
                         </w:rPr>
-                        <w:t xml:space="preserve">Fachanwältin für Steuerrecht</w:t>
+                        <w:t>Fachanwalt für Handels- und Gesellschaftsrecht</w:t>
                       </w:r>
                     </w:p>
                     <w:p>
@@ -2238,7 +2508,7 @@
                         <w:autoSpaceDE w:val="0"/>
                         <w:autoSpaceDN w:val="0"/>
                         <w:adjustRightInd w:val="0"/>
-                        <w:spacing w:line="276" w:lineRule="auto"/>
+                        <w:spacing w:line="240" w:lineRule="auto"/>
                         <w:jc w:val="left"/>
                         <w:rPr>
                           <w:rFonts w:eastAsia="Calibri" w:cs="CorporateSPro-Light"/>
@@ -2247,21 +2517,13 @@
                           <w:lang w:eastAsia="de-DE"/>
                         </w:rPr>
                       </w:pPr>
-                      <w:r>
-                        <w:rPr>
-                          <w:rFonts w:eastAsia="Calibri" w:cs="CorporateSPro-Light"/>
-                          <w:sz w:val="13"/>
-                          <w:szCs w:val="13"/>
-                          <w:lang w:eastAsia="de-DE"/>
-                        </w:rPr>
-                        <w:t xml:space="preserve"/>
-                      </w:r>
                     </w:p>
                     <w:p>
                       <w:pPr>
                         <w:autoSpaceDE w:val="0"/>
                         <w:autoSpaceDN w:val="0"/>
                         <w:adjustRightInd w:val="0"/>
+                        <w:spacing w:line="240" w:lineRule="auto"/>
                         <w:jc w:val="left"/>
                         <w:rPr>
                           <w:rFonts w:eastAsia="Calibri" w:cs="CorporateSPro-Demi"/>
@@ -2279,8 +2541,98 @@
                           <w:szCs w:val="13"/>
                           <w:lang w:eastAsia="de-DE"/>
                         </w:rPr>
-                        <w:t xml:space="preserve">Dr. Arne Löser</w:t>
+                        <w:t>Dr. Thomas Thöne</w:t>
                       </w:r>
+                    </w:p>
+                    <w:p>
+                      <w:pPr>
+                        <w:autoSpaceDE w:val="0"/>
+                        <w:autoSpaceDN w:val="0"/>
+                        <w:adjustRightInd w:val="0"/>
+                        <w:spacing w:line="240" w:lineRule="auto"/>
+                        <w:jc w:val="left"/>
+                        <w:rPr>
+                          <w:rFonts w:eastAsia="Calibri" w:cs="CorporateSPro-Light"/>
+                          <w:sz w:val="13"/>
+                          <w:szCs w:val="13"/>
+                          <w:lang w:eastAsia="de-DE"/>
+                        </w:rPr>
+                      </w:pPr>
+                      <w:r>
+                        <w:rPr>
+                          <w:rFonts w:eastAsia="Calibri" w:cs="CorporateSPro-Light"/>
+                          <w:sz w:val="13"/>
+                          <w:szCs w:val="13"/>
+                          <w:lang w:eastAsia="de-DE"/>
+                        </w:rPr>
+                        <w:t>Fachanwalt für Insolvenz- und Sanierungsrecht</w:t>
+                      </w:r>
+                    </w:p>
+                    <w:p>
+                      <w:pPr>
+                        <w:autoSpaceDE w:val="0"/>
+                        <w:autoSpaceDN w:val="0"/>
+                        <w:adjustRightInd w:val="0"/>
+                        <w:spacing w:line="240" w:lineRule="auto"/>
+                        <w:jc w:val="left"/>
+                        <w:rPr>
+                          <w:rFonts w:eastAsia="Calibri" w:cs="CorporateSPro-Light"/>
+                          <w:sz w:val="13"/>
+                          <w:szCs w:val="13"/>
+                          <w:lang w:eastAsia="de-DE"/>
+                        </w:rPr>
+                      </w:pPr>
+                      <w:r>
+                        <w:rPr>
+                          <w:rFonts w:eastAsia="Calibri" w:cs="CorporateSPro-Light"/>
+                          <w:sz w:val="13"/>
+                          <w:szCs w:val="13"/>
+                          <w:lang w:eastAsia="de-DE"/>
+                        </w:rPr>
+                        <w:t>Fachanwalt für Steuerrecht</w:t>
+                      </w:r>
+                    </w:p>
+                    <w:p>
+                      <w:pPr>
+                        <w:autoSpaceDE w:val="0"/>
+                        <w:autoSpaceDN w:val="0"/>
+                        <w:adjustRightInd w:val="0"/>
+                        <w:spacing w:line="240" w:lineRule="auto"/>
+                        <w:jc w:val="left"/>
+                        <w:rPr>
+                          <w:rFonts w:eastAsia="Calibri" w:cs="CorporateSPro-Light"/>
+                          <w:sz w:val="13"/>
+                          <w:szCs w:val="13"/>
+                          <w:lang w:eastAsia="de-DE"/>
+                        </w:rPr>
+                      </w:pPr>
+                      <w:r>
+                        <w:rPr>
+                          <w:rFonts w:eastAsia="Calibri" w:cs="CorporateSPro-Light"/>
+                          <w:sz w:val="13"/>
+                          <w:szCs w:val="13"/>
+                          <w:lang w:eastAsia="de-DE"/>
+                        </w:rPr>
+                        <w:t>Notar in Wiesbaden</w:t>
+                      </w:r>
+                    </w:p>
+                    <w:p>
+                      <w:pPr>
+                        <w:pBdr>
+                          <w:bottom w:val="single" w:sz="4" w:space="1" w:color="auto"/>
+                        </w:pBdr>
+                        <w:autoSpaceDE w:val="0"/>
+                        <w:autoSpaceDN w:val="0"/>
+                        <w:adjustRightInd w:val="0"/>
+                        <w:spacing w:line="276" w:lineRule="auto"/>
+                        <w:jc w:val="left"/>
+                        <w:rPr>
+                          <w:rFonts w:eastAsia="Calibri" w:cs="CorporateSPro-Light"/>
+                          <w:sz w:val="13"/>
+                          <w:szCs w:val="13"/>
+                          <w:lang w:eastAsia="de-DE"/>
+                        </w:rPr>
+                      </w:pPr>
                     </w:p>
                     <w:p>
                       <w:pPr>
@@ -2296,14 +2648,28 @@
                           <w:lang w:eastAsia="de-DE"/>
                         </w:rPr>
                       </w:pPr>
-                      <w:r>
+                    </w:p>
+                    <w:p>
+                      <w:pPr>
+                        <w:autoSpaceDE w:val="0"/>
+                        <w:autoSpaceDN w:val="0"/>
+                        <w:adjustRightInd w:val="0"/>
+                        <w:jc w:val="left"/>
                         <w:rPr>
-                          <w:rFonts w:eastAsia="Calibri" w:cs="CorporateSPro-Light"/>
+                          <w:rFonts w:eastAsia="Calibri" w:cs="CorporateSPro-Regular"/>
                           <w:sz w:val="13"/>
                           <w:szCs w:val="13"/>
                           <w:lang w:eastAsia="de-DE"/>
                         </w:rPr>
-                        <w:t xml:space="preserve">Fachanwalt für Insolvenz- und Sanierungsrecht</w:t>
+                      </w:pPr>
+                      <w:r>
+                        <w:rPr>
+                          <w:rFonts w:eastAsia="Calibri" w:cs="CorporateSPro-Regular"/>
+                          <w:sz w:val="13"/>
+                          <w:szCs w:val="13"/>
+                          <w:lang w:eastAsia="de-DE"/>
+                        </w:rPr>
+                        <w:t>ANGESTELLTE RECHTSANWÄLTE</w:t>
                       </w:r>
                     </w:p>
                     <w:p>
@@ -2311,54 +2677,7 @@
                         <w:autoSpaceDE w:val="0"/>
                         <w:autoSpaceDN w:val="0"/>
                         <w:adjustRightInd w:val="0"/>
-                        <w:spacing w:line="276" w:lineRule="auto"/>
-                        <w:jc w:val="left"/>
-                        <w:rPr>
-                          <w:rFonts w:eastAsia="Calibri" w:cs="CorporateSPro-Light"/>
-                          <w:sz w:val="13"/>
-                          <w:szCs w:val="13"/>
-                          <w:lang w:eastAsia="de-DE"/>
-                        </w:rPr>
-                      </w:pPr>
-                      <w:r>
-                        <w:rPr>
-                          <w:rFonts w:eastAsia="Calibri" w:cs="CorporateSPro-Light"/>
-                          <w:sz w:val="13"/>
-                          <w:szCs w:val="13"/>
-                          <w:lang w:eastAsia="de-DE"/>
-                        </w:rPr>
-                        <w:t xml:space="preserve">Fachanwalt für Handels- und Gesellschaftsrecht</w:t>
-                      </w:r>
-                    </w:p>
-                    <w:p>
-                      <w:pPr>
-                        <w:autoSpaceDE w:val="0"/>
-                        <w:autoSpaceDN w:val="0"/>
-                        <w:adjustRightInd w:val="0"/>
-                        <w:spacing w:line="276" w:lineRule="auto"/>
-                        <w:jc w:val="left"/>
-                        <w:rPr>
-                          <w:rFonts w:eastAsia="Calibri" w:cs="CorporateSPro-Light"/>
-                          <w:sz w:val="13"/>
-                          <w:szCs w:val="13"/>
-                          <w:lang w:eastAsia="de-DE"/>
-                        </w:rPr>
-                      </w:pPr>
-                      <w:r>
-                        <w:rPr>
-                          <w:rFonts w:eastAsia="Calibri" w:cs="CorporateSPro-Light"/>
-                          <w:sz w:val="13"/>
-                          <w:szCs w:val="13"/>
-                          <w:lang w:eastAsia="de-DE"/>
-                        </w:rPr>
-                        <w:t xml:space="preserve"/>
-                      </w:r>
-                    </w:p>
-                    <w:p>
-                      <w:pPr>
-                        <w:autoSpaceDE w:val="0"/>
-                        <w:autoSpaceDN w:val="0"/>
-                        <w:adjustRightInd w:val="0"/>
+                        <w:spacing w:line="240" w:lineRule="auto"/>
                         <w:jc w:val="left"/>
                         <w:rPr>
                           <w:rFonts w:eastAsia="Calibri" w:cs="CorporateSPro-Demi"/>
@@ -2376,7 +2695,7 @@
                           <w:szCs w:val="13"/>
                           <w:lang w:eastAsia="de-DE"/>
                         </w:rPr>
-                        <w:t xml:space="preserve">Thorsten Lex</w:t>
+                        <w:t>Eva Meyer</w:t>
                       </w:r>
                     </w:p>
                     <w:p>
@@ -2384,7 +2703,31 @@
                         <w:autoSpaceDE w:val="0"/>
                         <w:autoSpaceDN w:val="0"/>
                         <w:adjustRightInd w:val="0"/>
-                        <w:spacing w:line="276" w:lineRule="auto"/>
+                        <w:spacing w:line="240" w:lineRule="auto"/>
+                        <w:jc w:val="left"/>
+                        <w:rPr>
+                          <w:rFonts w:eastAsia="Calibri" w:cs="CorporateSPro-Demi"/>
+                          <w:sz w:val="13"/>
+                          <w:szCs w:val="13"/>
+                          <w:lang w:eastAsia="de-DE"/>
+                        </w:rPr>
+                      </w:pPr>
+                      <w:r>
+                        <w:rPr>
+                          <w:rFonts w:eastAsia="Calibri" w:cs="CorporateSPro-Demi"/>
+                          <w:sz w:val="13"/>
+                          <w:szCs w:val="13"/>
+                          <w:lang w:eastAsia="de-DE"/>
+                        </w:rPr>
+                        <w:t>Fachanwältin für Insolvenz- und Sanierungsrecht</w:t>
+                      </w:r>
+                    </w:p>
+                    <w:p>
+                      <w:pPr>
+                        <w:autoSpaceDE w:val="0"/>
+                        <w:autoSpaceDN w:val="0"/>
+                        <w:adjustRightInd w:val="0"/>
+                        <w:spacing w:line="240" w:lineRule="auto"/>
                         <w:jc w:val="left"/>
                         <w:rPr>
                           <w:rFonts w:eastAsia="Calibri" w:cs="CorporateSPro-Light"/>
@@ -2393,93 +2736,13 @@
                           <w:lang w:eastAsia="de-DE"/>
                         </w:rPr>
                       </w:pPr>
-                      <w:r>
-                        <w:rPr>
-                          <w:rFonts w:eastAsia="Calibri" w:cs="CorporateSPro-Light"/>
-                          <w:sz w:val="13"/>
-                          <w:szCs w:val="13"/>
-                          <w:lang w:eastAsia="de-DE"/>
-                        </w:rPr>
-                        <w:t xml:space="preserve">Fachanwalt für Business</w:t>
-                      </w:r>
                     </w:p>
                     <w:p>
                       <w:pPr>
                         <w:autoSpaceDE w:val="0"/>
                         <w:autoSpaceDN w:val="0"/>
                         <w:adjustRightInd w:val="0"/>
-                        <w:spacing w:line="276" w:lineRule="auto"/>
-                        <w:jc w:val="left"/>
-                        <w:rPr>
-                          <w:rFonts w:eastAsia="Calibri" w:cs="CorporateSPro-Light"/>
-                          <w:sz w:val="13"/>
-                          <w:szCs w:val="13"/>
-                          <w:lang w:eastAsia="de-DE"/>
-                        </w:rPr>
-                      </w:pPr>
-                      <w:r>
-                        <w:rPr>
-                          <w:rFonts w:eastAsia="Calibri" w:cs="CorporateSPro-Light"/>
-                          <w:sz w:val="13"/>
-                          <w:szCs w:val="13"/>
-                          <w:lang w:eastAsia="de-DE"/>
-                        </w:rPr>
-                        <w:t xml:space="preserve"/>
-                      </w:r>
-                    </w:p>
-                    <w:p>
-                      <w:pPr>
-                        <w:autoSpaceDE w:val="0"/>
-                        <w:autoSpaceDN w:val="0"/>
-                        <w:adjustRightInd w:val="0"/>
-                        <w:spacing w:line="276" w:lineRule="auto"/>
-                        <w:jc w:val="left"/>
-                        <w:rPr>
-                          <w:rFonts w:eastAsia="Calibri" w:cs="CorporateSPro-Light"/>
-                          <w:sz w:val="13"/>
-                          <w:szCs w:val="13"/>
-                          <w:lang w:eastAsia="de-DE"/>
-                        </w:rPr>
-                      </w:pPr>
-                      <w:r>
-                        <w:rPr>
-                          <w:rFonts w:eastAsia="Calibri" w:cs="CorporateSPro-Light"/>
-                          <w:sz w:val="13"/>
-                          <w:szCs w:val="13"/>
-                          <w:lang w:eastAsia="de-DE"/>
-                        </w:rPr>
-                        <w:t xml:space="preserve"/>
-                      </w:r>
-                    </w:p>
-                    <w:p>
-                      <w:pPr>
-                        <w:autoSpaceDE w:val="0"/>
-                        <w:autoSpaceDN w:val="0"/>
-                        <w:adjustRightInd w:val="0"/>
-                        <w:spacing w:line="276" w:lineRule="auto"/>
-                        <w:jc w:val="left"/>
-                        <w:rPr>
-                          <w:rFonts w:eastAsia="Calibri" w:cs="CorporateSPro-Light"/>
-                          <w:sz w:val="13"/>
-                          <w:szCs w:val="13"/>
-                          <w:lang w:eastAsia="de-DE"/>
-                        </w:rPr>
-                      </w:pPr>
-                      <w:r>
-                        <w:rPr>
-                          <w:rFonts w:eastAsia="Calibri" w:cs="CorporateSPro-Light"/>
-                          <w:sz w:val="13"/>
-                          <w:szCs w:val="13"/>
-                          <w:lang w:eastAsia="de-DE"/>
-                        </w:rPr>
-                        <w:t xml:space="preserve">ANGESTELLTE RECHTSANWÄLTE</w:t>
-                      </w:r>
-                    </w:p>
-                    <w:p>
-                      <w:pPr>
-                        <w:autoSpaceDE w:val="0"/>
-                        <w:autoSpaceDN w:val="0"/>
-                        <w:adjustRightInd w:val="0"/>
+                        <w:spacing w:line="240" w:lineRule="auto"/>
                         <w:jc w:val="left"/>
                         <w:rPr>
                           <w:rFonts w:eastAsia="Calibri" w:cs="CorporateSPro-Demi"/>
@@ -2497,7 +2760,7 @@
                           <w:szCs w:val="13"/>
                           <w:lang w:eastAsia="de-DE"/>
                         </w:rPr>
-                        <w:t xml:space="preserve">Eva Meyer</w:t>
+                        <w:t>Bettina Dax</w:t>
                       </w:r>
                     </w:p>
                     <w:p>
@@ -2505,7 +2768,7 @@
                         <w:autoSpaceDE w:val="0"/>
                         <w:autoSpaceDN w:val="0"/>
                         <w:adjustRightInd w:val="0"/>
-                        <w:spacing w:line="276" w:lineRule="auto"/>
+                        <w:spacing w:line="240" w:lineRule="auto"/>
                         <w:jc w:val="left"/>
                         <w:rPr>
                           <w:rFonts w:eastAsia="Calibri" w:cs="CorporateSPro-Light"/>
@@ -2521,7 +2784,7 @@
                           <w:szCs w:val="13"/>
                           <w:lang w:eastAsia="de-DE"/>
                         </w:rPr>
-                        <w:t xml:space="preserve">Fachanwältin für Insolvenz- und Sanierungsrecht</w:t>
+                        <w:t>Rechtsanwältin</w:t>
                       </w:r>
                     </w:p>
                     <w:p>
@@ -2529,30 +2792,23 @@
                         <w:autoSpaceDE w:val="0"/>
                         <w:autoSpaceDN w:val="0"/>
                         <w:adjustRightInd w:val="0"/>
-                        <w:spacing w:line="276" w:lineRule="auto"/>
+                        <w:spacing w:line="240" w:lineRule="auto"/>
                         <w:jc w:val="left"/>
                         <w:rPr>
-                          <w:rFonts w:eastAsia="Calibri" w:cs="CorporateSPro-Light"/>
+                          <w:rFonts w:eastAsia="Calibri" w:cs="CorporateSPro-Demi"/>
+                          <w:b/>
                           <w:sz w:val="13"/>
                           <w:szCs w:val="13"/>
                           <w:lang w:eastAsia="de-DE"/>
                         </w:rPr>
                       </w:pPr>
-                      <w:r>
-                        <w:rPr>
-                          <w:rFonts w:eastAsia="Calibri" w:cs="CorporateSPro-Light"/>
-                          <w:sz w:val="13"/>
-                          <w:szCs w:val="13"/>
-                          <w:lang w:eastAsia="de-DE"/>
-                        </w:rPr>
-                        <w:t xml:space="preserve"/>
-                      </w:r>
                     </w:p>
                     <w:p>
                       <w:pPr>
                         <w:autoSpaceDE w:val="0"/>
                         <w:autoSpaceDN w:val="0"/>
                         <w:adjustRightInd w:val="0"/>
+                        <w:spacing w:line="240" w:lineRule="auto"/>
                         <w:jc w:val="left"/>
                         <w:rPr>
                           <w:rFonts w:eastAsia="Calibri" w:cs="CorporateSPro-Demi"/>
@@ -2570,7 +2826,7 @@
                           <w:szCs w:val="13"/>
                           <w:lang w:eastAsia="de-DE"/>
                         </w:rPr>
-                        <w:t xml:space="preserve">Bettina Dax</w:t>
+                        <w:t>Cornelia Kriege</w:t>
                       </w:r>
                     </w:p>
                     <w:p>
@@ -2578,7 +2834,7 @@
                         <w:autoSpaceDE w:val="0"/>
                         <w:autoSpaceDN w:val="0"/>
                         <w:adjustRightInd w:val="0"/>
-                        <w:spacing w:line="276" w:lineRule="auto"/>
+                        <w:spacing w:line="240" w:lineRule="auto"/>
                         <w:jc w:val="left"/>
                         <w:rPr>
                           <w:rFonts w:eastAsia="Calibri" w:cs="CorporateSPro-Light"/>
@@ -2594,7 +2850,7 @@
                           <w:szCs w:val="13"/>
                           <w:lang w:eastAsia="de-DE"/>
                         </w:rPr>
-                        <w:t xml:space="preserve">Rechtsanwältin</w:t>
+                        <w:t>Rechtsanwältin</w:t>
                       </w:r>
                     </w:p>
                     <w:p>
@@ -2602,7 +2858,7 @@
                         <w:autoSpaceDE w:val="0"/>
                         <w:autoSpaceDN w:val="0"/>
                         <w:adjustRightInd w:val="0"/>
-                        <w:spacing w:line="276" w:lineRule="auto"/>
+                        <w:spacing w:line="240" w:lineRule="auto"/>
                         <w:jc w:val="left"/>
                         <w:rPr>
                           <w:rFonts w:eastAsia="Calibri" w:cs="CorporateSPro-Light"/>
@@ -2611,21 +2867,13 @@
                           <w:lang w:eastAsia="de-DE"/>
                         </w:rPr>
                       </w:pPr>
-                      <w:r>
-                        <w:rPr>
-                          <w:rFonts w:eastAsia="Calibri" w:cs="CorporateSPro-Light"/>
-                          <w:sz w:val="13"/>
-                          <w:szCs w:val="13"/>
-                          <w:lang w:eastAsia="de-DE"/>
-                        </w:rPr>
-                        <w:t xml:space="preserve"/>
-                      </w:r>
                     </w:p>
                     <w:p>
                       <w:pPr>
                         <w:autoSpaceDE w:val="0"/>
                         <w:autoSpaceDN w:val="0"/>
                         <w:adjustRightInd w:val="0"/>
+                        <w:spacing w:line="240" w:lineRule="auto"/>
                         <w:jc w:val="left"/>
                         <w:rPr>
                           <w:rFonts w:eastAsia="Calibri" w:cs="CorporateSPro-Demi"/>
@@ -2643,8 +2891,50 @@
                           <w:szCs w:val="13"/>
                           <w:lang w:eastAsia="de-DE"/>
                         </w:rPr>
-                        <w:t xml:space="preserve">Cornelia Kriege</w:t>
+                        <w:t>Lars Wacker</w:t>
                       </w:r>
+                    </w:p>
+                    <w:p>
+                      <w:pPr>
+                        <w:autoSpaceDE w:val="0"/>
+                        <w:autoSpaceDN w:val="0"/>
+                        <w:adjustRightInd w:val="0"/>
+                        <w:spacing w:line="240" w:lineRule="auto"/>
+                        <w:jc w:val="left"/>
+                        <w:rPr>
+                          <w:rFonts w:eastAsia="Calibri" w:cs="CorporateSPro-Light"/>
+                          <w:sz w:val="13"/>
+                          <w:szCs w:val="13"/>
+                          <w:lang w:eastAsia="de-DE"/>
+                        </w:rPr>
+                      </w:pPr>
+                      <w:r>
+                        <w:rPr>
+                          <w:rFonts w:eastAsia="Calibri" w:cs="CorporateSPro-Light"/>
+                          <w:sz w:val="13"/>
+                          <w:szCs w:val="13"/>
+                          <w:lang w:eastAsia="de-DE"/>
+                        </w:rPr>
+                        <w:t>Rechtsanwalt</w:t>
+                      </w:r>
+                    </w:p>
+                    <w:p>
+                      <w:pPr>
+                        <w:pBdr>
+                          <w:bottom w:val="single" w:sz="4" w:space="1" w:color="auto"/>
+                        </w:pBdr>
+                        <w:autoSpaceDE w:val="0"/>
+                        <w:autoSpaceDN w:val="0"/>
+                        <w:adjustRightInd w:val="0"/>
+                        <w:spacing w:line="276" w:lineRule="auto"/>
+                        <w:jc w:val="left"/>
+                        <w:rPr>
+                          <w:rFonts w:eastAsia="Calibri" w:cs="CorporateSPro-Light"/>
+                          <w:sz w:val="13"/>
+                          <w:szCs w:val="13"/>
+                          <w:lang w:eastAsia="de-DE"/>
+                        </w:rPr>
+                      </w:pPr>
                     </w:p>
                     <w:p>
                       <w:pPr>
@@ -2660,14 +2950,28 @@
                           <w:lang w:eastAsia="de-DE"/>
                         </w:rPr>
                       </w:pPr>
-                      <w:r>
+                    </w:p>
+                    <w:p>
+                      <w:pPr>
+                        <w:autoSpaceDE w:val="0"/>
+                        <w:autoSpaceDN w:val="0"/>
+                        <w:adjustRightInd w:val="0"/>
+                        <w:jc w:val="left"/>
                         <w:rPr>
-                          <w:rFonts w:eastAsia="Calibri" w:cs="CorporateSPro-Light"/>
+                          <w:rFonts w:eastAsia="Calibri" w:cs="CorporateSPro-Regular"/>
                           <w:sz w:val="13"/>
                           <w:szCs w:val="13"/>
                           <w:lang w:eastAsia="de-DE"/>
                         </w:rPr>
-                        <w:t xml:space="preserve">Rechtsanwältin</w:t>
+                      </w:pPr>
+                      <w:r>
+                        <w:rPr>
+                          <w:rFonts w:eastAsia="Calibri" w:cs="CorporateSPro-Regular"/>
+                          <w:sz w:val="13"/>
+                          <w:szCs w:val="13"/>
+                          <w:lang w:eastAsia="de-DE"/>
+                        </w:rPr>
+                        <w:t>OF COUNSEL</w:t>
                       </w:r>
                     </w:p>
                     <w:p>
@@ -2675,30 +2979,7 @@
                         <w:autoSpaceDE w:val="0"/>
                         <w:autoSpaceDN w:val="0"/>
                         <w:adjustRightInd w:val="0"/>
-                        <w:spacing w:line="276" w:lineRule="auto"/>
-                        <w:jc w:val="left"/>
-                        <w:rPr>
-                          <w:rFonts w:eastAsia="Calibri" w:cs="CorporateSPro-Light"/>
-                          <w:sz w:val="13"/>
-                          <w:szCs w:val="13"/>
-                          <w:lang w:eastAsia="de-DE"/>
-                        </w:rPr>
-                      </w:pPr>
-                      <w:r>
-                        <w:rPr>
-                          <w:rFonts w:eastAsia="Calibri" w:cs="CorporateSPro-Light"/>
-                          <w:sz w:val="13"/>
-                          <w:szCs w:val="13"/>
-                          <w:lang w:eastAsia="de-DE"/>
-                        </w:rPr>
-                        <w:t xml:space="preserve"/>
-                      </w:r>
-                    </w:p>
-                    <w:p>
-                      <w:pPr>
-                        <w:autoSpaceDE w:val="0"/>
-                        <w:autoSpaceDN w:val="0"/>
-                        <w:adjustRightInd w:val="0"/>
+                        <w:spacing w:line="240" w:lineRule="auto"/>
                         <w:jc w:val="left"/>
                         <w:rPr>
                           <w:rFonts w:eastAsia="Calibri" w:cs="CorporateSPro-Demi"/>
@@ -2716,8 +2997,50 @@
                           <w:szCs w:val="13"/>
                           <w:lang w:eastAsia="de-DE"/>
                         </w:rPr>
-                        <w:t xml:space="preserve">Lars Wacker</w:t>
+                        <w:t>Justizrat Prof. Dr. Dr. Thomas B. Schmidt M.A.</w:t>
                       </w:r>
+                    </w:p>
+                    <w:p>
+                      <w:pPr>
+                        <w:autoSpaceDE w:val="0"/>
+                        <w:autoSpaceDN w:val="0"/>
+                        <w:adjustRightInd w:val="0"/>
+                        <w:spacing w:line="240" w:lineRule="auto"/>
+                        <w:jc w:val="left"/>
+                        <w:rPr>
+                          <w:rFonts w:eastAsia="Calibri" w:cs="CorporateSPro-Light"/>
+                          <w:sz w:val="13"/>
+                          <w:szCs w:val="13"/>
+                          <w:lang w:eastAsia="de-DE"/>
+                        </w:rPr>
+                      </w:pPr>
+                      <w:r>
+                        <w:rPr>
+                          <w:rFonts w:eastAsia="Calibri" w:cs="CorporateSPro-Light"/>
+                          <w:sz w:val="13"/>
+                          <w:szCs w:val="13"/>
+                          <w:lang w:eastAsia="de-DE"/>
+                        </w:rPr>
+                        <w:t>Fachanwalt für Insolvenz- und Sanierungsrecht</w:t>
+                      </w:r>
+                    </w:p>
+                    <w:p>
+                      <w:pPr>
+                        <w:pBdr>
+                          <w:bottom w:val="single" w:sz="4" w:space="1" w:color="auto"/>
+                        </w:pBdr>
+                        <w:autoSpaceDE w:val="0"/>
+                        <w:autoSpaceDN w:val="0"/>
+                        <w:adjustRightInd w:val="0"/>
+                        <w:spacing w:line="276" w:lineRule="auto"/>
+                        <w:jc w:val="left"/>
+                        <w:rPr>
+                          <w:rFonts w:eastAsia="Calibri" w:cs="CorporateSPro-Light"/>
+                          <w:sz w:val="13"/>
+                          <w:szCs w:val="13"/>
+                          <w:lang w:eastAsia="de-DE"/>
+                        </w:rPr>
+                      </w:pPr>
                     </w:p>
                     <w:p>
                       <w:pPr>
@@ -2733,87 +3056,6 @@
                           <w:lang w:eastAsia="de-DE"/>
                         </w:rPr>
                       </w:pPr>
-                      <w:r>
-                        <w:rPr>
-                          <w:rFonts w:eastAsia="Calibri" w:cs="CorporateSPro-Light"/>
-                          <w:sz w:val="13"/>
-                          <w:szCs w:val="13"/>
-                          <w:lang w:eastAsia="de-DE"/>
-                        </w:rPr>
-                        <w:t xml:space="preserve">Rechtsanwalt</w:t>
-                      </w:r>
-                    </w:p>
-                    <w:p>
-                      <w:pPr>
-                        <w:autoSpaceDE w:val="0"/>
-                        <w:autoSpaceDN w:val="0"/>
-                        <w:adjustRightInd w:val="0"/>
-                        <w:spacing w:line="276" w:lineRule="auto"/>
-                        <w:jc w:val="left"/>
-                        <w:rPr>
-                          <w:rFonts w:eastAsia="Calibri" w:cs="CorporateSPro-Light"/>
-                          <w:sz w:val="13"/>
-                          <w:szCs w:val="13"/>
-                          <w:lang w:eastAsia="de-DE"/>
-                        </w:rPr>
-                      </w:pPr>
-                      <w:r>
-                        <w:rPr>
-                          <w:rFonts w:eastAsia="Calibri" w:cs="CorporateSPro-Light"/>
-                          <w:sz w:val="13"/>
-                          <w:szCs w:val="13"/>
-                          <w:lang w:eastAsia="de-DE"/>
-                        </w:rPr>
-                        <w:t xml:space="preserve"/>
-                      </w:r>
-                    </w:p>
-                    <w:p>
-                      <w:pPr>
-                        <w:autoSpaceDE w:val="0"/>
-                        <w:autoSpaceDN w:val="0"/>
-                        <w:adjustRightInd w:val="0"/>
-                        <w:spacing w:line="276" w:lineRule="auto"/>
-                        <w:jc w:val="left"/>
-                        <w:rPr>
-                          <w:rFonts w:eastAsia="Calibri" w:cs="CorporateSPro-Light"/>
-                          <w:sz w:val="13"/>
-                          <w:szCs w:val="13"/>
-                          <w:lang w:eastAsia="de-DE"/>
-                        </w:rPr>
-                      </w:pPr>
-                      <w:r>
-                        <w:rPr>
-                          <w:rFonts w:eastAsia="Calibri" w:cs="CorporateSPro-Light"/>
-                          <w:sz w:val="13"/>
-                          <w:szCs w:val="13"/>
-                          <w:lang w:eastAsia="de-DE"/>
-                        </w:rPr>
-                        <w:t xml:space="preserve"/>
-                      </w:r>
-                    </w:p>
-                    <w:p>
-                      <w:pPr>
-                        <w:autoSpaceDE w:val="0"/>
-                        <w:autoSpaceDN w:val="0"/>
-                        <w:adjustRightInd w:val="0"/>
-                        <w:spacing w:line="276" w:lineRule="auto"/>
-                        <w:jc w:val="left"/>
-                        <w:rPr>
-                          <w:rFonts w:eastAsia="Calibri" w:cs="CorporateSPro-Light"/>
-                          <w:sz w:val="13"/>
-                          <w:szCs w:val="13"/>
-                          <w:lang w:eastAsia="de-DE"/>
-                        </w:rPr>
-                      </w:pPr>
-                      <w:r>
-                        <w:rPr>
-                          <w:rFonts w:eastAsia="Calibri" w:cs="CorporateSPro-Light"/>
-                          <w:sz w:val="13"/>
-                          <w:szCs w:val="13"/>
-                          <w:lang w:eastAsia="de-DE"/>
-                        </w:rPr>
-                        <w:t xml:space="preserve">OF COUNSEL</w:t>
-                      </w:r>
                     </w:p>
                     <w:p>
                       <w:pPr>
@@ -2822,8 +3064,30 @@
                         <w:adjustRightInd w:val="0"/>
                         <w:jc w:val="left"/>
                         <w:rPr>
+                          <w:rFonts w:eastAsia="Calibri" w:cs="CorporateSPro-Regular"/>
+                          <w:sz w:val="13"/>
+                          <w:szCs w:val="13"/>
+                          <w:lang w:eastAsia="de-DE"/>
+                        </w:rPr>
+                      </w:pPr>
+                      <w:r>
+                        <w:rPr>
+                          <w:rFonts w:eastAsia="Calibri" w:cs="CorporateSPro-Regular"/>
+                          <w:sz w:val="13"/>
+                          <w:szCs w:val="13"/>
+                          <w:lang w:eastAsia="de-DE"/>
+                        </w:rPr>
+                        <w:t>STANDORTE</w:t>
+                      </w:r>
+                    </w:p>
+                    <w:p>
+                      <w:pPr>
+                        <w:autoSpaceDE w:val="0"/>
+                        <w:autoSpaceDN w:val="0"/>
+                        <w:adjustRightInd w:val="0"/>
+                        <w:spacing w:line="240" w:lineRule="auto"/>
+                        <w:rPr>
                           <w:rFonts w:eastAsia="Calibri" w:cs="CorporateSPro-Demi"/>
-                          <w:b/>
                           <w:sz w:val="13"/>
                           <w:szCs w:val="13"/>
                           <w:lang w:eastAsia="de-DE"/>
@@ -2832,12 +3096,30 @@
                       <w:r>
                         <w:rPr>
                           <w:rFonts w:eastAsia="Calibri" w:cs="CorporateSPro-Demi"/>
-                          <w:b/>
                           <w:sz w:val="13"/>
                           <w:szCs w:val="13"/>
                           <w:lang w:eastAsia="de-DE"/>
                         </w:rPr>
-                        <w:t xml:space="preserve">Justizrat Prof. Dr. Dr. Thomas B. Schmidt M.A.</w:t>
+                        <w:t>Trier</w:t>
+                      </w:r>
+                      <w:r>
+                        <w:rPr>
+                          <w:rFonts w:eastAsia="Calibri" w:cs="CorporateSPro-Demi"/>
+                          <w:sz w:val="13"/>
+                          <w:szCs w:val="13"/>
+                          <w:lang w:eastAsia="de-DE"/>
+                        </w:rPr>
+                        <w:tab/>
+                      </w:r>
+                      <w:r>
+                        <w:rPr>
+                          <w:rFonts w:eastAsia="Calibri" w:cs="CorporateSPro-Demi"/>
+                          <w:sz w:val="13"/>
+                          <w:szCs w:val="13"/>
+                          <w:lang w:eastAsia="de-DE"/>
+                        </w:rPr>
+                        <w:tab/>
+                        <w:t>Bad Kreuznach</w:t>
                       </w:r>
                     </w:p>
                     <w:p>
@@ -2845,10 +3127,9 @@
                         <w:autoSpaceDE w:val="0"/>
                         <w:autoSpaceDN w:val="0"/>
                         <w:adjustRightInd w:val="0"/>
-                        <w:spacing w:line="276" w:lineRule="auto"/>
-                        <w:jc w:val="left"/>
+                        <w:spacing w:line="240" w:lineRule="auto"/>
                         <w:rPr>
-                          <w:rFonts w:eastAsia="Calibri" w:cs="CorporateSPro-Light"/>
+                          <w:rFonts w:eastAsia="Calibri" w:cs="CorporateSPro-Demi"/>
                           <w:sz w:val="13"/>
                           <w:szCs w:val="13"/>
                           <w:lang w:eastAsia="de-DE"/>
@@ -2856,12 +3137,22 @@
                       </w:pPr>
                       <w:r>
                         <w:rPr>
-                          <w:rFonts w:eastAsia="Calibri" w:cs="CorporateSPro-Light"/>
+                          <w:rFonts w:eastAsia="Calibri" w:cs="CorporateSPro-Demi"/>
                           <w:sz w:val="13"/>
                           <w:szCs w:val="13"/>
                           <w:lang w:eastAsia="de-DE"/>
                         </w:rPr>
-                        <w:t xml:space="preserve">Fachanwalt für Insolvenz- und Sanierungsrecht</w:t>
+                        <w:t>Frankfurt am Main</w:t>
+                      </w:r>
+                      <w:r>
+                        <w:rPr>
+                          <w:rFonts w:eastAsia="Calibri" w:cs="CorporateSPro-Demi"/>
+                          <w:sz w:val="13"/>
+                          <w:szCs w:val="13"/>
+                          <w:lang w:eastAsia="de-DE"/>
+                        </w:rPr>
+                        <w:tab/>
+                        <w:t>Zell/Mosel</w:t>
                       </w:r>
                     </w:p>
                     <w:p>
@@ -2869,10 +3160,9 @@
                         <w:autoSpaceDE w:val="0"/>
                         <w:autoSpaceDN w:val="0"/>
                         <w:adjustRightInd w:val="0"/>
-                        <w:spacing w:line="276" w:lineRule="auto"/>
-                        <w:jc w:val="left"/>
+                        <w:spacing w:line="240" w:lineRule="auto"/>
                         <w:rPr>
-                          <w:rFonts w:eastAsia="Calibri" w:cs="CorporateSPro-Light"/>
+                          <w:rFonts w:eastAsia="Calibri" w:cs="CorporateSPro-Demi"/>
                           <w:sz w:val="13"/>
                           <w:szCs w:val="13"/>
                           <w:lang w:eastAsia="de-DE"/>
@@ -2880,12 +3170,22 @@
                       </w:pPr>
                       <w:r>
                         <w:rPr>
-                          <w:rFonts w:eastAsia="Calibri" w:cs="CorporateSPro-Light"/>
+                          <w:rFonts w:eastAsia="Calibri" w:cs="CorporateSPro-Demi"/>
                           <w:sz w:val="13"/>
                           <w:szCs w:val="13"/>
                           <w:lang w:eastAsia="de-DE"/>
                         </w:rPr>
-                        <w:t xml:space="preserve"/>
+                        <w:t>Idar-Oberstein</w:t>
+                      </w:r>
+                      <w:r>
+                        <w:rPr>
+                          <w:rFonts w:eastAsia="Calibri" w:cs="CorporateSPro-Demi"/>
+                          <w:sz w:val="13"/>
+                          <w:szCs w:val="13"/>
+                          <w:lang w:eastAsia="de-DE"/>
+                        </w:rPr>
+                        <w:tab/>
+                        <w:t>Koblenz</w:t>
                       </w:r>
                     </w:p>
                     <w:p>
@@ -2893,10 +3193,9 @@
                         <w:autoSpaceDE w:val="0"/>
                         <w:autoSpaceDN w:val="0"/>
                         <w:adjustRightInd w:val="0"/>
-                        <w:spacing w:line="276" w:lineRule="auto"/>
-                        <w:jc w:val="left"/>
+                        <w:spacing w:line="240" w:lineRule="auto"/>
                         <w:rPr>
-                          <w:rFonts w:eastAsia="Calibri" w:cs="CorporateSPro-Light"/>
+                          <w:rFonts w:eastAsia="Calibri" w:cs="CorporateSPro-Demi"/>
                           <w:sz w:val="13"/>
                           <w:szCs w:val="13"/>
                           <w:lang w:eastAsia="de-DE"/>
@@ -2904,12 +3203,31 @@
                       </w:pPr>
                       <w:r>
                         <w:rPr>
-                          <w:rFonts w:eastAsia="Calibri" w:cs="CorporateSPro-Light"/>
+                          <w:rFonts w:eastAsia="Calibri" w:cs="CorporateSPro-Demi"/>
                           <w:sz w:val="13"/>
                           <w:szCs w:val="13"/>
                           <w:lang w:eastAsia="de-DE"/>
                         </w:rPr>
-                        <w:t xml:space="preserve"/>
+                        <w:t>Langgöns</w:t>
+                      </w:r>
+                      <w:r>
+                        <w:rPr>
+                          <w:rFonts w:eastAsia="Calibri" w:cs="CorporateSPro-Demi"/>
+                          <w:sz w:val="13"/>
+                          <w:szCs w:val="13"/>
+                          <w:lang w:eastAsia="de-DE"/>
+                        </w:rPr>
+                        <w:tab/>
+                      </w:r>
+                      <w:r>
+                        <w:rPr>
+                          <w:rFonts w:eastAsia="Calibri" w:cs="CorporateSPro-Demi"/>
+                          <w:sz w:val="13"/>
+                          <w:szCs w:val="13"/>
+                          <w:lang w:eastAsia="de-DE"/>
+                        </w:rPr>
+                        <w:tab/>
+                        <w:t>Limburg/Lahn</w:t>
                       </w:r>
                     </w:p>
                     <w:p>
@@ -2917,144 +3235,52 @@
                         <w:autoSpaceDE w:val="0"/>
                         <w:autoSpaceDN w:val="0"/>
                         <w:adjustRightInd w:val="0"/>
-                        <w:spacing w:line="276" w:lineRule="auto"/>
-                        <w:jc w:val="left"/>
+                        <w:spacing w:line="240" w:lineRule="auto"/>
                         <w:rPr>
-                          <w:rFonts w:eastAsia="Calibri" w:cs="CorporateSPro-Light"/>
-                          <w:sz w:val="13"/>
-                          <w:szCs w:val="13"/>
+                          <w:rFonts w:eastAsia="Calibri" w:cs="CorporateSPro-Demi"/>
+                          <w:sz w:val="9"/>
+                          <w:szCs w:val="9"/>
                           <w:lang w:eastAsia="de-DE"/>
                         </w:rPr>
                       </w:pPr>
                       <w:r>
                         <w:rPr>
-                          <w:rFonts w:eastAsia="Calibri" w:cs="CorporateSPro-Light"/>
+                          <w:rFonts w:eastAsia="Calibri" w:cs="CorporateSPro-Demi"/>
                           <w:sz w:val="13"/>
                           <w:szCs w:val="13"/>
                           <w:lang w:eastAsia="de-DE"/>
                         </w:rPr>
-                        <w:t xml:space="preserve">STANDORTE</w:t>
+                        <w:t>Mainz</w:t>
                       </w:r>
-                    </w:p>
-                    <w:p>
-                      <w:pPr>
-                        <w:autoSpaceDE w:val="0"/>
-                        <w:autoSpaceDN w:val="0"/>
-                        <w:adjustRightInd w:val="0"/>
-                        <w:spacing w:line="276" w:lineRule="auto"/>
-                        <w:jc w:val="left"/>
+                      <w:r>
                         <w:rPr>
-                          <w:rFonts w:eastAsia="Calibri" w:cs="CorporateSPro-Light"/>
+                          <w:rFonts w:eastAsia="Calibri" w:cs="CorporateSPro-Demi"/>
                           <w:sz w:val="13"/>
                           <w:szCs w:val="13"/>
                           <w:lang w:eastAsia="de-DE"/>
                         </w:rPr>
-                      </w:pPr>
+                        <w:tab/>
+                      </w:r>
                       <w:r>
                         <w:rPr>
-                          <w:rFonts w:eastAsia="Calibri" w:cs="CorporateSPro-Light"/>
+                          <w:rFonts w:eastAsia="Calibri" w:cs="CorporateSPro-Demi"/>
                           <w:sz w:val="13"/>
                           <w:szCs w:val="13"/>
                           <w:lang w:eastAsia="de-DE"/>
                         </w:rPr>
-                        <w:t xml:space="preserve">Trier		Zell/Mosel</w:t>
+                        <w:tab/>
+                        <w:t>Wiesbaden</w:t>
                       </w:r>
-                    </w:p>
-                    <w:p>
-                      <w:pPr>
-                        <w:autoSpaceDE w:val="0"/>
-                        <w:autoSpaceDN w:val="0"/>
-                        <w:adjustRightInd w:val="0"/>
-                        <w:spacing w:line="276" w:lineRule="auto"/>
-                        <w:jc w:val="left"/>
-                        <w:rPr>
-                          <w:rFonts w:eastAsia="Calibri" w:cs="CorporateSPro-Light"/>
-                          <w:sz w:val="13"/>
-                          <w:szCs w:val="13"/>
-                          <w:lang w:eastAsia="de-DE"/>
-                        </w:rPr>
-                      </w:pPr>
-                      <w:r>
-                        <w:rPr>
-                          <w:rFonts w:eastAsia="Calibri" w:cs="CorporateSPro-Light"/>
-                          <w:sz w:val="13"/>
-                          <w:szCs w:val="13"/>
-                          <w:lang w:eastAsia="de-DE"/>
-                        </w:rPr>
-                        <w:t xml:space="preserve">Wiesbaden		Koblenz</w:t>
-                      </w:r>
-                    </w:p>
-                    <w:p>
-                      <w:pPr>
-                        <w:autoSpaceDE w:val="0"/>
-                        <w:autoSpaceDN w:val="0"/>
-                        <w:adjustRightInd w:val="0"/>
-                        <w:spacing w:line="276" w:lineRule="auto"/>
-                        <w:jc w:val="left"/>
-                        <w:rPr>
-                          <w:rFonts w:eastAsia="Calibri" w:cs="CorporateSPro-Light"/>
-                          <w:sz w:val="13"/>
-                          <w:szCs w:val="13"/>
-                          <w:lang w:eastAsia="de-DE"/>
-                        </w:rPr>
-                      </w:pPr>
-                      <w:r>
-                        <w:rPr>
-                          <w:rFonts w:eastAsia="Calibri" w:cs="CorporateSPro-Light"/>
-                          <w:sz w:val="13"/>
-                          <w:szCs w:val="13"/>
-                          <w:lang w:eastAsia="de-DE"/>
-                        </w:rPr>
-                        <w:t xml:space="preserve">Bad Kreuznach		Frankfurt am Main</w:t>
-                      </w:r>
-                    </w:p>
-                    <w:p>
-                      <w:pPr>
-                        <w:autoSpaceDE w:val="0"/>
-                        <w:autoSpaceDN w:val="0"/>
-                        <w:adjustRightInd w:val="0"/>
-                        <w:spacing w:line="276" w:lineRule="auto"/>
-                        <w:jc w:val="left"/>
-                        <w:rPr>
-                          <w:rFonts w:eastAsia="Calibri" w:cs="CorporateSPro-Light"/>
-                          <w:sz w:val="13"/>
-                          <w:szCs w:val="13"/>
-                          <w:lang w:eastAsia="de-DE"/>
-                        </w:rPr>
-                      </w:pPr>
-                      <w:r>
-                        <w:rPr>
-                          <w:rFonts w:eastAsia="Calibri" w:cs="CorporateSPro-Light"/>
-                          <w:sz w:val="13"/>
-                          <w:szCs w:val="13"/>
-                          <w:lang w:eastAsia="de-DE"/>
-                        </w:rPr>
-                        <w:t xml:space="preserve">Idar-Oberstein		Langgöns</w:t>
-                      </w:r>
-                    </w:p>
-                    <w:p>
-                      <w:pPr>
-                        <w:autoSpaceDE w:val="0"/>
-                        <w:autoSpaceDN w:val="0"/>
-                        <w:adjustRightInd w:val="0"/>
-                        <w:spacing w:line="276" w:lineRule="auto"/>
-                        <w:jc w:val="left"/>
-                        <w:rPr>
-                          <w:rFonts w:eastAsia="Calibri" w:cs="CorporateSPro-Light"/>
-                          <w:sz w:val="13"/>
-                          <w:szCs w:val="13"/>
-                          <w:lang w:eastAsia="de-DE"/>
-                        </w:rPr>
-                      </w:pPr>
-                      <w:r>
-                        <w:rPr>
-                          <w:rFonts w:eastAsia="Calibri" w:cs="CorporateSPro-Light"/>
-                          <w:sz w:val="13"/>
-                          <w:szCs w:val="13"/>
-                          <w:lang w:eastAsia="de-DE"/>
-                        </w:rPr>
-                        <w:t xml:space="preserve">Limburg/Lahn		Mainz</w:t>
-                      </w:r>
+                      <w:bookmarkEnd w:id="10"/>
+                      <w:bookmarkEnd w:id="11"/>
+                      <w:bookmarkEnd w:id="12"/>
+                      <w:bookmarkEnd w:id="13"/>
+                      <w:bookmarkEnd w:id="14"/>
+                      <w:bookmarkEnd w:id="15"/>
+                      <w:bookmarkEnd w:id="16"/>
+                      <w:bookmarkEnd w:id="17"/>
+                      <w:bookmarkEnd w:id="18"/>
+                      <w:bookmarkEnd w:id="19"/>
                     </w:p>
                   </w:txbxContent>
                 </v:textbox>
@@ -26195,7 +26421,7 @@
     </w:lvl>
   </w:abstractNum>
   <w:abstractNum w:abstractNumId="39" w15:restartNumberingAfterBreak="0">
-    <w:nsid w:val="02C801CC"/>
+    <w:nsid w:val="03AE9794"/>
     <w:multiLevelType w:val="hybridMultilevel"/>
     <w:tmpl w:val="D1BA486A"/>
     <w:lvl w:ilvl="0" w:tplc="59A0A030">
@@ -26284,7 +26510,7 @@
     </w:lvl>
   </w:abstractNum>
   <w:abstractNum w:abstractNumId="40" w15:restartNumberingAfterBreak="0">
-    <w:nsid w:val="0018781C"/>
+    <w:nsid w:val="04BD7D41"/>
     <w:multiLevelType w:val="hybridMultilevel"/>
     <w:tmpl w:val="65BC44A0"/>
     <w:lvl w:ilvl="0" w:tplc="49269890">
@@ -26373,7 +26599,7 @@
     </w:lvl>
   </w:abstractNum>
   <w:abstractNum w:abstractNumId="41" w15:restartNumberingAfterBreak="0">
-    <w:nsid w:val="04096495"/>
+    <w:nsid w:val="0219919D"/>
     <w:multiLevelType w:val="hybridMultilevel"/>
     <w:tmpl w:val="B10A47CC"/>
     <w:lvl w:ilvl="0" w:tplc="251C2C80">
@@ -26462,7 +26688,7 @@
     </w:lvl>
   </w:abstractNum>
   <w:abstractNum w:abstractNumId="42" w15:restartNumberingAfterBreak="0">
-    <w:nsid w:val="01326D86"/>
+    <w:nsid w:val="01EEF0B9"/>
     <w:multiLevelType w:val="hybridMultilevel"/>
     <w:tmpl w:val="4BD83090"/>
     <w:lvl w:ilvl="0" w:tplc="4BEC05B4">
@@ -26551,7 +26777,7 @@
     </w:lvl>
   </w:abstractNum>
   <w:abstractNum w:abstractNumId="43" w15:restartNumberingAfterBreak="0">
-    <w:nsid w:val="02D9052D"/>
+    <w:nsid w:val="031E6250"/>
     <w:multiLevelType w:val="multilevel"/>
     <w:tmpl w:val="F5346F8C"/>
     <w:lvl w:ilvl="0">
@@ -26664,7 +26890,7 @@
     </w:lvl>
   </w:abstractNum>
   <w:abstractNum w:abstractNumId="44" w15:restartNumberingAfterBreak="0">
-    <w:nsid w:val="048F77E9"/>
+    <w:nsid w:val="03D16974"/>
     <w:multiLevelType w:val="hybridMultilevel"/>
     <w:tmpl w:val="8CF415F2"/>
     <w:lvl w:ilvl="0" w:tplc="04070001">
@@ -26777,7 +27003,7 @@
     </w:lvl>
   </w:abstractNum>
   <w:abstractNum w:abstractNumId="45" w15:restartNumberingAfterBreak="0">
-    <w:nsid w:val="03485601"/>
+    <w:nsid w:val="03EDEBF5"/>
     <w:multiLevelType w:val="hybridMultilevel"/>
     <w:tmpl w:val="EE5CD394"/>
     <w:lvl w:ilvl="0" w:tplc="419E9E28">
@@ -26866,7 +27092,7 @@
     </w:lvl>
   </w:abstractNum>
   <w:abstractNum w:abstractNumId="46" w15:restartNumberingAfterBreak="0">
-    <w:nsid w:val="05F52423"/>
+    <w:nsid w:val="01415557"/>
     <w:multiLevelType w:val="hybridMultilevel"/>
     <w:tmpl w:val="42F2BA28"/>
     <w:lvl w:ilvl="0" w:tplc="ECD89E52">
@@ -26955,7 +27181,7 @@
     </w:lvl>
   </w:abstractNum>
   <w:abstractNum w:abstractNumId="47" w15:restartNumberingAfterBreak="0">
-    <w:nsid w:val="02D05EB3"/>
+    <w:nsid w:val="03183B3D"/>
     <w:multiLevelType w:val="hybridMultilevel"/>
     <w:tmpl w:val="6A2454EA"/>
     <w:lvl w:ilvl="0" w:tplc="F4F27232">
@@ -27044,7 +27270,7 @@
     </w:lvl>
   </w:abstractNum>
   <w:abstractNum w:abstractNumId="48" w15:restartNumberingAfterBreak="0">
-    <w:nsid w:val="0215D2E4"/>
+    <w:nsid w:val="03BCDD87"/>
     <w:multiLevelType w:val="hybridMultilevel"/>
     <w:tmpl w:val="6764E008"/>
     <w:lvl w:ilvl="0" w:tplc="5912675A">
@@ -27133,7 +27359,7 @@
     </w:lvl>
   </w:abstractNum>
   <w:abstractNum w:abstractNumId="49" w15:restartNumberingAfterBreak="0">
-    <w:nsid w:val="00ED15AA"/>
+    <w:nsid w:val="05C5A71D"/>
     <w:multiLevelType w:val="hybridMultilevel"/>
     <w:tmpl w:val="15C6B39E"/>
     <w:lvl w:ilvl="0" w:tplc="0B007A58">
@@ -27222,7 +27448,7 @@
     </w:lvl>
   </w:abstractNum>
   <w:abstractNum w:abstractNumId="50" w15:restartNumberingAfterBreak="0">
-    <w:nsid w:val="04E407BC"/>
+    <w:nsid w:val="04FE633A"/>
     <w:multiLevelType w:val="hybridMultilevel"/>
     <w:tmpl w:val="B466215C"/>
     <w:lvl w:ilvl="0" w:tplc="2B50EB76">
@@ -27311,7 +27537,7 @@
     </w:lvl>
   </w:abstractNum>
   <w:abstractNum w:abstractNumId="51" w15:restartNumberingAfterBreak="0">
-    <w:nsid w:val="033C2A6C"/>
+    <w:nsid w:val="05B13D25"/>
     <w:multiLevelType w:val="hybridMultilevel"/>
     <w:tmpl w:val="3C72684A"/>
     <w:lvl w:ilvl="0" w:tplc="BF2203FC">
@@ -27400,7 +27626,7 @@
     </w:lvl>
   </w:abstractNum>
   <w:abstractNum w:abstractNumId="52" w15:restartNumberingAfterBreak="0">
-    <w:nsid w:val="0278D882"/>
+    <w:nsid w:val="0410D704"/>
     <w:multiLevelType w:val="hybridMultilevel"/>
     <w:tmpl w:val="14C4E790"/>
     <w:lvl w:ilvl="0" w:tplc="20DE46D6">
@@ -27489,7 +27715,7 @@
     </w:lvl>
   </w:abstractNum>
   <w:abstractNum w:abstractNumId="53" w15:restartNumberingAfterBreak="0">
-    <w:nsid w:val="0482539C"/>
+    <w:nsid w:val="00F25DD5"/>
     <w:multiLevelType w:val="hybridMultilevel"/>
     <w:tmpl w:val="E7E2523E"/>
     <w:lvl w:ilvl="0" w:tplc="3EE435BC">
@@ -27578,7 +27804,7 @@
     </w:lvl>
   </w:abstractNum>
   <w:abstractNum w:abstractNumId="54" w15:restartNumberingAfterBreak="0">
-    <w:nsid w:val="00271805"/>
+    <w:nsid w:val="00DBD15B"/>
     <w:multiLevelType w:val="hybridMultilevel"/>
     <w:tmpl w:val="CC0C8ECE"/>
     <w:lvl w:ilvl="0" w:tplc="41FCB4FC">
@@ -27667,7 +27893,7 @@
     </w:lvl>
   </w:abstractNum>
   <w:abstractNum w:abstractNumId="55" w15:restartNumberingAfterBreak="0">
-    <w:nsid w:val="04B9700E"/>
+    <w:nsid w:val="030B9E5F"/>
     <w:multiLevelType w:val="hybridMultilevel"/>
     <w:tmpl w:val="C1E61678"/>
     <w:lvl w:ilvl="0" w:tplc="98800712">

--- a/gutachtenvorlagen/Gutachten Muster Personengesellschaft.docx
+++ b/gutachtenvorlagen/Gutachten Muster Personengesellschaft.docx
@@ -26,7 +26,7 @@
         <w:jc w:val="left"/>
       </w:pPr>
       <w:r>
-        <w:t>Amtsgericht Trier</w:t>
+        <w:t>Amtsgericht KI_Gericht_Ort</w:t>
       </w:r>
     </w:p>
     <w:p>
@@ -48,7 +48,7 @@
         <w:jc w:val="left"/>
       </w:pPr>
       <w:r>
-        <w:t>Justizstraße 2-6</w:t>
+        <w:t>KI_Gericht_Adresse</w:t>
       </w:r>
     </w:p>
     <w:p>
@@ -67,10 +67,7 @@
         <w:jc w:val="left"/>
       </w:pPr>
       <w:r>
-        <w:t>54290 Trier</w:t>
-      </w:r>
-      <w:r>
-        <w:t xml:space="preserve"> </w:t>
+        <w:t>KI_Gericht_PLZ_Ort</w:t>
       </w:r>
     </w:p>
     <w:p>
@@ -222,15 +219,7 @@
           <w:sz w:val="16"/>
           <w:szCs w:val="16"/>
         </w:rPr>
-        <w:t>RA Ingo Grünewald</w:t>
-      </w:r>
-      <w:r>
-        <w:rPr>
-          <w:b/>
-          <w:sz w:val="16"/>
-          <w:szCs w:val="16"/>
-        </w:rPr>
-        <w:t xml:space="preserve"> </w:t>
+        <w:t>KI_Sachbearbeiter_Name</w:t>
       </w:r>
     </w:p>
     <w:p>
@@ -270,15 +259,7 @@
           <w:sz w:val="16"/>
           <w:szCs w:val="16"/>
         </w:rPr>
-        <w:t>0651 / 170 830 - 131</w:t>
-      </w:r>
-      <w:r>
-        <w:rPr>
-          <w:b/>
-          <w:sz w:val="16"/>
-          <w:szCs w:val="16"/>
-        </w:rPr>
-        <w:t xml:space="preserve"> </w:t>
+        <w:t>KI_Sachbearbeiter_Durchwahl</w:t>
       </w:r>
     </w:p>
     <w:p>
@@ -318,15 +299,7 @@
           <w:sz w:val="16"/>
           <w:szCs w:val="16"/>
         </w:rPr>
-        <w:t>0651 / 170 830 - 0</w:t>
-      </w:r>
-      <w:r>
-        <w:rPr>
-          <w:b/>
-          <w:sz w:val="16"/>
-          <w:szCs w:val="16"/>
-        </w:rPr>
-        <w:t xml:space="preserve"> </w:t>
+        <w:t>KI_Standort_Telefon</w:t>
       </w:r>
     </w:p>
     <w:p>
@@ -366,23 +339,7 @@
           <w:sz w:val="16"/>
           <w:szCs w:val="16"/>
         </w:rPr>
-        <w:t>Ingo.Gruenewald</w:t>
-      </w:r>
-      <w:r>
-        <w:rPr>
-          <w:b/>
-          <w:sz w:val="16"/>
-          <w:szCs w:val="16"/>
-        </w:rPr>
-        <w:t>@tbs-insolvenzverwalter.de</w:t>
-      </w:r>
-      <w:r>
-        <w:rPr>
-          <w:b/>
-          <w:sz w:val="16"/>
-          <w:szCs w:val="16"/>
-        </w:rPr>
-        <w:t xml:space="preserve"> </w:t>
+        <w:t>KI_Sachbearbeiter_Email</w:t>
       </w:r>
     </w:p>
     <w:p>
@@ -422,31 +379,7 @@
           <w:sz w:val="16"/>
           <w:szCs w:val="16"/>
         </w:rPr>
-        <w:t>Amtsgericht Trier</w:t>
-      </w:r>
-      <w:r>
-        <w:rPr>
-          <w:b/>
-          <w:sz w:val="16"/>
-          <w:szCs w:val="16"/>
-        </w:rPr>
-        <w:t xml:space="preserve">, Az. </w:t>
-      </w:r>
-      <w:r>
-        <w:rPr>
-          <w:b/>
-          <w:sz w:val="16"/>
-          <w:szCs w:val="16"/>
-        </w:rPr>
-        <w:t>23 IN 156/25</w:t>
-      </w:r>
-      <w:r>
-        <w:rPr>
-          <w:b/>
-          <w:sz w:val="16"/>
-          <w:szCs w:val="16"/>
-        </w:rPr>
-        <w:t xml:space="preserve"> </w:t>
+        <w:t>KI_Mein_Zeichen</w:t>
       </w:r>
     </w:p>
     <w:p>
@@ -476,8 +409,8 @@
         <w:jc w:val="right"/>
         <w:rPr>
           <w:b/>
-          <w:sz w:val="16"/>
-          <w:szCs w:val="16"/>
+          <w:sz w:val="14"/>
+          <w:szCs w:val="14"/>
         </w:rPr>
       </w:pPr>
       <w:r>
@@ -486,7 +419,7 @@
           <w:sz w:val="16"/>
           <w:szCs w:val="16"/>
         </w:rPr>
-        <w:t>23 IN 156/25</w:t>
+        <w:t>KI_Ihr_Zeichen</w:t>
       </w:r>
     </w:p>
     <w:p>
@@ -3309,7 +3242,7 @@
           <w:noProof/>
         </w:rPr>
         <w:drawing>
-          <wp:anchor distT="0" distB="0" distL="114300" distR="114300" simplePos="0" relativeHeight="251661312" behindDoc="0" locked="1" layoutInCell="1" allowOverlap="1" wp14:anchorId="6AABFA21" wp14:editId="79503B8D">
+          <wp:anchor distT="0" distB="0" distL="114300" distR="114300" simplePos="0" relativeHeight="251661312" behindDoc="0" locked="1" layoutInCell="1" allowOverlap="1" wp14:anchorId="6AABFA21" wp14:editId="008A89FE">
             <wp:simplePos x="0" y="0"/>
             <wp:positionH relativeFrom="column">
               <wp:posOffset>5670550</wp:posOffset>
@@ -3442,29 +3375,8 @@
       </w:pPr>
     </w:p>
     <w:p>
-      <w:pPr>
-        <w:jc w:val="left"/>
-      </w:pPr>
-      <w:r>
-        <w:t>Trier</w:t>
-      </w:r>
-      <w:r>
-        <w:t xml:space="preserve">, den </w:t>
-      </w:r>
-      <w:r>
-        <w:t>1</w:t>
-      </w:r>
-      <w:r>
-        <w:t>4</w:t>
-      </w:r>
-      <w:r>
-        <w:t>.0</w:t>
-      </w:r>
-      <w:r>
-        <w:t>4</w:t>
-      </w:r>
-      <w:r>
-        <w:t>.2026</w:t>
+      <w:r>
+        <w:t>KI_Briefkopf_Ort, den KI_Briefkopf_Datum</w:t>
       </w:r>
     </w:p>
     <w:p/>
@@ -3496,10 +3408,7 @@
         <w:t xml:space="preserve">in dem Insolvenzantragsverfahren über das Vermögen </w:t>
       </w:r>
       <w:r>
-        <w:t>des</w:t>
-      </w:r>
-      <w:r>
-        <w:t xml:space="preserve"> </w:t>
+        <w:t xml:space="preserve">in dem Insolvenzantragsverfahren über das Vermögen KI_Schuldner_Artikel </w:t>
       </w:r>
     </w:p>
     <w:p/>
@@ -3514,114 +3423,21 @@
         <w:rPr>
           <w:b/>
         </w:rPr>
-        <w:t>"</w:t>
-      </w:r>
-      <w:r>
+        <w:t>KI_Akte_Bezeichnung [Personengesellschaft]</w:t>
+      </w:r>
+    </w:p>
+    <w:p>
+      <w:pPr>
+        <w:jc w:val="center"/>
         <w:rPr>
           <w:b/>
         </w:rPr>
-        <w:t>freiRaum3</w:t>
-      </w:r>
+      </w:pPr>
       <w:r>
         <w:rPr>
           <w:b/>
         </w:rPr>
-        <w:t>" Südlingen 12 GmbH</w:t>
-      </w:r>
-      <w:r>
-        <w:rPr>
-          <w:b/>
-        </w:rPr>
-        <w:t xml:space="preserve"> </w:t>
-      </w:r>
-    </w:p>
-    <w:p>
-      <w:pPr>
-        <w:jc w:val="center"/>
-        <w:rPr>
-          <w:b/>
-        </w:rPr>
-      </w:pPr>
-      <w:r>
-        <w:rPr>
-          <w:b/>
-        </w:rPr>
-        <w:t>Bahnhofstraße 16-18, 67742 Lauterecken</w:t>
-      </w:r>
-      <w:r>
-        <w:rPr>
-          <w:b/>
-        </w:rPr>
-        <w:t xml:space="preserve"> </w:t>
-      </w:r>
-    </w:p>
-    <w:p>
-      <w:pPr>
-        <w:jc w:val="center"/>
-        <w:rPr>
-          <w:b/>
-        </w:rPr>
-      </w:pPr>
-    </w:p>
-    <w:p>
-      <w:pPr>
-        <w:jc w:val="center"/>
-      </w:pPr>
-      <w:r>
-        <w:t>vertreten durch</w:t>
-      </w:r>
-    </w:p>
-    <w:p>
-      <w:pPr>
-        <w:jc w:val="center"/>
-        <w:rPr>
-          <w:b/>
-        </w:rPr>
-      </w:pPr>
-    </w:p>
-    <w:p>
-      <w:pPr>
-        <w:jc w:val="center"/>
-        <w:rPr>
-          <w:b/>
-        </w:rPr>
-      </w:pPr>
-      <w:r>
-        <w:rPr>
-          <w:b/>
-        </w:rPr>
-        <w:t>den Geschäftsführer</w:t>
-      </w:r>
-    </w:p>
-    <w:p>
-      <w:pPr>
-        <w:jc w:val="center"/>
-        <w:rPr>
-          <w:b/>
-        </w:rPr>
-      </w:pPr>
-      <w:r>
-        <w:rPr>
-          <w:b/>
-        </w:rPr>
-        <w:t>Sven Heinrich Kehrein-Seckler</w:t>
-      </w:r>
-      <w:r>
-        <w:rPr>
-          <w:b/>
-        </w:rPr>
-        <w:t xml:space="preserve"> </w:t>
-      </w:r>
-    </w:p>
-    <w:p>
-      <w:pPr>
-        <w:jc w:val="center"/>
-      </w:pPr>
-      <w:r>
-        <w:rPr>
-          <w:b/>
-        </w:rPr>
-        <w:t>Am Brückenberg 4, 67744 Lohnweiler</w:t>
+        <w:t xml:space="preserve">KI_Schuldner_Adr </w:t>
       </w:r>
     </w:p>
     <w:p/>
@@ -3633,153 +3449,33 @@
     <w:p>
       <w:pPr>
         <w:jc w:val="center"/>
-        <w:rPr>
-          <w:b/>
-        </w:rPr>
-      </w:pPr>
-      <w:r>
-        <w:rPr>
-          <w:b/>
-        </w:rPr>
-        <w:t>Gutachten</w:t>
-      </w:r>
-      <w:r>
-        <w:rPr>
-          <w:b/>
-        </w:rPr>
-        <w:t xml:space="preserve"> und Bericht</w:t>
-      </w:r>
-    </w:p>
-    <w:p/>
+      </w:pPr>
+      <w:r>
+        <w:lastRenderedPageBreak/>
+        <w:t xml:space="preserve">Amtsgericht </w:t>
+      </w:r>
+      <w:bookmarkStart w:id="10" w:name="KI_Gericht_Ort"/>
+      <w:r>
+        <w:t>KI_Gericht_Ort</w:t>
+      </w:r>
+      <w:bookmarkEnd w:id="10"/>
+      <w:r>
+        <w:t xml:space="preserve"> </w:t>
+      </w:r>
+    </w:p>
     <w:p>
       <w:pPr>
         <w:jc w:val="center"/>
       </w:pPr>
       <w:r>
-        <w:t>in dem Insolvenzantrag</w:t>
-      </w:r>
-      <w:r>
-        <w:t xml:space="preserve">sverfahren über das Vermögen </w:t>
-      </w:r>
-      <w:bookmarkStart w:id="20" w:name="KI_Schuldner_Artikel"/>
-      <w:r>
-        <w:t>KI_Schuldner_Artikel</w:t>
-      </w:r>
-      <w:bookmarkEnd w:id="20"/>
-      <w:r>
-        <w:t xml:space="preserve"> </w:t>
-      </w:r>
-    </w:p>
-    <w:p/>
-    <w:p>
-      <w:pPr>
-        <w:jc w:val="center"/>
-        <w:rPr>
-          <w:b/>
-        </w:rPr>
-      </w:pPr>
-      <w:bookmarkStart w:id="21" w:name="KI_Akte_Bezeichnung"/>
-      <w:r>
-        <w:rPr>
-          <w:b/>
-        </w:rPr>
-        <w:t>KI_Akte_Bezeichnung</w:t>
-      </w:r>
-      <w:bookmarkEnd w:id="21"/>
-      <w:r>
-        <w:rPr>
-          <w:b/>
-        </w:rPr>
-        <w:t xml:space="preserve"> </w:t>
-      </w:r>
-      <w:r>
-        <w:rPr>
-          <w:b/>
-        </w:rPr>
-        <w:t>[Personengesellschaft]</w:t>
-      </w:r>
-    </w:p>
-    <w:p>
-      <w:pPr>
-        <w:jc w:val="center"/>
-        <w:rPr>
-          <w:b/>
-        </w:rPr>
-      </w:pPr>
-      <w:bookmarkStart w:id="22" w:name="KI_Schuldner_Adr"/>
-      <w:r>
-        <w:rPr>
-          <w:b/>
-        </w:rPr>
-        <w:t>KI_Schuldner_Adr</w:t>
-      </w:r>
-      <w:bookmarkEnd w:id="22"/>
-      <w:r>
-        <w:rPr>
-          <w:b/>
-        </w:rPr>
-        <w:t xml:space="preserve"> </w:t>
-      </w:r>
-    </w:p>
-    <w:p>
-      <w:pPr>
-        <w:rPr>
-          <w:b/>
-        </w:rPr>
-      </w:pPr>
-    </w:p>
-    <w:p/>
-    <w:p/>
-    <w:p/>
-    <w:p/>
-    <w:p/>
-    <w:p/>
-    <w:p/>
-    <w:p/>
-    <w:p/>
-    <w:p/>
-    <w:p/>
-    <w:p>
-      <w:pPr>
-        <w:jc w:val="center"/>
-      </w:pPr>
-      <w:r>
-        <w:t xml:space="preserve">Amtsgericht </w:t>
-      </w:r>
-      <w:bookmarkStart w:id="23" w:name="KI_Gericht_Ort"/>
-      <w:r>
-        <w:t>KI_Gericht_Ort</w:t>
-      </w:r>
-      <w:bookmarkEnd w:id="23"/>
-      <w:r>
-        <w:t xml:space="preserve"> </w:t>
-      </w:r>
-    </w:p>
-    <w:p>
-      <w:pPr>
-        <w:jc w:val="center"/>
-        <w:rPr>
-          <w:highlight w:val="yellow"/>
-        </w:rPr>
-      </w:pPr>
-      <w:r>
-        <w:rPr>
-          <w:highlight w:val="yellow"/>
-        </w:rPr>
         <w:t xml:space="preserve">- </w:t>
       </w:r>
-      <w:bookmarkStart w:id="24" w:name="KI_Akte_GerichtAZ"/>
-      <w:r>
-        <w:rPr>
-          <w:highlight w:val="yellow"/>
-        </w:rPr>
+      <w:bookmarkStart w:id="11" w:name="KI_Akte_GerichtAZ"/>
+      <w:r>
         <w:t>KI_Akte_GerichtAZ</w:t>
       </w:r>
-      <w:bookmarkEnd w:id="24"/>
-      <w:r>
-        <w:rPr>
-          <w:highlight w:val="yellow"/>
-        </w:rPr>
+      <w:bookmarkEnd w:id="11"/>
+      <w:r>
         <w:t xml:space="preserve"> -</w:t>
       </w:r>
     </w:p>
@@ -3820,7 +3516,7 @@
           <w:lang w:eastAsia="de-DE"/>
         </w:rPr>
         <w:lastRenderedPageBreak/>
-        <w:t>vorg</w:t>
+        <w:t xml:space="preserve">vorgelegt vom Sachverständigen: </w:t>
       </w:r>
       <w:r>
         <w:rPr>
@@ -3829,8 +3525,10 @@
           <w:color w:val="000000"/>
           <w:lang w:eastAsia="de-DE"/>
         </w:rPr>
-        <w:t xml:space="preserve">elegt vom Sachverständigen: </w:t>
-      </w:r>
+        <w:tab/>
+        <w:t xml:space="preserve">RA </w:t>
+      </w:r>
+      <w:bookmarkStart w:id="12" w:name="KI_Verwalter_Name"/>
       <w:r>
         <w:rPr>
           <w:rFonts w:eastAsia="Times New Roman" w:cs="Arial"/>
@@ -3838,20 +3536,9 @@
           <w:color w:val="000000"/>
           <w:lang w:eastAsia="de-DE"/>
         </w:rPr>
-        <w:tab/>
-        <w:t xml:space="preserve">RA </w:t>
-      </w:r>
-      <w:bookmarkStart w:id="25" w:name="KI_Verwalter_Name"/>
-      <w:r>
-        <w:rPr>
-          <w:rFonts w:eastAsia="Times New Roman" w:cs="Arial"/>
-          <w:b/>
-          <w:color w:val="000000"/>
-          <w:lang w:eastAsia="de-DE"/>
-        </w:rPr>
         <w:t>KI_Verwalter_Name</w:t>
       </w:r>
-      <w:bookmarkEnd w:id="25"/>
+      <w:bookmarkEnd w:id="12"/>
       <w:r>
         <w:rPr>
           <w:rFonts w:eastAsia="Times New Roman" w:cs="Arial"/>
@@ -3891,16 +3578,7 @@
           <w:color w:val="000000"/>
           <w:lang w:eastAsia="de-DE"/>
         </w:rPr>
-        <w:t xml:space="preserve">Fachanwalt für </w:t>
-      </w:r>
-      <w:r>
-        <w:rPr>
-          <w:rFonts w:eastAsia="Times New Roman" w:cs="Arial"/>
-          <w:color w:val="000000"/>
-          <w:highlight w:val="yellow"/>
-          <w:lang w:eastAsia="de-DE"/>
-        </w:rPr>
-        <w:t>[…]</w:t>
+        <w:t>KI_Verwalter_Titel</w:t>
       </w:r>
     </w:p>
     <w:p>
@@ -3914,27 +3592,9 @@
         <w:rPr>
           <w:rFonts w:eastAsia="Times New Roman" w:cs="Arial"/>
           <w:color w:val="000000"/>
-          <w:highlight w:val="yellow"/>
           <w:lang w:eastAsia="de-DE"/>
         </w:rPr>
       </w:pPr>
-      <w:r>
-        <w:rPr>
-          <w:rFonts w:eastAsia="Times New Roman" w:cs="Arial"/>
-          <w:color w:val="000000"/>
-          <w:lang w:eastAsia="de-DE"/>
-        </w:rPr>
-        <w:tab/>
-      </w:r>
-      <w:r>
-        <w:rPr>
-          <w:rFonts w:eastAsia="Times New Roman" w:cs="Arial"/>
-          <w:color w:val="000000"/>
-          <w:highlight w:val="yellow"/>
-          <w:lang w:eastAsia="de-DE"/>
-        </w:rPr>
-        <w:t>[…]</w:t>
-      </w:r>
     </w:p>
     <w:p>
       <w:pPr>
@@ -3957,41 +3617,17 @@
           <w:lang w:eastAsia="de-DE"/>
         </w:rPr>
         <w:tab/>
-        <w:t>……</w:t>
-      </w:r>
-    </w:p>
-    <w:p>
-      <w:pPr>
-        <w:tabs>
-          <w:tab w:val="left" w:pos="3969"/>
-        </w:tabs>
-        <w:autoSpaceDE w:val="0"/>
-        <w:adjustRightInd w:val="0"/>
-        <w:jc w:val="left"/>
+      </w:r>
+      <w:bookmarkStart w:id="13" w:name="KI_Verwalter_Adr"/>
+      <w:r>
         <w:rPr>
           <w:rFonts w:eastAsia="Times New Roman" w:cs="Arial"/>
           <w:color w:val="000000"/>
           <w:lang w:eastAsia="de-DE"/>
         </w:rPr>
-      </w:pPr>
-      <w:r>
-        <w:rPr>
-          <w:rFonts w:eastAsia="Times New Roman" w:cs="Arial"/>
-          <w:color w:val="000000"/>
-          <w:lang w:eastAsia="de-DE"/>
-        </w:rPr>
-        <w:tab/>
-      </w:r>
-      <w:bookmarkStart w:id="26" w:name="KI_Verwalter_Adr"/>
-      <w:r>
-        <w:rPr>
-          <w:rFonts w:eastAsia="Times New Roman" w:cs="Arial"/>
-          <w:color w:val="000000"/>
-          <w:lang w:eastAsia="de-DE"/>
-        </w:rPr>
         <w:t>KI_Verwalter_Adr</w:t>
       </w:r>
-      <w:bookmarkEnd w:id="26"/>
+      <w:bookmarkEnd w:id="13"/>
       <w:r>
         <w:rPr>
           <w:rFonts w:eastAsia="Times New Roman" w:cs="Arial"/>
@@ -4029,7 +3665,7 @@
           <w:noProof/>
           <w:lang w:eastAsia="de-DE"/>
         </w:rPr>
-        <w:pict w14:anchorId="1A1F8953">
+        <w:pict w14:anchorId="1869B569">
           <v:shapetype id="_x0000_t75" coordsize="21600,21600" o:spt="75" o:preferrelative="t" path="m@4@5l@4@11@9@11@9@5xe" filled="f" stroked="f">
             <v:stroke joinstyle="miter"/>
             <v:formulas>
@@ -4049,7 +3685,7 @@
             <v:path o:extrusionok="f" gradientshapeok="t" o:connecttype="rect"/>
             <o:lock v:ext="edit" aspectratio="t"/>
           </v:shapetype>
-          <v:shape id="_x0000_i1025" type="#_x0000_t75" alt="" style="width:115.65pt;height:79.4pt;mso-width-percent:0;mso-height-percent:0;mso-width-percent:0;mso-height-percent:0">
+          <v:shape id="_x0000_i1025" type="#_x0000_t75" alt="" style="width:115.55pt;height:79.1pt;mso-width-percent:0;mso-height-percent:0;mso-width-percent:0;mso-height-percent:0">
             <v:imagedata r:id="rId10" o:title="Logo_Schmidt_180x180px" croptop="8033f" cropbottom="11416f"/>
           </v:shape>
         </w:pict>
@@ -4082,7 +3718,7 @@
           <w:b/>
           <w:lang w:eastAsia="de-DE"/>
         </w:rPr>
-        <w:t xml:space="preserve">             </w:t>
+        <w:t xml:space="preserve">                          Insolvenzgericht:</w:t>
       </w:r>
       <w:r>
         <w:rPr>
@@ -4090,39 +3726,43 @@
           <w:b/>
           <w:lang w:eastAsia="de-DE"/>
         </w:rPr>
-        <w:t xml:space="preserve">             Insolvenzgericht:</w:t>
-      </w:r>
-      <w:r>
+        <w:tab/>
+      </w:r>
+      <w:r>
+        <w:rPr>
+          <w:rFonts w:eastAsia="Times New Roman" w:cs="Arial"/>
+          <w:lang w:eastAsia="de-DE"/>
+        </w:rPr>
+        <w:t xml:space="preserve">Amtsgericht </w:t>
+      </w:r>
+      <w:bookmarkStart w:id="14" w:name="KI_Gericht_Ort_002"/>
+      <w:r>
+        <w:rPr>
+          <w:rFonts w:eastAsia="Times New Roman" w:cs="Arial"/>
+          <w:lang w:eastAsia="de-DE"/>
+        </w:rPr>
+        <w:t>KI_Gericht_Ort</w:t>
+      </w:r>
+      <w:bookmarkEnd w:id="14"/>
+      <w:r>
+        <w:rPr>
+          <w:rFonts w:eastAsia="Times New Roman" w:cs="Arial"/>
+          <w:lang w:eastAsia="de-DE"/>
+        </w:rPr>
+        <w:t xml:space="preserve"> </w:t>
+      </w:r>
+    </w:p>
+    <w:p>
+      <w:pPr>
+        <w:tabs>
+          <w:tab w:val="left" w:pos="3969"/>
+        </w:tabs>
         <w:rPr>
           <w:rFonts w:eastAsia="Times New Roman" w:cs="Arial"/>
           <w:b/>
           <w:lang w:eastAsia="de-DE"/>
         </w:rPr>
-        <w:tab/>
-      </w:r>
-      <w:r>
-        <w:rPr>
-          <w:rFonts w:eastAsia="Times New Roman" w:cs="Arial"/>
-          <w:lang w:eastAsia="de-DE"/>
-        </w:rPr>
-        <w:t xml:space="preserve">Amtsgericht </w:t>
-      </w:r>
-      <w:bookmarkStart w:id="27" w:name="KI_Gericht_Ort_002"/>
-      <w:r>
-        <w:rPr>
-          <w:rFonts w:eastAsia="Times New Roman" w:cs="Arial"/>
-          <w:lang w:eastAsia="de-DE"/>
-        </w:rPr>
-        <w:t>KI_Gericht_Ort</w:t>
-      </w:r>
-      <w:bookmarkEnd w:id="27"/>
-      <w:r>
-        <w:rPr>
-          <w:rFonts w:eastAsia="Times New Roman" w:cs="Arial"/>
-          <w:lang w:eastAsia="de-DE"/>
-        </w:rPr>
-        <w:t xml:space="preserve"> </w:t>
-      </w:r>
+      </w:pPr>
     </w:p>
     <w:p>
       <w:pPr>
@@ -4131,18 +3771,6 @@
         </w:tabs>
         <w:rPr>
           <w:rFonts w:eastAsia="Times New Roman" w:cs="Arial"/>
-          <w:b/>
-          <w:lang w:eastAsia="de-DE"/>
-        </w:rPr>
-      </w:pPr>
-    </w:p>
-    <w:p>
-      <w:pPr>
-        <w:tabs>
-          <w:tab w:val="left" w:pos="3969"/>
-        </w:tabs>
-        <w:rPr>
-          <w:rFonts w:eastAsia="Times New Roman" w:cs="Arial"/>
           <w:lang w:eastAsia="de-DE"/>
         </w:rPr>
       </w:pPr>
@@ -4162,7 +3790,7 @@
         </w:rPr>
         <w:tab/>
       </w:r>
-      <w:bookmarkStart w:id="28" w:name="KI_Akte_GerichtAZ_002"/>
+      <w:bookmarkStart w:id="15" w:name="KI_Akte_GerichtAZ_002"/>
       <w:r>
         <w:rPr>
           <w:rFonts w:eastAsia="Times New Roman" w:cs="Arial"/>
@@ -4171,22 +3799,14 @@
         </w:rPr>
         <w:t>KI_Akte_GerichtAZ</w:t>
       </w:r>
-      <w:bookmarkEnd w:id="28"/>
+      <w:bookmarkEnd w:id="15"/>
       <w:r>
         <w:rPr>
           <w:rFonts w:eastAsia="Times New Roman" w:cs="Arial"/>
           <w:b/>
           <w:lang w:eastAsia="de-DE"/>
         </w:rPr>
-        <w:t xml:space="preserve"> </w:t>
-      </w:r>
-      <w:r>
-        <w:rPr>
-          <w:rFonts w:eastAsia="Times New Roman" w:cs="Arial"/>
-          <w:b/>
-          <w:lang w:eastAsia="de-DE"/>
-        </w:rPr>
-        <w:t xml:space="preserve"> </w:t>
+        <w:t xml:space="preserve">  </w:t>
       </w:r>
     </w:p>
     <w:p>
@@ -4466,7 +4086,7 @@
           <w:lang w:eastAsia="de-DE"/>
         </w:rPr>
       </w:pPr>
-      <w:bookmarkStart w:id="29" w:name="_Hlk156463333"/>
+      <w:bookmarkStart w:id="16" w:name="_Hlk156463333"/>
       <w:r>
         <w:rPr>
           <w:rFonts w:eastAsia="Times New Roman" w:cs="Arial"/>
@@ -4492,7 +4112,7 @@
         </w:rPr>
         <w:t xml:space="preserve"> aus. </w:t>
       </w:r>
-      <w:bookmarkEnd w:id="29"/>
+      <w:bookmarkEnd w:id="16"/>
       <w:r>
         <w:rPr>
           <w:rFonts w:eastAsia="Times New Roman" w:cs="Arial"/>
@@ -4545,6 +4165,7 @@
           <w:noProof/>
           <w:lang w:eastAsia="de-DE"/>
         </w:rPr>
+        <w:lastRenderedPageBreak/>
         <w:t>das Insolvenzverfahren</w:t>
       </w:r>
     </w:p>
@@ -10539,9 +10160,9 @@
           <w:szCs w:val="22"/>
         </w:rPr>
       </w:pPr>
-      <w:bookmarkStart w:id="30" w:name="_Toc3475016"/>
-      <w:bookmarkStart w:id="31" w:name="_Toc134620874"/>
-      <w:bookmarkStart w:id="32" w:name="_Toc218683016"/>
+      <w:bookmarkStart w:id="17" w:name="_Toc3475016"/>
+      <w:bookmarkStart w:id="18" w:name="_Toc134620874"/>
+      <w:bookmarkStart w:id="19" w:name="_Toc218683016"/>
       <w:r>
         <w:rPr>
           <w:szCs w:val="22"/>
@@ -10549,9 +10170,9 @@
         <w:lastRenderedPageBreak/>
         <w:t>Gutachtenauftrag und Grundlagen für das Gutachten</w:t>
       </w:r>
-      <w:bookmarkEnd w:id="30"/>
-      <w:bookmarkEnd w:id="31"/>
-      <w:bookmarkEnd w:id="32"/>
+      <w:bookmarkEnd w:id="17"/>
+      <w:bookmarkEnd w:id="18"/>
+      <w:bookmarkEnd w:id="19"/>
     </w:p>
     <w:p/>
     <w:p/>
@@ -10566,16 +10187,16 @@
           <w:szCs w:val="22"/>
         </w:rPr>
       </w:pPr>
-      <w:bookmarkStart w:id="33" w:name="_Toc134620875"/>
-      <w:bookmarkStart w:id="34" w:name="_Toc218683017"/>
+      <w:bookmarkStart w:id="20" w:name="_Toc134620875"/>
+      <w:bookmarkStart w:id="21" w:name="_Toc218683017"/>
       <w:r>
         <w:rPr>
           <w:szCs w:val="22"/>
         </w:rPr>
         <w:t>Auftrag</w:t>
       </w:r>
-      <w:bookmarkEnd w:id="33"/>
-      <w:bookmarkEnd w:id="34"/>
+      <w:bookmarkEnd w:id="20"/>
+      <w:bookmarkEnd w:id="21"/>
     </w:p>
     <w:p/>
     <w:p>
@@ -10585,223 +10206,187 @@
       <w:r>
         <w:t xml:space="preserve">Das Amtsgericht </w:t>
       </w:r>
-      <w:bookmarkStart w:id="35" w:name="KI_Gericht_Ort_003"/>
+      <w:bookmarkStart w:id="22" w:name="KI_Gericht_Ort_003"/>
       <w:r>
         <w:t>KI_Gericht_Ort</w:t>
       </w:r>
-      <w:bookmarkEnd w:id="35"/>
+      <w:bookmarkEnd w:id="22"/>
       <w:r>
         <w:t xml:space="preserve"> hat</w:t>
       </w:r>
       <w:r>
         <w:t xml:space="preserve"> </w:t>
       </w:r>
-      <w:bookmarkStart w:id="36" w:name="KI_Verwalter_den_die"/>
+      <w:bookmarkStart w:id="23" w:name="KI_Verwalter_den_die"/>
       <w:r>
         <w:t>KI_Verwalter_den_die</w:t>
       </w:r>
-      <w:bookmarkEnd w:id="36"/>
+      <w:bookmarkEnd w:id="23"/>
       <w:r>
         <w:t xml:space="preserve"> </w:t>
       </w:r>
-      <w:bookmarkStart w:id="37" w:name="KI_Verwalter_Unterzeichner"/>
+      <w:bookmarkStart w:id="24" w:name="KI_Verwalter_Unterzeichner"/>
       <w:r>
         <w:t>KI_Verwalter_Unterzeichner</w:t>
       </w:r>
-      <w:bookmarkEnd w:id="37"/>
+      <w:bookmarkEnd w:id="24"/>
       <w:r>
         <w:t xml:space="preserve"> </w:t>
       </w:r>
       <w:r>
         <w:t xml:space="preserve">mit Beschluss vom </w:t>
       </w:r>
-      <w:bookmarkStart w:id="38" w:name="KI_Akte_BeschlussDat"/>
+      <w:bookmarkStart w:id="25" w:name="KI_Akte_BeschlussDat"/>
       <w:r>
         <w:rPr>
           <w:highlight w:val="yellow"/>
         </w:rPr>
         <w:t>KI_Akte_BeschlussDat</w:t>
       </w:r>
-      <w:bookmarkEnd w:id="38"/>
+      <w:bookmarkEnd w:id="25"/>
+      <w:r>
+        <w:t xml:space="preserve"> beauftragt, in dem </w:t>
+      </w:r>
+    </w:p>
+    <w:p/>
+    <w:p>
+      <w:pPr>
+        <w:jc w:val="center"/>
+      </w:pPr>
+      <w:r>
+        <w:t xml:space="preserve">Insolvenzantragsverfahren über das Vermögen </w:t>
+      </w:r>
+      <w:bookmarkStart w:id="26" w:name="KI_Schuldner_Artikel_002"/>
+      <w:r>
+        <w:t>KI_Schuldner_Artikel</w:t>
+      </w:r>
+      <w:bookmarkEnd w:id="26"/>
       <w:r>
         <w:t xml:space="preserve"> </w:t>
       </w:r>
-      <w:r>
-        <w:t xml:space="preserve">beauftragt, in dem </w:t>
+    </w:p>
+    <w:p>
+      <w:pPr>
+        <w:jc w:val="center"/>
+      </w:pPr>
+    </w:p>
+    <w:p>
+      <w:pPr>
+        <w:jc w:val="center"/>
+        <w:rPr>
+          <w:b/>
+        </w:rPr>
+      </w:pPr>
+      <w:bookmarkStart w:id="27" w:name="KI_Akte_Bezeichnung_002"/>
+      <w:r>
+        <w:rPr>
+          <w:b/>
+        </w:rPr>
+        <w:t>KI_Akte_Bezeichnung</w:t>
+      </w:r>
+      <w:bookmarkEnd w:id="27"/>
+      <w:r>
+        <w:rPr>
+          <w:b/>
+        </w:rPr>
+        <w:t xml:space="preserve"> </w:t>
+      </w:r>
+    </w:p>
+    <w:p>
+      <w:pPr>
+        <w:jc w:val="center"/>
+      </w:pPr>
+    </w:p>
+    <w:p>
+      <w:pPr>
+        <w:jc w:val="center"/>
+      </w:pPr>
+      <w:r>
+        <w:t xml:space="preserve">vertreten durch </w:t>
+      </w:r>
+      <w:r>
+        <w:rPr>
+          <w:highlight w:val="yellow"/>
+        </w:rPr>
+        <w:t>[…]</w:t>
       </w:r>
     </w:p>
     <w:p/>
     <w:p>
       <w:pPr>
-        <w:jc w:val="center"/>
-      </w:pPr>
-      <w:r>
-        <w:t>Insolvenzantrag</w:t>
-      </w:r>
-      <w:r>
-        <w:t xml:space="preserve">sverfahren über das Vermögen </w:t>
-      </w:r>
-      <w:bookmarkStart w:id="39" w:name="KI_Schuldner_Artikel_002"/>
-      <w:r>
-        <w:t>KI_Schuldner_Artikel</w:t>
-      </w:r>
-      <w:bookmarkEnd w:id="39"/>
+        <w:ind w:left="709"/>
+      </w:pPr>
+      <w:r>
+        <w:t xml:space="preserve">ein schriftliches Gutachten zur Beantwortung </w:t>
+      </w:r>
+      <w:r>
+        <w:t>folgen</w:t>
+      </w:r>
+      <w:r>
+        <w:t>der Fragen zu erstellen</w:t>
+      </w:r>
+      <w:r>
+        <w:t>:</w:t>
+      </w:r>
+    </w:p>
+    <w:p>
+      <w:pPr>
+        <w:ind w:left="709"/>
+      </w:pPr>
+    </w:p>
+    <w:p>
+      <w:pPr>
+        <w:ind w:left="709"/>
+      </w:pPr>
+      <w:r>
+        <w:rPr>
+          <w:highlight w:val="yellow"/>
+        </w:rPr>
+        <w:t>[…]</w:t>
+      </w:r>
+      <w:r>
+        <w:t>.</w:t>
+      </w:r>
+    </w:p>
+    <w:p>
+      <w:pPr>
+        <w:ind w:left="709"/>
+      </w:pPr>
+    </w:p>
+    <w:p>
+      <w:pPr>
+        <w:ind w:left="709"/>
+      </w:pPr>
+      <w:r>
+        <w:t>In Erfüllung dieses Auftrages hat</w:t>
+      </w:r>
       <w:r>
         <w:t xml:space="preserve"> </w:t>
       </w:r>
-    </w:p>
-    <w:p>
-      <w:pPr>
-        <w:jc w:val="center"/>
-      </w:pPr>
-    </w:p>
-    <w:p>
-      <w:pPr>
-        <w:jc w:val="center"/>
-        <w:rPr>
-          <w:b/>
-        </w:rPr>
-      </w:pPr>
-      <w:bookmarkStart w:id="40" w:name="KI_Akte_Bezeichnung_002"/>
-      <w:r>
-        <w:rPr>
-          <w:b/>
-        </w:rPr>
-        <w:t>KI_Akte_Bezeichnung</w:t>
-      </w:r>
-      <w:bookmarkEnd w:id="40"/>
-      <w:r>
-        <w:rPr>
-          <w:b/>
-        </w:rPr>
+      <w:bookmarkStart w:id="28" w:name="KI_Verwalter_der_die"/>
+      <w:r>
+        <w:t>KI_Verwalter_der_die</w:t>
+      </w:r>
+      <w:bookmarkEnd w:id="28"/>
+      <w:r>
         <w:t xml:space="preserve"> </w:t>
       </w:r>
-    </w:p>
-    <w:p>
-      <w:pPr>
-        <w:jc w:val="center"/>
-      </w:pPr>
-    </w:p>
-    <w:p>
-      <w:pPr>
-        <w:jc w:val="center"/>
-      </w:pPr>
-      <w:r>
-        <w:t xml:space="preserve">vertreten durch </w:t>
-      </w:r>
-      <w:r>
-        <w:rPr>
-          <w:highlight w:val="yellow"/>
-        </w:rPr>
-        <w:t>[…]</w:t>
-      </w:r>
-    </w:p>
-    <w:p/>
-    <w:p>
-      <w:pPr>
-        <w:ind w:left="709"/>
-      </w:pPr>
-      <w:r>
-        <w:t xml:space="preserve">ein schriftliches Gutachten zur Beantwortung </w:t>
-      </w:r>
-      <w:r>
-        <w:t>folgen</w:t>
-      </w:r>
-      <w:r>
-        <w:t>der Fragen zu erstellen</w:t>
-      </w:r>
-      <w:r>
-        <w:t>:</w:t>
-      </w:r>
-    </w:p>
-    <w:p>
-      <w:pPr>
-        <w:ind w:left="709"/>
-      </w:pPr>
-    </w:p>
-    <w:p>
-      <w:pPr>
-        <w:ind w:left="709"/>
-      </w:pPr>
-      <w:r>
-        <w:rPr>
-          <w:highlight w:val="yellow"/>
-        </w:rPr>
-        <w:t>[…]</w:t>
-      </w:r>
-      <w:r>
-        <w:t>.</w:t>
-      </w:r>
-    </w:p>
-    <w:p>
-      <w:pPr>
-        <w:ind w:left="709"/>
-      </w:pPr>
-    </w:p>
-    <w:p>
-      <w:pPr>
-        <w:ind w:left="709"/>
-      </w:pPr>
-      <w:r>
-        <w:t xml:space="preserve">In Erfüllung </w:t>
-      </w:r>
-      <w:r>
-        <w:t>dieses Auftrages</w:t>
-      </w:r>
-      <w:r>
-        <w:t xml:space="preserve"> ha</w:t>
-      </w:r>
-      <w:r>
-        <w:t>t</w:t>
-      </w:r>
+      <w:bookmarkStart w:id="29" w:name="KI_Verwalter_Unterzeichner_002"/>
+      <w:r>
+        <w:t>KI_Verwalter_Unterzeichner</w:t>
+      </w:r>
+      <w:bookmarkEnd w:id="29"/>
       <w:r>
         <w:t xml:space="preserve"> </w:t>
       </w:r>
-      <w:bookmarkStart w:id="41" w:name="KI_Verwalter_der_die"/>
-      <w:r>
-        <w:t>KI_Verwalter_der_die</w:t>
-      </w:r>
-      <w:bookmarkEnd w:id="41"/>
-      <w:r>
-        <w:t xml:space="preserve"> </w:t>
-      </w:r>
-      <w:bookmarkStart w:id="42" w:name="KI_Verwalter_Unterzeichner_002"/>
-      <w:r>
-        <w:t>KI_Verwalter_Unterzeichner</w:t>
-      </w:r>
-      <w:bookmarkEnd w:id="42"/>
-      <w:r>
-        <w:t xml:space="preserve"> </w:t>
-      </w:r>
-      <w:r>
-        <w:t>das nachfolgende Gutachten erstellt</w:t>
-      </w:r>
-      <w:r>
-        <w:t xml:space="preserve"> </w:t>
-      </w:r>
-      <w:r>
-        <w:rPr>
-          <w:highlight w:val="yellow"/>
-        </w:rPr>
-        <w:t>und erstatte</w:t>
-      </w:r>
-      <w:r>
-        <w:rPr>
-          <w:highlight w:val="yellow"/>
-        </w:rPr>
-        <w:t>t</w:t>
-      </w:r>
-      <w:r>
-        <w:rPr>
-          <w:highlight w:val="yellow"/>
-        </w:rPr>
-        <w:t xml:space="preserve"> hiermit Bericht über den Verlauf des Antragsverfahrens</w:t>
-      </w:r>
-      <w:r>
-        <w:rPr>
-          <w:highlight w:val="yellow"/>
-        </w:rPr>
-        <w:t>:</w:t>
+      <w:r>
+        <w:t xml:space="preserve">das nachfolgende Gutachten erstellt </w:t>
+      </w:r>
+      <w:r>
+        <w:rPr>
+          <w:highlight w:val="yellow"/>
+        </w:rPr>
+        <w:t>und erstattet hiermit Bericht über den Verlauf des Antragsverfahrens:</w:t>
       </w:r>
       <w:r>
         <w:br w:type="page"/>
@@ -10818,8 +10403,8 @@
           <w:szCs w:val="22"/>
         </w:rPr>
       </w:pPr>
-      <w:bookmarkStart w:id="43" w:name="_Toc134620876"/>
-      <w:bookmarkStart w:id="44" w:name="_Toc218683018"/>
+      <w:bookmarkStart w:id="30" w:name="_Toc134620876"/>
+      <w:bookmarkStart w:id="31" w:name="_Toc218683018"/>
       <w:r>
         <w:rPr>
           <w:szCs w:val="22"/>
@@ -10827,8 +10412,8 @@
         <w:lastRenderedPageBreak/>
         <w:t>Grundlagen</w:t>
       </w:r>
-      <w:bookmarkEnd w:id="43"/>
-      <w:bookmarkEnd w:id="44"/>
+      <w:bookmarkEnd w:id="30"/>
+      <w:bookmarkEnd w:id="31"/>
     </w:p>
     <w:p/>
     <w:p>
@@ -10854,16 +10439,16 @@
           <w:szCs w:val="22"/>
         </w:rPr>
       </w:pPr>
-      <w:bookmarkStart w:id="45" w:name="_Toc134620877"/>
-      <w:bookmarkStart w:id="46" w:name="_Toc218683019"/>
+      <w:bookmarkStart w:id="32" w:name="_Toc134620877"/>
+      <w:bookmarkStart w:id="33" w:name="_Toc218683019"/>
       <w:r>
         <w:rPr>
           <w:szCs w:val="22"/>
         </w:rPr>
         <w:t>Unterlagen</w:t>
       </w:r>
-      <w:bookmarkEnd w:id="45"/>
-      <w:bookmarkEnd w:id="46"/>
+      <w:bookmarkEnd w:id="32"/>
+      <w:bookmarkEnd w:id="33"/>
     </w:p>
     <w:p>
       <w:pPr>
@@ -10884,35 +10469,109 @@
         <w:t>[…]</w:t>
       </w:r>
       <w:r>
+        <w:t xml:space="preserve"> hat das Insolvenzgericht</w:t>
+      </w:r>
+      <w:r>
         <w:t xml:space="preserve"> </w:t>
       </w:r>
-      <w:r>
-        <w:t>hat das Insolvenzgericht</w:t>
-      </w:r>
+      <w:bookmarkStart w:id="34" w:name="KI_Verwalter_dem_der"/>
+      <w:r>
+        <w:t>KI_Verwalter_dem_der</w:t>
+      </w:r>
+      <w:bookmarkEnd w:id="34"/>
       <w:r>
         <w:t xml:space="preserve"> </w:t>
       </w:r>
-      <w:bookmarkStart w:id="47" w:name="KI_Verwalter_dem_der"/>
+      <w:bookmarkStart w:id="35" w:name="KI_Verwalter_Unterzeichner_003"/>
+      <w:r>
+        <w:t>KI_Verwalter_Unterzeichner</w:t>
+      </w:r>
+      <w:bookmarkEnd w:id="35"/>
+      <w:r>
+        <w:t xml:space="preserve"> </w:t>
+      </w:r>
+      <w:r>
+        <w:t>die Gerichtsakte übersandt.</w:t>
+      </w:r>
+    </w:p>
+    <w:p>
+      <w:pPr>
+        <w:ind w:left="720"/>
+      </w:pPr>
+    </w:p>
+    <w:p>
+      <w:pPr>
+        <w:ind w:left="720"/>
+      </w:pPr>
+      <w:r>
+        <w:t xml:space="preserve">Am </w:t>
+      </w:r>
+      <w:r>
+        <w:rPr>
+          <w:highlight w:val="yellow"/>
+        </w:rPr>
+        <w:t>[…]</w:t>
+      </w:r>
+      <w:r>
+        <w:t xml:space="preserve"> fand ein erster Besprechungstermin zwischen</w:t>
+      </w:r>
+      <w:r>
+        <w:t xml:space="preserve"> </w:t>
+      </w:r>
+      <w:bookmarkStart w:id="36" w:name="KI_Verwalter_dem_der_002"/>
       <w:r>
         <w:t>KI_Verwalter_dem_der</w:t>
       </w:r>
-      <w:bookmarkEnd w:id="47"/>
+      <w:bookmarkEnd w:id="36"/>
       <w:r>
         <w:t xml:space="preserve"> </w:t>
       </w:r>
-      <w:bookmarkStart w:id="48" w:name="KI_Verwalter_Unterzeichner_003"/>
+      <w:bookmarkStart w:id="37" w:name="KI_Verwalter_Unterzeichner_011"/>
       <w:r>
         <w:t>KI_Verwalter_Unterzeichner</w:t>
       </w:r>
-      <w:bookmarkEnd w:id="48"/>
+      <w:bookmarkEnd w:id="37"/>
       <w:r>
         <w:t xml:space="preserve"> </w:t>
       </w:r>
       <w:r>
-        <w:t>die Gerichtsakte übersandt</w:t>
-      </w:r>
-      <w:r>
-        <w:t>.</w:t>
+        <w:t xml:space="preserve">und </w:t>
+      </w:r>
+      <w:r>
+        <w:rPr>
+          <w:highlight w:val="yellow"/>
+        </w:rPr>
+        <w:t>[…]</w:t>
+      </w:r>
+      <w:r>
+        <w:t xml:space="preserve"> in </w:t>
+      </w:r>
+      <w:r>
+        <w:rPr>
+          <w:highlight w:val="yellow"/>
+        </w:rPr>
+        <w:t>[…]</w:t>
+      </w:r>
+      <w:r>
+        <w:t xml:space="preserve"> statt. In diesem Termin erhielt </w:t>
+      </w:r>
+      <w:r>
+        <w:rPr>
+          <w:highlight w:val="yellow"/>
+        </w:rPr>
+        <w:t>[…]</w:t>
+      </w:r>
+      <w:r>
+        <w:t xml:space="preserve"> eine Liste mit vorzulegenden Unterlagen nebst Fragebogen und Erklärung zur Befreiung von der Pflicht zur Verschwiegenheit. Diese hat </w:t>
+      </w:r>
+      <w:r>
+        <w:rPr>
+          <w:highlight w:val="yellow"/>
+        </w:rPr>
+        <w:t>er/sie</w:t>
+      </w:r>
+      <w:r>
+        <w:t xml:space="preserve"> zwischenzeitig eingereicht.</w:t>
       </w:r>
     </w:p>
     <w:p>
@@ -10924,90 +10583,83 @@
       <w:pPr>
         <w:ind w:left="720"/>
       </w:pPr>
-      <w:r>
-        <w:t xml:space="preserve">Am </w:t>
-      </w:r>
-      <w:r>
-        <w:rPr>
-          <w:highlight w:val="yellow"/>
-        </w:rPr>
-        <w:t>[…]</w:t>
-      </w:r>
-      <w:r>
+      <w:bookmarkStart w:id="38" w:name="KI_Verwalter_Der_Die_Groß"/>
+      <w:r>
+        <w:rPr>
+          <w:highlight w:val="yellow"/>
+        </w:rPr>
+        <w:t>KI_Verwalter_Der_Die_Groß</w:t>
+      </w:r>
+      <w:bookmarkEnd w:id="38"/>
+      <w:r>
+        <w:rPr>
+          <w:highlight w:val="yellow"/>
+        </w:rPr>
         <w:t xml:space="preserve"> </w:t>
       </w:r>
-      <w:r>
-        <w:t>fand</w:t>
-      </w:r>
-      <w:r>
-        <w:t xml:space="preserve"> ein erster Besprechungstermin zwischen</w:t>
-      </w:r>
-      <w:r>
+      <w:bookmarkStart w:id="39" w:name="KI_Verwalter_Unterzeichner_005"/>
+      <w:r>
+        <w:rPr>
+          <w:highlight w:val="yellow"/>
+        </w:rPr>
+        <w:t>KI_Verwalter_Unterzeichner</w:t>
+      </w:r>
+      <w:bookmarkEnd w:id="39"/>
+      <w:r>
+        <w:rPr>
+          <w:highlight w:val="yellow"/>
+        </w:rPr>
         <w:t xml:space="preserve"> </w:t>
       </w:r>
-      <w:bookmarkStart w:id="49" w:name="KI_Verwalter_dem_der_002"/>
-      <w:r>
-        <w:t>KI_Verwalter_dem_der</w:t>
-      </w:r>
-      <w:bookmarkEnd w:id="49"/>
+      <w:r>
+        <w:rPr>
+          <w:highlight w:val="yellow"/>
+        </w:rPr>
+        <w:t>hat eine elektronische Datensicherung an den Servern des Betriebes durchführen lassen. Die Daten liegen auf einer externen Festplatte und sind im VMDK Format gespeichert.</w:t>
+      </w:r>
+    </w:p>
+    <w:p>
+      <w:pPr>
+        <w:ind w:left="720"/>
+      </w:pPr>
+    </w:p>
+    <w:p>
+      <w:pPr>
+        <w:ind w:left="720"/>
+      </w:pPr>
+      <w:r>
+        <w:t>Der Steuerberater der Schuldnerin hat für</w:t>
+      </w:r>
       <w:r>
         <w:t xml:space="preserve"> </w:t>
       </w:r>
-      <w:bookmarkStart w:id="50" w:name="KI_Verwalter_Unterzeichner_011"/>
+      <w:bookmarkStart w:id="40" w:name="KI_Verwalter_den_die_002"/>
+      <w:r>
+        <w:t>KI_Verwalter_den_die</w:t>
+      </w:r>
+      <w:bookmarkEnd w:id="40"/>
+      <w:r>
+        <w:t xml:space="preserve"> </w:t>
+      </w:r>
+      <w:bookmarkStart w:id="41" w:name="KI_Verwalter_Unterzeichner_006"/>
       <w:r>
         <w:t>KI_Verwalter_Unterzeichner</w:t>
       </w:r>
-      <w:bookmarkEnd w:id="50"/>
+      <w:bookmarkEnd w:id="41"/>
       <w:r>
         <w:t xml:space="preserve"> </w:t>
       </w:r>
       <w:r>
-        <w:t xml:space="preserve">und </w:t>
-      </w:r>
-      <w:r>
-        <w:rPr>
-          <w:highlight w:val="yellow"/>
-        </w:rPr>
-        <w:t>[…]</w:t>
-      </w:r>
-      <w:r>
-        <w:t xml:space="preserve"> in </w:t>
-      </w:r>
-      <w:r>
-        <w:rPr>
-          <w:highlight w:val="yellow"/>
-        </w:rPr>
-        <w:t>[…]</w:t>
-      </w:r>
-      <w:r>
-        <w:t xml:space="preserve"> statt. In diesem Termin </w:t>
-      </w:r>
-      <w:r>
-        <w:t>erhielt</w:t>
-      </w:r>
-      <w:r>
-        <w:t xml:space="preserve"> </w:t>
-      </w:r>
-      <w:r>
-        <w:rPr>
-          <w:highlight w:val="yellow"/>
-        </w:rPr>
-        <w:t>[…]</w:t>
-      </w:r>
-      <w:r>
-        <w:t xml:space="preserve"> eine Liste mit vorzulegenden Unterlagen nebst Fragebogen und Erklärung zur Befreiung von der Pflicht zur Verschwiegenheit. Diese </w:t>
-      </w:r>
-      <w:r>
-        <w:t xml:space="preserve">hat </w:t>
-      </w:r>
-      <w:r>
-        <w:rPr>
-          <w:highlight w:val="yellow"/>
-        </w:rPr>
-        <w:t>er/sie</w:t>
-      </w:r>
-      <w:r>
-        <w:t xml:space="preserve"> zwischenzeitig eingereicht.</w:t>
+        <w:t xml:space="preserve">beim Finanzamt sowie den Sozialversicherungsträgern </w:t>
+      </w:r>
+      <w:r>
+        <w:rPr>
+          <w:highlight w:val="yellow"/>
+        </w:rPr>
+        <w:t>(bezeichnen)</w:t>
+      </w:r>
+      <w:r>
+        <w:t xml:space="preserve"> einen Kontoauszug angefordert. Diese Kontoauszüge liegen vor.</w:t>
       </w:r>
     </w:p>
     <w:p>
@@ -11019,150 +10671,11 @@
       <w:pPr>
         <w:ind w:left="720"/>
       </w:pPr>
-      <w:bookmarkStart w:id="51" w:name="KI_Verwalter_Der_Die_Groß"/>
-      <w:r>
-        <w:rPr>
-          <w:highlight w:val="yellow"/>
-        </w:rPr>
-        <w:t>KI_Verwalter_Der_Die_Groß</w:t>
-      </w:r>
-      <w:bookmarkEnd w:id="51"/>
-      <w:r>
-        <w:rPr>
-          <w:highlight w:val="yellow"/>
-        </w:rPr>
-        <w:t xml:space="preserve"> </w:t>
-      </w:r>
-      <w:bookmarkStart w:id="52" w:name="KI_Verwalter_Unterzeichner_005"/>
-      <w:r>
-        <w:rPr>
-          <w:highlight w:val="yellow"/>
-        </w:rPr>
-        <w:t>KI_Verwalter_Unterzeichner</w:t>
-      </w:r>
-      <w:bookmarkEnd w:id="52"/>
-      <w:r>
-        <w:rPr>
-          <w:highlight w:val="yellow"/>
-        </w:rPr>
-        <w:t xml:space="preserve"> </w:t>
-      </w:r>
-      <w:r>
-        <w:rPr>
-          <w:highlight w:val="yellow"/>
-        </w:rPr>
-        <w:t>hat</w:t>
-      </w:r>
-      <w:r>
-        <w:rPr>
-          <w:highlight w:val="yellow"/>
-        </w:rPr>
-        <w:t xml:space="preserve"> eine elektronische Datensicherung an den Servern des Betriebes durchführen</w:t>
-      </w:r>
-      <w:r>
-        <w:rPr>
-          <w:highlight w:val="yellow"/>
-        </w:rPr>
-        <w:t xml:space="preserve"> lassen</w:t>
-      </w:r>
-      <w:r>
-        <w:rPr>
-          <w:highlight w:val="yellow"/>
-        </w:rPr>
-        <w:t>. Die Daten liegen auf einer externen Festplatte und sind im VMDK Format gespeichert.</w:t>
-      </w:r>
-    </w:p>
-    <w:p>
-      <w:pPr>
-        <w:ind w:left="720"/>
-      </w:pPr>
-    </w:p>
-    <w:p>
-      <w:pPr>
-        <w:ind w:left="720"/>
-      </w:pPr>
-      <w:r>
-        <w:t>D</w:t>
-      </w:r>
-      <w:r>
-        <w:t xml:space="preserve">er </w:t>
-      </w:r>
-      <w:r>
-        <w:t xml:space="preserve">Steuerberater </w:t>
-      </w:r>
-      <w:r>
-        <w:t xml:space="preserve">der Schuldnerin </w:t>
-      </w:r>
-      <w:r>
-        <w:t>hat für</w:t>
-      </w:r>
-      <w:r>
-        <w:t xml:space="preserve"> </w:t>
-      </w:r>
-      <w:bookmarkStart w:id="53" w:name="KI_Verwalter_den_die_002"/>
-      <w:r>
-        <w:t>KI_Verwalter_den_die</w:t>
-      </w:r>
-      <w:bookmarkEnd w:id="53"/>
-      <w:r>
-        <w:t xml:space="preserve"> </w:t>
-      </w:r>
-      <w:bookmarkStart w:id="54" w:name="KI_Verwalter_Unterzeichner_006"/>
-      <w:r>
-        <w:t>KI_Verwalter_Unterzeichner</w:t>
-      </w:r>
-      <w:bookmarkEnd w:id="54"/>
-      <w:r>
-        <w:t xml:space="preserve"> </w:t>
-      </w:r>
-      <w:r>
-        <w:t xml:space="preserve">beim Finanzamt sowie den Sozialversicherungsträgern </w:t>
-      </w:r>
-      <w:r>
-        <w:rPr>
-          <w:highlight w:val="yellow"/>
-        </w:rPr>
-        <w:t>(bezeichnen)</w:t>
-      </w:r>
-      <w:r>
-        <w:t xml:space="preserve"> einen </w:t>
-      </w:r>
-      <w:r>
-        <w:t>Kontoauszug angefordert. Diese Kontoauszüge liegen vor.</w:t>
-      </w:r>
-    </w:p>
-    <w:p>
-      <w:pPr>
-        <w:ind w:left="720"/>
-      </w:pPr>
-    </w:p>
-    <w:p>
-      <w:pPr>
-        <w:ind w:left="720"/>
-      </w:pPr>
-      <w:r>
-        <w:rPr>
-          <w:highlight w:val="yellow"/>
-        </w:rPr>
-        <w:t>Es erfolg</w:t>
-      </w:r>
-      <w:r>
-        <w:rPr>
-          <w:highlight w:val="yellow"/>
-        </w:rPr>
-        <w:t>t</w:t>
-      </w:r>
-      <w:r>
-        <w:rPr>
-          <w:highlight w:val="yellow"/>
-        </w:rPr>
-        <w:t xml:space="preserve">e eine Datenübertragung </w:t>
-      </w:r>
-      <w:r>
-        <w:rPr>
-          <w:highlight w:val="yellow"/>
-        </w:rPr>
-        <w:t>der gesamtem Finanzbuchhaltung, einschließlich der Vorjahre.</w:t>
+      <w:r>
+        <w:rPr>
+          <w:highlight w:val="yellow"/>
+        </w:rPr>
+        <w:t>Es erfolgte eine Datenübertragung der gesamtem Finanzbuchhaltung, einschließlich der Vorjahre.</w:t>
       </w:r>
     </w:p>
     <w:p>
@@ -11181,16 +10694,16 @@
           <w:szCs w:val="22"/>
         </w:rPr>
       </w:pPr>
-      <w:bookmarkStart w:id="55" w:name="_Toc134620878"/>
-      <w:bookmarkStart w:id="56" w:name="_Toc218683020"/>
+      <w:bookmarkStart w:id="42" w:name="_Toc134620878"/>
+      <w:bookmarkStart w:id="43" w:name="_Toc218683020"/>
       <w:r>
         <w:rPr>
           <w:szCs w:val="22"/>
         </w:rPr>
         <w:t>Auskunftspersonen</w:t>
       </w:r>
-      <w:bookmarkEnd w:id="55"/>
-      <w:bookmarkEnd w:id="56"/>
+      <w:bookmarkEnd w:id="42"/>
+      <w:bookmarkEnd w:id="43"/>
     </w:p>
     <w:p>
       <w:pPr>
@@ -11228,22 +10741,22 @@
           <w:szCs w:val="22"/>
         </w:rPr>
       </w:pPr>
-      <w:bookmarkStart w:id="57" w:name="_Toc134620879"/>
-      <w:bookmarkStart w:id="58" w:name="_Toc218683021"/>
+      <w:bookmarkStart w:id="44" w:name="_Toc134620879"/>
+      <w:bookmarkStart w:id="45" w:name="_Toc218683021"/>
       <w:r>
         <w:rPr>
           <w:szCs w:val="22"/>
         </w:rPr>
         <w:t>Erklärung gem. § 4 der Berufsgrundsätze der Insolvenzverwalter des Verbandes der Insolvenzverwalter Deutschlands e.V. (VID)</w:t>
       </w:r>
-      <w:bookmarkEnd w:id="57"/>
+      <w:bookmarkEnd w:id="44"/>
       <w:r>
         <w:rPr>
           <w:szCs w:val="22"/>
         </w:rPr>
         <w:t xml:space="preserve"> zur Unabhängigkeit und den geforderten Qualitätsstandards</w:t>
       </w:r>
-      <w:bookmarkEnd w:id="58"/>
+      <w:bookmarkEnd w:id="45"/>
     </w:p>
     <w:p>
       <w:pPr>
@@ -11289,60 +10802,12 @@
       <w:pPr>
         <w:ind w:left="709"/>
       </w:pPr>
-      <w:bookmarkStart w:id="59" w:name="_Hlk88471580"/>
-      <w:r>
-        <w:rPr>
-          <w:highlight w:val="yellow"/>
-        </w:rPr>
-        <w:t>Am [</w:t>
-      </w:r>
-      <w:r>
-        <w:rPr>
-          <w:highlight w:val="yellow"/>
-        </w:rPr>
-        <w:t>…</w:t>
-      </w:r>
-      <w:r>
-        <w:rPr>
-          <w:highlight w:val="yellow"/>
-        </w:rPr>
-        <w:t xml:space="preserve">] </w:t>
-      </w:r>
-      <w:r>
-        <w:rPr>
-          <w:highlight w:val="yellow"/>
-        </w:rPr>
-        <w:t>fand</w:t>
-      </w:r>
-      <w:r>
-        <w:rPr>
-          <w:highlight w:val="yellow"/>
-        </w:rPr>
-        <w:t xml:space="preserve"> [</w:t>
-      </w:r>
-      <w:r>
-        <w:rPr>
-          <w:highlight w:val="yellow"/>
-        </w:rPr>
-        <w:t>a</w:t>
-      </w:r>
-      <w:r>
-        <w:rPr>
-          <w:highlight w:val="yellow"/>
-        </w:rPr>
-        <w:t>uf Wunsch des</w:t>
-      </w:r>
-      <w:r>
-        <w:rPr>
-          <w:highlight w:val="yellow"/>
-        </w:rPr>
-        <w:t xml:space="preserve"> […]</w:t>
-      </w:r>
-      <w:r>
-        <w:rPr>
-          <w:highlight w:val="yellow"/>
-        </w:rPr>
-        <w:t>] ein Informationsgespräch mit [dem Unterzeichner/Mitarbeitern der Kanzle</w:t>
+      <w:bookmarkStart w:id="46" w:name="_Hlk88471580"/>
+      <w:r>
+        <w:rPr>
+          <w:highlight w:val="yellow"/>
+        </w:rPr>
+        <w:t>Am […] fand [auf Wunsch des […]] ein Informationsgespräch mit [dem Unterzeichner/Mitarbeitern der Kanzle</w:t>
       </w:r>
       <w:r>
         <w:rPr>
@@ -11350,28 +10815,28 @@
         </w:rPr>
         <w:t xml:space="preserve">i </w:t>
       </w:r>
-      <w:bookmarkStart w:id="60" w:name="KI_Verwalter_des_der_002"/>
+      <w:bookmarkStart w:id="47" w:name="KI_Verwalter_des_der_002"/>
       <w:r>
         <w:rPr>
           <w:highlight w:val="yellow"/>
         </w:rPr>
         <w:t>KI_Verwalter_des_der</w:t>
       </w:r>
-      <w:bookmarkEnd w:id="59"/>
+      <w:bookmarkEnd w:id="46"/>
       <w:r>
         <w:rPr>
           <w:highlight w:val="yellow"/>
         </w:rPr>
         <w:t xml:space="preserve">  </w:t>
       </w:r>
-      <w:bookmarkStart w:id="61" w:name="KI_Verwalter_Unterzeichner_Genitiv_002"/>
+      <w:bookmarkStart w:id="48" w:name="KI_Verwalter_Unterzeichner_Genitiv_002"/>
       <w:r>
         <w:rPr>
           <w:highlight w:val="yellow"/>
         </w:rPr>
         <w:t>FELD_Verwalter_Unterzeichner_Genitiv</w:t>
       </w:r>
-      <w:bookmarkEnd w:id="60"/>
+      <w:bookmarkEnd w:id="47"/>
       <w:r>
         <w:rPr>
           <w:highlight w:val="yellow"/>
@@ -11382,43 +10847,7 @@
         <w:rPr>
           <w:highlight w:val="yellow"/>
         </w:rPr>
-        <w:t>] statt. Im Rahmen des</w:t>
-      </w:r>
-      <w:r>
-        <w:rPr>
-          <w:highlight w:val="yellow"/>
-        </w:rPr>
-        <w:t xml:space="preserve"> Informationsgesprächs</w:t>
-      </w:r>
-      <w:r>
-        <w:rPr>
-          <w:highlight w:val="yellow"/>
-        </w:rPr>
-        <w:t xml:space="preserve"> wurde</w:t>
-      </w:r>
-      <w:r>
-        <w:rPr>
-          <w:highlight w:val="yellow"/>
-        </w:rPr>
-        <w:t xml:space="preserve"> […]</w:t>
-      </w:r>
-      <w:r>
-        <w:rPr>
-          <w:highlight w:val="yellow"/>
-        </w:rPr>
-        <w:t xml:space="preserve"> allgemein und abstrakt über den Ablauf eines Insolvenzverfahrens und dessen Auswirkungen auf die Befugnisse de</w:t>
-      </w:r>
-      <w:r>
-        <w:rPr>
-          <w:highlight w:val="yellow"/>
-        </w:rPr>
-        <w:t>r</w:t>
-      </w:r>
-      <w:r>
-        <w:rPr>
-          <w:highlight w:val="yellow"/>
-        </w:rPr>
-        <w:t xml:space="preserve"> </w:t>
+        <w:t xml:space="preserve">] statt. Im Rahmen des Informationsgesprächs wurde […] allgemein und abstrakt über den Ablauf eines Insolvenzverfahrens und dessen Auswirkungen auf die Befugnisse der </w:t>
       </w:r>
       <w:r>
         <w:rPr>
@@ -11432,7 +10861,7 @@
         </w:rPr>
         <w:t xml:space="preserve"> und über Sanierungsmöglichkeiten im Insolvenzverfahren informiert.</w:t>
       </w:r>
-      <w:bookmarkEnd w:id="61"/>
+      <w:bookmarkEnd w:id="48"/>
     </w:p>
     <w:p>
       <w:pPr>
@@ -11450,9 +10879,9 @@
           <w:szCs w:val="22"/>
         </w:rPr>
       </w:pPr>
-      <w:bookmarkStart w:id="62" w:name="_Toc3475017"/>
-      <w:bookmarkStart w:id="63" w:name="_Toc134620880"/>
-      <w:bookmarkStart w:id="64" w:name="_Toc218683022"/>
+      <w:bookmarkStart w:id="49" w:name="_Toc3475017"/>
+      <w:bookmarkStart w:id="50" w:name="_Toc134620880"/>
+      <w:bookmarkStart w:id="51" w:name="_Toc218683022"/>
       <w:r>
         <w:rPr>
           <w:szCs w:val="22"/>
@@ -11460,9 +10889,9 @@
         <w:lastRenderedPageBreak/>
         <w:t>Allgemeine Angaben</w:t>
       </w:r>
-      <w:bookmarkEnd w:id="62"/>
-      <w:bookmarkEnd w:id="63"/>
-      <w:bookmarkEnd w:id="64"/>
+      <w:bookmarkEnd w:id="49"/>
+      <w:bookmarkEnd w:id="50"/>
+      <w:bookmarkEnd w:id="51"/>
     </w:p>
     <w:p>
       <w:pPr>
@@ -11480,9 +10909,9 @@
           <w:szCs w:val="22"/>
         </w:rPr>
       </w:pPr>
-      <w:bookmarkStart w:id="65" w:name="_Toc3475018"/>
-      <w:bookmarkStart w:id="66" w:name="_Toc134620881"/>
-      <w:bookmarkStart w:id="67" w:name="_Toc218683023"/>
+      <w:bookmarkStart w:id="52" w:name="_Toc3475018"/>
+      <w:bookmarkStart w:id="53" w:name="_Toc134620881"/>
+      <w:bookmarkStart w:id="54" w:name="_Toc218683023"/>
       <w:r>
         <w:rPr>
           <w:szCs w:val="22"/>
@@ -11497,15 +10926,15 @@
         </w:rPr>
         <w:t xml:space="preserve">Antragsstellerin/Antragssteller </w:t>
       </w:r>
-      <w:bookmarkEnd w:id="65"/>
+      <w:bookmarkEnd w:id="52"/>
       <w:r>
         <w:rPr>
           <w:szCs w:val="22"/>
         </w:rPr>
         <w:t>/ Statistische Angaben</w:t>
       </w:r>
-      <w:bookmarkEnd w:id="66"/>
-      <w:bookmarkEnd w:id="67"/>
+      <w:bookmarkEnd w:id="53"/>
+      <w:bookmarkEnd w:id="54"/>
     </w:p>
     <w:p>
       <w:pPr>
@@ -11523,16 +10952,16 @@
           <w:szCs w:val="22"/>
         </w:rPr>
       </w:pPr>
-      <w:bookmarkStart w:id="68" w:name="_Toc134620882"/>
-      <w:bookmarkStart w:id="69" w:name="_Toc218683024"/>
+      <w:bookmarkStart w:id="55" w:name="_Toc134620882"/>
+      <w:bookmarkStart w:id="56" w:name="_Toc218683024"/>
       <w:r>
         <w:rPr>
           <w:szCs w:val="22"/>
         </w:rPr>
         <w:t>Statistische Angaben</w:t>
       </w:r>
-      <w:bookmarkEnd w:id="68"/>
-      <w:bookmarkEnd w:id="69"/>
+      <w:bookmarkEnd w:id="55"/>
+      <w:bookmarkEnd w:id="56"/>
     </w:p>
     <w:p>
       <w:pPr>
@@ -11775,7 +11204,7 @@
                 <w:highlight w:val="yellow"/>
               </w:rPr>
             </w:pPr>
-            <w:bookmarkStart w:id="70" w:name="_Toc134620884"/>
+            <w:bookmarkStart w:id="57" w:name="_Toc134620884"/>
             <w:r>
               <w:rPr>
                 <w:b/>
@@ -11783,7 +11212,7 @@
               </w:rPr>
               <w:t>Satzungsgemäßer Sitz</w:t>
             </w:r>
-            <w:bookmarkEnd w:id="70"/>
+            <w:bookmarkEnd w:id="57"/>
           </w:p>
           <w:p>
             <w:pPr>
@@ -11875,7 +11304,7 @@
                 <w:highlight w:val="yellow"/>
               </w:rPr>
             </w:pPr>
-            <w:bookmarkStart w:id="71" w:name="_Toc134620885"/>
+            <w:bookmarkStart w:id="58" w:name="_Toc134620885"/>
             <w:r>
               <w:rPr>
                 <w:b/>
@@ -11883,7 +11312,7 @@
               </w:rPr>
               <w:t>Handelsregister</w:t>
             </w:r>
-            <w:bookmarkEnd w:id="71"/>
+            <w:bookmarkEnd w:id="58"/>
           </w:p>
         </w:tc>
         <w:tc>
@@ -11927,7 +11356,7 @@
                 <w:highlight w:val="yellow"/>
               </w:rPr>
             </w:pPr>
-            <w:bookmarkStart w:id="72" w:name="_Toc134620886"/>
+            <w:bookmarkStart w:id="59" w:name="_Toc134620886"/>
             <w:r>
               <w:rPr>
                 <w:b/>
@@ -11942,7 +11371,7 @@
               </w:rPr>
               <w:t>, davon</w:t>
             </w:r>
-            <w:bookmarkEnd w:id="72"/>
+            <w:bookmarkEnd w:id="59"/>
           </w:p>
           <w:p>
             <w:pPr>
@@ -11952,7 +11381,7 @@
                 <w:highlight w:val="yellow"/>
               </w:rPr>
             </w:pPr>
-            <w:bookmarkStart w:id="73" w:name="_Toc134620887"/>
+            <w:bookmarkStart w:id="60" w:name="_Toc134620887"/>
             <w:r>
               <w:rPr>
                 <w:b/>
@@ -11960,7 +11389,7 @@
               </w:rPr>
               <w:t>gesichert</w:t>
             </w:r>
-            <w:bookmarkEnd w:id="73"/>
+            <w:bookmarkEnd w:id="60"/>
           </w:p>
           <w:p>
             <w:pPr>
@@ -11970,7 +11399,7 @@
                 <w:highlight w:val="yellow"/>
               </w:rPr>
             </w:pPr>
-            <w:bookmarkStart w:id="74" w:name="_Toc134620888"/>
+            <w:bookmarkStart w:id="61" w:name="_Toc134620888"/>
             <w:r>
               <w:rPr>
                 <w:b/>
@@ -11978,7 +11407,7 @@
               </w:rPr>
               <w:t>nachrangig</w:t>
             </w:r>
-            <w:bookmarkEnd w:id="74"/>
+            <w:bookmarkEnd w:id="61"/>
           </w:p>
         </w:tc>
         <w:tc>
@@ -12021,7 +11450,7 @@
                 <w:highlight w:val="yellow"/>
               </w:rPr>
             </w:pPr>
-            <w:bookmarkStart w:id="75" w:name="_Toc134620889"/>
+            <w:bookmarkStart w:id="62" w:name="_Toc134620889"/>
             <w:r>
               <w:rPr>
                 <w:b/>
@@ -12029,7 +11458,7 @@
               </w:rPr>
               <w:t>Antragsteller/in</w:t>
             </w:r>
-            <w:bookmarkEnd w:id="75"/>
+            <w:bookmarkEnd w:id="62"/>
           </w:p>
         </w:tc>
         <w:tc>
@@ -12084,7 +11513,7 @@
                 <w:highlight w:val="yellow"/>
               </w:rPr>
             </w:pPr>
-            <w:bookmarkStart w:id="76" w:name="_Toc134620890"/>
+            <w:bookmarkStart w:id="63" w:name="_Toc134620890"/>
             <w:r>
               <w:rPr>
                 <w:b/>
@@ -12092,7 +11521,7 @@
               </w:rPr>
               <w:t>Antragsgrund</w:t>
             </w:r>
-            <w:bookmarkEnd w:id="76"/>
+            <w:bookmarkEnd w:id="63"/>
           </w:p>
           <w:p>
             <w:pPr>
@@ -12149,7 +11578,7 @@
                 <w:highlight w:val="yellow"/>
               </w:rPr>
             </w:pPr>
-            <w:bookmarkStart w:id="77" w:name="_Toc134620891"/>
+            <w:bookmarkStart w:id="64" w:name="_Toc134620891"/>
             <w:r>
               <w:rPr>
                 <w:b/>
@@ -12157,7 +11586,7 @@
               </w:rPr>
               <w:t>Internationaler Bezug</w:t>
             </w:r>
-            <w:bookmarkEnd w:id="77"/>
+            <w:bookmarkEnd w:id="64"/>
           </w:p>
           <w:p>
             <w:pPr>
@@ -12207,7 +11636,7 @@
                 <w:highlight w:val="yellow"/>
               </w:rPr>
             </w:pPr>
-            <w:bookmarkStart w:id="78" w:name="_Toc134620892"/>
+            <w:bookmarkStart w:id="65" w:name="_Toc134620892"/>
             <w:r>
               <w:rPr>
                 <w:b/>
@@ -12215,7 +11644,7 @@
               </w:rPr>
               <w:t>Eigenverwaltung</w:t>
             </w:r>
-            <w:bookmarkEnd w:id="78"/>
+            <w:bookmarkEnd w:id="65"/>
           </w:p>
           <w:p>
             <w:pPr>
@@ -12265,7 +11694,7 @@
                 <w:highlight w:val="yellow"/>
               </w:rPr>
             </w:pPr>
-            <w:bookmarkStart w:id="79" w:name="_Toc134620893"/>
+            <w:bookmarkStart w:id="66" w:name="_Toc134620893"/>
             <w:r>
               <w:rPr>
                 <w:b/>
@@ -12274,7 +11703,7 @@
               <w:lastRenderedPageBreak/>
               <w:t>Geschäftszweig</w:t>
             </w:r>
-            <w:bookmarkEnd w:id="79"/>
+            <w:bookmarkEnd w:id="66"/>
           </w:p>
           <w:p>
             <w:pPr>
@@ -12302,7 +11731,7 @@
                 <w:rFonts w:cs="Arial"/>
               </w:rPr>
             </w:pPr>
-            <w:bookmarkStart w:id="80" w:name="_Toc134620894"/>
+            <w:bookmarkStart w:id="67" w:name="_Toc134620894"/>
             <w:r>
               <w:rPr>
                 <w:rFonts w:cs="Arial"/>
@@ -12310,7 +11739,7 @@
               </w:rPr>
               <w:t>[Branche]</w:t>
             </w:r>
-            <w:bookmarkEnd w:id="80"/>
+            <w:bookmarkEnd w:id="67"/>
             <w:r>
               <w:rPr>
                 <w:rFonts w:cs="Arial"/>
@@ -12346,7 +11775,7 @@
                 <w:highlight w:val="yellow"/>
               </w:rPr>
             </w:pPr>
-            <w:bookmarkStart w:id="81" w:name="_Toc134620895"/>
+            <w:bookmarkStart w:id="68" w:name="_Toc134620895"/>
             <w:r>
               <w:rPr>
                 <w:b/>
@@ -12354,7 +11783,7 @@
               </w:rPr>
               <w:t>Unternehmensgegenstand</w:t>
             </w:r>
-            <w:bookmarkEnd w:id="81"/>
+            <w:bookmarkEnd w:id="68"/>
           </w:p>
           <w:p>
             <w:pPr>
@@ -12364,20 +11793,13 @@
                 <w:highlight w:val="yellow"/>
               </w:rPr>
             </w:pPr>
-            <w:bookmarkStart w:id="82" w:name="_Toc134620896"/>
+            <w:bookmarkStart w:id="69" w:name="_Toc134620896"/>
             <w:r>
               <w:rPr>
                 <w:b/>
                 <w:highlight w:val="yellow"/>
               </w:rPr>
-              <w:t xml:space="preserve">gemäß </w:t>
-            </w:r>
-            <w:r>
-              <w:rPr>
-                <w:b/>
-                <w:highlight w:val="yellow"/>
-              </w:rPr>
-              <w:t xml:space="preserve">Gesellschaftsregister / </w:t>
+              <w:t xml:space="preserve">gemäß Gesellschaftsregister / </w:t>
             </w:r>
           </w:p>
           <w:p>
@@ -12395,7 +11817,7 @@
               </w:rPr>
               <w:t>Handelsregister</w:t>
             </w:r>
-            <w:bookmarkEnd w:id="82"/>
+            <w:bookmarkEnd w:id="69"/>
           </w:p>
           <w:p>
             <w:pPr>
@@ -12452,7 +11874,7 @@
                 <w:highlight w:val="yellow"/>
               </w:rPr>
             </w:pPr>
-            <w:bookmarkStart w:id="83" w:name="_Toc134620897"/>
+            <w:bookmarkStart w:id="70" w:name="_Toc134620897"/>
             <w:r>
               <w:rPr>
                 <w:b/>
@@ -12460,7 +11882,7 @@
               </w:rPr>
               <w:t>Arbeitnehmer</w:t>
             </w:r>
-            <w:bookmarkEnd w:id="83"/>
+            <w:bookmarkEnd w:id="70"/>
           </w:p>
           <w:p>
             <w:pPr>
@@ -12517,7 +11939,7 @@
                 <w:highlight w:val="yellow"/>
               </w:rPr>
             </w:pPr>
-            <w:bookmarkStart w:id="84" w:name="_Toc134620898"/>
+            <w:bookmarkStart w:id="71" w:name="_Toc134620898"/>
             <w:r>
               <w:rPr>
                 <w:b/>
@@ -12525,7 +11947,7 @@
               </w:rPr>
               <w:t>Betriebsrat</w:t>
             </w:r>
-            <w:bookmarkEnd w:id="84"/>
+            <w:bookmarkEnd w:id="71"/>
           </w:p>
           <w:p>
             <w:pPr>
@@ -12562,17 +11984,15 @@
       <w:pPr>
         <w:pStyle w:val="Heading3"/>
       </w:pPr>
-      <w:bookmarkStart w:id="85" w:name="_Toc218683025"/>
+      <w:bookmarkStart w:id="72" w:name="_Toc218683025"/>
       <w:r>
         <w:t>2.</w:t>
       </w:r>
       <w:r>
         <w:tab/>
-      </w:r>
-      <w:r>
         <w:t>Gesellschaftsrechtliche Angaben</w:t>
       </w:r>
-      <w:bookmarkEnd w:id="85"/>
+      <w:bookmarkEnd w:id="72"/>
     </w:p>
     <w:p/>
     <w:tbl>
@@ -13130,16 +12550,16 @@
           <w:szCs w:val="22"/>
         </w:rPr>
       </w:pPr>
-      <w:bookmarkStart w:id="86" w:name="_Toc134620909"/>
-      <w:bookmarkStart w:id="87" w:name="_Toc218683026"/>
+      <w:bookmarkStart w:id="73" w:name="_Toc134620909"/>
+      <w:bookmarkStart w:id="74" w:name="_Toc218683026"/>
       <w:r>
         <w:rPr>
           <w:szCs w:val="22"/>
         </w:rPr>
         <w:t>Steuerrechtliche Angaben</w:t>
       </w:r>
-      <w:bookmarkEnd w:id="86"/>
-      <w:bookmarkEnd w:id="87"/>
+      <w:bookmarkEnd w:id="73"/>
+      <w:bookmarkEnd w:id="74"/>
     </w:p>
     <w:p/>
     <w:tbl>
@@ -13171,14 +12591,14 @@
                 <w:b/>
               </w:rPr>
             </w:pPr>
-            <w:bookmarkStart w:id="88" w:name="_Toc134620910"/>
+            <w:bookmarkStart w:id="75" w:name="_Toc134620910"/>
             <w:r>
               <w:rPr>
                 <w:b/>
               </w:rPr>
               <w:t>Finanzamt</w:t>
             </w:r>
-            <w:bookmarkEnd w:id="88"/>
+            <w:bookmarkEnd w:id="75"/>
           </w:p>
           <w:p>
             <w:pPr>
@@ -13219,14 +12639,14 @@
                 <w:b/>
               </w:rPr>
             </w:pPr>
-            <w:bookmarkStart w:id="89" w:name="_Toc134620911"/>
+            <w:bookmarkStart w:id="76" w:name="_Toc134620911"/>
             <w:r>
               <w:rPr>
                 <w:b/>
               </w:rPr>
               <w:t>Steuer-Nr.</w:t>
             </w:r>
-            <w:bookmarkEnd w:id="89"/>
+            <w:bookmarkEnd w:id="76"/>
           </w:p>
           <w:p>
             <w:pPr>
@@ -13267,14 +12687,14 @@
                 <w:b/>
               </w:rPr>
             </w:pPr>
-            <w:bookmarkStart w:id="90" w:name="_Toc134620912"/>
+            <w:bookmarkStart w:id="77" w:name="_Toc134620912"/>
             <w:r>
               <w:rPr>
                 <w:b/>
               </w:rPr>
               <w:t>Wirtschaftsjahr</w:t>
             </w:r>
-            <w:bookmarkEnd w:id="90"/>
+            <w:bookmarkEnd w:id="77"/>
           </w:p>
           <w:p>
             <w:pPr>
@@ -13282,14 +12702,14 @@
                 <w:b/>
               </w:rPr>
             </w:pPr>
-            <w:bookmarkStart w:id="91" w:name="_Toc134620913"/>
+            <w:bookmarkStart w:id="78" w:name="_Toc134620913"/>
             <w:r>
               <w:rPr>
                 <w:b/>
               </w:rPr>
               <w:t>USt-Versteuerung</w:t>
             </w:r>
-            <w:bookmarkEnd w:id="91"/>
+            <w:bookmarkEnd w:id="78"/>
           </w:p>
         </w:tc>
         <w:tc>
@@ -13316,14 +12736,14 @@
                 <w:b/>
               </w:rPr>
             </w:pPr>
-            <w:bookmarkStart w:id="92" w:name="_Toc134620914"/>
+            <w:bookmarkStart w:id="79" w:name="_Toc134620914"/>
             <w:r>
               <w:rPr>
                 <w:b/>
               </w:rPr>
               <w:t>Steuerliche Organschaft</w:t>
             </w:r>
-            <w:bookmarkEnd w:id="92"/>
+            <w:bookmarkEnd w:id="79"/>
           </w:p>
           <w:p>
             <w:pPr>
@@ -13357,14 +12777,14 @@
                 <w:b/>
               </w:rPr>
             </w:pPr>
-            <w:bookmarkStart w:id="93" w:name="_Toc134620915"/>
+            <w:bookmarkStart w:id="80" w:name="_Toc134620915"/>
             <w:r>
               <w:rPr>
                 <w:b/>
               </w:rPr>
               <w:t>Letzter Jahresabschluss</w:t>
             </w:r>
-            <w:bookmarkEnd w:id="93"/>
+            <w:bookmarkEnd w:id="80"/>
           </w:p>
           <w:p>
             <w:pPr>
@@ -13407,8 +12827,8 @@
           <w:szCs w:val="22"/>
         </w:rPr>
       </w:pPr>
-      <w:bookmarkStart w:id="94" w:name="_Toc134620916"/>
-      <w:bookmarkStart w:id="95" w:name="_Toc218683027"/>
+      <w:bookmarkStart w:id="81" w:name="_Toc134620916"/>
+      <w:bookmarkStart w:id="82" w:name="_Toc218683027"/>
       <w:r>
         <w:rPr>
           <w:szCs w:val="22"/>
@@ -13416,8 +12836,8 @@
         <w:lastRenderedPageBreak/>
         <w:t>Sonstige Angaben</w:t>
       </w:r>
-      <w:bookmarkEnd w:id="94"/>
-      <w:bookmarkEnd w:id="95"/>
+      <w:bookmarkEnd w:id="81"/>
+      <w:bookmarkEnd w:id="82"/>
     </w:p>
     <w:p>
       <w:pPr>
@@ -13454,14 +12874,14 @@
                 <w:b/>
               </w:rPr>
             </w:pPr>
-            <w:bookmarkStart w:id="96" w:name="_Toc134620917"/>
+            <w:bookmarkStart w:id="83" w:name="_Toc134620917"/>
             <w:r>
               <w:rPr>
                 <w:b/>
               </w:rPr>
               <w:t>Telefon &amp; E-Mail</w:t>
             </w:r>
-            <w:bookmarkEnd w:id="96"/>
+            <w:bookmarkEnd w:id="83"/>
           </w:p>
           <w:p>
             <w:pPr>
@@ -13470,14 +12890,14 @@
                 <w:b/>
               </w:rPr>
             </w:pPr>
-            <w:bookmarkStart w:id="97" w:name="_Toc134620918"/>
+            <w:bookmarkStart w:id="84" w:name="_Toc134620918"/>
             <w:r>
               <w:rPr>
                 <w:b/>
               </w:rPr>
               <w:t>Geschäftsführer</w:t>
             </w:r>
-            <w:bookmarkEnd w:id="97"/>
+            <w:bookmarkEnd w:id="84"/>
           </w:p>
         </w:tc>
         <w:tc>
@@ -13505,14 +12925,14 @@
                 <w:b/>
               </w:rPr>
             </w:pPr>
-            <w:bookmarkStart w:id="98" w:name="_Toc134620919"/>
+            <w:bookmarkStart w:id="85" w:name="_Toc134620919"/>
             <w:r>
               <w:rPr>
                 <w:b/>
               </w:rPr>
               <w:t>Sozialversicherungsträger</w:t>
             </w:r>
-            <w:bookmarkEnd w:id="98"/>
+            <w:bookmarkEnd w:id="85"/>
           </w:p>
           <w:p>
             <w:pPr>
@@ -13555,14 +12975,14 @@
                 <w:b/>
               </w:rPr>
             </w:pPr>
-            <w:bookmarkStart w:id="99" w:name="_Toc134620920"/>
+            <w:bookmarkStart w:id="86" w:name="_Toc134620920"/>
             <w:r>
               <w:rPr>
                 <w:b/>
               </w:rPr>
               <w:t>Betriebsnummer</w:t>
             </w:r>
-            <w:bookmarkEnd w:id="99"/>
+            <w:bookmarkEnd w:id="86"/>
           </w:p>
           <w:p>
             <w:pPr>
@@ -13658,14 +13078,14 @@
                 <w:b/>
               </w:rPr>
             </w:pPr>
-            <w:bookmarkStart w:id="100" w:name="_Toc134620921"/>
+            <w:bookmarkStart w:id="87" w:name="_Toc134620921"/>
             <w:r>
               <w:rPr>
                 <w:b/>
               </w:rPr>
               <w:t>älteste Forderung</w:t>
             </w:r>
-            <w:bookmarkEnd w:id="100"/>
+            <w:bookmarkEnd w:id="87"/>
           </w:p>
           <w:p>
             <w:pPr>
@@ -13720,14 +13140,14 @@
                 <w:b/>
               </w:rPr>
             </w:pPr>
-            <w:bookmarkStart w:id="101" w:name="_Toc134620922"/>
+            <w:bookmarkStart w:id="88" w:name="_Toc134620922"/>
             <w:r>
               <w:rPr>
                 <w:b/>
               </w:rPr>
               <w:t>erste bilanzielle Überschuldung</w:t>
             </w:r>
-            <w:bookmarkEnd w:id="101"/>
+            <w:bookmarkEnd w:id="88"/>
           </w:p>
         </w:tc>
         <w:tc>
@@ -13767,14 +13187,14 @@
                 <w:b/>
               </w:rPr>
             </w:pPr>
-            <w:bookmarkStart w:id="102" w:name="_Toc134620923"/>
+            <w:bookmarkStart w:id="89" w:name="_Toc134620923"/>
             <w:r>
               <w:rPr>
                 <w:b/>
               </w:rPr>
               <w:t>Steuerberater</w:t>
             </w:r>
-            <w:bookmarkEnd w:id="102"/>
+            <w:bookmarkEnd w:id="89"/>
           </w:p>
           <w:p>
             <w:pPr>
@@ -13829,14 +13249,14 @@
                 <w:b/>
               </w:rPr>
             </w:pPr>
-            <w:bookmarkStart w:id="103" w:name="_Toc134620924"/>
+            <w:bookmarkStart w:id="90" w:name="_Toc134620924"/>
             <w:r>
               <w:rPr>
                 <w:b/>
               </w:rPr>
               <w:t>Bankverbindungen</w:t>
             </w:r>
-            <w:bookmarkEnd w:id="103"/>
+            <w:bookmarkEnd w:id="90"/>
           </w:p>
           <w:p>
             <w:pPr>
@@ -13891,14 +13311,14 @@
                 <w:b/>
               </w:rPr>
             </w:pPr>
-            <w:bookmarkStart w:id="104" w:name="_Toc134620925"/>
+            <w:bookmarkStart w:id="91" w:name="_Toc134620925"/>
             <w:r>
               <w:rPr>
                 <w:b/>
               </w:rPr>
               <w:t>Insolvenzsonderkonto</w:t>
             </w:r>
-            <w:bookmarkEnd w:id="104"/>
+            <w:bookmarkEnd w:id="91"/>
           </w:p>
           <w:p>
             <w:pPr>
@@ -13953,14 +13373,14 @@
                 <w:b/>
               </w:rPr>
             </w:pPr>
-            <w:bookmarkStart w:id="105" w:name="_Toc134620926"/>
+            <w:bookmarkStart w:id="92" w:name="_Toc134620926"/>
             <w:r>
               <w:rPr>
                 <w:b/>
               </w:rPr>
               <w:t>Zuständiger</w:t>
             </w:r>
-            <w:bookmarkEnd w:id="105"/>
+            <w:bookmarkEnd w:id="92"/>
             <w:r>
               <w:rPr>
                 <w:b/>
@@ -13975,14 +13395,14 @@
                 <w:b/>
               </w:rPr>
             </w:pPr>
-            <w:bookmarkStart w:id="106" w:name="_Toc134620927"/>
+            <w:bookmarkStart w:id="93" w:name="_Toc134620927"/>
             <w:r>
               <w:rPr>
                 <w:b/>
               </w:rPr>
               <w:t>Gerichtsvollzieher</w:t>
             </w:r>
-            <w:bookmarkEnd w:id="106"/>
+            <w:bookmarkEnd w:id="93"/>
           </w:p>
         </w:tc>
         <w:tc>
@@ -14024,18 +13444,18 @@
           <w:szCs w:val="22"/>
         </w:rPr>
       </w:pPr>
-      <w:bookmarkStart w:id="107" w:name="_Toc3475020"/>
-      <w:bookmarkStart w:id="108" w:name="_Toc134620928"/>
-      <w:bookmarkStart w:id="109" w:name="_Toc218683028"/>
+      <w:bookmarkStart w:id="94" w:name="_Toc3475020"/>
+      <w:bookmarkStart w:id="95" w:name="_Toc134620928"/>
+      <w:bookmarkStart w:id="96" w:name="_Toc218683028"/>
       <w:r>
         <w:rPr>
           <w:szCs w:val="22"/>
         </w:rPr>
         <w:t>Angaben zum Verfahren</w:t>
       </w:r>
-      <w:bookmarkEnd w:id="107"/>
-      <w:bookmarkEnd w:id="108"/>
-      <w:bookmarkEnd w:id="109"/>
+      <w:bookmarkEnd w:id="94"/>
+      <w:bookmarkEnd w:id="95"/>
+      <w:bookmarkEnd w:id="96"/>
     </w:p>
     <w:p>
       <w:pPr>
@@ -14074,10 +13494,7 @@
         <w:t>[ihr/das Vermögen der Schuldnerin]</w:t>
       </w:r>
       <w:r>
-        <w:t xml:space="preserve"> gestellt</w:t>
-      </w:r>
-      <w:r>
-        <w:t xml:space="preserve">. Mit Beschluss vom </w:t>
+        <w:t xml:space="preserve"> gestellt. Mit Beschluss vom </w:t>
       </w:r>
       <w:r>
         <w:rPr>
@@ -14091,27 +13508,27 @@
       <w:r>
         <w:t xml:space="preserve"> </w:t>
       </w:r>
-      <w:bookmarkStart w:id="110" w:name="KI_Verwalter_den_die_003"/>
+      <w:bookmarkStart w:id="97" w:name="KI_Verwalter_den_die_003"/>
       <w:r>
         <w:t>KI_Verwalter_den_die</w:t>
       </w:r>
-      <w:bookmarkEnd w:id="110"/>
+      <w:bookmarkEnd w:id="97"/>
       <w:r>
         <w:t xml:space="preserve"> </w:t>
       </w:r>
-      <w:bookmarkStart w:id="111" w:name="KI_Verwalter_Unterzeichner_007"/>
+      <w:bookmarkStart w:id="98" w:name="KI_Verwalter_Unterzeichner_007"/>
       <w:r>
         <w:t>KI_Verwalter_Unterzeichner</w:t>
       </w:r>
-      <w:bookmarkEnd w:id="111"/>
+      <w:bookmarkEnd w:id="98"/>
       <w:r>
         <w:t xml:space="preserve"> </w:t>
       </w:r>
-      <w:bookmarkStart w:id="112" w:name="KI_Verwalter_zum_zur"/>
+      <w:bookmarkStart w:id="99" w:name="KI_Verwalter_zum_zur"/>
       <w:r>
         <w:t>KI_Verwalter_zum_zur</w:t>
       </w:r>
-      <w:bookmarkEnd w:id="112"/>
+      <w:bookmarkEnd w:id="99"/>
       <w:r>
         <w:t xml:space="preserve"> </w:t>
       </w:r>
@@ -14124,25 +13541,19 @@
         </w:rPr>
         <w:t xml:space="preserve">und mit Beschluss vom </w:t>
       </w:r>
-      <w:bookmarkStart w:id="113" w:name="KI_Akte_VorlVerfahrDat"/>
+      <w:bookmarkStart w:id="100" w:name="KI_Akte_VorlVerfahrDat"/>
       <w:r>
         <w:rPr>
           <w:highlight w:val="yellow"/>
         </w:rPr>
         <w:t>KI_Akte_VorlVerfahrDat</w:t>
       </w:r>
-      <w:bookmarkEnd w:id="113"/>
-      <w:r>
-        <w:rPr>
-          <w:highlight w:val="yellow"/>
-        </w:rPr>
-        <w:t xml:space="preserve"> zum </w:t>
-      </w:r>
-      <w:r>
-        <w:rPr>
-          <w:highlight w:val="yellow"/>
-        </w:rPr>
-        <w:t>vorläufigen Insolvenzverwalter</w:t>
+      <w:bookmarkEnd w:id="100"/>
+      <w:r>
+        <w:rPr>
+          <w:highlight w:val="yellow"/>
+        </w:rPr>
+        <w:t xml:space="preserve"> zum vorläufigen Insolvenzverwalter</w:t>
       </w:r>
       <w:r>
         <w:t xml:space="preserve"> bestellt.</w:t>
@@ -14157,7 +13568,7 @@
           <w:highlight w:val="yellow"/>
         </w:rPr>
       </w:pPr>
-      <w:bookmarkStart w:id="114" w:name="_Toc218683029"/>
+      <w:bookmarkStart w:id="101" w:name="_Toc218683029"/>
       <w:r>
         <w:rPr>
           <w:highlight w:val="yellow"/>
@@ -14178,7 +13589,7 @@
         <w:tab/>
         <w:t>Internationale Zuständigkeit deutscher Gerichte</w:t>
       </w:r>
-      <w:bookmarkEnd w:id="114"/>
+      <w:bookmarkEnd w:id="101"/>
       <w:r>
         <w:t xml:space="preserve"> </w:t>
       </w:r>
@@ -14188,7 +13599,7 @@
       <w:pPr>
         <w:ind w:left="709"/>
       </w:pPr>
-      <w:bookmarkStart w:id="115" w:name="_Hlk88471927"/>
+      <w:bookmarkStart w:id="102" w:name="_Hlk88471927"/>
       <w:r>
         <w:t>Gem. Art. 3 Abs. 1 EuInsVO sind deutsche Gerichte für die Eröffnung des Insolvenzverfahrens über das Vermögen der Schuldnerin international zuständig.</w:t>
       </w:r>
@@ -14206,13 +13617,7 @@
         <w:rPr>
           <w:highlight w:val="yellow"/>
         </w:rPr>
-        <w:t>Zur Bestimmung der internationalen Zuständigkeit deutscher Gerichte ist grds. Art. 3 EuInsVO heranzuziehen. Die Norm regelt nicht nur die internationale Zuständigkeit bei grenzüberschreitenden Sachverhalten zu anderen Mitgliedsstaaten der EuInsVO (sog. „qualifizierter grenzüberschreitender Bezug“), sondern beansprucht für die Gerichte der Mitgliedsstaaten der EuInsVO auch Geltung, wenn der grenzüberschreitende Bezug zu einem Nicht-Mitgliedsstaat der EuInsVO besteht (sog. „einfacher grenzüberschreitender Bez</w:t>
-      </w:r>
-      <w:r>
-        <w:rPr>
-          <w:highlight w:val="yellow"/>
-        </w:rPr>
-        <w:t>ug“ oder „Drittstaatenbezug“; zum Ganzen: MüKo InsO/Reinhart, VO (EU) 2015/848 Art. 1 Rn. 29; Uhlenbruck/Knof, VO (EU) 2015/848 Art. 1 Rn. 2-11; K. Schmidt/Brinkmann, VO (EU) 2015/848 Art. 1 Rn. 17). Insofern hat das deutsche internationale Insolvenzrecht der §§ 335 ff. InsO lediglich einen Anwendungsbereich, soweit die EuInsVO einen Sachverhalt nicht regelt (z.B. die Fälle des Art. 1 Abs. 2 EuInsVO).</w:t>
+        <w:t>Zur Bestimmung der internationalen Zuständigkeit deutscher Gerichte ist grds. Art. 3 EuInsVO heranzuziehen. Die Norm regelt nicht nur die internationale Zuständigkeit bei grenzüberschreitenden Sachverhalten zu anderen Mitgliedsstaaten der EuInsVO (sog. „qualifizierter grenzüberschreitender Bezug“), sondern beansprucht für die Gerichte der Mitgliedsstaaten der EuInsVO auch Geltung, wenn der grenzüberschreitende Bezug zu einem Nicht-Mitgliedsstaat der EuInsVO besteht (sog. „einfacher grenzüberschreitender Bezug“ oder „Drittstaatenbezug“; zum Ganzen: MüKo InsO/Reinhart, VO (EU) 2015/848 Art. 1 Rn. 29; Uhlenbruck/Knof, VO (EU) 2015/848 Art. 1 Rn. 2-11; K. Schmidt/Brinkmann, VO (EU) 2015/848 Art. 1 Rn. 17). Insofern hat das deutsche internationale Insolvenzrecht der §§ 335 ff. InsO lediglich einen Anwendungsbereich, soweit die EuInsVO einen Sachverhalt nicht regelt (z.B. die Fälle des Art. 1 Abs. 2 EuInsVO).</w:t>
       </w:r>
     </w:p>
     <w:p>
@@ -14244,7 +13649,7 @@
         <w:t>[…]</w:t>
       </w:r>
     </w:p>
-    <w:bookmarkEnd w:id="115"/>
+    <w:bookmarkEnd w:id="102"/>
     <w:p>
       <w:pPr>
         <w:pStyle w:val="123"/>
@@ -14257,386 +13662,311 @@
           <w:szCs w:val="22"/>
         </w:rPr>
       </w:pPr>
-      <w:bookmarkStart w:id="116" w:name="_Toc134620930"/>
-      <w:bookmarkStart w:id="117" w:name="_Toc218683030"/>
+      <w:bookmarkStart w:id="103" w:name="_Toc134620930"/>
+      <w:bookmarkStart w:id="104" w:name="_Toc218683030"/>
       <w:r>
         <w:rPr>
           <w:szCs w:val="22"/>
         </w:rPr>
-        <w:t>2</w:t>
+        <w:t>2.</w:t>
       </w:r>
       <w:r>
         <w:rPr>
           <w:szCs w:val="22"/>
         </w:rPr>
-        <w:t>.</w:t>
+        <w:tab/>
       </w:r>
       <w:r>
         <w:rPr>
           <w:szCs w:val="22"/>
         </w:rPr>
+        <w:t xml:space="preserve">Örtliche Zuständigkeit des Amtsgerichts </w:t>
+      </w:r>
+      <w:r>
+        <w:rPr>
+          <w:szCs w:val="22"/>
+          <w:highlight w:val="yellow"/>
+        </w:rPr>
+        <w:t>[…]</w:t>
+      </w:r>
+      <w:r>
+        <w:rPr>
+          <w:szCs w:val="22"/>
+        </w:rPr>
+        <w:t>, gem. § 3 Abs. 1 InsO</w:t>
+      </w:r>
+      <w:bookmarkEnd w:id="103"/>
+      <w:bookmarkEnd w:id="104"/>
+    </w:p>
+    <w:p/>
+    <w:p>
+      <w:pPr>
+        <w:ind w:left="709"/>
+      </w:pPr>
+      <w:r>
+        <w:t>Die Bestimmung der örtlichen Zuständigkeit richtet sich gem. § 3 Abs. 1 S. 2 InsO in erster Linie nach dem Mittelpunkt der selbstständigen wirtschaftlichen Tätigkeit des Schuldners. Nur wenn keine selb</w:t>
+      </w:r>
+      <w:r>
+        <w:t>st</w:t>
+      </w:r>
+      <w:r>
+        <w:t xml:space="preserve">ständige wirtschaftliche Tätigkeit mehr ausgeübt wird, ist gemäß § 3 Abs. 1 S. 1 InsO auf den allgemeinen Gerichtsstand des Schuldners abzustellen.  Der </w:t>
+      </w:r>
+      <w:r>
+        <w:lastRenderedPageBreak/>
+        <w:t>Mittelpunkt der selbstständigen Tätigkeit liegt dort, wo unmittelbar Geschäfte abgeschlossen werden. Abzustellen ist auf den Ort der tatsächlichen Willensbildung, das heißt von wo aus die unternehmerischen Leitentscheidungen getroffen und in laufende Geschäftsführungsakte umgesetzt werden (OLG Brandenburg, ZInsO 2002, 767; AG Essen, ZInsO 2009, 2207).</w:t>
+      </w:r>
+    </w:p>
+    <w:p>
+      <w:pPr>
+        <w:ind w:left="349" w:firstLine="360"/>
+      </w:pPr>
+    </w:p>
+    <w:p>
+      <w:pPr>
+        <w:ind w:left="709"/>
+      </w:pPr>
+      <w:r>
+        <w:t xml:space="preserve">Der Geschäftsbetrieb der Antragstellerin war bei Antragstellung nicht eingestellt und wird zurzeit aufrechterhalten. Sie hat ihren Haupt- und Verwaltungssitz </w:t>
+      </w:r>
+      <w:r>
+        <w:rPr>
+          <w:highlight w:val="yellow"/>
+        </w:rPr>
+        <w:t>[…]</w:t>
+      </w:r>
+      <w:r>
+        <w:t xml:space="preserve">. Hier trifft die Geschäftsführung sämtliche unternehmerischen Entscheidungen. Mithin findet ihre tatsächliche Willensbildung in </w:t>
+      </w:r>
+      <w:r>
+        <w:rPr>
+          <w:highlight w:val="yellow"/>
+        </w:rPr>
+        <w:t>[…]</w:t>
+      </w:r>
+      <w:r>
+        <w:t xml:space="preserve"> statt. </w:t>
+      </w:r>
+    </w:p>
+    <w:p>
+      <w:pPr>
+        <w:ind w:firstLine="360"/>
+      </w:pPr>
+    </w:p>
+    <w:p>
+      <w:pPr>
+        <w:ind w:firstLine="709"/>
+      </w:pPr>
+      <w:r>
+        <w:t xml:space="preserve">Das Amtsgericht </w:t>
+      </w:r>
+      <w:r>
+        <w:rPr>
+          <w:highlight w:val="yellow"/>
+        </w:rPr>
+        <w:t>[…]</w:t>
+      </w:r>
+      <w:r>
+        <w:t xml:space="preserve"> ist somit örtlich zuständig.</w:t>
+      </w:r>
+    </w:p>
+    <w:p>
+      <w:pPr>
+        <w:ind w:firstLine="360"/>
+      </w:pPr>
+    </w:p>
+    <w:p>
+      <w:pPr>
+        <w:pStyle w:val="Heading3"/>
+        <w:rPr>
+          <w:szCs w:val="22"/>
+        </w:rPr>
+      </w:pPr>
+      <w:bookmarkStart w:id="105" w:name="_Toc134620931"/>
+      <w:bookmarkStart w:id="106" w:name="_Toc218683031"/>
+      <w:r>
+        <w:rPr>
+          <w:szCs w:val="22"/>
+        </w:rPr>
+        <w:t>3.</w:t>
+      </w:r>
+      <w:r>
+        <w:rPr>
+          <w:szCs w:val="22"/>
+        </w:rPr>
         <w:tab/>
       </w:r>
       <w:r>
         <w:rPr>
           <w:szCs w:val="22"/>
         </w:rPr>
-        <w:t xml:space="preserve">Örtliche </w:t>
-      </w:r>
-      <w:r>
+        <w:t>Sicherungsmaßnahmen</w:t>
+      </w:r>
+      <w:bookmarkEnd w:id="105"/>
+      <w:bookmarkEnd w:id="106"/>
+    </w:p>
+    <w:p>
+      <w:pPr>
+        <w:pStyle w:val="123"/>
+      </w:pPr>
+    </w:p>
+    <w:p>
+      <w:pPr>
+        <w:ind w:left="709"/>
+      </w:pPr>
+      <w:r>
+        <w:t xml:space="preserve">Mit Beschluss vom </w:t>
+      </w:r>
+      <w:r>
+        <w:rPr>
+          <w:highlight w:val="yellow"/>
+        </w:rPr>
+        <w:t>[…]</w:t>
+      </w:r>
+      <w:r>
+        <w:t xml:space="preserve"> hat das Insolvenzgericht Verfügungen der Schuldnerin unter Zustimmungsvorbehalt gestellt. Maßnahmen der Zwangsvollstreckung wurden gem. § 21 Abs. 2 S. 1 Nr. 3 InsO untersagt.</w:t>
+      </w:r>
+      <w:r>
+        <w:t xml:space="preserve"> </w:t>
+      </w:r>
+      <w:bookmarkStart w:id="107" w:name="KI_Verwalter_Der_Die_Groß_002"/>
+      <w:r>
+        <w:t>KI_Verwalter_Der_Die_Groß</w:t>
+      </w:r>
+      <w:bookmarkEnd w:id="107"/>
+      <w:r>
+        <w:t xml:space="preserve"> </w:t>
+      </w:r>
+      <w:bookmarkStart w:id="108" w:name="KI_Verwalter_Unterzeichner_008"/>
+      <w:r>
+        <w:t>KI_Verwalter_Unterzeichner</w:t>
+      </w:r>
+      <w:bookmarkEnd w:id="108"/>
+      <w:r>
+        <w:t xml:space="preserve"> </w:t>
+      </w:r>
+      <w:r>
+        <w:t>wurde</w:t>
+      </w:r>
+      <w:r>
+        <w:t xml:space="preserve"> </w:t>
+      </w:r>
+      <w:bookmarkStart w:id="109" w:name="KI_Verwalter_zum_zur_002"/>
+      <w:r>
+        <w:t>KI_Verwalter_zum_zur</w:t>
+      </w:r>
+      <w:bookmarkEnd w:id="109"/>
+      <w:r>
+        <w:t xml:space="preserve"> </w:t>
+      </w:r>
+      <w:r>
+        <w:t>vorläufigen Insolvenzverwalte</w:t>
+      </w:r>
+      <w:r>
+        <w:rPr>
+          <w:highlight w:val="yellow"/>
+        </w:rPr>
+        <w:t>r/in</w:t>
+      </w:r>
+      <w:r>
+        <w:t xml:space="preserve"> bestellt und ermächtigt, Forderungen der Antragstellerin auf ein Treuhandkonto einzuziehen. </w:t>
+      </w:r>
+    </w:p>
+    <w:p>
+      <w:pPr>
+        <w:ind w:left="709"/>
+      </w:pPr>
+    </w:p>
+    <w:p>
+      <w:pPr>
+        <w:ind w:left="709"/>
+      </w:pPr>
+      <w:r>
+        <w:rPr>
+          <w:highlight w:val="yellow"/>
+        </w:rPr>
+        <w:t>[vorl. Gläubigerausschuss?]</w:t>
+      </w:r>
+    </w:p>
+    <w:p/>
+    <w:p>
+      <w:pPr>
+        <w:pStyle w:val="Heading3"/>
         <w:rPr>
           <w:szCs w:val="22"/>
         </w:rPr>
-        <w:t xml:space="preserve">Zuständigkeit des Amtsgerichts </w:t>
-      </w:r>
+      </w:pPr>
+      <w:bookmarkStart w:id="110" w:name="_Toc134620932"/>
+      <w:bookmarkStart w:id="111" w:name="_Toc218683032"/>
       <w:r>
         <w:rPr>
           <w:szCs w:val="22"/>
+        </w:rPr>
+        <w:t>4.</w:t>
+      </w:r>
+      <w:r>
+        <w:rPr>
+          <w:szCs w:val="22"/>
+        </w:rPr>
+        <w:tab/>
+      </w:r>
+      <w:r>
+        <w:rPr>
+          <w:szCs w:val="22"/>
+        </w:rPr>
+        <w:t>Einzelermächtigungen</w:t>
+      </w:r>
+      <w:bookmarkEnd w:id="110"/>
+      <w:bookmarkEnd w:id="111"/>
+    </w:p>
+    <w:p>
+      <w:pPr>
+        <w:ind w:left="709"/>
+      </w:pPr>
+    </w:p>
+    <w:p>
+      <w:pPr>
+        <w:ind w:left="709"/>
+      </w:pPr>
+      <w:r>
+        <w:t xml:space="preserve">Mit Beschluss vom </w:t>
+      </w:r>
+      <w:r>
+        <w:rPr>
           <w:highlight w:val="yellow"/>
         </w:rPr>
         <w:t>[…]</w:t>
       </w:r>
       <w:r>
-        <w:rPr>
-          <w:szCs w:val="22"/>
-        </w:rPr>
-        <w:t>, gem. § 3 Abs. 1 InsO</w:t>
-      </w:r>
-      <w:bookmarkEnd w:id="116"/>
-      <w:bookmarkEnd w:id="117"/>
-    </w:p>
-    <w:p/>
-    <w:p>
-      <w:pPr>
-        <w:ind w:left="709"/>
-      </w:pPr>
-      <w:r>
-        <w:t xml:space="preserve">Die Bestimmung der örtlichen Zuständigkeit richtet sich gem. § 3 Abs. 1 </w:t>
-      </w:r>
-      <w:r>
-        <w:t>S.</w:t>
-      </w:r>
-      <w:r>
-        <w:t xml:space="preserve"> 2 InsO in erster Linie nach dem Mittelpunkt der selbstständigen wirtschaftlichen Tätigkeit des Schuldners. Nur wenn keine selb</w:t>
-      </w:r>
-      <w:r>
-        <w:t>st</w:t>
-      </w:r>
-      <w:r>
-        <w:t xml:space="preserve">ständige wirtschaftliche Tätigkeit mehr ausgeübt wird, ist gemäß § 3 Abs. 1 </w:t>
-      </w:r>
-      <w:r>
-        <w:t>S.</w:t>
-      </w:r>
-      <w:r>
-        <w:t xml:space="preserve"> 1 InsO auf den allgemeinen Gerichtsstand des Schuldners abzustellen.  Der </w:t>
-      </w:r>
-      <w:r>
-        <w:lastRenderedPageBreak/>
-        <w:t>Mittelpunkt der selbstständigen Tätigkeit liegt dort, wo unmittelbar Geschäfte abgeschlossen werden. Abzustellen ist auf den Ort der tatsächlichen Willensbildung, das heißt von wo aus die unternehmerischen Leitentscheidungen get</w:t>
-      </w:r>
-      <w:r>
-        <w:t>roffen und in laufende Geschäftsführungsakte umgesetzt werden (OLG Brandenburg, ZInsO 2002, 767; AG Essen, ZInsO 2009, 2207).</w:t>
-      </w:r>
-    </w:p>
-    <w:p>
-      <w:pPr>
-        <w:ind w:left="349" w:firstLine="360"/>
-      </w:pPr>
-    </w:p>
-    <w:p>
-      <w:pPr>
-        <w:ind w:left="709"/>
-      </w:pPr>
-      <w:r>
-        <w:t xml:space="preserve">Der Geschäftsbetrieb der Antragstellerin war bei Antragstellung nicht eingestellt und wird zurzeit aufrechterhalten. Sie hat ihren Haupt- und Verwaltungssitz </w:t>
-      </w:r>
-      <w:r>
-        <w:rPr>
-          <w:highlight w:val="yellow"/>
-        </w:rPr>
-        <w:t>[…]</w:t>
-      </w:r>
-      <w:r>
-        <w:t xml:space="preserve">. Hier trifft die Geschäftsführung sämtliche unternehmerischen Entscheidungen. Mithin findet ihre tatsächliche Willensbildung in </w:t>
-      </w:r>
-      <w:r>
-        <w:rPr>
-          <w:highlight w:val="yellow"/>
-        </w:rPr>
-        <w:t>[…]</w:t>
-      </w:r>
-      <w:r>
-        <w:t xml:space="preserve"> statt. </w:t>
-      </w:r>
-    </w:p>
-    <w:p>
-      <w:pPr>
-        <w:ind w:firstLine="360"/>
-      </w:pPr>
-    </w:p>
-    <w:p>
-      <w:pPr>
-        <w:ind w:firstLine="709"/>
-      </w:pPr>
-      <w:r>
-        <w:t xml:space="preserve">Das Amtsgericht </w:t>
-      </w:r>
-      <w:r>
-        <w:rPr>
-          <w:highlight w:val="yellow"/>
-        </w:rPr>
-        <w:t>[…]</w:t>
-      </w:r>
-      <w:r>
-        <w:t xml:space="preserve"> ist somit örtlich zuständig.</w:t>
-      </w:r>
-    </w:p>
-    <w:p>
-      <w:pPr>
-        <w:ind w:firstLine="360"/>
-      </w:pPr>
-    </w:p>
-    <w:p>
-      <w:pPr>
-        <w:pStyle w:val="Heading3"/>
-        <w:rPr>
-          <w:szCs w:val="22"/>
-        </w:rPr>
-      </w:pPr>
-      <w:bookmarkStart w:id="118" w:name="_Toc134620931"/>
-      <w:bookmarkStart w:id="119" w:name="_Toc218683031"/>
-      <w:r>
-        <w:rPr>
-          <w:szCs w:val="22"/>
-        </w:rPr>
-        <w:t>3</w:t>
-      </w:r>
-      <w:r>
-        <w:rPr>
-          <w:szCs w:val="22"/>
-        </w:rPr>
-        <w:t>.</w:t>
-      </w:r>
-      <w:r>
-        <w:rPr>
-          <w:szCs w:val="22"/>
-        </w:rPr>
-        <w:tab/>
-      </w:r>
-      <w:r>
-        <w:rPr>
-          <w:szCs w:val="22"/>
-        </w:rPr>
-        <w:t>Sicherungsmaßnahmen</w:t>
-      </w:r>
-      <w:bookmarkEnd w:id="118"/>
-      <w:bookmarkEnd w:id="119"/>
-    </w:p>
-    <w:p>
-      <w:pPr>
-        <w:pStyle w:val="123"/>
-      </w:pPr>
-    </w:p>
-    <w:p>
-      <w:pPr>
-        <w:ind w:left="709"/>
-      </w:pPr>
-      <w:r>
-        <w:t xml:space="preserve">Mit Beschluss vom </w:t>
-      </w:r>
-      <w:r>
-        <w:rPr>
-          <w:highlight w:val="yellow"/>
-        </w:rPr>
-        <w:t>[…]</w:t>
-      </w:r>
-      <w:r>
-        <w:t xml:space="preserve"> hat das Insolvenzgericht Verfügungen de</w:t>
-      </w:r>
-      <w:r>
-        <w:t>r</w:t>
-      </w:r>
-      <w:r>
-        <w:t xml:space="preserve"> Schuldner</w:t>
-      </w:r>
-      <w:r>
-        <w:t>in</w:t>
-      </w:r>
-      <w:r>
-        <w:t xml:space="preserve"> unter Zustimmungsvorbehalt gestellt. Maßnahmen der Zwangsvollstreckung wurden gem. § 21 Abs. 2 S. 1 Nr. 3 InsO untersagt.</w:t>
+        <w:t xml:space="preserve"> wurde</w:t>
       </w:r>
       <w:r>
         <w:t xml:space="preserve"> </w:t>
       </w:r>
-      <w:bookmarkStart w:id="120" w:name="KI_Verwalter_Der_Die_Groß_002"/>
-      <w:r>
-        <w:t>KI_Verwalter_Der_Die_Groß</w:t>
-      </w:r>
-      <w:bookmarkEnd w:id="120"/>
+      <w:bookmarkStart w:id="112" w:name="KI_Verwalter_der_die_002"/>
+      <w:r>
+        <w:t>KI_Verwalter_der_die</w:t>
+      </w:r>
+      <w:bookmarkEnd w:id="112"/>
       <w:r>
         <w:t xml:space="preserve"> </w:t>
       </w:r>
-      <w:bookmarkStart w:id="121" w:name="KI_Verwalter_Unterzeichner_008"/>
+      <w:bookmarkStart w:id="113" w:name="KI_Verwalter_Unterzeichner_009"/>
       <w:r>
         <w:t>KI_Verwalter_Unterzeichner</w:t>
       </w:r>
-      <w:bookmarkEnd w:id="121"/>
+      <w:bookmarkEnd w:id="113"/>
       <w:r>
         <w:t xml:space="preserve"> </w:t>
       </w:r>
       <w:r>
-        <w:t>wurde</w:t>
-      </w:r>
-      <w:r>
-        <w:t xml:space="preserve"> </w:t>
-      </w:r>
-      <w:bookmarkStart w:id="122" w:name="KI_Verwalter_zum_zur_002"/>
-      <w:r>
-        <w:t>KI_Verwalter_zum_zur</w:t>
-      </w:r>
-      <w:bookmarkEnd w:id="122"/>
-      <w:r>
-        <w:t xml:space="preserve"> </w:t>
-      </w:r>
-      <w:r>
-        <w:t>vorläufigen Insolvenzverwalte</w:t>
-      </w:r>
-      <w:r>
-        <w:rPr>
-          <w:highlight w:val="yellow"/>
-        </w:rPr>
-        <w:t>r</w:t>
-      </w:r>
-      <w:r>
-        <w:rPr>
-          <w:highlight w:val="yellow"/>
-        </w:rPr>
-        <w:t>/in</w:t>
-      </w:r>
-      <w:r>
-        <w:t xml:space="preserve"> bestellt und ermächtigt, Forderungen der Antragstellerin auf ein Treuhandkonto einzuziehen. </w:t>
-      </w:r>
-    </w:p>
-    <w:p>
-      <w:pPr>
-        <w:ind w:left="709"/>
-      </w:pPr>
-    </w:p>
-    <w:p>
-      <w:pPr>
-        <w:ind w:left="709"/>
-      </w:pPr>
-      <w:r>
-        <w:rPr>
-          <w:highlight w:val="yellow"/>
-        </w:rPr>
-        <w:t>[vorl. Gläubigerausschuss?]</w:t>
-      </w:r>
-    </w:p>
-    <w:p/>
-    <w:p>
-      <w:pPr>
-        <w:pStyle w:val="Heading3"/>
-        <w:rPr>
-          <w:szCs w:val="22"/>
-        </w:rPr>
-      </w:pPr>
-      <w:bookmarkStart w:id="123" w:name="_Toc134620932"/>
-      <w:bookmarkStart w:id="124" w:name="_Toc218683032"/>
-      <w:r>
-        <w:rPr>
-          <w:szCs w:val="22"/>
-        </w:rPr>
-        <w:t>4</w:t>
-      </w:r>
-      <w:r>
-        <w:rPr>
-          <w:szCs w:val="22"/>
-        </w:rPr>
-        <w:t>.</w:t>
-      </w:r>
-      <w:r>
-        <w:rPr>
-          <w:szCs w:val="22"/>
-        </w:rPr>
-        <w:tab/>
-      </w:r>
-      <w:r>
-        <w:rPr>
-          <w:szCs w:val="22"/>
-        </w:rPr>
-        <w:t>Einzelermächtigungen</w:t>
-      </w:r>
-      <w:bookmarkEnd w:id="123"/>
-      <w:bookmarkEnd w:id="124"/>
-    </w:p>
-    <w:p>
-      <w:pPr>
-        <w:ind w:left="709"/>
-      </w:pPr>
-    </w:p>
-    <w:p>
-      <w:pPr>
-        <w:ind w:left="709"/>
-      </w:pPr>
-      <w:r>
-        <w:t xml:space="preserve">Mit Beschluss vom </w:t>
-      </w:r>
-      <w:r>
-        <w:rPr>
-          <w:highlight w:val="yellow"/>
-        </w:rPr>
-        <w:t>[…]</w:t>
-      </w:r>
-      <w:r>
-        <w:t xml:space="preserve"> wurde</w:t>
-      </w:r>
-      <w:r>
-        <w:t xml:space="preserve"> </w:t>
-      </w:r>
-      <w:bookmarkStart w:id="125" w:name="KI_Verwalter_der_die_002"/>
-      <w:r>
-        <w:t>KI_Verwalter_der_die</w:t>
-      </w:r>
-      <w:bookmarkEnd w:id="125"/>
-      <w:r>
-        <w:t xml:space="preserve"> </w:t>
-      </w:r>
-      <w:bookmarkStart w:id="126" w:name="KI_Verwalter_Unterzeichner_009"/>
-      <w:r>
-        <w:t>KI_Verwalter_Unterzeichner</w:t>
-      </w:r>
-      <w:bookmarkEnd w:id="126"/>
-      <w:r>
-        <w:t xml:space="preserve"> </w:t>
-      </w:r>
-      <w:r>
         <w:t xml:space="preserve">als </w:t>
       </w:r>
       <w:r>
         <w:rPr>
           <w:highlight w:val="yellow"/>
         </w:rPr>
-        <w:t>vorläufige</w:t>
-      </w:r>
-      <w:r>
-        <w:rPr>
-          <w:highlight w:val="yellow"/>
-        </w:rPr>
-        <w:t>/</w:t>
-      </w:r>
-      <w:r>
-        <w:rPr>
-          <w:highlight w:val="yellow"/>
-        </w:rPr>
-        <w:t>r Insolvenzverwalter</w:t>
-      </w:r>
-      <w:r>
-        <w:rPr>
-          <w:highlight w:val="yellow"/>
-        </w:rPr>
-        <w:t>/in</w:t>
+        <w:t>vorläufige/r Insolvenzverwalter/in</w:t>
       </w:r>
       <w:r>
         <w:t xml:space="preserve"> </w:t>
@@ -14667,7 +13997,7 @@
           <w:szCs w:val="22"/>
         </w:rPr>
       </w:pPr>
-      <w:bookmarkStart w:id="127" w:name="_Toc218683033"/>
+      <w:bookmarkStart w:id="114" w:name="_Toc218683033"/>
       <w:r>
         <w:rPr>
           <w:szCs w:val="22"/>
@@ -14675,7 +14005,7 @@
         <w:lastRenderedPageBreak/>
         <w:t>Informationen über das Unternehmen</w:t>
       </w:r>
-      <w:bookmarkEnd w:id="127"/>
+      <w:bookmarkEnd w:id="114"/>
     </w:p>
     <w:p/>
     <w:p/>
@@ -14690,18 +14020,18 @@
           <w:szCs w:val="22"/>
         </w:rPr>
       </w:pPr>
-      <w:bookmarkStart w:id="128" w:name="_Toc3475022"/>
-      <w:bookmarkStart w:id="129" w:name="_Toc134620934"/>
-      <w:bookmarkStart w:id="130" w:name="_Toc218683034"/>
+      <w:bookmarkStart w:id="115" w:name="_Toc3475022"/>
+      <w:bookmarkStart w:id="116" w:name="_Toc134620934"/>
+      <w:bookmarkStart w:id="117" w:name="_Toc218683034"/>
       <w:r>
         <w:rPr>
           <w:szCs w:val="22"/>
         </w:rPr>
         <w:t>Unternehmensgegenstand</w:t>
       </w:r>
-      <w:bookmarkEnd w:id="128"/>
-      <w:bookmarkEnd w:id="129"/>
-      <w:bookmarkEnd w:id="130"/>
+      <w:bookmarkEnd w:id="115"/>
+      <w:bookmarkEnd w:id="116"/>
+      <w:bookmarkEnd w:id="117"/>
     </w:p>
     <w:p/>
     <w:p>
@@ -14727,18 +14057,18 @@
           <w:szCs w:val="22"/>
         </w:rPr>
       </w:pPr>
-      <w:bookmarkStart w:id="131" w:name="_Toc3475023"/>
-      <w:bookmarkStart w:id="132" w:name="_Toc134620935"/>
-      <w:bookmarkStart w:id="133" w:name="_Toc218683035"/>
+      <w:bookmarkStart w:id="118" w:name="_Toc3475023"/>
+      <w:bookmarkStart w:id="119" w:name="_Toc134620935"/>
+      <w:bookmarkStart w:id="120" w:name="_Toc218683035"/>
       <w:r>
         <w:rPr>
           <w:szCs w:val="22"/>
         </w:rPr>
         <w:t>Gesellschaftsrechtliche Verhältnisse</w:t>
       </w:r>
-      <w:bookmarkEnd w:id="131"/>
-      <w:bookmarkEnd w:id="132"/>
-      <w:bookmarkEnd w:id="133"/>
+      <w:bookmarkEnd w:id="118"/>
+      <w:bookmarkEnd w:id="119"/>
+      <w:bookmarkEnd w:id="120"/>
     </w:p>
     <w:p/>
     <w:p>
@@ -14790,14 +14120,14 @@
           <w:highlight w:val="yellow"/>
         </w:rPr>
       </w:pPr>
-      <w:bookmarkStart w:id="134" w:name="_Toc218683036"/>
+      <w:bookmarkStart w:id="121" w:name="_Toc218683036"/>
       <w:r>
         <w:rPr>
           <w:highlight w:val="yellow"/>
         </w:rPr>
         <w:t>Finanzierungsstruktur</w:t>
       </w:r>
-      <w:bookmarkEnd w:id="134"/>
+      <w:bookmarkEnd w:id="121"/>
     </w:p>
     <w:p>
       <w:pPr>
@@ -14864,9 +14194,9 @@
           <w:szCs w:val="22"/>
         </w:rPr>
       </w:pPr>
-      <w:bookmarkStart w:id="135" w:name="_Toc3475024"/>
-      <w:bookmarkStart w:id="136" w:name="_Toc134620936"/>
-      <w:bookmarkStart w:id="137" w:name="_Toc218683037"/>
+      <w:bookmarkStart w:id="122" w:name="_Toc3475024"/>
+      <w:bookmarkStart w:id="123" w:name="_Toc134620936"/>
+      <w:bookmarkStart w:id="124" w:name="_Toc218683037"/>
       <w:r>
         <w:rPr>
           <w:szCs w:val="22"/>
@@ -14879,9 +14209,9 @@
         </w:rPr>
         <w:t>Vertragsverhältnisse</w:t>
       </w:r>
-      <w:bookmarkEnd w:id="135"/>
-      <w:bookmarkEnd w:id="136"/>
-      <w:bookmarkEnd w:id="137"/>
+      <w:bookmarkEnd w:id="122"/>
+      <w:bookmarkEnd w:id="123"/>
+      <w:bookmarkEnd w:id="124"/>
     </w:p>
     <w:p/>
     <w:p>
@@ -14895,8 +14225,8 @@
           <w:szCs w:val="22"/>
         </w:rPr>
       </w:pPr>
-      <w:bookmarkStart w:id="138" w:name="_Toc134620937"/>
-      <w:bookmarkStart w:id="139" w:name="_Toc218683038"/>
+      <w:bookmarkStart w:id="125" w:name="_Toc134620937"/>
+      <w:bookmarkStart w:id="126" w:name="_Toc218683038"/>
       <w:r>
         <w:rPr>
           <w:szCs w:val="22"/>
@@ -14914,17 +14244,10 @@
           <w:szCs w:val="22"/>
           <w:highlight w:val="yellow"/>
         </w:rPr>
-        <w:t>[</w:t>
-      </w:r>
-      <w:r>
-        <w:rPr>
-          <w:szCs w:val="22"/>
-          <w:highlight w:val="yellow"/>
-        </w:rPr>
-        <w:t>wenn überschaubare arbeitsrechtliche Verhältnisse, ansonsten extra Gliederungspunkt unter IV.]</w:t>
-      </w:r>
-      <w:bookmarkEnd w:id="138"/>
-      <w:bookmarkEnd w:id="139"/>
+        <w:t>[wenn überschaubare arbeitsrechtliche Verhältnisse, ansonsten extra Gliederungspunkt unter IV.]</w:t>
+      </w:r>
+      <w:bookmarkEnd w:id="125"/>
+      <w:bookmarkEnd w:id="126"/>
     </w:p>
     <w:p>
       <w:pPr>
@@ -15032,7 +14355,7 @@
         </w:rPr>
         <w:t xml:space="preserve"> </w:t>
       </w:r>
-      <w:bookmarkStart w:id="140" w:name="KI_Verwalter_Der_Die_Groß_003"/>
+      <w:bookmarkStart w:id="127" w:name="KI_Verwalter_Der_Die_Groß_003"/>
       <w:r>
         <w:rPr>
           <w:rFonts w:eastAsia="Times New Roman" w:cs="Calibri"/>
@@ -15042,7 +14365,7 @@
         <w:lastRenderedPageBreak/>
         <w:t>KI_Verwalter_Der_Die_Groß</w:t>
       </w:r>
-      <w:bookmarkEnd w:id="140"/>
+      <w:bookmarkEnd w:id="127"/>
       <w:r>
         <w:rPr>
           <w:rFonts w:eastAsia="Times New Roman" w:cs="Calibri"/>
@@ -15051,7 +14374,7 @@
         </w:rPr>
         <w:t xml:space="preserve"> </w:t>
       </w:r>
-      <w:bookmarkStart w:id="141" w:name="KI_Verwalter_Unterzeichner_010"/>
+      <w:bookmarkStart w:id="128" w:name="KI_Verwalter_Unterzeichner_010"/>
       <w:r>
         <w:rPr>
           <w:rFonts w:eastAsia="Times New Roman" w:cs="Calibri"/>
@@ -15060,7 +14383,7 @@
         </w:rPr>
         <w:t>KI_Verwalter_Unterzeichner</w:t>
       </w:r>
-      <w:bookmarkEnd w:id="141"/>
+      <w:bookmarkEnd w:id="128"/>
       <w:r>
         <w:rPr>
           <w:rFonts w:eastAsia="Times New Roman" w:cs="Calibri"/>
@@ -15129,7 +14452,7 @@
       <w:pPr>
         <w:ind w:left="709"/>
       </w:pPr>
-      <w:bookmarkStart w:id="142" w:name="_Hlk156464462"/>
+      <w:bookmarkStart w:id="129" w:name="_Hlk156464462"/>
       <w:r>
         <w:rPr>
           <w:highlight w:val="yellow"/>
@@ -15137,7 +14460,7 @@
         <w:t>[außerdem: Geschäftsführeranstellungsvertrag; Achtung: kein Arbeitnehmer]</w:t>
       </w:r>
     </w:p>
-    <w:bookmarkEnd w:id="142"/>
+    <w:bookmarkEnd w:id="129"/>
     <w:p/>
     <w:p>
       <w:pPr>
@@ -15151,33 +14474,26 @@
           <w:highlight w:val="yellow"/>
         </w:rPr>
       </w:pPr>
-      <w:bookmarkStart w:id="143" w:name="_Toc3475025"/>
-      <w:bookmarkStart w:id="144" w:name="_Toc134620938"/>
-      <w:bookmarkStart w:id="145" w:name="_Toc218683039"/>
+      <w:bookmarkStart w:id="130" w:name="_Toc3475025"/>
+      <w:bookmarkStart w:id="131" w:name="_Toc134620938"/>
+      <w:bookmarkStart w:id="132" w:name="_Toc218683039"/>
       <w:r>
         <w:rPr>
           <w:szCs w:val="22"/>
           <w:highlight w:val="yellow"/>
         </w:rPr>
-        <w:t>Gewerberaumm</w:t>
-      </w:r>
+        <w:t>Gewerberaummietverträge</w:t>
+      </w:r>
+      <w:bookmarkEnd w:id="130"/>
       <w:r>
         <w:rPr>
           <w:szCs w:val="22"/>
           <w:highlight w:val="yellow"/>
         </w:rPr>
-        <w:t>ietverträge</w:t>
-      </w:r>
-      <w:bookmarkEnd w:id="143"/>
-      <w:r>
-        <w:rPr>
-          <w:szCs w:val="22"/>
-          <w:highlight w:val="yellow"/>
-        </w:rPr>
         <w:t xml:space="preserve"> / Pachtverträge</w:t>
       </w:r>
-      <w:bookmarkEnd w:id="144"/>
-      <w:bookmarkEnd w:id="145"/>
+      <w:bookmarkEnd w:id="131"/>
+      <w:bookmarkEnd w:id="132"/>
     </w:p>
     <w:p/>
     <w:p>
@@ -15203,19 +14519,19 @@
           <w:szCs w:val="22"/>
         </w:rPr>
       </w:pPr>
-      <w:bookmarkStart w:id="146" w:name="_Toc3475026"/>
-      <w:bookmarkStart w:id="147" w:name="_Toc134620939"/>
-      <w:bookmarkStart w:id="148" w:name="_Toc218683040"/>
+      <w:bookmarkStart w:id="133" w:name="_Toc3475026"/>
+      <w:bookmarkStart w:id="134" w:name="_Toc134620939"/>
+      <w:bookmarkStart w:id="135" w:name="_Toc218683040"/>
       <w:r>
         <w:rPr>
           <w:szCs w:val="22"/>
         </w:rPr>
         <w:t>Versicherungsverträge</w:t>
       </w:r>
-      <w:bookmarkStart w:id="149" w:name="_Toc3475027"/>
-      <w:bookmarkEnd w:id="146"/>
-      <w:bookmarkEnd w:id="147"/>
-      <w:bookmarkEnd w:id="148"/>
+      <w:bookmarkStart w:id="136" w:name="_Toc3475027"/>
+      <w:bookmarkEnd w:id="133"/>
+      <w:bookmarkEnd w:id="134"/>
+      <w:bookmarkEnd w:id="135"/>
     </w:p>
     <w:p/>
     <w:p>
@@ -15241,17 +14557,17 @@
           <w:szCs w:val="22"/>
         </w:rPr>
       </w:pPr>
-      <w:bookmarkStart w:id="150" w:name="_Toc134620940"/>
-      <w:bookmarkStart w:id="151" w:name="_Toc218683041"/>
+      <w:bookmarkStart w:id="137" w:name="_Toc134620940"/>
+      <w:bookmarkStart w:id="138" w:name="_Toc218683041"/>
       <w:r>
         <w:rPr>
           <w:szCs w:val="22"/>
         </w:rPr>
         <w:t>Versorgungsverträge</w:t>
       </w:r>
-      <w:bookmarkEnd w:id="149"/>
-      <w:bookmarkEnd w:id="150"/>
-      <w:bookmarkEnd w:id="151"/>
+      <w:bookmarkEnd w:id="136"/>
+      <w:bookmarkEnd w:id="137"/>
+      <w:bookmarkEnd w:id="138"/>
     </w:p>
     <w:p>
       <w:pPr>
@@ -15283,9 +14599,9 @@
           <w:highlight w:val="yellow"/>
         </w:rPr>
       </w:pPr>
-      <w:bookmarkStart w:id="152" w:name="_Toc3475030"/>
-      <w:bookmarkStart w:id="153" w:name="_Toc134620941"/>
-      <w:bookmarkStart w:id="154" w:name="_Toc218683042"/>
+      <w:bookmarkStart w:id="139" w:name="_Toc3475030"/>
+      <w:bookmarkStart w:id="140" w:name="_Toc134620941"/>
+      <w:bookmarkStart w:id="141" w:name="_Toc218683042"/>
       <w:r>
         <w:rPr>
           <w:szCs w:val="22"/>
@@ -15307,8 +14623,8 @@
         </w:rPr>
         <w:t>Leasingverträge</w:t>
       </w:r>
-      <w:bookmarkEnd w:id="152"/>
-      <w:bookmarkEnd w:id="153"/>
+      <w:bookmarkEnd w:id="139"/>
+      <w:bookmarkEnd w:id="140"/>
       <w:r>
         <w:rPr>
           <w:szCs w:val="22"/>
@@ -15316,7 +14632,7 @@
         </w:rPr>
         <w:t xml:space="preserve"> / Mietverträge über bewegliche Gegenstände</w:t>
       </w:r>
-      <w:bookmarkEnd w:id="154"/>
+      <w:bookmarkEnd w:id="141"/>
     </w:p>
     <w:p>
       <w:pPr>
@@ -15342,8 +14658,8 @@
           <w:szCs w:val="22"/>
         </w:rPr>
       </w:pPr>
-      <w:bookmarkStart w:id="155" w:name="_Toc134620942"/>
-      <w:bookmarkStart w:id="156" w:name="_Toc218683043"/>
+      <w:bookmarkStart w:id="142" w:name="_Toc134620942"/>
+      <w:bookmarkStart w:id="143" w:name="_Toc218683043"/>
       <w:r>
         <w:rPr>
           <w:szCs w:val="22"/>
@@ -15362,8 +14678,8 @@
         </w:rPr>
         <w:t>Factoring</w:t>
       </w:r>
-      <w:bookmarkEnd w:id="155"/>
-      <w:bookmarkEnd w:id="156"/>
+      <w:bookmarkEnd w:id="142"/>
+      <w:bookmarkEnd w:id="143"/>
     </w:p>
     <w:p>
       <w:pPr>
@@ -15389,9 +14705,9 @@
           <w:szCs w:val="22"/>
         </w:rPr>
       </w:pPr>
-      <w:bookmarkStart w:id="157" w:name="_Toc3475031"/>
-      <w:bookmarkStart w:id="158" w:name="_Toc134620943"/>
-      <w:bookmarkStart w:id="159" w:name="_Toc218683044"/>
+      <w:bookmarkStart w:id="144" w:name="_Toc3475031"/>
+      <w:bookmarkStart w:id="145" w:name="_Toc134620943"/>
+      <w:bookmarkStart w:id="146" w:name="_Toc218683044"/>
       <w:r>
         <w:rPr>
           <w:szCs w:val="22"/>
@@ -15410,9 +14726,9 @@
         </w:rPr>
         <w:t>Sonstige Verträge</w:t>
       </w:r>
-      <w:bookmarkEnd w:id="157"/>
-      <w:bookmarkEnd w:id="158"/>
-      <w:bookmarkEnd w:id="159"/>
+      <w:bookmarkEnd w:id="144"/>
+      <w:bookmarkEnd w:id="145"/>
+      <w:bookmarkEnd w:id="146"/>
     </w:p>
     <w:p>
       <w:pPr>
@@ -15442,8 +14758,8 @@
           <w:szCs w:val="22"/>
         </w:rPr>
       </w:pPr>
-      <w:bookmarkStart w:id="160" w:name="_Toc134620944"/>
-      <w:bookmarkStart w:id="161" w:name="_Toc218683045"/>
+      <w:bookmarkStart w:id="147" w:name="_Toc134620944"/>
+      <w:bookmarkStart w:id="148" w:name="_Toc218683045"/>
       <w:r>
         <w:rPr>
           <w:szCs w:val="22"/>
@@ -15457,8 +14773,8 @@
         </w:rPr>
         <w:t>[wenn größerer Betrieb]</w:t>
       </w:r>
-      <w:bookmarkEnd w:id="160"/>
-      <w:bookmarkEnd w:id="161"/>
+      <w:bookmarkEnd w:id="147"/>
+      <w:bookmarkEnd w:id="148"/>
     </w:p>
     <w:p>
       <w:pPr>
@@ -15474,8 +14790,8 @@
           <w:lang w:eastAsia="de-DE"/>
         </w:rPr>
       </w:pPr>
-      <w:bookmarkStart w:id="162" w:name="KI_Schuldner_Der_Die_Groß"/>
-      <w:bookmarkStart w:id="163" w:name="_Hlk77953401"/>
+      <w:bookmarkStart w:id="149" w:name="KI_Schuldner_Der_Die_Groß"/>
+      <w:bookmarkStart w:id="150" w:name="_Hlk77953401"/>
       <w:r>
         <w:rPr>
           <w:rFonts w:eastAsia="Times New Roman" w:cs="Calibri"/>
@@ -15484,7 +14800,7 @@
         </w:rPr>
         <w:t>KI_Schuldner_Der_Die_Groß</w:t>
       </w:r>
-      <w:bookmarkEnd w:id="162"/>
+      <w:bookmarkEnd w:id="149"/>
       <w:r>
         <w:rPr>
           <w:rFonts w:eastAsia="Times New Roman" w:cs="Calibri"/>
@@ -15493,7 +14809,7 @@
         </w:rPr>
         <w:t xml:space="preserve"> </w:t>
       </w:r>
-      <w:bookmarkStart w:id="164" w:name="KI_Schuldner_Schuldnerin"/>
+      <w:bookmarkStart w:id="151" w:name="KI_Schuldner_Schuldnerin"/>
       <w:r>
         <w:rPr>
           <w:rFonts w:eastAsia="Times New Roman" w:cs="Calibri"/>
@@ -15502,14 +14818,14 @@
         </w:rPr>
         <w:t>KI_Schuldner_Schuldnerin</w:t>
       </w:r>
-      <w:bookmarkEnd w:id="163"/>
+      <w:bookmarkEnd w:id="150"/>
       <w:r>
         <w:rPr>
           <w:rFonts w:eastAsia="Times New Roman" w:cs="Calibri"/>
           <w:color w:val="000000"/>
           <w:lang w:eastAsia="de-DE"/>
         </w:rPr>
-        <w:t xml:space="preserve"> </w:t>
+        <w:t xml:space="preserve"> beschäftigt</w:t>
       </w:r>
       <w:r>
         <w:rPr>
@@ -15517,7 +14833,7 @@
           <w:color w:val="000000"/>
           <w:lang w:eastAsia="de-DE"/>
         </w:rPr>
-        <w:t>beschäftigt</w:t>
+        <w:t xml:space="preserve"> […] Arbeitnehmer, davon [Anzahl Auszubildende] im Ausbildungsverhältnis. Ein Betriebsrat besteht (nicht). Lohnrückstände sind [Betrag/Status Lohnrückstände] aufgelaufen.</w:t>
       </w:r>
       <w:r>
         <w:rPr>
@@ -15525,67 +14841,51 @@
           <w:color w:val="000000"/>
           <w:lang w:eastAsia="de-DE"/>
         </w:rPr>
-        <w:t xml:space="preserve"> […] Arbeitnehmer, davon [Anzahl Auszubildende] im Ausbildungsverhältnis. Ein Betriebsrat besteht (nicht). Lohnrückstände sind [Betrag/Status Lohnrückstände] aufgelaufen.</w:t>
-      </w:r>
+        <w:t xml:space="preserve"> </w:t>
+      </w:r>
+      <w:bookmarkStart w:id="152" w:name="KI_Verwalter_Der_Die_Groß_004"/>
       <w:r>
         <w:rPr>
           <w:rFonts w:eastAsia="Times New Roman" w:cs="Calibri"/>
           <w:color w:val="000000"/>
           <w:lang w:eastAsia="de-DE"/>
         </w:rPr>
-        <w:t xml:space="preserve"> </w:t>
-      </w:r>
-      <w:bookmarkStart w:id="165" w:name="KI_Verwalter_Der_Die_Groß_004"/>
+        <w:t>KI_Verwalter_Der_Die_Groß</w:t>
+      </w:r>
+      <w:bookmarkEnd w:id="151"/>
       <w:r>
         <w:rPr>
           <w:rFonts w:eastAsia="Times New Roman" w:cs="Calibri"/>
           <w:color w:val="000000"/>
           <w:lang w:eastAsia="de-DE"/>
         </w:rPr>
-        <w:t>KI_Verwalter_Der_Die_Groß</w:t>
-      </w:r>
-      <w:bookmarkEnd w:id="164"/>
+        <w:t xml:space="preserve"> </w:t>
+      </w:r>
+      <w:bookmarkStart w:id="153" w:name="KI_Verwalter_Unterzeichner_012"/>
       <w:r>
         <w:rPr>
           <w:rFonts w:eastAsia="Times New Roman" w:cs="Calibri"/>
           <w:color w:val="000000"/>
           <w:lang w:eastAsia="de-DE"/>
         </w:rPr>
-        <w:t xml:space="preserve"> </w:t>
-      </w:r>
-      <w:bookmarkStart w:id="166" w:name="KI_Verwalter_Unterzeichner_012"/>
+        <w:t>KI_Verwalter_Unterzeichner</w:t>
+      </w:r>
+      <w:bookmarkEnd w:id="152"/>
       <w:r>
         <w:rPr>
           <w:rFonts w:eastAsia="Times New Roman" w:cs="Calibri"/>
           <w:color w:val="000000"/>
           <w:lang w:eastAsia="de-DE"/>
         </w:rPr>
-        <w:t>KI_Verwalter_Unterzeichner</w:t>
-      </w:r>
-      <w:bookmarkEnd w:id="165"/>
+        <w:t xml:space="preserve"> </w:t>
+      </w:r>
       <w:r>
         <w:rPr>
           <w:rFonts w:eastAsia="Times New Roman" w:cs="Calibri"/>
           <w:color w:val="000000"/>
           <w:lang w:eastAsia="de-DE"/>
         </w:rPr>
-        <w:t xml:space="preserve"> </w:t>
-      </w:r>
-      <w:r>
-        <w:rPr>
-          <w:rFonts w:eastAsia="Times New Roman" w:cs="Calibri"/>
-          <w:color w:val="000000"/>
-          <w:lang w:eastAsia="de-DE"/>
-        </w:rPr>
-        <w:t>hat die Nettolohnzahlungen für [Monate Insolvenzgeldvorfinanzierung] im Rahmen einer durch die Bundesagentur für Arbeit genehmigten Insolvenzgeldvorfinanzierung sichergestellt. In einer Betriebsversammlung am [Datum Betriebsversammlung] wurden die Mit</w:t>
-      </w:r>
-      <w:r>
-        <w:rPr>
-          <w:rFonts w:eastAsia="Times New Roman" w:cs="Calibri"/>
-          <w:color w:val="000000"/>
-          <w:lang w:eastAsia="de-DE"/>
-        </w:rPr>
-        <w:t>arbeiter über das Insolvenzverfahren und die Insolvenzgeldvorfinanzierung informiert.</w:t>
+        <w:t>hat die Nettolohnzahlungen für [Monate Insolvenzgeldvorfinanzierung] im Rahmen einer durch die Bundesagentur für Arbeit genehmigten Insolvenzgeldvorfinanzierung sichergestellt. In einer Betriebsversammlung am [Datum Betriebsversammlung] wurden die Mitarbeiter über das Insolvenzverfahren und die Insolvenzgeldvorfinanzierung informiert.</w:t>
       </w:r>
     </w:p>
     <w:p>
@@ -15597,26 +14897,14 @@
       <w:pPr>
         <w:ind w:left="720"/>
       </w:pPr>
-      <w:bookmarkStart w:id="167" w:name="_Hlk94870808"/>
-      <w:r>
-        <w:rPr>
-          <w:highlight w:val="yellow"/>
-        </w:rPr>
-        <w:t xml:space="preserve">[kollektivarbeitsrechtliche und betriebsverfassungsrechtliche Verhältnisse: Betriebsrat? Tarifvertrag? </w:t>
-      </w:r>
-      <w:r>
-        <w:rPr>
-          <w:highlight w:val="yellow"/>
-        </w:rPr>
-        <w:t xml:space="preserve">Unterliegen die Arbeitnehmer dem KSchG? </w:t>
-      </w:r>
-      <w:r>
-        <w:rPr>
-          <w:highlight w:val="yellow"/>
-        </w:rPr>
-        <w:t>Schwellenwert des § 17 KSchG erreicht? Sozialplan?]</w:t>
-      </w:r>
-      <w:bookmarkEnd w:id="166"/>
+      <w:bookmarkStart w:id="154" w:name="_Hlk94870808"/>
+      <w:r>
+        <w:rPr>
+          <w:highlight w:val="yellow"/>
+        </w:rPr>
+        <w:t>[kollektivarbeitsrechtliche und betriebsverfassungsrechtliche Verhältnisse: Betriebsrat? Tarifvertrag? Unterliegen die Arbeitnehmer dem KSchG? Schwellenwert des § 17 KSchG erreicht? Sozialplan?]</w:t>
+      </w:r>
+      <w:bookmarkEnd w:id="153"/>
     </w:p>
     <w:p>
       <w:pPr>
@@ -15634,7 +14922,7 @@
         <w:t>[außerdem: Geschäftsführeranstellungsvertrag; Achtung: kein Arbeitnehmer]</w:t>
       </w:r>
     </w:p>
-    <w:bookmarkEnd w:id="167"/>
+    <w:bookmarkEnd w:id="154"/>
     <w:p/>
     <w:p>
       <w:pPr>
@@ -15647,16 +14935,16 @@
           <w:szCs w:val="22"/>
         </w:rPr>
       </w:pPr>
-      <w:bookmarkStart w:id="168" w:name="_Toc134620945"/>
-      <w:bookmarkStart w:id="169" w:name="_Toc218683046"/>
+      <w:bookmarkStart w:id="155" w:name="_Toc134620945"/>
+      <w:bookmarkStart w:id="156" w:name="_Toc218683046"/>
       <w:r>
         <w:rPr>
           <w:szCs w:val="22"/>
         </w:rPr>
         <w:t>Zahlungsverkehr</w:t>
       </w:r>
-      <w:bookmarkEnd w:id="168"/>
-      <w:bookmarkEnd w:id="169"/>
+      <w:bookmarkEnd w:id="155"/>
+      <w:bookmarkEnd w:id="156"/>
     </w:p>
     <w:p/>
     <w:p>
@@ -15664,19 +14952,13 @@
         <w:ind w:left="709"/>
       </w:pPr>
       <w:r>
-        <w:t xml:space="preserve">Im Zeitpunkt der Antragstellung verfügte die Schuldnerin über </w:t>
-      </w:r>
-      <w:r>
-        <w:t xml:space="preserve">nachstehende </w:t>
+        <w:t xml:space="preserve">Im Zeitpunkt der Antragstellung verfügte die Schuldnerin über nachstehende </w:t>
       </w:r>
       <w:r>
         <w:t>Giro</w:t>
       </w:r>
       <w:r>
-        <w:t>konten</w:t>
-      </w:r>
-      <w:r>
-        <w:t>:</w:t>
+        <w:t>konten:</w:t>
       </w:r>
     </w:p>
     <w:p>
@@ -15849,10 +15131,7 @@
               <w:t>[…]</w:t>
             </w:r>
             <w:r>
-              <w:t xml:space="preserve"> </w:t>
-            </w:r>
-            <w:r>
-              <w:t>EUR</w:t>
+              <w:t xml:space="preserve"> EUR</w:t>
             </w:r>
           </w:p>
           <w:p>
@@ -15871,10 +15150,7 @@
               <w:t>[…]</w:t>
             </w:r>
             <w:r>
-              <w:t xml:space="preserve"> </w:t>
-            </w:r>
-            <w:r>
-              <w:t>EUR</w:t>
+              <w:t xml:space="preserve"> EUR</w:t>
             </w:r>
           </w:p>
         </w:tc>
@@ -15994,10 +15270,7 @@
               <w:t>[…]</w:t>
             </w:r>
             <w:r>
-              <w:t xml:space="preserve"> </w:t>
-            </w:r>
-            <w:r>
-              <w:t>EUR</w:t>
+              <w:t xml:space="preserve"> EUR</w:t>
             </w:r>
           </w:p>
           <w:p>
@@ -16016,10 +15289,7 @@
               <w:t>[…]</w:t>
             </w:r>
             <w:r>
-              <w:t xml:space="preserve"> </w:t>
-            </w:r>
-            <w:r>
-              <w:t>EUR</w:t>
+              <w:t xml:space="preserve"> EUR</w:t>
             </w:r>
           </w:p>
         </w:tc>
@@ -16097,10 +15367,7 @@
               <w:t>[…]</w:t>
             </w:r>
             <w:r>
-              <w:t xml:space="preserve"> </w:t>
-            </w:r>
-            <w:r>
-              <w:t>EUR</w:t>
+              <w:t xml:space="preserve"> EUR</w:t>
             </w:r>
           </w:p>
         </w:tc>
@@ -16177,10 +15444,7 @@
               <w:t>[…]</w:t>
             </w:r>
             <w:r>
-              <w:t xml:space="preserve"> </w:t>
-            </w:r>
-            <w:r>
-              <w:t>EUR</w:t>
+              <w:t xml:space="preserve"> EUR</w:t>
             </w:r>
           </w:p>
         </w:tc>
@@ -16257,10 +15521,7 @@
               <w:t>[…]</w:t>
             </w:r>
             <w:r>
-              <w:t xml:space="preserve"> </w:t>
-            </w:r>
-            <w:r>
-              <w:t>EUR</w:t>
+              <w:t xml:space="preserve"> EUR</w:t>
             </w:r>
           </w:p>
         </w:tc>
@@ -16292,13 +15553,7 @@
         <w:ind w:left="709"/>
       </w:pPr>
       <w:r>
-        <w:t xml:space="preserve">Die Konten wurden für Verfügungen der Schuldnerin gesperrt. Seit Anordnung der vorläufigen Verwaltung werden Zahlungseingänge auf </w:t>
-      </w:r>
-      <w:r>
-        <w:t>das</w:t>
-      </w:r>
-      <w:r>
-        <w:t xml:space="preserve"> Insolvenzsonderkonto weitergeleitet.</w:t>
+        <w:t>Die Konten wurden für Verfügungen der Schuldnerin gesperrt. Seit Anordnung der vorläufigen Verwaltung werden Zahlungseingänge auf das Insolvenzsonderkonto weitergeleitet.</w:t>
       </w:r>
     </w:p>
     <w:p/>
@@ -16313,18 +15568,18 @@
           <w:szCs w:val="22"/>
         </w:rPr>
       </w:pPr>
-      <w:bookmarkStart w:id="170" w:name="_Toc3475032"/>
-      <w:bookmarkStart w:id="171" w:name="_Toc134620946"/>
-      <w:bookmarkStart w:id="172" w:name="_Toc218683047"/>
+      <w:bookmarkStart w:id="157" w:name="_Toc3475032"/>
+      <w:bookmarkStart w:id="158" w:name="_Toc134620946"/>
+      <w:bookmarkStart w:id="159" w:name="_Toc218683047"/>
       <w:r>
         <w:rPr>
           <w:szCs w:val="22"/>
         </w:rPr>
         <w:t>Rechnungswesen</w:t>
       </w:r>
-      <w:bookmarkEnd w:id="170"/>
-      <w:bookmarkEnd w:id="171"/>
-      <w:bookmarkEnd w:id="172"/>
+      <w:bookmarkEnd w:id="157"/>
+      <w:bookmarkEnd w:id="158"/>
+      <w:bookmarkEnd w:id="159"/>
     </w:p>
     <w:p/>
     <w:p>
@@ -16338,24 +15593,24 @@
           <w:szCs w:val="22"/>
         </w:rPr>
       </w:pPr>
-      <w:bookmarkStart w:id="173" w:name="_Toc3475033"/>
-      <w:bookmarkStart w:id="174" w:name="_Toc134620947"/>
-      <w:bookmarkStart w:id="175" w:name="_Toc218683048"/>
+      <w:bookmarkStart w:id="160" w:name="_Toc3475033"/>
+      <w:bookmarkStart w:id="161" w:name="_Toc134620947"/>
+      <w:bookmarkStart w:id="162" w:name="_Toc218683048"/>
       <w:r>
         <w:rPr>
           <w:szCs w:val="22"/>
         </w:rPr>
         <w:t>Buchhaltung</w:t>
       </w:r>
-      <w:bookmarkEnd w:id="173"/>
+      <w:bookmarkEnd w:id="160"/>
       <w:r>
         <w:rPr>
           <w:szCs w:val="22"/>
         </w:rPr>
         <w:t xml:space="preserve"> vor Antragstellung</w:t>
       </w:r>
-      <w:bookmarkEnd w:id="174"/>
-      <w:bookmarkEnd w:id="175"/>
+      <w:bookmarkEnd w:id="161"/>
+      <w:bookmarkEnd w:id="162"/>
     </w:p>
     <w:p/>
     <w:p>
@@ -16372,13 +15627,7 @@
         <w:t>[…]</w:t>
       </w:r>
       <w:r>
-        <w:t xml:space="preserve"> die</w:t>
-      </w:r>
-      <w:r>
-        <w:t xml:space="preserve"> steuerrechtlichen Pflichten </w:t>
-      </w:r>
-      <w:r>
-        <w:t xml:space="preserve">der Schuldnerin wahr. </w:t>
+        <w:t xml:space="preserve"> die steuerrechtlichen Pflichten der Schuldnerin wahr. </w:t>
       </w:r>
       <w:r>
         <w:rPr>
@@ -16415,24 +15664,24 @@
           <w:szCs w:val="22"/>
         </w:rPr>
       </w:pPr>
-      <w:bookmarkStart w:id="176" w:name="_Toc3475034"/>
-      <w:bookmarkStart w:id="177" w:name="_Toc134620948"/>
-      <w:bookmarkStart w:id="178" w:name="_Toc218683049"/>
+      <w:bookmarkStart w:id="163" w:name="_Toc3475034"/>
+      <w:bookmarkStart w:id="164" w:name="_Toc134620948"/>
+      <w:bookmarkStart w:id="165" w:name="_Toc218683049"/>
       <w:r>
         <w:rPr>
           <w:szCs w:val="22"/>
         </w:rPr>
         <w:t>Buchhaltung</w:t>
       </w:r>
-      <w:bookmarkEnd w:id="176"/>
+      <w:bookmarkEnd w:id="163"/>
       <w:r>
         <w:rPr>
           <w:szCs w:val="22"/>
         </w:rPr>
         <w:t xml:space="preserve"> nach Antragstellung</w:t>
       </w:r>
-      <w:bookmarkEnd w:id="177"/>
-      <w:bookmarkEnd w:id="178"/>
+      <w:bookmarkEnd w:id="164"/>
+      <w:bookmarkEnd w:id="165"/>
     </w:p>
     <w:p/>
     <w:p>
@@ -16465,12 +15714,12 @@
           <w:numId w:val="46"/>
         </w:numPr>
       </w:pPr>
-      <w:bookmarkStart w:id="179" w:name="_Toc218683050"/>
+      <w:bookmarkStart w:id="166" w:name="_Toc218683050"/>
       <w:r>
         <w:lastRenderedPageBreak/>
         <w:t>Anhängige Rechtsstreitigkeiten</w:t>
       </w:r>
-      <w:bookmarkEnd w:id="179"/>
+      <w:bookmarkEnd w:id="166"/>
     </w:p>
     <w:p>
       <w:pPr>
@@ -16500,18 +15749,18 @@
           <w:szCs w:val="22"/>
         </w:rPr>
       </w:pPr>
-      <w:bookmarkStart w:id="180" w:name="_Toc3475035"/>
-      <w:bookmarkStart w:id="181" w:name="_Toc134620949"/>
-      <w:bookmarkStart w:id="182" w:name="_Toc218683051"/>
+      <w:bookmarkStart w:id="167" w:name="_Toc3475035"/>
+      <w:bookmarkStart w:id="168" w:name="_Toc134620949"/>
+      <w:bookmarkStart w:id="169" w:name="_Toc218683051"/>
       <w:r>
         <w:rPr>
           <w:szCs w:val="22"/>
         </w:rPr>
         <w:t>Betriebswirtschaftliche Verhältnisse</w:t>
       </w:r>
-      <w:bookmarkEnd w:id="180"/>
-      <w:bookmarkEnd w:id="181"/>
-      <w:bookmarkEnd w:id="182"/>
+      <w:bookmarkEnd w:id="167"/>
+      <w:bookmarkEnd w:id="168"/>
+      <w:bookmarkEnd w:id="169"/>
     </w:p>
     <w:p>
       <w:pPr>
@@ -16530,22 +15779,16 @@
           <w:szCs w:val="22"/>
         </w:rPr>
       </w:pPr>
-      <w:bookmarkStart w:id="183" w:name="_Toc134620950"/>
-      <w:bookmarkStart w:id="184" w:name="_Toc218683052"/>
+      <w:bookmarkStart w:id="170" w:name="_Toc134620950"/>
+      <w:bookmarkStart w:id="171" w:name="_Toc218683052"/>
       <w:r>
         <w:rPr>
           <w:szCs w:val="22"/>
         </w:rPr>
-        <w:t xml:space="preserve">Wirtschaftliche Entwicklung und </w:t>
-      </w:r>
-      <w:r>
-        <w:rPr>
-          <w:szCs w:val="22"/>
-        </w:rPr>
-        <w:t>Krisenursache</w:t>
-      </w:r>
-      <w:bookmarkEnd w:id="183"/>
-      <w:bookmarkEnd w:id="184"/>
+        <w:t>Wirtschaftliche Entwicklung und Krisenursache</w:t>
+      </w:r>
+      <w:bookmarkEnd w:id="170"/>
+      <w:bookmarkEnd w:id="171"/>
     </w:p>
     <w:p>
       <w:pPr>
@@ -16560,19 +15803,7 @@
         <w:rPr>
           <w:highlight w:val="yellow"/>
         </w:rPr>
-        <w:t>[</w:t>
-      </w:r>
-      <w:r>
-        <w:rPr>
-          <w:highlight w:val="yellow"/>
-        </w:rPr>
-        <w:t>ggf. North-Data-Daten einfügen</w:t>
-      </w:r>
-      <w:r>
-        <w:rPr>
-          <w:highlight w:val="yellow"/>
-        </w:rPr>
-        <w:t>]</w:t>
+        <w:t>[ggf. North-Data-Daten einfügen]</w:t>
       </w:r>
     </w:p>
     <w:p/>
@@ -16587,16 +15818,16 @@
           <w:szCs w:val="22"/>
         </w:rPr>
       </w:pPr>
-      <w:bookmarkStart w:id="185" w:name="_Toc134620951"/>
-      <w:bookmarkStart w:id="186" w:name="_Toc218683053"/>
+      <w:bookmarkStart w:id="172" w:name="_Toc134620951"/>
+      <w:bookmarkStart w:id="173" w:name="_Toc218683053"/>
       <w:r>
         <w:rPr>
           <w:szCs w:val="22"/>
         </w:rPr>
         <w:t>Maßnahmen im Insolvenzeröffnungsverfahren</w:t>
       </w:r>
-      <w:bookmarkEnd w:id="185"/>
-      <w:bookmarkEnd w:id="186"/>
+      <w:bookmarkEnd w:id="172"/>
+      <w:bookmarkEnd w:id="173"/>
     </w:p>
     <w:p/>
     <w:p>
@@ -16705,28 +15936,28 @@
         </w:rPr>
         <w:t xml:space="preserve"> </w:t>
       </w:r>
-      <w:bookmarkStart w:id="187" w:name="KI_Verwalter_der_die_003"/>
+      <w:bookmarkStart w:id="174" w:name="KI_Verwalter_der_die_003"/>
       <w:r>
         <w:rPr>
           <w:lang w:eastAsia="de-DE"/>
         </w:rPr>
         <w:t>KI_Verwalter_der_die</w:t>
       </w:r>
-      <w:bookmarkEnd w:id="187"/>
+      <w:bookmarkEnd w:id="174"/>
       <w:r>
         <w:rPr>
           <w:lang w:eastAsia="de-DE"/>
         </w:rPr>
         <w:t xml:space="preserve"> </w:t>
       </w:r>
-      <w:bookmarkStart w:id="188" w:name="KI_Verwalter_Unterzeichner_013"/>
+      <w:bookmarkStart w:id="175" w:name="KI_Verwalter_Unterzeichner_013"/>
       <w:r>
         <w:rPr>
           <w:lang w:eastAsia="de-DE"/>
         </w:rPr>
         <w:t>KI_Verwalter_Unterzeichner</w:t>
       </w:r>
-      <w:bookmarkEnd w:id="188"/>
+      <w:bookmarkEnd w:id="175"/>
       <w:r>
         <w:rPr>
           <w:lang w:eastAsia="de-DE"/>
@@ -16737,81 +15968,69 @@
         <w:rPr>
           <w:lang w:eastAsia="de-DE"/>
         </w:rPr>
-        <w:t>bei der Bundesagentur für Arbeit die Genehmigung der Insolvenzgeldvorfinanzierung. Grundlage des Antrags war ein gesonderter, ausführlicher Bericht zu den Krisenursachen, den Sanierungsaussichten, der Fortführungsprognose, unter Berücksichtigung eines möglichen Investorenprozess</w:t>
+        <w:t>bei der Bundesagentur für Arbeit die Genehmigung der Insolvenzgeldvorfinanzierung. Grundlage des Antrags war ein gesonderter, ausführlicher Bericht zu den Krisenursachen, den Sanierungsaussichten, der Fortführungsprognose, unter Berücksichtigung eines möglichen Investorenprozesses. Nach Genehmigung der Insolvenzgeldvorfinanzierung durch die Bundesagentur für Arbeit unterrichtete</w:t>
       </w:r>
       <w:r>
         <w:rPr>
           <w:lang w:eastAsia="de-DE"/>
         </w:rPr>
-        <w:t>es. Nach Genehmigung der Insolvenzgeldvorfinanzierung durch die Bundesagentur für Arbeit unterrichtete</w:t>
-      </w:r>
+        <w:t xml:space="preserve"> </w:t>
+      </w:r>
+      <w:bookmarkStart w:id="176" w:name="KI_Verwalter_der_die_004"/>
       <w:r>
         <w:rPr>
           <w:lang w:eastAsia="de-DE"/>
         </w:rPr>
+        <w:t>KI_Verwalter_der_die</w:t>
+      </w:r>
+      <w:bookmarkEnd w:id="176"/>
+      <w:r>
+        <w:rPr>
+          <w:lang w:eastAsia="de-DE"/>
+        </w:rPr>
         <w:t xml:space="preserve"> </w:t>
       </w:r>
-      <w:bookmarkStart w:id="189" w:name="KI_Verwalter_der_die_004"/>
+      <w:bookmarkStart w:id="177" w:name="KI_Verwalter_Unterzeichner_014"/>
       <w:r>
         <w:rPr>
           <w:lang w:eastAsia="de-DE"/>
         </w:rPr>
-        <w:t>KI_Verwalter_der_die</w:t>
-      </w:r>
-      <w:bookmarkEnd w:id="189"/>
+        <w:t>KI_Verwalter_Unterzeichner</w:t>
+      </w:r>
+      <w:bookmarkEnd w:id="177"/>
       <w:r>
         <w:rPr>
           <w:lang w:eastAsia="de-DE"/>
         </w:rPr>
         <w:t xml:space="preserve"> </w:t>
       </w:r>
-      <w:bookmarkStart w:id="190" w:name="KI_Verwalter_Unterzeichner_014"/>
       <w:r>
         <w:rPr>
           <w:lang w:eastAsia="de-DE"/>
         </w:rPr>
-        <w:t>KI_Verwalter_Unterzeichner</w:t>
-      </w:r>
-      <w:bookmarkEnd w:id="190"/>
+        <w:t xml:space="preserve">in einer Betriebsversammlung die Arbeitnehmer über das laufenden Insolvenzantragsverfahren sowie das Procedere der Insolvenzgeldvorfinanzierung. Zur Vorfinanzierung dieser Ansprüche wurde mit jedem einzelnen Arbeitnehmer eine sog. Ankaufs- und </w:t>
+      </w:r>
       <w:r>
         <w:rPr>
           <w:lang w:eastAsia="de-DE"/>
         </w:rPr>
-        <w:t xml:space="preserve"> </w:t>
-      </w:r>
-      <w:r>
+        <w:lastRenderedPageBreak/>
+        <w:t>Abtretungsvereinbarung geschlossen. Parallel hierzu veranlasste der vorläufige Insolvenzverwalter eine Prüfung der Insolvenzgeldfähigkeit der Lohnansprüche.</w:t>
+      </w:r>
+    </w:p>
+    <w:p>
+      <w:pPr>
+        <w:ind w:left="709"/>
         <w:rPr>
           <w:lang w:eastAsia="de-DE"/>
         </w:rPr>
-        <w:t xml:space="preserve">in einer Betriebsversammlung die Arbeitnehmer über das laufenden Insolvenzantragsverfahren sowie das Procedere der Insolvenzgeldvorfinanzierung. Zur Vorfinanzierung dieser Ansprüche wurde mit jedem einzelnen Arbeitnehmer eine sog. Ankaufs- und </w:t>
-      </w:r>
-      <w:r>
-        <w:rPr>
-          <w:lang w:eastAsia="de-DE"/>
-        </w:rPr>
-        <w:lastRenderedPageBreak/>
-        <w:t>Abtretungsvereinbarung geschlossen. Parallel hierzu veranlasste der vorläufige Insolvenzverwalter eine Prüfung der In</w:t>
-      </w:r>
-      <w:r>
-        <w:rPr>
-          <w:lang w:eastAsia="de-DE"/>
-        </w:rPr>
-        <w:t>solvenzgeldfähigkeit der Lohnansprüche.</w:t>
-      </w:r>
+      </w:pPr>
     </w:p>
     <w:p>
       <w:pPr>
         <w:ind w:left="709"/>
-        <w:rPr>
-          <w:lang w:eastAsia="de-DE"/>
-        </w:rPr>
-      </w:pPr>
-    </w:p>
-    <w:p>
-      <w:pPr>
-        <w:ind w:left="709"/>
-      </w:pPr>
-      <w:bookmarkStart w:id="191" w:name="_Hlk206083607"/>
+      </w:pPr>
+      <w:bookmarkStart w:id="178" w:name="_Hlk206083607"/>
       <w:r>
         <w:rPr>
           <w:b/>
@@ -16827,10 +16046,7 @@
         <w:t>V</w:t>
       </w:r>
       <w:r>
-        <w:t>erwaltung schriftlich über die Einleitung des Insolvenzverfahrens informiert. In Einzelgesprächen hat er den Großteil der Lieferanten sowie die wesentlichen Kunden und sonstigen Stakeholder über die Betriebsfortführung, die rechtlichen Rahmenbedingungen der Betriebsfortführung im Insolvenzantragsverfahren sowie die angestrebte Sanierung informiert. Auf diesem Wege konnte er al</w:t>
-      </w:r>
-      <w:r>
-        <w:t>le erforderlichen Geschäftsbeziehungen fortführen und den geordneten Geschäftsbetrieb aufrechterhalten.</w:t>
+        <w:t>erwaltung schriftlich über die Einleitung des Insolvenzverfahrens informiert. In Einzelgesprächen hat er den Großteil der Lieferanten sowie die wesentlichen Kunden und sonstigen Stakeholder über die Betriebsfortführung, die rechtlichen Rahmenbedingungen der Betriebsfortführung im Insolvenzantragsverfahren sowie die angestrebte Sanierung informiert. Auf diesem Wege konnte er alle erforderlichen Geschäftsbeziehungen fortführen und den geordneten Geschäftsbetrieb aufrechterhalten.</w:t>
       </w:r>
     </w:p>
     <w:p>
@@ -16853,7 +16069,7 @@
       <w:r>
         <w:t xml:space="preserve"> </w:t>
       </w:r>
-      <w:bookmarkStart w:id="192" w:name="_Hlk206165484"/>
+      <w:bookmarkStart w:id="179" w:name="_Hlk206165484"/>
       <w:r>
         <w:t xml:space="preserve">Zur Aufrechterhaltung der Zahlungsströme in das Unternehmen der Schuldnerin hat der Unterzeichner umgehend Kontakt mit der </w:t>
       </w:r>
@@ -16882,7 +16098,7 @@
         <w:t>konten der Schuldnerin für Zahlungseingänge offenhält und Einzahlungen auf das Insolvenzsonderkonto des Unterzeichners weiterleitet.</w:t>
       </w:r>
     </w:p>
-    <w:bookmarkEnd w:id="191"/>
+    <w:bookmarkEnd w:id="178"/>
     <w:p>
       <w:pPr>
         <w:ind w:left="709"/>
@@ -16907,13 +16123,7 @@
         <w:rPr>
           <w:highlight w:val="yellow"/>
         </w:rPr>
-        <w:t>Um […] dagegen abzusichern, dass Forderungen aus dem Insolvenzantragsverfahren nach Eröffnung des Insolvenzverfahrens nicht mehr bezahlt werden dürfen, hat der Unterzeichner</w:t>
-      </w:r>
-      <w:r>
-        <w:rPr>
-          <w:highlight w:val="yellow"/>
-        </w:rPr>
-        <w:t xml:space="preserve"> beim Insolvenzgericht eine Einzelermächtigung zur Begründung von Masseverbindlichkeiten für die künftige Insolvenzmasse beantragt (hierzu s.o. unter […]).</w:t>
+        <w:t>Um […] dagegen abzusichern, dass Forderungen aus dem Insolvenzantragsverfahren nach Eröffnung des Insolvenzverfahrens nicht mehr bezahlt werden dürfen, hat der Unterzeichner beim Insolvenzgericht eine Einzelermächtigung zur Begründung von Masseverbindlichkeiten für die künftige Insolvenzmasse beantragt (hierzu s.o. unter […]).</w:t>
       </w:r>
     </w:p>
     <w:p>
@@ -16936,20 +16146,17 @@
       <w:r>
         <w:t xml:space="preserve"> </w:t>
       </w:r>
-      <w:bookmarkStart w:id="193" w:name="_Hlk206165558"/>
+      <w:bookmarkStart w:id="180" w:name="_Hlk206165558"/>
       <w:r>
         <w:t xml:space="preserve">Für die Zwecke einer geordneten und nach Planvorgaben überprüfbaren Betriebsfortführung hat der </w:t>
       </w:r>
       <w:r>
         <w:lastRenderedPageBreak/>
-        <w:t>Unterzeichner ein System der Bestell- und Zahlungsfreigaben etabliert. Die Begründung von Verbindlichkeiten zu Lasten der künftigen Insolvenzmasse durchlief einen internen Freigabeprozess, der an einer Liquiditäts- und Ertragsplanung und die dort geplanten Aufwandsbudgets gekoppelt war. Zahlungen waren erst auszuführen, wenn der Zahlungsausgang mit einer freigegebenen Bestellung korrelierte und deren insolvenzre</w:t>
-      </w:r>
-      <w:r>
-        <w:t>chtliche Rechtmäßigkeit geprüft war.</w:t>
-      </w:r>
-      <w:bookmarkEnd w:id="192"/>
-    </w:p>
-    <w:bookmarkEnd w:id="193"/>
+        <w:t>Unterzeichner ein System der Bestell- und Zahlungsfreigaben etabliert. Die Begründung von Verbindlichkeiten zu Lasten der künftigen Insolvenzmasse durchlief einen internen Freigabeprozess, der an einer Liquiditäts- und Ertragsplanung und die dort geplanten Aufwandsbudgets gekoppelt war. Zahlungen waren erst auszuführen, wenn der Zahlungsausgang mit einer freigegebenen Bestellung korrelierte und deren insolvenzrechtliche Rechtmäßigkeit geprüft war.</w:t>
+      </w:r>
+      <w:bookmarkEnd w:id="179"/>
+    </w:p>
+    <w:bookmarkEnd w:id="180"/>
     <w:p>
       <w:pPr>
         <w:ind w:left="709"/>
@@ -16990,7 +16197,7 @@
           <w:lang w:eastAsia="de-DE"/>
         </w:rPr>
       </w:pPr>
-      <w:bookmarkStart w:id="194" w:name="KI_Verwalter_Der_Die_Groß_005"/>
+      <w:bookmarkStart w:id="181" w:name="KI_Verwalter_Der_Die_Groß_005"/>
       <w:r>
         <w:rPr>
           <w:rFonts w:eastAsia="Times New Roman" w:cs="Calibri"/>
@@ -16999,7 +16206,7 @@
         </w:rPr>
         <w:t>KI_Verwalter_Der_Die_Groß</w:t>
       </w:r>
-      <w:bookmarkEnd w:id="194"/>
+      <w:bookmarkEnd w:id="181"/>
       <w:r>
         <w:rPr>
           <w:rFonts w:eastAsia="Times New Roman" w:cs="Calibri"/>
@@ -17008,7 +16215,7 @@
         </w:rPr>
         <w:t xml:space="preserve"> </w:t>
       </w:r>
-      <w:bookmarkStart w:id="195" w:name="KI_Verwalter_Unterzeichner_015"/>
+      <w:bookmarkStart w:id="182" w:name="KI_Verwalter_Unterzeichner_015"/>
       <w:r>
         <w:rPr>
           <w:rFonts w:eastAsia="Times New Roman" w:cs="Calibri"/>
@@ -17017,7 +16224,7 @@
         </w:rPr>
         <w:t>KI_Verwalter_Unterzeichner</w:t>
       </w:r>
-      <w:bookmarkEnd w:id="195"/>
+      <w:bookmarkEnd w:id="182"/>
       <w:r>
         <w:rPr>
           <w:rFonts w:eastAsia="Times New Roman" w:cs="Calibri"/>
@@ -17189,18 +16396,18 @@
           <w:szCs w:val="22"/>
         </w:rPr>
       </w:pPr>
-      <w:bookmarkStart w:id="196" w:name="_Toc3475038"/>
-      <w:bookmarkStart w:id="197" w:name="_Toc134620952"/>
-      <w:bookmarkStart w:id="198" w:name="_Toc218683054"/>
+      <w:bookmarkStart w:id="183" w:name="_Toc3475038"/>
+      <w:bookmarkStart w:id="184" w:name="_Toc134620952"/>
+      <w:bookmarkStart w:id="185" w:name="_Toc218683054"/>
       <w:r>
         <w:rPr>
           <w:szCs w:val="22"/>
         </w:rPr>
         <w:t>Sanierungsaussichten</w:t>
       </w:r>
-      <w:bookmarkEnd w:id="196"/>
-      <w:bookmarkEnd w:id="197"/>
-      <w:bookmarkEnd w:id="198"/>
+      <w:bookmarkEnd w:id="183"/>
+      <w:bookmarkEnd w:id="184"/>
+      <w:bookmarkEnd w:id="185"/>
     </w:p>
     <w:p>
       <w:pPr>
@@ -17215,19 +16422,7 @@
         <w:rPr>
           <w:highlight w:val="yellow"/>
         </w:rPr>
-        <w:t>[Einleitung eines Investorenprozesses</w:t>
-      </w:r>
-      <w:r>
-        <w:rPr>
-          <w:highlight w:val="yellow"/>
-        </w:rPr>
-        <w:t>; Datenraum</w:t>
-      </w:r>
-      <w:r>
-        <w:rPr>
-          <w:highlight w:val="yellow"/>
-        </w:rPr>
-        <w:t>; Perspektiven für Insolvenzplan; etc.]</w:t>
+        <w:t>[Einleitung eines Investorenprozesses; Datenraum; Perspektiven für Insolvenzplan; etc.]</w:t>
       </w:r>
     </w:p>
     <w:p/>
@@ -17243,8 +16438,8 @@
           <w:szCs w:val="22"/>
         </w:rPr>
       </w:pPr>
-      <w:bookmarkStart w:id="199" w:name="_Toc134620953"/>
-      <w:bookmarkStart w:id="200" w:name="_Toc218683055"/>
+      <w:bookmarkStart w:id="186" w:name="_Toc134620953"/>
+      <w:bookmarkStart w:id="187" w:name="_Toc218683055"/>
       <w:r>
         <w:rPr>
           <w:szCs w:val="22"/>
@@ -17252,8 +16447,8 @@
         <w:lastRenderedPageBreak/>
         <w:t>Vermögensverhältnisse</w:t>
       </w:r>
-      <w:bookmarkEnd w:id="199"/>
-      <w:bookmarkEnd w:id="200"/>
+      <w:bookmarkEnd w:id="186"/>
+      <w:bookmarkEnd w:id="187"/>
     </w:p>
     <w:p>
       <w:pPr>
@@ -17272,30 +16467,30 @@
           <w:szCs w:val="22"/>
         </w:rPr>
       </w:pPr>
-      <w:bookmarkStart w:id="201" w:name="_Toc134620954"/>
-      <w:bookmarkStart w:id="202" w:name="_Toc218683056"/>
+      <w:bookmarkStart w:id="188" w:name="_Toc134620954"/>
+      <w:bookmarkStart w:id="189" w:name="_Toc218683056"/>
       <w:r>
         <w:rPr>
           <w:szCs w:val="22"/>
         </w:rPr>
         <w:t>Bewertungsmaßstab</w:t>
       </w:r>
-      <w:bookmarkEnd w:id="201"/>
-      <w:bookmarkEnd w:id="202"/>
+      <w:bookmarkEnd w:id="188"/>
+      <w:bookmarkEnd w:id="189"/>
     </w:p>
     <w:p/>
     <w:p>
       <w:pPr>
         <w:ind w:left="360" w:firstLine="349"/>
       </w:pPr>
-      <w:bookmarkStart w:id="203" w:name="_Hlk77953658"/>
+      <w:bookmarkStart w:id="190" w:name="_Hlk77953658"/>
       <w:r>
         <w:rPr>
           <w:highlight w:val="yellow"/>
         </w:rPr>
         <w:t>[Angabe ob nur Liquidations- oder auch Fortführungswerte mit Begründung]</w:t>
       </w:r>
-      <w:bookmarkEnd w:id="203"/>
+      <w:bookmarkEnd w:id="190"/>
     </w:p>
     <w:p>
       <w:pPr>
@@ -17313,16 +16508,16 @@
           <w:szCs w:val="22"/>
         </w:rPr>
       </w:pPr>
-      <w:bookmarkStart w:id="204" w:name="_Toc134620955"/>
-      <w:bookmarkStart w:id="205" w:name="_Toc218683057"/>
+      <w:bookmarkStart w:id="191" w:name="_Toc134620955"/>
+      <w:bookmarkStart w:id="192" w:name="_Toc218683057"/>
       <w:r>
         <w:rPr>
           <w:szCs w:val="22"/>
         </w:rPr>
         <w:t>Sachverständige Bewertung</w:t>
       </w:r>
-      <w:bookmarkEnd w:id="204"/>
-      <w:bookmarkEnd w:id="205"/>
+      <w:bookmarkEnd w:id="191"/>
+      <w:bookmarkEnd w:id="192"/>
     </w:p>
     <w:p>
       <w:pPr>
@@ -17361,29 +16556,105 @@
         <w:t>xxxxxx</w:t>
       </w:r>
       <w:r>
-        <w:t>. Inhaltlich nimmt</w:t>
-      </w:r>
+        <w:t xml:space="preserve">. Inhaltlich nimmt </w:t>
+      </w:r>
+      <w:bookmarkStart w:id="193" w:name="KI_Verwalter_der_die_005"/>
+      <w:r>
+        <w:t>KI_Verwalter_der_die</w:t>
+      </w:r>
+      <w:bookmarkEnd w:id="193"/>
       <w:r>
         <w:t xml:space="preserve"> </w:t>
       </w:r>
-      <w:bookmarkStart w:id="206" w:name="KI_Verwalter_der_die_005"/>
+      <w:bookmarkStart w:id="194" w:name="KI_Verwalter_Unterzeichner_016"/>
+      <w:r>
+        <w:t>KI_Verwalter_Unterzeichner</w:t>
+      </w:r>
+      <w:bookmarkEnd w:id="194"/>
+      <w:r>
+        <w:t xml:space="preserve"> insoweit Bezug auf das als </w:t>
+      </w:r>
+      <w:r>
+        <w:rPr>
+          <w:u w:val="single"/>
+        </w:rPr>
+        <w:t xml:space="preserve">Anlage </w:t>
+      </w:r>
+      <w:r>
+        <w:rPr>
+          <w:highlight w:val="yellow"/>
+          <w:u w:val="single"/>
+        </w:rPr>
+        <w:t>xx</w:t>
+      </w:r>
+      <w:r>
+        <w:t xml:space="preserve"> beigefügte Gutachten vom </w:t>
+      </w:r>
+      <w:r>
+        <w:rPr>
+          <w:highlight w:val="yellow"/>
+        </w:rPr>
+        <w:t>xxxxx</w:t>
+      </w:r>
+      <w:r>
+        <w:rPr>
+          <w:highlight w:val="yellow"/>
+        </w:rPr>
+        <w:t>.</w:t>
+      </w:r>
+    </w:p>
+    <w:p>
+      <w:pPr>
+        <w:ind w:left="360"/>
+      </w:pPr>
+    </w:p>
+    <w:p>
+      <w:pPr>
+        <w:ind w:left="709"/>
+      </w:pPr>
+      <w:bookmarkStart w:id="195" w:name="_Hlk77953711"/>
+      <w:r>
+        <w:t>Hinsichtlich des unbeweglichen Sachanlagevermögens nimmt</w:t>
+      </w:r>
+      <w:r>
+        <w:t xml:space="preserve"> </w:t>
+      </w:r>
+      <w:bookmarkStart w:id="196" w:name="KI_Verwalter_der_die_006"/>
       <w:r>
         <w:t>KI_Verwalter_der_die</w:t>
       </w:r>
-      <w:bookmarkEnd w:id="206"/>
+      <w:bookmarkEnd w:id="195"/>
       <w:r>
         <w:t xml:space="preserve"> </w:t>
       </w:r>
-      <w:bookmarkStart w:id="207" w:name="KI_Verwalter_Unterzeichner_016"/>
+      <w:bookmarkStart w:id="197" w:name="KI_Verwalter_Unterzeichner_017"/>
       <w:r>
         <w:t>KI_Verwalter_Unterzeichner</w:t>
       </w:r>
-      <w:bookmarkEnd w:id="207"/>
+      <w:bookmarkEnd w:id="196"/>
       <w:r>
         <w:t xml:space="preserve"> </w:t>
       </w:r>
       <w:r>
-        <w:t xml:space="preserve">insoweit Bezug auf das als </w:t>
+        <w:t xml:space="preserve">auf das Marktwertermittlungsgutachten des </w:t>
+      </w:r>
+      <w:r>
+        <w:rPr>
+          <w:highlight w:val="yellow"/>
+        </w:rPr>
+        <w:t>[…]</w:t>
+      </w:r>
+      <w:r>
+        <w:t xml:space="preserve"> vom </w:t>
+      </w:r>
+      <w:r>
+        <w:rPr>
+          <w:highlight w:val="yellow"/>
+        </w:rPr>
+        <w:t>[…]</w:t>
+      </w:r>
+      <w:r>
+        <w:t xml:space="preserve"> Bezug (</w:t>
       </w:r>
       <w:r>
         <w:rPr>
@@ -17396,94 +16667,12 @@
           <w:highlight w:val="yellow"/>
           <w:u w:val="single"/>
         </w:rPr>
-        <w:t>xx</w:t>
-      </w:r>
-      <w:r>
-        <w:t xml:space="preserve"> beigefügte Gutachten vom </w:t>
-      </w:r>
-      <w:r>
-        <w:rPr>
-          <w:highlight w:val="yellow"/>
-        </w:rPr>
-        <w:t>xxxxx</w:t>
-      </w:r>
-      <w:r>
-        <w:rPr>
-          <w:highlight w:val="yellow"/>
-        </w:rPr>
-        <w:t>.</w:t>
-      </w:r>
-    </w:p>
-    <w:p>
-      <w:pPr>
-        <w:ind w:left="360"/>
-      </w:pPr>
-    </w:p>
-    <w:p>
-      <w:pPr>
-        <w:ind w:left="709"/>
-      </w:pPr>
-      <w:bookmarkStart w:id="208" w:name="_Hlk77953711"/>
-      <w:r>
-        <w:t>Hinsichtlich des unbeweglichen Sachanlagevermögens nimmt</w:t>
-      </w:r>
-      <w:r>
-        <w:t xml:space="preserve"> </w:t>
-      </w:r>
-      <w:bookmarkStart w:id="209" w:name="KI_Verwalter_der_die_006"/>
-      <w:r>
-        <w:t>KI_Verwalter_der_die</w:t>
-      </w:r>
-      <w:bookmarkEnd w:id="208"/>
-      <w:r>
-        <w:t xml:space="preserve"> </w:t>
-      </w:r>
-      <w:bookmarkStart w:id="210" w:name="KI_Verwalter_Unterzeichner_017"/>
-      <w:r>
-        <w:t>KI_Verwalter_Unterzeichner</w:t>
-      </w:r>
-      <w:bookmarkEnd w:id="209"/>
-      <w:r>
-        <w:t xml:space="preserve"> </w:t>
-      </w:r>
-      <w:r>
-        <w:t xml:space="preserve">auf das Marktwertermittlungsgutachten des </w:t>
-      </w:r>
-      <w:r>
-        <w:rPr>
-          <w:highlight w:val="yellow"/>
-        </w:rPr>
         <w:t>[…]</w:t>
       </w:r>
       <w:r>
-        <w:t xml:space="preserve"> vom </w:t>
-      </w:r>
-      <w:r>
-        <w:rPr>
-          <w:highlight w:val="yellow"/>
-        </w:rPr>
-        <w:t>[…]</w:t>
-      </w:r>
-      <w:r>
-        <w:t xml:space="preserve"> Bezug (</w:t>
-      </w:r>
-      <w:r>
-        <w:rPr>
-          <w:u w:val="single"/>
-        </w:rPr>
-        <w:t xml:space="preserve">Anlage </w:t>
-      </w:r>
-      <w:r>
-        <w:rPr>
-          <w:highlight w:val="yellow"/>
-          <w:u w:val="single"/>
-        </w:rPr>
-        <w:t>[…]</w:t>
-      </w:r>
-      <w:r>
         <w:t>).</w:t>
       </w:r>
-      <w:bookmarkEnd w:id="210"/>
+      <w:bookmarkEnd w:id="197"/>
     </w:p>
     <w:p/>
     <w:p>
@@ -17497,18 +16686,18 @@
           <w:szCs w:val="22"/>
         </w:rPr>
       </w:pPr>
-      <w:bookmarkStart w:id="211" w:name="_Toc3475040"/>
-      <w:bookmarkStart w:id="212" w:name="_Toc134620956"/>
-      <w:bookmarkStart w:id="213" w:name="_Toc218683058"/>
+      <w:bookmarkStart w:id="198" w:name="_Toc3475040"/>
+      <w:bookmarkStart w:id="199" w:name="_Toc134620956"/>
+      <w:bookmarkStart w:id="200" w:name="_Toc218683058"/>
       <w:r>
         <w:rPr>
           <w:szCs w:val="22"/>
         </w:rPr>
         <w:t>Aktiva</w:t>
       </w:r>
-      <w:bookmarkEnd w:id="211"/>
-      <w:bookmarkEnd w:id="212"/>
-      <w:bookmarkEnd w:id="213"/>
+      <w:bookmarkEnd w:id="198"/>
+      <w:bookmarkEnd w:id="199"/>
+      <w:bookmarkEnd w:id="200"/>
     </w:p>
     <w:p>
       <w:pPr>
@@ -17527,18 +16716,18 @@
           <w:szCs w:val="22"/>
         </w:rPr>
       </w:pPr>
-      <w:bookmarkStart w:id="214" w:name="_Toc3475041"/>
-      <w:bookmarkStart w:id="215" w:name="_Toc134620957"/>
-      <w:bookmarkStart w:id="216" w:name="_Toc218683059"/>
+      <w:bookmarkStart w:id="201" w:name="_Toc3475041"/>
+      <w:bookmarkStart w:id="202" w:name="_Toc134620957"/>
+      <w:bookmarkStart w:id="203" w:name="_Toc218683059"/>
       <w:r>
         <w:rPr>
           <w:szCs w:val="22"/>
         </w:rPr>
         <w:t>Anlagevermögen</w:t>
       </w:r>
-      <w:bookmarkEnd w:id="214"/>
-      <w:bookmarkEnd w:id="215"/>
-      <w:bookmarkEnd w:id="216"/>
+      <w:bookmarkEnd w:id="201"/>
+      <w:bookmarkEnd w:id="202"/>
+      <w:bookmarkEnd w:id="203"/>
     </w:p>
     <w:p/>
     <w:p>
@@ -17556,14 +16745,12 @@
     </w:p>
     <w:p/>
     <w:p>
-      <w:bookmarkStart w:id="217" w:name="_Hlk77953841"/>
+      <w:bookmarkStart w:id="204" w:name="_Hlk77953841"/>
       <w:r>
         <w:t xml:space="preserve">aa) </w:t>
       </w:r>
       <w:r>
         <w:tab/>
-      </w:r>
-      <w:r>
         <w:t>Goodwill / Firmenwert</w:t>
       </w:r>
     </w:p>
@@ -17590,12 +16777,7 @@
       </w:r>
       <w:r>
         <w:tab/>
-      </w:r>
-      <w:r>
-        <w:t>selbst geschaffene gewerbliche Schutzrechte</w:t>
-      </w:r>
-      <w:r>
-        <w:t xml:space="preserve"> und ähnliche Rechte</w:t>
+        <w:t>selbst geschaffene gewerbliche Schutzrechte und ähnliche Rechte</w:t>
       </w:r>
     </w:p>
     <w:p>
@@ -17624,18 +16806,7 @@
       </w:r>
       <w:r>
         <w:tab/>
-      </w:r>
-      <w:r>
-        <w:t>entgeltlich erworbene Konzessionen</w:t>
-      </w:r>
-      <w:r>
-        <w:t>,</w:t>
-      </w:r>
-      <w:r>
-        <w:t xml:space="preserve"> gewerbliche Schutzrechte</w:t>
-      </w:r>
-      <w:r>
-        <w:t xml:space="preserve"> und ähnliche Rechte</w:t>
+        <w:t>entgeltlich erworbene Konzessionen, gewerbliche Schutzrechte und ähnliche Rechte</w:t>
       </w:r>
     </w:p>
     <w:p>
@@ -17657,7 +16828,7 @@
         <w:t>[entgeltlich erworbene Rechte Beschreibung/Wert]</w:t>
       </w:r>
     </w:p>
-    <w:bookmarkEnd w:id="217"/>
+    <w:bookmarkEnd w:id="204"/>
     <w:p/>
     <w:p>
       <w:pPr>
@@ -17681,14 +16852,12 @@
       </w:pPr>
     </w:p>
     <w:p>
-      <w:bookmarkStart w:id="218" w:name="_Hlk77953882"/>
+      <w:bookmarkStart w:id="205" w:name="_Hlk77953882"/>
       <w:r>
         <w:t xml:space="preserve">aa) </w:t>
       </w:r>
       <w:r>
         <w:tab/>
-      </w:r>
-      <w:r>
         <w:t>Grundstücke und grundstücksgleiche Rechte</w:t>
       </w:r>
     </w:p>
@@ -17718,8 +16887,6 @@
       </w:r>
       <w:r>
         <w:tab/>
-      </w:r>
-      <w:r>
         <w:t>technische Anlagen und Maschinen</w:t>
       </w:r>
     </w:p>
@@ -17746,8 +16913,6 @@
       </w:r>
       <w:r>
         <w:tab/>
-      </w:r>
-      <w:r>
         <w:t>Betriebs- und Geschäftsausstattung</w:t>
       </w:r>
     </w:p>
@@ -17770,7 +16935,7 @@
         <w:t>[BGA Beschreibung/Wert]</w:t>
       </w:r>
     </w:p>
-    <w:bookmarkEnd w:id="218"/>
+    <w:bookmarkEnd w:id="205"/>
     <w:p>
       <w:r>
         <w:tab/>
@@ -17798,14 +16963,12 @@
       </w:pPr>
     </w:p>
     <w:p>
-      <w:bookmarkStart w:id="219" w:name="_Hlk77953925"/>
+      <w:bookmarkStart w:id="206" w:name="_Hlk77953925"/>
       <w:r>
         <w:t xml:space="preserve">aa) </w:t>
       </w:r>
       <w:r>
         <w:tab/>
-      </w:r>
-      <w:r>
         <w:t>Anteile an verbundenen Unternehmen</w:t>
       </w:r>
     </w:p>
@@ -17848,8 +17011,6 @@
       </w:r>
       <w:r>
         <w:tab/>
-      </w:r>
-      <w:r>
         <w:t>Beteiligungen</w:t>
       </w:r>
     </w:p>
@@ -17887,15 +17048,7 @@
       </w:r>
       <w:r>
         <w:tab/>
-      </w:r>
-      <w:r>
-        <w:t>Wertpapier</w:t>
-      </w:r>
-      <w:r>
-        <w:t>e</w:t>
-      </w:r>
-      <w:r>
-        <w:t xml:space="preserve"> des Anlagevermögens</w:t>
+        <w:t>Wertpapiere des Anlagevermögens</w:t>
       </w:r>
     </w:p>
     <w:p>
@@ -17917,7 +17070,7 @@
         <w:t>[Wertpapiere Anlagevermögen Beschreibung/Wert]</w:t>
       </w:r>
     </w:p>
-    <w:bookmarkEnd w:id="219"/>
+    <w:bookmarkEnd w:id="206"/>
     <w:p>
       <w:pPr>
         <w:pStyle w:val="abc0"/>
@@ -17938,18 +17091,18 @@
           <w:szCs w:val="22"/>
         </w:rPr>
       </w:pPr>
-      <w:bookmarkStart w:id="220" w:name="_Toc3475042"/>
-      <w:bookmarkStart w:id="221" w:name="_Toc134620958"/>
-      <w:bookmarkStart w:id="222" w:name="_Toc218683060"/>
+      <w:bookmarkStart w:id="207" w:name="_Toc3475042"/>
+      <w:bookmarkStart w:id="208" w:name="_Toc134620958"/>
+      <w:bookmarkStart w:id="209" w:name="_Toc218683060"/>
       <w:r>
         <w:rPr>
           <w:szCs w:val="22"/>
         </w:rPr>
         <w:t>Umlaufvermögen</w:t>
       </w:r>
-      <w:bookmarkEnd w:id="220"/>
-      <w:bookmarkEnd w:id="221"/>
-      <w:bookmarkEnd w:id="222"/>
+      <w:bookmarkEnd w:id="207"/>
+      <w:bookmarkEnd w:id="208"/>
+      <w:bookmarkEnd w:id="209"/>
     </w:p>
     <w:p/>
     <w:p>
@@ -17967,14 +17120,12 @@
     </w:p>
     <w:p/>
     <w:p>
-      <w:bookmarkStart w:id="223" w:name="_Hlk77953999"/>
+      <w:bookmarkStart w:id="210" w:name="_Hlk77953999"/>
       <w:r>
         <w:t xml:space="preserve">aa) </w:t>
       </w:r>
       <w:r>
         <w:tab/>
-      </w:r>
-      <w:r>
         <w:t>Roh-, Hilfs- und Betriebsstoffe</w:t>
       </w:r>
     </w:p>
@@ -18011,8 +17162,6 @@
       </w:r>
       <w:r>
         <w:tab/>
-      </w:r>
-      <w:r>
         <w:t>unfertige Erzeugnisse</w:t>
       </w:r>
       <w:r>
@@ -18082,7 +17231,7 @@
         <w:t>[fertige Erzeugnisse/Waren Beschreibung/Wert]</w:t>
       </w:r>
     </w:p>
-    <w:bookmarkEnd w:id="223"/>
+    <w:bookmarkEnd w:id="210"/>
     <w:p/>
     <w:p>
       <w:pPr>
@@ -18099,14 +17248,12 @@
     </w:p>
     <w:p/>
     <w:p>
-      <w:bookmarkStart w:id="224" w:name="_Hlk77954057"/>
+      <w:bookmarkStart w:id="211" w:name="_Hlk77954057"/>
       <w:r>
         <w:t xml:space="preserve">aa) </w:t>
       </w:r>
       <w:r>
         <w:tab/>
-      </w:r>
-      <w:r>
         <w:t xml:space="preserve">Forderungen aus Lieferung und Leistung (Stand </w:t>
       </w:r>
       <w:r>
@@ -18142,8 +17289,6 @@
       </w:r>
       <w:r>
         <w:tab/>
-      </w:r>
-      <w:r>
         <w:t xml:space="preserve">Forderungen gegen verbundene Unternehmen (Stand </w:t>
       </w:r>
       <w:r>
@@ -18183,8 +17328,6 @@
       </w:r>
       <w:r>
         <w:tab/>
-      </w:r>
-      <w:r>
         <w:t>Forderungen gegen Unternehmen, mit denen ein Beteiligungsverhältnis besteht</w:t>
       </w:r>
     </w:p>
@@ -18215,8 +17358,6 @@
       </w:r>
       <w:r>
         <w:tab/>
-      </w:r>
-      <w:r>
         <w:t>sonstige Vermögensgegenstände</w:t>
       </w:r>
     </w:p>
@@ -18236,7 +17377,7 @@
         <w:t>[sonstige Vermögensgegenstände Beschreibung/Wert]</w:t>
       </w:r>
     </w:p>
-    <w:bookmarkEnd w:id="224"/>
+    <w:bookmarkEnd w:id="211"/>
     <w:p/>
     <w:p>
       <w:pPr>
@@ -18282,18 +17423,13 @@
       </w:pPr>
     </w:p>
     <w:p>
-      <w:bookmarkStart w:id="225" w:name="_Hlk77954158"/>
+      <w:bookmarkStart w:id="212" w:name="_Hlk77954158"/>
       <w:r>
         <w:t xml:space="preserve">aa) </w:t>
       </w:r>
       <w:r>
         <w:tab/>
-      </w:r>
-      <w:r>
-        <w:t>Kassenbestand</w:t>
-      </w:r>
-      <w:r>
-        <w:t xml:space="preserve"> (Stand </w:t>
+        <w:t xml:space="preserve">Kassenbestand (Stand </w:t>
       </w:r>
       <w:r>
         <w:rPr>
@@ -18332,12 +17468,7 @@
       </w:r>
       <w:r>
         <w:tab/>
-      </w:r>
-      <w:r>
-        <w:t>Bankguthaben</w:t>
-      </w:r>
-      <w:r>
-        <w:t xml:space="preserve"> (Stand </w:t>
+        <w:t xml:space="preserve">Bankguthaben (Stand </w:t>
       </w:r>
       <w:r>
         <w:rPr>
@@ -18354,7 +17485,7 @@
         <w:ind w:left="360"/>
       </w:pPr>
     </w:p>
-    <w:bookmarkEnd w:id="225"/>
+    <w:bookmarkEnd w:id="212"/>
     <w:p>
       <w:pPr>
         <w:ind w:left="708"/>
@@ -18369,28 +17500,28 @@
         </w:rPr>
         <w:t xml:space="preserve">Der Unterzeichner hat bei der </w:t>
       </w:r>
-      <w:bookmarkStart w:id="226" w:name="KI_Anderkonto_Bank"/>
+      <w:bookmarkStart w:id="213" w:name="KI_Anderkonto_Bank"/>
       <w:r>
         <w:rPr>
           <w:rFonts w:cs="Arial"/>
         </w:rPr>
         <w:t>KI_Anderkonto_Bank</w:t>
       </w:r>
-      <w:bookmarkEnd w:id="226"/>
+      <w:bookmarkEnd w:id="213"/>
       <w:r>
         <w:rPr>
           <w:rFonts w:cs="Arial"/>
         </w:rPr>
         <w:t xml:space="preserve"> ein Insolvenz-Sonderkonto mit der IBAN: </w:t>
       </w:r>
-      <w:bookmarkStart w:id="227" w:name="KI_ANDERKONTO_IBAN"/>
+      <w:bookmarkStart w:id="214" w:name="KI_ANDERKONTO_IBAN"/>
       <w:r>
         <w:rPr>
           <w:rFonts w:cs="Arial"/>
         </w:rPr>
         <w:t>KI_ANDERKONTO_IBAN</w:t>
       </w:r>
-      <w:bookmarkEnd w:id="227"/>
+      <w:bookmarkEnd w:id="214"/>
       <w:r>
         <w:rPr>
           <w:rFonts w:cs="Arial"/>
@@ -18949,7 +18080,7 @@
           <w:highlight w:val="yellow"/>
         </w:rPr>
       </w:pPr>
-      <w:bookmarkStart w:id="228" w:name="_Hlk94871528"/>
+      <w:bookmarkStart w:id="215" w:name="_Hlk94871528"/>
     </w:p>
     <w:tbl>
       <w:tblPr>
@@ -19195,7 +18326,7 @@
         <w:ind w:firstLine="709"/>
       </w:pPr>
     </w:p>
-    <w:bookmarkEnd w:id="228"/>
+    <w:bookmarkEnd w:id="215"/>
     <w:p/>
     <w:p>
       <w:pPr>
@@ -19217,7 +18348,7 @@
           <w:highlight w:val="yellow"/>
         </w:rPr>
       </w:pPr>
-      <w:bookmarkStart w:id="229" w:name="_Hlk94871469"/>
+      <w:bookmarkStart w:id="216" w:name="_Hlk94871469"/>
       <w:r>
         <w:t xml:space="preserve">Im eröffneten Insolvenzverfahren werden zur Aussonderung berechtigende Ansprüche </w:t>
       </w:r>
@@ -19247,7 +18378,7 @@
         <w:t>[Tabelle]</w:t>
       </w:r>
     </w:p>
-    <w:bookmarkEnd w:id="229"/>
+    <w:bookmarkEnd w:id="216"/>
     <w:p>
       <w:pPr>
         <w:ind w:firstLine="360"/>
@@ -19314,16 +18445,16 @@
           <w:szCs w:val="22"/>
         </w:rPr>
       </w:pPr>
-      <w:bookmarkStart w:id="230" w:name="_Toc134620960"/>
-      <w:bookmarkStart w:id="231" w:name="_Toc218683062"/>
+      <w:bookmarkStart w:id="217" w:name="_Toc134620960"/>
+      <w:bookmarkStart w:id="218" w:name="_Toc218683062"/>
       <w:r>
         <w:rPr>
           <w:szCs w:val="22"/>
         </w:rPr>
         <w:t>Passiva</w:t>
       </w:r>
-      <w:bookmarkEnd w:id="230"/>
-      <w:bookmarkEnd w:id="231"/>
+      <w:bookmarkEnd w:id="217"/>
+      <w:bookmarkEnd w:id="218"/>
     </w:p>
     <w:p>
       <w:pPr>
@@ -19361,14 +18492,14 @@
       <w:pPr>
         <w:ind w:firstLine="709"/>
       </w:pPr>
-      <w:bookmarkStart w:id="232" w:name="_Hlk94876259"/>
+      <w:bookmarkStart w:id="219" w:name="_Hlk94876259"/>
       <w:r>
         <w:rPr>
           <w:highlight w:val="yellow"/>
         </w:rPr>
         <w:t>[Tabelle]</w:t>
       </w:r>
-      <w:bookmarkEnd w:id="232"/>
+      <w:bookmarkEnd w:id="219"/>
     </w:p>
     <w:p/>
     <w:p>
@@ -19412,16 +18543,16 @@
           <w:szCs w:val="22"/>
         </w:rPr>
       </w:pPr>
-      <w:bookmarkStart w:id="233" w:name="_Toc134620961"/>
-      <w:bookmarkStart w:id="234" w:name="_Toc218683063"/>
+      <w:bookmarkStart w:id="220" w:name="_Toc134620961"/>
+      <w:bookmarkStart w:id="221" w:name="_Toc218683063"/>
       <w:r>
         <w:rPr>
           <w:szCs w:val="22"/>
         </w:rPr>
         <w:t>Drittsicherheiten</w:t>
       </w:r>
-      <w:bookmarkEnd w:id="233"/>
-      <w:bookmarkEnd w:id="234"/>
+      <w:bookmarkEnd w:id="220"/>
+      <w:bookmarkEnd w:id="221"/>
     </w:p>
     <w:p/>
     <w:p>
@@ -19448,9 +18579,9 @@
           <w:szCs w:val="22"/>
         </w:rPr>
       </w:pPr>
-      <w:bookmarkStart w:id="235" w:name="_Toc3475046"/>
-      <w:bookmarkStart w:id="236" w:name="_Toc134620962"/>
-      <w:bookmarkStart w:id="237" w:name="_Toc218683064"/>
+      <w:bookmarkStart w:id="222" w:name="_Toc3475046"/>
+      <w:bookmarkStart w:id="223" w:name="_Toc134620962"/>
+      <w:bookmarkStart w:id="224" w:name="_Toc218683064"/>
       <w:r>
         <w:rPr>
           <w:szCs w:val="22"/>
@@ -19458,37 +18589,16 @@
         <w:lastRenderedPageBreak/>
         <w:t>Eröffnungsgründe</w:t>
       </w:r>
-      <w:bookmarkEnd w:id="235"/>
-      <w:bookmarkEnd w:id="236"/>
-      <w:bookmarkEnd w:id="237"/>
+      <w:bookmarkEnd w:id="222"/>
+      <w:bookmarkEnd w:id="223"/>
+      <w:bookmarkEnd w:id="224"/>
     </w:p>
     <w:p>
       <w:pPr>
         <w:ind w:left="709"/>
       </w:pPr>
       <w:r>
-        <w:t xml:space="preserve">Bei der Prüfung der Eröffnungsgründe ist zu berücksichtigen, dass das Insolvenzverfahren </w:t>
-      </w:r>
-      <w:r>
-        <w:t>allein</w:t>
-      </w:r>
-      <w:r>
-        <w:t xml:space="preserve"> das Vermögen der Schuldnerin als Personengesellschaft betrifft</w:t>
-      </w:r>
-      <w:r>
-        <w:t>. Die Anwendbarkeit</w:t>
-      </w:r>
-      <w:r>
-        <w:t xml:space="preserve"> einzelner Insolvenzgründe – insbesondere der Überschuldung gem. § 19 InsO – </w:t>
-      </w:r>
-      <w:r>
-        <w:t xml:space="preserve">richtet sich </w:t>
-      </w:r>
-      <w:r>
-        <w:t>nach der gesellschaftsrechtlichen Haftungsstruktur</w:t>
-      </w:r>
-      <w:r>
-        <w:t>.</w:t>
+        <w:t>Bei der Prüfung der Eröffnungsgründe ist zu berücksichtigen, dass das Insolvenzverfahren allein das Vermögen der Schuldnerin als Personengesellschaft betrifft. Die Anwendbarkeit einzelner Insolvenzgründe – insbesondere der Überschuldung gem. § 19 InsO – richtet sich nach der gesellschaftsrechtlichen Haftungsstruktur.</w:t>
       </w:r>
     </w:p>
     <w:p/>
@@ -19503,16 +18613,16 @@
           <w:szCs w:val="22"/>
         </w:rPr>
       </w:pPr>
-      <w:bookmarkStart w:id="238" w:name="_Toc134620963"/>
-      <w:bookmarkStart w:id="239" w:name="_Toc218683065"/>
+      <w:bookmarkStart w:id="225" w:name="_Toc134620963"/>
+      <w:bookmarkStart w:id="226" w:name="_Toc218683065"/>
       <w:r>
         <w:rPr>
           <w:szCs w:val="22"/>
         </w:rPr>
         <w:t>Zahlungsunfähigkeit (§ 17 InsO)</w:t>
       </w:r>
-      <w:bookmarkEnd w:id="238"/>
-      <w:bookmarkEnd w:id="239"/>
+      <w:bookmarkEnd w:id="225"/>
+      <w:bookmarkEnd w:id="226"/>
     </w:p>
     <w:p/>
     <w:p>
@@ -19526,52 +18636,34 @@
           <w:szCs w:val="22"/>
         </w:rPr>
       </w:pPr>
-      <w:bookmarkStart w:id="240" w:name="_Toc134620964"/>
-      <w:bookmarkStart w:id="241" w:name="_Toc218683066"/>
+      <w:bookmarkStart w:id="227" w:name="_Toc134620964"/>
+      <w:bookmarkStart w:id="228" w:name="_Toc218683066"/>
       <w:r>
         <w:rPr>
           <w:szCs w:val="22"/>
         </w:rPr>
         <w:t>Definition</w:t>
       </w:r>
-      <w:bookmarkEnd w:id="240"/>
-      <w:bookmarkEnd w:id="241"/>
+      <w:bookmarkEnd w:id="227"/>
+      <w:bookmarkEnd w:id="228"/>
     </w:p>
     <w:p/>
     <w:p>
       <w:pPr>
         <w:ind w:left="709"/>
       </w:pPr>
-      <w:bookmarkStart w:id="242" w:name="_Hlk77954234"/>
-      <w:bookmarkStart w:id="243" w:name="_Hlk88472379"/>
-      <w:r>
-        <w:t xml:space="preserve">Nach der Leitentscheidung </w:t>
-      </w:r>
-      <w:r>
-        <w:t xml:space="preserve">des </w:t>
-      </w:r>
-      <w:r>
-        <w:t xml:space="preserve">BGH vom 24.05.2005 </w:t>
-      </w:r>
-      <w:r>
-        <w:t xml:space="preserve">(Az. </w:t>
-      </w:r>
-      <w:r>
-        <w:t>IX ZR 123/04)</w:t>
-      </w:r>
-      <w:bookmarkEnd w:id="242"/>
+      <w:bookmarkStart w:id="229" w:name="_Hlk77954234"/>
+      <w:bookmarkStart w:id="230" w:name="_Hlk88472379"/>
+      <w:r>
+        <w:t>Nach der Leitentscheidung des BGH vom 24.05.2005 (Az. IX ZR 123/04)</w:t>
+      </w:r>
+      <w:bookmarkEnd w:id="229"/>
       <w:r>
         <w:t xml:space="preserve"> liegt Zahlungsun</w:t>
       </w:r>
       <w:r>
         <w:softHyphen/>
-        <w:t>fähigkeit im Sinne des § 17</w:t>
-      </w:r>
-      <w:r>
-        <w:t xml:space="preserve"> InsO</w:t>
-      </w:r>
-      <w:r>
-        <w:t xml:space="preserve"> regelmäßig jedenfalls dann vor, wenn der Schuldner </w:t>
+        <w:t xml:space="preserve">fähigkeit im Sinne des § 17 InsO regelmäßig jedenfalls dann vor, wenn der Schuldner </w:t>
       </w:r>
       <w:r>
         <w:rPr>
@@ -19580,25 +18672,10 @@
         <w:t>10 % oder mehr seiner fälligen Gesamtverbindlichkeiten länger als drei Wochen nicht erfüllen kann,</w:t>
       </w:r>
       <w:r>
-        <w:t xml:space="preserve"> sofern nicht ausnahmsweise mit an Sicherheit grenzender Wahrscheinlichkeit zu erwarten ist, dass die Liquiditätslücke demnächst vollständig oder fast vollständig beseitigt werden wird und den Gläubigern ein Zuwarten nach den besonderen Umständen des Einzelfalls zuzumute</w:t>
-      </w:r>
-      <w:r>
-        <w:t>n ist. Nach einer weiteren Grundsatzentscheidung des BGH (Beschl</w:t>
-      </w:r>
-      <w:r>
-        <w:t>.</w:t>
-      </w:r>
-      <w:r>
-        <w:t xml:space="preserve"> v</w:t>
-      </w:r>
-      <w:r>
-        <w:t>.</w:t>
-      </w:r>
-      <w:r>
-        <w:t xml:space="preserve"> 19.07.2007 – IX ZB 36/07) sind nur die „ernsthaft eingeforderten" fälligen Forderungen bei Feststellung der Zahlungsunfähigkeit zu berücksichtigen. </w:t>
-      </w:r>
-    </w:p>
-    <w:bookmarkEnd w:id="243"/>
+        <w:t xml:space="preserve"> sofern nicht ausnahmsweise mit an Sicherheit grenzender Wahrscheinlichkeit zu erwarten ist, dass die Liquiditätslücke demnächst vollständig oder fast vollständig beseitigt werden wird und den Gläubigern ein Zuwarten nach den besonderen Umständen des Einzelfalls zuzumuten ist. Nach einer weiteren Grundsatzentscheidung des BGH (Beschl. v. 19.07.2007 – IX ZB 36/07) sind nur die „ernsthaft eingeforderten" fälligen Forderungen bei Feststellung der Zahlungsunfähigkeit zu berücksichtigen. </w:t>
+      </w:r>
+    </w:p>
+    <w:bookmarkEnd w:id="230"/>
     <w:p/>
     <w:p>
       <w:pPr>
@@ -19611,16 +18688,16 @@
           <w:szCs w:val="22"/>
         </w:rPr>
       </w:pPr>
-      <w:bookmarkStart w:id="244" w:name="_Toc134620965"/>
-      <w:bookmarkStart w:id="245" w:name="_Toc218683067"/>
+      <w:bookmarkStart w:id="231" w:name="_Toc134620965"/>
+      <w:bookmarkStart w:id="232" w:name="_Toc218683067"/>
       <w:r>
         <w:rPr>
           <w:szCs w:val="22"/>
         </w:rPr>
         <w:t>Vorliegen im Gutachtenfall</w:t>
       </w:r>
-      <w:bookmarkEnd w:id="244"/>
-      <w:bookmarkEnd w:id="245"/>
+      <w:bookmarkEnd w:id="231"/>
+      <w:bookmarkEnd w:id="232"/>
     </w:p>
     <w:p>
       <w:pPr>
@@ -19653,39 +18730,31 @@
           <w:szCs w:val="22"/>
         </w:rPr>
       </w:pPr>
-      <w:bookmarkStart w:id="246" w:name="_Toc134620966"/>
-      <w:bookmarkStart w:id="247" w:name="_Toc218683068"/>
+      <w:bookmarkStart w:id="233" w:name="_Toc134620966"/>
+      <w:bookmarkStart w:id="234" w:name="_Toc218683068"/>
       <w:r>
         <w:rPr>
           <w:szCs w:val="22"/>
         </w:rPr>
         <w:t>Überschuldung (§ 19 InsO)</w:t>
       </w:r>
-      <w:bookmarkEnd w:id="246"/>
-      <w:bookmarkEnd w:id="247"/>
+      <w:bookmarkEnd w:id="233"/>
+      <w:bookmarkEnd w:id="234"/>
     </w:p>
     <w:p/>
     <w:p>
       <w:pPr>
         <w:pStyle w:val="Heading3"/>
       </w:pPr>
-      <w:bookmarkStart w:id="248" w:name="_Toc218683069"/>
-      <w:r>
-        <w:t>1</w:t>
-      </w:r>
-      <w:r>
-        <w:t>.</w:t>
+      <w:bookmarkStart w:id="235" w:name="_Toc218683069"/>
+      <w:r>
+        <w:t>1.</w:t>
       </w:r>
       <w:r>
         <w:tab/>
-      </w:r>
-      <w:r>
-        <w:t xml:space="preserve">Anwendungsbereich und </w:t>
-      </w:r>
-      <w:r>
-        <w:t>Definition</w:t>
-      </w:r>
-      <w:bookmarkEnd w:id="248"/>
+        <w:t>Anwendungsbereich und Definition</w:t>
+      </w:r>
+      <w:bookmarkEnd w:id="235"/>
     </w:p>
     <w:p/>
     <w:p>
@@ -19722,18 +18791,15 @@
       <w:pPr>
         <w:pStyle w:val="Heading3"/>
       </w:pPr>
-      <w:bookmarkStart w:id="249" w:name="_Toc218683070"/>
-      <w:r>
-        <w:t>2</w:t>
-      </w:r>
-      <w:r>
-        <w:t>.</w:t>
+      <w:bookmarkStart w:id="236" w:name="_Toc218683070"/>
+      <w:r>
+        <w:t>2.</w:t>
       </w:r>
       <w:r>
         <w:tab/>
         <w:t>Vorliegen im Gutachtenfall</w:t>
       </w:r>
-      <w:bookmarkEnd w:id="249"/>
+      <w:bookmarkEnd w:id="236"/>
     </w:p>
     <w:p>
       <w:pPr>
@@ -19778,16 +18844,16 @@
           <w:szCs w:val="22"/>
         </w:rPr>
       </w:pPr>
-      <w:bookmarkStart w:id="250" w:name="_Toc3475050"/>
-      <w:bookmarkStart w:id="251" w:name="_Toc134620969"/>
-      <w:bookmarkStart w:id="252" w:name="_Toc218683071"/>
+      <w:bookmarkStart w:id="237" w:name="_Toc3475050"/>
+      <w:bookmarkStart w:id="238" w:name="_Toc134620969"/>
+      <w:bookmarkStart w:id="239" w:name="_Toc218683071"/>
       <w:r>
         <w:rPr>
           <w:szCs w:val="22"/>
         </w:rPr>
         <w:t>Eintritt der Insolvenzreife</w:t>
       </w:r>
-      <w:bookmarkEnd w:id="250"/>
+      <w:bookmarkEnd w:id="237"/>
       <w:r>
         <w:rPr>
           <w:szCs w:val="22"/>
@@ -19801,8 +18867,8 @@
         </w:rPr>
         <w:t>[I.d.R. wenn danach gefragt ist.]</w:t>
       </w:r>
-      <w:bookmarkEnd w:id="251"/>
-      <w:bookmarkEnd w:id="252"/>
+      <w:bookmarkEnd w:id="238"/>
+      <w:bookmarkEnd w:id="239"/>
     </w:p>
     <w:p/>
     <w:p>
@@ -19821,19 +18887,19 @@
       <w:r>
         <w:t xml:space="preserve"> </w:t>
       </w:r>
-      <w:bookmarkStart w:id="253" w:name="KI_Verwalter_des_der_003"/>
+      <w:bookmarkStart w:id="240" w:name="KI_Verwalter_des_der_003"/>
       <w:r>
         <w:t>KI_Verwalter_des_der</w:t>
       </w:r>
-      <w:bookmarkEnd w:id="253"/>
+      <w:bookmarkEnd w:id="240"/>
       <w:r>
         <w:t xml:space="preserve"> </w:t>
       </w:r>
-      <w:bookmarkStart w:id="254" w:name="KI_Verwalter_Unterzeichner_Genitiv_003"/>
+      <w:bookmarkStart w:id="241" w:name="KI_Verwalter_Unterzeichner_Genitiv_003"/>
       <w:r>
         <w:t>KI_Verwalter_Unterzeichner_Genitiv</w:t>
       </w:r>
-      <w:bookmarkEnd w:id="254"/>
+      <w:bookmarkEnd w:id="241"/>
       <w:r>
         <w:t xml:space="preserve"> </w:t>
       </w:r>
@@ -19899,28 +18965,28 @@
         </w:rPr>
         <w:t xml:space="preserve"> </w:t>
       </w:r>
-      <w:bookmarkStart w:id="255" w:name="KI_Verwalter_der_die_007"/>
+      <w:bookmarkStart w:id="242" w:name="KI_Verwalter_der_die_007"/>
       <w:r>
         <w:rPr>
           <w:highlight w:val="yellow"/>
         </w:rPr>
         <w:t>KI_Verwalter_der_die</w:t>
       </w:r>
-      <w:bookmarkEnd w:id="255"/>
+      <w:bookmarkEnd w:id="242"/>
       <w:r>
         <w:rPr>
           <w:highlight w:val="yellow"/>
         </w:rPr>
         <w:t xml:space="preserve"> </w:t>
       </w:r>
-      <w:bookmarkStart w:id="256" w:name="KI_Verwalter_Unterzeichner_018"/>
+      <w:bookmarkStart w:id="243" w:name="KI_Verwalter_Unterzeichner_018"/>
       <w:r>
         <w:rPr>
           <w:highlight w:val="yellow"/>
         </w:rPr>
         <w:t>KI_Verwalter_Unterzeichner</w:t>
       </w:r>
-      <w:bookmarkEnd w:id="256"/>
+      <w:bookmarkEnd w:id="243"/>
       <w:r>
         <w:rPr>
           <w:highlight w:val="yellow"/>
@@ -19947,16 +19013,16 @@
           <w:szCs w:val="22"/>
         </w:rPr>
       </w:pPr>
-      <w:bookmarkStart w:id="257" w:name="_Toc134620970"/>
-      <w:bookmarkStart w:id="258" w:name="_Toc218683072"/>
+      <w:bookmarkStart w:id="244" w:name="_Toc134620970"/>
+      <w:bookmarkStart w:id="245" w:name="_Toc218683072"/>
       <w:r>
         <w:rPr>
           <w:szCs w:val="22"/>
         </w:rPr>
         <w:t>Insolvenzspezifische Ansprüche</w:t>
       </w:r>
-      <w:bookmarkEnd w:id="257"/>
-      <w:bookmarkEnd w:id="258"/>
+      <w:bookmarkEnd w:id="244"/>
+      <w:bookmarkEnd w:id="245"/>
     </w:p>
     <w:p/>
     <w:p>
@@ -19970,22 +19036,16 @@
           <w:szCs w:val="22"/>
         </w:rPr>
       </w:pPr>
-      <w:bookmarkStart w:id="259" w:name="_Toc134620971"/>
-      <w:bookmarkStart w:id="260" w:name="_Toc218683073"/>
+      <w:bookmarkStart w:id="246" w:name="_Toc134620971"/>
+      <w:bookmarkStart w:id="247" w:name="_Toc218683073"/>
       <w:r>
         <w:rPr>
           <w:szCs w:val="22"/>
         </w:rPr>
-        <w:t>An</w:t>
-      </w:r>
-      <w:r>
-        <w:rPr>
-          <w:szCs w:val="22"/>
-        </w:rPr>
-        <w:t>sprüche aus Insolvenzanfechtung</w:t>
-      </w:r>
-      <w:bookmarkEnd w:id="259"/>
-      <w:bookmarkEnd w:id="260"/>
+        <w:t>Ansprüche aus Insolvenzanfechtung</w:t>
+      </w:r>
+      <w:bookmarkEnd w:id="246"/>
+      <w:bookmarkEnd w:id="247"/>
     </w:p>
     <w:p>
       <w:pPr>
@@ -20017,16 +19077,16 @@
           <w:szCs w:val="22"/>
         </w:rPr>
       </w:pPr>
-      <w:bookmarkStart w:id="261" w:name="_Toc134620972"/>
-      <w:bookmarkStart w:id="262" w:name="_Toc218683074"/>
+      <w:bookmarkStart w:id="248" w:name="_Toc134620972"/>
+      <w:bookmarkStart w:id="249" w:name="_Toc218683074"/>
       <w:r>
         <w:rPr>
           <w:szCs w:val="22"/>
         </w:rPr>
         <w:t>Ansprüche gegen Geschäftsführer / Vorstand</w:t>
       </w:r>
-      <w:bookmarkEnd w:id="261"/>
-      <w:bookmarkEnd w:id="262"/>
+      <w:bookmarkEnd w:id="248"/>
+      <w:bookmarkEnd w:id="249"/>
     </w:p>
     <w:p>
       <w:pPr>
@@ -20046,25 +19106,7 @@
         <w:rPr>
           <w:highlight w:val="yellow"/>
         </w:rPr>
-        <w:t>Ansprüche nach § 15b InsO richteten sich gegen organschaftliche Vertreter juristischer Personen und knüpfen an Zahlungen an, die nach Eintritt der Insolvenzreife geleistet wurden und nicht mit der Sorgfalt eines ordentlichen Geschäftsleiters vereinbar sind (§</w:t>
-      </w:r>
-      <w:r>
-        <w:rPr>
-          <w:highlight w:val="yellow"/>
-        </w:rPr>
-        <w:t> </w:t>
-      </w:r>
-      <w:r>
-        <w:rPr>
-          <w:highlight w:val="yellow"/>
-        </w:rPr>
-        <w:t xml:space="preserve">15b Abs. 1 S. 2 InsO). Bei rechtsfähigen Personengesellschaften </w:t>
-      </w:r>
-      <w:r>
-        <w:rPr>
-          <w:highlight w:val="yellow"/>
-        </w:rPr>
-        <w:t xml:space="preserve">ist zu differenzieren: </w:t>
+        <w:t xml:space="preserve">Ansprüche nach § 15b InsO richteten sich gegen organschaftliche Vertreter juristischer Personen und knüpfen an Zahlungen an, die nach Eintritt der Insolvenzreife geleistet wurden und nicht mit der Sorgfalt eines ordentlichen Geschäftsleiters vereinbar sind (§ 15b Abs. 1 S. 2 InsO). Bei rechtsfähigen Personengesellschaften ist zu differenzieren: </w:t>
       </w:r>
     </w:p>
     <w:p>
@@ -20357,31 +19399,7 @@
         <w:rPr>
           <w:highlight w:val="yellow"/>
         </w:rPr>
-        <w:t>§ 93 InsO eröffnet dem Insolvenzverwalter bei Personengesellschaften mit persönlichen haftenden Gesellschaftern die Möglichkeit, bestehende gesellschaftsrechtliche Haftungsansprüche der Gesellschaftsgläubiger gegen die Gesellschaft</w:t>
-      </w:r>
-      <w:r>
-        <w:rPr>
-          <w:highlight w:val="yellow"/>
-        </w:rPr>
-        <w:t>er</w:t>
-      </w:r>
-      <w:r>
-        <w:rPr>
-          <w:highlight w:val="yellow"/>
-        </w:rPr>
-        <w:t xml:space="preserve"> zentralisiert geltend zu machen. Die Norm begründet keine Anspruchsgrundlage</w:t>
-      </w:r>
-      <w:r>
-        <w:rPr>
-          <w:highlight w:val="yellow"/>
-        </w:rPr>
-        <w:t>, sondern gibt dem Insolvenzverwalter eine gesetzliche Einziehungsermächtigung</w:t>
-      </w:r>
-      <w:r>
-        <w:rPr>
-          <w:highlight w:val="yellow"/>
-        </w:rPr>
-        <w:t xml:space="preserve">. </w:t>
+        <w:t xml:space="preserve">§ 93 InsO eröffnet dem Insolvenzverwalter bei Personengesellschaften mit persönlichen haftenden Gesellschaftern die Möglichkeit, bestehende gesellschaftsrechtliche Haftungsansprüche der Gesellschaftsgläubiger gegen die Gesellschafter zentralisiert geltend zu machen. Die Norm begründet keine Anspruchsgrundlage, sondern gibt dem Insolvenzverwalter eine gesetzliche Einziehungsermächtigung. </w:t>
       </w:r>
     </w:p>
     <w:p>
@@ -20418,16 +19436,16 @@
           <w:szCs w:val="22"/>
         </w:rPr>
       </w:pPr>
-      <w:bookmarkStart w:id="263" w:name="_Toc134620973"/>
-      <w:bookmarkStart w:id="264" w:name="_Toc218683075"/>
+      <w:bookmarkStart w:id="250" w:name="_Toc134620973"/>
+      <w:bookmarkStart w:id="251" w:name="_Toc218683075"/>
       <w:r>
         <w:rPr>
           <w:szCs w:val="22"/>
         </w:rPr>
         <w:t>Kostenbeiträge gem. § 171 InsO</w:t>
       </w:r>
-      <w:bookmarkEnd w:id="263"/>
-      <w:bookmarkEnd w:id="264"/>
+      <w:bookmarkEnd w:id="250"/>
+      <w:bookmarkEnd w:id="251"/>
     </w:p>
     <w:p>
       <w:pPr>
@@ -20462,16 +19480,16 @@
           <w:szCs w:val="22"/>
         </w:rPr>
       </w:pPr>
-      <w:bookmarkStart w:id="265" w:name="_Toc134620974"/>
-      <w:bookmarkStart w:id="266" w:name="_Toc218683076"/>
+      <w:bookmarkStart w:id="252" w:name="_Toc134620974"/>
+      <w:bookmarkStart w:id="253" w:name="_Toc218683076"/>
       <w:r>
         <w:rPr>
           <w:szCs w:val="22"/>
         </w:rPr>
         <w:t>Zusammenfassung</w:t>
       </w:r>
-      <w:bookmarkEnd w:id="265"/>
-      <w:bookmarkEnd w:id="266"/>
+      <w:bookmarkEnd w:id="252"/>
+      <w:bookmarkEnd w:id="253"/>
     </w:p>
     <w:p/>
     <w:p>
@@ -20479,25 +19497,7 @@
         <w:ind w:left="709"/>
       </w:pPr>
       <w:r>
-        <w:t>Im eröffneten Verfahren w</w:t>
-      </w:r>
-      <w:r>
-        <w:t>e</w:t>
-      </w:r>
-      <w:r>
-        <w:t>rd</w:t>
-      </w:r>
-      <w:r>
-        <w:t>en</w:t>
-      </w:r>
-      <w:r>
-        <w:t xml:space="preserve"> demnach voraussichtlich </w:t>
-      </w:r>
-      <w:r>
-        <w:t>insolvenzspezifische Ansprüche in Höhe</w:t>
-      </w:r>
-      <w:r>
-        <w:t xml:space="preserve"> von mindestens </w:t>
+        <w:t xml:space="preserve">Im eröffneten Verfahren werden demnach voraussichtlich insolvenzspezifische Ansprüche in Höhe von mindestens </w:t>
       </w:r>
       <w:r>
         <w:rPr>
@@ -20506,13 +19506,7 @@
         <w:t>[…]</w:t>
       </w:r>
       <w:r>
-        <w:t xml:space="preserve"> </w:t>
-      </w:r>
-      <w:r>
-        <w:t>EUR</w:t>
-      </w:r>
-      <w:r>
-        <w:t xml:space="preserve"> realisierbar sein. </w:t>
+        <w:t xml:space="preserve"> EUR realisierbar sein. </w:t>
       </w:r>
     </w:p>
     <w:p/>
@@ -20528,16 +19522,16 @@
           <w:szCs w:val="22"/>
         </w:rPr>
       </w:pPr>
-      <w:bookmarkStart w:id="267" w:name="_Toc134620975"/>
-      <w:bookmarkStart w:id="268" w:name="_Toc218683077"/>
+      <w:bookmarkStart w:id="254" w:name="_Toc134620975"/>
+      <w:bookmarkStart w:id="255" w:name="_Toc218683077"/>
       <w:r>
         <w:rPr>
           <w:szCs w:val="22"/>
         </w:rPr>
         <w:t>Verfahrenskostendeckung</w:t>
       </w:r>
-      <w:bookmarkEnd w:id="267"/>
-      <w:bookmarkEnd w:id="268"/>
+      <w:bookmarkEnd w:id="254"/>
+      <w:bookmarkEnd w:id="255"/>
     </w:p>
     <w:p/>
     <w:p/>
@@ -20555,13 +19549,7 @@
         <w:t>[…]</w:t>
       </w:r>
       <w:r>
-        <w:t xml:space="preserve"> </w:t>
-      </w:r>
-      <w:r>
-        <w:t>EUR</w:t>
-      </w:r>
-      <w:r>
-        <w:t xml:space="preserve"> vorhanden. Im eröffneten Verfahren lassen sich insolvenzspezifische Ansprüche in Höhe von mindestens </w:t>
+        <w:t xml:space="preserve"> EUR vorhanden. Im eröffneten Verfahren lassen sich insolvenzspezifische Ansprüche in Höhe von mindestens </w:t>
       </w:r>
       <w:r>
         <w:rPr>
@@ -20570,15 +19558,9 @@
         <w:t>[…]</w:t>
       </w:r>
       <w:r>
-        <w:t xml:space="preserve"> </w:t>
-      </w:r>
-      <w:r>
-        <w:t>EUR</w:t>
-      </w:r>
-      <w:r>
-        <w:t xml:space="preserve"> realisieren. </w:t>
-      </w:r>
-      <w:bookmarkStart w:id="269" w:name="_Hlk47700160"/>
+        <w:t xml:space="preserve"> EUR realisieren. </w:t>
+      </w:r>
+      <w:bookmarkStart w:id="256" w:name="_Hlk47700160"/>
       <w:r>
         <w:t xml:space="preserve">Ausgehend von einem Massebestand in Höhe von </w:t>
       </w:r>
@@ -20589,15 +19571,9 @@
         <w:t>[…]</w:t>
       </w:r>
       <w:r>
-        <w:t xml:space="preserve"> </w:t>
-      </w:r>
-      <w:r>
-        <w:t>EUR</w:t>
-      </w:r>
-      <w:r>
-        <w:t xml:space="preserve"> würden sich die Verfahrenskosten wie folgt berechnen</w:t>
-      </w:r>
-      <w:bookmarkEnd w:id="269"/>
+        <w:t xml:space="preserve"> EUR würden sich die Verfahrenskosten wie folgt berechnen</w:t>
+      </w:r>
+      <w:bookmarkEnd w:id="256"/>
       <w:r>
         <w:t>:</w:t>
       </w:r>
@@ -20657,10 +19633,7 @@
               <w:t>[…]</w:t>
             </w:r>
             <w:r>
-              <w:t xml:space="preserve"> </w:t>
-            </w:r>
-            <w:r>
-              <w:t>EUR</w:t>
+              <w:t xml:space="preserve"> EUR</w:t>
             </w:r>
           </w:p>
         </w:tc>
@@ -20695,10 +19668,7 @@
               <w:t>[…]</w:t>
             </w:r>
             <w:r>
-              <w:t xml:space="preserve"> </w:t>
-            </w:r>
-            <w:r>
-              <w:t>EUR</w:t>
+              <w:t xml:space="preserve"> EUR</w:t>
             </w:r>
           </w:p>
         </w:tc>
@@ -20733,10 +19703,7 @@
               <w:t>[…]</w:t>
             </w:r>
             <w:r>
-              <w:t xml:space="preserve"> </w:t>
-            </w:r>
-            <w:r>
-              <w:t>EUR</w:t>
+              <w:t xml:space="preserve"> EUR</w:t>
             </w:r>
           </w:p>
         </w:tc>
@@ -20784,13 +19751,7 @@
               <w:rPr>
                 <w:b/>
               </w:rPr>
-              <w:t xml:space="preserve"> </w:t>
-            </w:r>
-            <w:r>
-              <w:rPr>
-                <w:b/>
-              </w:rPr>
-              <w:t>EUR</w:t>
+              <w:t xml:space="preserve"> EUR</w:t>
             </w:r>
           </w:p>
         </w:tc>
@@ -20815,13 +19776,7 @@
         <w:t>[…]</w:t>
       </w:r>
       <w:r>
-        <w:t xml:space="preserve"> </w:t>
-      </w:r>
-      <w:r>
-        <w:t>EUR</w:t>
-      </w:r>
-      <w:r>
-        <w:t xml:space="preserve"> steht somit eine voraussichtliche Insolvenzmasse von </w:t>
+        <w:t xml:space="preserve"> EUR steht somit eine voraussichtliche Insolvenzmasse von </w:t>
       </w:r>
       <w:r>
         <w:rPr>
@@ -20830,13 +19785,7 @@
         <w:t>[…]</w:t>
       </w:r>
       <w:r>
-        <w:t xml:space="preserve"> </w:t>
-      </w:r>
-      <w:r>
-        <w:t>EUR</w:t>
-      </w:r>
-      <w:r>
-        <w:t xml:space="preserve"> gegenüber. Die Deckung der Verfahrenskosten ist damit gewährleistet.</w:t>
+        <w:t xml:space="preserve"> EUR gegenüber. Die Deckung der Verfahrenskosten ist damit gewährleistet.</w:t>
       </w:r>
     </w:p>
     <w:p/>
@@ -20852,18 +19801,18 @@
           <w:szCs w:val="22"/>
         </w:rPr>
       </w:pPr>
-      <w:bookmarkStart w:id="270" w:name="_Toc3475052"/>
-      <w:bookmarkStart w:id="271" w:name="_Toc134620976"/>
-      <w:bookmarkStart w:id="272" w:name="_Toc218683078"/>
+      <w:bookmarkStart w:id="257" w:name="_Toc3475052"/>
+      <w:bookmarkStart w:id="258" w:name="_Toc134620976"/>
+      <w:bookmarkStart w:id="259" w:name="_Toc218683078"/>
       <w:r>
         <w:rPr>
           <w:szCs w:val="22"/>
         </w:rPr>
         <w:t>Ergebnis und Empfehlung</w:t>
       </w:r>
-      <w:bookmarkEnd w:id="270"/>
-      <w:bookmarkEnd w:id="271"/>
-      <w:bookmarkEnd w:id="272"/>
+      <w:bookmarkEnd w:id="257"/>
+      <w:bookmarkEnd w:id="258"/>
+      <w:bookmarkEnd w:id="259"/>
     </w:p>
     <w:p>
       <w:pPr>
@@ -20904,19 +19853,19 @@
       <w:pPr>
         <w:spacing w:line="240" w:lineRule="auto"/>
       </w:pPr>
-      <w:bookmarkStart w:id="273" w:name="KI_Verwalter_Diktatzeichen"/>
+      <w:bookmarkStart w:id="260" w:name="KI_Verwalter_Diktatzeichen"/>
       <w:r>
         <w:t>KI_Verwalter_Diktatzeichen</w:t>
       </w:r>
-      <w:bookmarkEnd w:id="273"/>
+      <w:bookmarkEnd w:id="260"/>
       <w:r>
         <w:t xml:space="preserve"> </w:t>
       </w:r>
-      <w:bookmarkStart w:id="274" w:name="KI_Verwalter_Name_002"/>
+      <w:bookmarkStart w:id="261" w:name="KI_Verwalter_Name_002"/>
       <w:r>
         <w:t>KI_Verwalter_Name</w:t>
       </w:r>
-      <w:bookmarkEnd w:id="274"/>
+      <w:bookmarkEnd w:id="261"/>
       <w:r>
         <w:t xml:space="preserve"> </w:t>
       </w:r>
@@ -20932,19 +19881,7 @@
         <w:rPr>
           <w:highlight w:val="yellow"/>
         </w:rPr>
-        <w:t xml:space="preserve">als </w:t>
-      </w:r>
-      <w:r>
-        <w:rPr>
-          <w:highlight w:val="yellow"/>
-        </w:rPr>
-        <w:t>Sachverständiger</w:t>
-      </w:r>
-      <w:r>
-        <w:rPr>
-          <w:highlight w:val="yellow"/>
-        </w:rPr>
-        <w:t xml:space="preserve"> und vorläufiger Insolvenzverwalter</w:t>
+        <w:t>als Sachverständiger und vorläufiger Insolvenzverwalter</w:t>
       </w:r>
     </w:p>
     <w:p>
@@ -20961,30 +19898,12 @@
     <w:p/>
     <w:p/>
     <w:p>
-      <w:bookmarkStart w:id="275" w:name="_Hlk19265183"/>
+      <w:bookmarkStart w:id="262" w:name="_Hlk19265183"/>
       <w:r>
         <w:rPr>
           <w:u w:val="single"/>
         </w:rPr>
-        <w:t>An</w:t>
-      </w:r>
-      <w:r>
-        <w:rPr>
-          <w:u w:val="single"/>
-        </w:rPr>
-        <w:t>l</w:t>
-      </w:r>
-      <w:r>
-        <w:rPr>
-          <w:u w:val="single"/>
-        </w:rPr>
-        <w:t>a</w:t>
-      </w:r>
-      <w:r>
-        <w:rPr>
-          <w:u w:val="single"/>
-        </w:rPr>
-        <w:t>gen:</w:t>
+        <w:t>Anlagen:</w:t>
       </w:r>
     </w:p>
     <w:tbl>
@@ -21161,7 +20080,7 @@
           </w:p>
         </w:tc>
       </w:tr>
-      <w:bookmarkEnd w:id="275"/>
+      <w:bookmarkEnd w:id="262"/>
     </w:tbl>
     <w:p/>
     <w:p>
@@ -27919,7 +26838,7 @@
   <w:style w:type="paragraph" w:default="1" w:styleId="Normal">
     <w:name w:val="Normal"/>
     <w:qFormat/>
-    <w:rsid w:val="00281854"/>
+    <w:rsid w:val="00062EB6"/>
     <w:pPr>
       <w:spacing w:line="360" w:lineRule="auto"/>
       <w:jc w:val="both"/>

--- a/gutachtenvorlagen/Gutachten Muster Personengesellschaft.docx
+++ b/gutachtenvorlagen/Gutachten Muster Personengesellschaft.docx
@@ -512,7 +512,7 @@
                                 <w:szCs w:val="13"/>
                                 <w:lang w:eastAsia="de-DE"/>
                               </w:rPr>
-                              <w:t>www.tbs-insolvenzverwalter.de</w:t>
+                              <w:t xml:space="preserve">www.tbs-insolvenzverwalter.de</w:t>
                             </w:r>
                           </w:p>
                           <w:p>
@@ -536,14 +536,11 @@
                                 <w:szCs w:val="13"/>
                                 <w:lang w:eastAsia="de-DE"/>
                               </w:rPr>
-                              <w:t>Partnerschaftsregister des</w:t>
+                              <w:t xml:space="preserve">Partnerschaftsregister des</w:t>
                             </w:r>
                           </w:p>
                           <w:p>
                             <w:pPr>
-                              <w:pBdr>
-                                <w:bottom w:val="single" w:sz="4" w:space="1" w:color="auto"/>
-                              </w:pBdr>
                               <w:autoSpaceDE w:val="0"/>
                               <w:autoSpaceDN w:val="0"/>
                               <w:adjustRightInd w:val="0"/>
@@ -563,134 +560,8 @@
                                 <w:szCs w:val="13"/>
                                 <w:lang w:eastAsia="de-DE"/>
                               </w:rPr>
-                              <w:t>Amtsgericht Koblenz – PR 20203</w:t>
+                              <w:t xml:space="preserve">Amtsgericht Koblenz – PR 20203</w:t>
                             </w:r>
-                          </w:p>
-                          <w:p>
-                            <w:pPr>
-                              <w:pBdr>
-                                <w:bottom w:val="single" w:sz="4" w:space="1" w:color="auto"/>
-                              </w:pBdr>
-                              <w:autoSpaceDE w:val="0"/>
-                              <w:autoSpaceDN w:val="0"/>
-                              <w:adjustRightInd w:val="0"/>
-                              <w:spacing w:line="276" w:lineRule="auto"/>
-                              <w:jc w:val="center"/>
-                              <w:rPr>
-                                <w:rFonts w:eastAsia="Calibri" w:cs="CorporateSPro-Light"/>
-                                <w:sz w:val="13"/>
-                                <w:szCs w:val="13"/>
-                                <w:lang w:eastAsia="de-DE"/>
-                              </w:rPr>
-                            </w:pPr>
-                          </w:p>
-                          <w:p>
-                            <w:pPr>
-                              <w:pBdr>
-                                <w:bottom w:val="single" w:sz="4" w:space="1" w:color="auto"/>
-                              </w:pBdr>
-                              <w:autoSpaceDE w:val="0"/>
-                              <w:autoSpaceDN w:val="0"/>
-                              <w:adjustRightInd w:val="0"/>
-                              <w:spacing w:line="276" w:lineRule="auto"/>
-                              <w:jc w:val="center"/>
-                              <w:rPr>
-                                <w:rFonts w:eastAsia="Calibri" w:cs="CorporateSPro-Light"/>
-                                <w:sz w:val="13"/>
-                                <w:szCs w:val="13"/>
-                                <w:lang w:eastAsia="de-DE"/>
-                              </w:rPr>
-                            </w:pPr>
-                          </w:p>
-                          <w:p>
-                            <w:pPr>
-                              <w:pBdr>
-                                <w:bottom w:val="single" w:sz="4" w:space="1" w:color="auto"/>
-                              </w:pBdr>
-                              <w:autoSpaceDE w:val="0"/>
-                              <w:autoSpaceDN w:val="0"/>
-                              <w:adjustRightInd w:val="0"/>
-                              <w:spacing w:line="276" w:lineRule="auto"/>
-                              <w:jc w:val="center"/>
-                              <w:rPr>
-                                <w:rFonts w:eastAsia="Calibri" w:cs="CorporateSPro-Light"/>
-                                <w:sz w:val="13"/>
-                                <w:szCs w:val="13"/>
-                                <w:lang w:eastAsia="de-DE"/>
-                              </w:rPr>
-                            </w:pPr>
-                          </w:p>
-                          <w:p>
-                            <w:pPr>
-                              <w:pBdr>
-                                <w:bottom w:val="single" w:sz="4" w:space="1" w:color="auto"/>
-                              </w:pBdr>
-                              <w:autoSpaceDE w:val="0"/>
-                              <w:autoSpaceDN w:val="0"/>
-                              <w:adjustRightInd w:val="0"/>
-                              <w:spacing w:line="276" w:lineRule="auto"/>
-                              <w:jc w:val="center"/>
-                              <w:rPr>
-                                <w:rFonts w:eastAsia="Calibri" w:cs="CorporateSPro-Light"/>
-                                <w:sz w:val="13"/>
-                                <w:szCs w:val="13"/>
-                                <w:lang w:eastAsia="de-DE"/>
-                              </w:rPr>
-                            </w:pPr>
-                          </w:p>
-                          <w:p>
-                            <w:pPr>
-                              <w:pBdr>
-                                <w:bottom w:val="single" w:sz="4" w:space="1" w:color="auto"/>
-                              </w:pBdr>
-                              <w:autoSpaceDE w:val="0"/>
-                              <w:autoSpaceDN w:val="0"/>
-                              <w:adjustRightInd w:val="0"/>
-                              <w:spacing w:line="276" w:lineRule="auto"/>
-                              <w:jc w:val="center"/>
-                              <w:rPr>
-                                <w:rFonts w:eastAsia="Calibri" w:cs="CorporateSPro-Light"/>
-                                <w:sz w:val="13"/>
-                                <w:szCs w:val="13"/>
-                                <w:lang w:eastAsia="de-DE"/>
-                              </w:rPr>
-                            </w:pPr>
-                          </w:p>
-                          <w:p>
-                            <w:pPr>
-                              <w:pBdr>
-                                <w:bottom w:val="single" w:sz="4" w:space="1" w:color="auto"/>
-                              </w:pBdr>
-                              <w:autoSpaceDE w:val="0"/>
-                              <w:autoSpaceDN w:val="0"/>
-                              <w:adjustRightInd w:val="0"/>
-                              <w:spacing w:line="276" w:lineRule="auto"/>
-                              <w:jc w:val="center"/>
-                              <w:rPr>
-                                <w:rFonts w:eastAsia="Calibri" w:cs="CorporateSPro-Light"/>
-                                <w:sz w:val="13"/>
-                                <w:szCs w:val="13"/>
-                                <w:lang w:eastAsia="de-DE"/>
-                              </w:rPr>
-                            </w:pPr>
-                          </w:p>
-                          <w:p>
-                            <w:pPr>
-                              <w:pBdr>
-                                <w:bottom w:val="single" w:sz="4" w:space="1" w:color="auto"/>
-                              </w:pBdr>
-                              <w:autoSpaceDE w:val="0"/>
-                              <w:autoSpaceDN w:val="0"/>
-                              <w:adjustRightInd w:val="0"/>
-                              <w:spacing w:line="276" w:lineRule="auto"/>
-                              <w:jc w:val="center"/>
-                              <w:rPr>
-                                <w:rFonts w:eastAsia="Calibri" w:cs="CorporateSPro-Light"/>
-                                <w:sz w:val="13"/>
-                                <w:szCs w:val="13"/>
-                                <w:lang w:eastAsia="de-DE"/>
-                              </w:rPr>
-                            </w:pPr>
                           </w:p>
                           <w:p>
                             <w:pPr>
@@ -706,38 +577,14 @@
                                 <w:lang w:eastAsia="de-DE"/>
                               </w:rPr>
                             </w:pPr>
-                          </w:p>
-                          <w:p>
-                            <w:pPr>
-                              <w:autoSpaceDE w:val="0"/>
-                              <w:autoSpaceDN w:val="0"/>
-                              <w:adjustRightInd w:val="0"/>
-                              <w:jc w:val="left"/>
+                            <w:r>
                               <w:rPr>
-                                <w:rFonts w:eastAsia="Calibri" w:cs="CorporateSPro-Regular"/>
+                                <w:rFonts w:eastAsia="Calibri" w:cs="CorporateSPro-Light"/>
                                 <w:sz w:val="13"/>
                                 <w:szCs w:val="13"/>
                                 <w:lang w:eastAsia="de-DE"/>
                               </w:rPr>
-                            </w:pPr>
-                            <w:bookmarkStart w:id="0" w:name="_Hlk217368252"/>
-                            <w:bookmarkStart w:id="1" w:name="_Hlk217368253"/>
-                            <w:bookmarkStart w:id="2" w:name="_Hlk217368337"/>
-                            <w:bookmarkStart w:id="3" w:name="_Hlk217368338"/>
-                            <w:bookmarkStart w:id="4" w:name="_Hlk217368401"/>
-                            <w:bookmarkStart w:id="5" w:name="_Hlk217368402"/>
-                            <w:bookmarkStart w:id="6" w:name="_Hlk217368434"/>
-                            <w:bookmarkStart w:id="7" w:name="_Hlk217368435"/>
-                            <w:bookmarkStart w:id="8" w:name="_Hlk217368465"/>
-                            <w:bookmarkStart w:id="9" w:name="_Hlk217368466"/>
-                            <w:r>
-                              <w:rPr>
-                                <w:rFonts w:eastAsia="Calibri" w:cs="CorporateSPro-Regular"/>
-                                <w:sz w:val="13"/>
-                                <w:szCs w:val="13"/>
-                                <w:lang w:eastAsia="de-DE"/>
-                              </w:rPr>
-                              <w:t>PARTNER</w:t>
+                              <w:t xml:space="preserve"/>
                             </w:r>
                           </w:p>
                           <w:p>
@@ -745,7 +592,78 @@
                               <w:autoSpaceDE w:val="0"/>
                               <w:autoSpaceDN w:val="0"/>
                               <w:adjustRightInd w:val="0"/>
-                              <w:spacing w:line="240" w:lineRule="auto"/>
+                              <w:spacing w:line="276" w:lineRule="auto"/>
+                              <w:jc w:val="left"/>
+                              <w:rPr>
+                                <w:rFonts w:eastAsia="Calibri" w:cs="CorporateSPro-Light"/>
+                                <w:sz w:val="13"/>
+                                <w:szCs w:val="13"/>
+                                <w:lang w:eastAsia="de-DE"/>
+                              </w:rPr>
+                            </w:pPr>
+                            <w:r>
+                              <w:rPr>
+                                <w:rFonts w:eastAsia="Calibri" w:cs="CorporateSPro-Light"/>
+                                <w:sz w:val="13"/>
+                                <w:szCs w:val="13"/>
+                                <w:lang w:eastAsia="de-DE"/>
+                              </w:rPr>
+                              <w:t xml:space="preserve"/>
+                            </w:r>
+                          </w:p>
+                          <w:p>
+                            <w:pPr>
+                              <w:autoSpaceDE w:val="0"/>
+                              <w:autoSpaceDN w:val="0"/>
+                              <w:adjustRightInd w:val="0"/>
+                              <w:spacing w:line="276" w:lineRule="auto"/>
+                              <w:jc w:val="left"/>
+                              <w:rPr>
+                                <w:rFonts w:eastAsia="Calibri" w:cs="CorporateSPro-Light"/>
+                                <w:sz w:val="13"/>
+                                <w:szCs w:val="13"/>
+                                <w:lang w:eastAsia="de-DE"/>
+                              </w:rPr>
+                            </w:pPr>
+                            <w:r>
+                              <w:rPr>
+                                <w:rFonts w:eastAsia="Calibri" w:cs="CorporateSPro-Light"/>
+                                <w:sz w:val="13"/>
+                                <w:szCs w:val="13"/>
+                                <w:lang w:eastAsia="de-DE"/>
+                              </w:rPr>
+                              <w:t xml:space="preserve"/>
+                            </w:r>
+                          </w:p>
+                          <w:p>
+                            <w:pPr>
+                              <w:autoSpaceDE w:val="0"/>
+                              <w:autoSpaceDN w:val="0"/>
+                              <w:adjustRightInd w:val="0"/>
+                              <w:spacing w:line="276" w:lineRule="auto"/>
+                              <w:jc w:val="left"/>
+                              <w:rPr>
+                                <w:rFonts w:eastAsia="Calibri" w:cs="CorporateSPro-Light"/>
+                                <w:sz w:val="13"/>
+                                <w:szCs w:val="13"/>
+                                <w:lang w:eastAsia="de-DE"/>
+                              </w:rPr>
+                            </w:pPr>
+                            <w:r>
+                              <w:rPr>
+                                <w:rFonts w:eastAsia="Calibri" w:cs="CorporateSPro-Light"/>
+                                <w:sz w:val="13"/>
+                                <w:szCs w:val="13"/>
+                                <w:lang w:eastAsia="de-DE"/>
+                              </w:rPr>
+                              <w:t xml:space="preserve">PARTNER</w:t>
+                            </w:r>
+                          </w:p>
+                          <w:p>
+                            <w:pPr>
+                              <w:autoSpaceDE w:val="0"/>
+                              <w:autoSpaceDN w:val="0"/>
+                              <w:adjustRightInd w:val="0"/>
                               <w:jc w:val="left"/>
                               <w:rPr>
                                 <w:rFonts w:eastAsia="Calibri" w:cs="CorporateSPro-Demi"/>
@@ -763,7 +681,7 @@
                                 <w:szCs w:val="13"/>
                                 <w:lang w:eastAsia="de-DE"/>
                               </w:rPr>
-                              <w:t>Ingo Grünewald</w:t>
+                              <w:t xml:space="preserve">Ingo Grünewald</w:t>
                             </w:r>
                           </w:p>
                           <w:p>
@@ -771,7 +689,7 @@
                               <w:autoSpaceDE w:val="0"/>
                               <w:autoSpaceDN w:val="0"/>
                               <w:adjustRightInd w:val="0"/>
-                              <w:spacing w:line="240" w:lineRule="auto"/>
+                              <w:spacing w:line="276" w:lineRule="auto"/>
                               <w:jc w:val="left"/>
                               <w:rPr>
                                 <w:rFonts w:eastAsia="Calibri" w:cs="CorporateSPro-Light"/>
@@ -787,7 +705,7 @@
                                 <w:szCs w:val="13"/>
                                 <w:lang w:eastAsia="de-DE"/>
                               </w:rPr>
-                              <w:t>Fachanwalt für Insolvenz- und Sanierungsrecht</w:t>
+                              <w:t xml:space="preserve">Fachanwalt für Insolvenz- und Sanierungsrecht</w:t>
                             </w:r>
                           </w:p>
                           <w:p>
@@ -795,7 +713,7 @@
                               <w:autoSpaceDE w:val="0"/>
                               <w:autoSpaceDN w:val="0"/>
                               <w:adjustRightInd w:val="0"/>
-                              <w:spacing w:line="240" w:lineRule="auto"/>
+                              <w:spacing w:line="276" w:lineRule="auto"/>
                               <w:jc w:val="left"/>
                               <w:rPr>
                                 <w:rFonts w:eastAsia="Calibri" w:cs="CorporateSPro-Light"/>
@@ -811,7 +729,7 @@
                                 <w:szCs w:val="13"/>
                                 <w:lang w:eastAsia="de-DE"/>
                               </w:rPr>
-                              <w:t>Fachanwalt für Handels- und Gesellschaftsrecht</w:t>
+                              <w:t xml:space="preserve">Fachanwalt für Handels- und Gesellschaftsrecht</w:t>
                             </w:r>
                           </w:p>
                           <w:p>
@@ -819,49 +737,7 @@
                               <w:autoSpaceDE w:val="0"/>
                               <w:autoSpaceDN w:val="0"/>
                               <w:adjustRightInd w:val="0"/>
-                              <w:spacing w:line="240" w:lineRule="auto"/>
-                              <w:jc w:val="left"/>
-                              <w:rPr>
-                                <w:rFonts w:eastAsia="Calibri" w:cs="CorporateSPro-Demi"/>
-                                <w:b/>
-                                <w:sz w:val="13"/>
-                                <w:szCs w:val="13"/>
-                                <w:lang w:eastAsia="de-DE"/>
-                              </w:rPr>
-                            </w:pPr>
-                          </w:p>
-                          <w:p>
-                            <w:pPr>
-                              <w:autoSpaceDE w:val="0"/>
-                              <w:autoSpaceDN w:val="0"/>
-                              <w:adjustRightInd w:val="0"/>
-                              <w:spacing w:line="240" w:lineRule="auto"/>
-                              <w:jc w:val="left"/>
-                              <w:rPr>
-                                <w:rFonts w:eastAsia="Calibri" w:cs="CorporateSPro-Demi"/>
-                                <w:b/>
-                                <w:sz w:val="13"/>
-                                <w:szCs w:val="13"/>
-                                <w:lang w:val="en-GB" w:eastAsia="de-DE"/>
-                              </w:rPr>
-                            </w:pPr>
-                            <w:r>
-                              <w:rPr>
-                                <w:rFonts w:eastAsia="Calibri" w:cs="CorporateSPro-Demi"/>
-                                <w:b/>
-                                <w:sz w:val="13"/>
-                                <w:szCs w:val="13"/>
-                                <w:lang w:val="en-GB" w:eastAsia="de-DE"/>
-                              </w:rPr>
-                              <w:t>Dr. Alexander Thomas Lamberty LL.M.</w:t>
-                            </w:r>
-                          </w:p>
-                          <w:p>
-                            <w:pPr>
-                              <w:autoSpaceDE w:val="0"/>
-                              <w:autoSpaceDN w:val="0"/>
-                              <w:adjustRightInd w:val="0"/>
-                              <w:spacing w:line="240" w:lineRule="auto"/>
+                              <w:spacing w:line="276" w:lineRule="auto"/>
                               <w:jc w:val="left"/>
                               <w:rPr>
                                 <w:rFonts w:eastAsia="Calibri" w:cs="CorporateSPro-Light"/>
@@ -877,7 +753,7 @@
                                 <w:szCs w:val="13"/>
                                 <w:lang w:eastAsia="de-DE"/>
                               </w:rPr>
-                              <w:t>Fachanwalt für Insolvenz- und Sanierungsrecht</w:t>
+                              <w:t xml:space="preserve"/>
                             </w:r>
                           </w:p>
                           <w:p>
@@ -885,23 +761,6 @@
                               <w:autoSpaceDE w:val="0"/>
                               <w:autoSpaceDN w:val="0"/>
                               <w:adjustRightInd w:val="0"/>
-                              <w:spacing w:line="240" w:lineRule="auto"/>
-                              <w:jc w:val="left"/>
-                              <w:rPr>
-                                <w:rFonts w:eastAsia="Calibri" w:cs="CorporateSPro-Demi"/>
-                                <w:b/>
-                                <w:sz w:val="13"/>
-                                <w:szCs w:val="13"/>
-                                <w:lang w:eastAsia="de-DE"/>
-                              </w:rPr>
-                            </w:pPr>
-                          </w:p>
-                          <w:p>
-                            <w:pPr>
-                              <w:autoSpaceDE w:val="0"/>
-                              <w:autoSpaceDN w:val="0"/>
-                              <w:adjustRightInd w:val="0"/>
-                              <w:spacing w:line="240" w:lineRule="auto"/>
                               <w:jc w:val="left"/>
                               <w:rPr>
                                 <w:rFonts w:eastAsia="Calibri" w:cs="CorporateSPro-Demi"/>
@@ -919,7 +778,7 @@
                                 <w:szCs w:val="13"/>
                                 <w:lang w:eastAsia="de-DE"/>
                               </w:rPr>
-                              <w:t>Fatma Kreft</w:t>
+                              <w:t xml:space="preserve">Dr. Alexander Thomas Lamberty LL.M.</w:t>
                             </w:r>
                           </w:p>
                           <w:p>
@@ -927,7 +786,7 @@
                               <w:autoSpaceDE w:val="0"/>
                               <w:autoSpaceDN w:val="0"/>
                               <w:adjustRightInd w:val="0"/>
-                              <w:spacing w:line="240" w:lineRule="auto"/>
+                              <w:spacing w:line="276" w:lineRule="auto"/>
                               <w:jc w:val="left"/>
                               <w:rPr>
                                 <w:rFonts w:eastAsia="Calibri" w:cs="CorporateSPro-Light"/>
@@ -943,7 +802,7 @@
                                 <w:szCs w:val="13"/>
                                 <w:lang w:eastAsia="de-DE"/>
                               </w:rPr>
-                              <w:t>Fachanwältin für Insolvenz- und Sanierungsrecht</w:t>
+                              <w:t xml:space="preserve">Fachanwalt für Insolvenz- und Sanierungsrecht</w:t>
                             </w:r>
                           </w:p>
                           <w:p>
@@ -951,7 +810,7 @@
                               <w:autoSpaceDE w:val="0"/>
                               <w:autoSpaceDN w:val="0"/>
                               <w:adjustRightInd w:val="0"/>
-                              <w:spacing w:line="240" w:lineRule="auto"/>
+                              <w:spacing w:line="276" w:lineRule="auto"/>
                               <w:jc w:val="left"/>
                               <w:rPr>
                                 <w:rFonts w:eastAsia="Calibri" w:cs="CorporateSPro-Light"/>
@@ -967,7 +826,7 @@
                                 <w:szCs w:val="13"/>
                                 <w:lang w:eastAsia="de-DE"/>
                               </w:rPr>
-                              <w:t>Fachanwältin für Steuerrecht</w:t>
+                              <w:t xml:space="preserve"/>
                             </w:r>
                           </w:p>
                           <w:p>
@@ -975,22 +834,6 @@
                               <w:autoSpaceDE w:val="0"/>
                               <w:autoSpaceDN w:val="0"/>
                               <w:adjustRightInd w:val="0"/>
-                              <w:spacing w:line="240" w:lineRule="auto"/>
-                              <w:jc w:val="left"/>
-                              <w:rPr>
-                                <w:rFonts w:eastAsia="Calibri" w:cs="CorporateSPro-Light"/>
-                                <w:sz w:val="13"/>
-                                <w:szCs w:val="13"/>
-                                <w:lang w:eastAsia="de-DE"/>
-                              </w:rPr>
-                            </w:pPr>
-                          </w:p>
-                          <w:p>
-                            <w:pPr>
-                              <w:autoSpaceDE w:val="0"/>
-                              <w:autoSpaceDN w:val="0"/>
-                              <w:adjustRightInd w:val="0"/>
-                              <w:spacing w:line="240" w:lineRule="auto"/>
                               <w:jc w:val="left"/>
                               <w:rPr>
                                 <w:rFonts w:eastAsia="Calibri" w:cs="CorporateSPro-Demi"/>
@@ -1008,7 +851,7 @@
                                 <w:szCs w:val="13"/>
                                 <w:lang w:eastAsia="de-DE"/>
                               </w:rPr>
-                              <w:t>Dr. Arne Löser</w:t>
+                              <w:t xml:space="preserve">Fatma Kreft</w:t>
                             </w:r>
                           </w:p>
                           <w:p>
@@ -1016,7 +859,7 @@
                               <w:autoSpaceDE w:val="0"/>
                               <w:autoSpaceDN w:val="0"/>
                               <w:adjustRightInd w:val="0"/>
-                              <w:spacing w:line="240" w:lineRule="auto"/>
+                              <w:spacing w:line="276" w:lineRule="auto"/>
                               <w:jc w:val="left"/>
                               <w:rPr>
                                 <w:rFonts w:eastAsia="Calibri" w:cs="CorporateSPro-Light"/>
@@ -1032,7 +875,7 @@
                                 <w:szCs w:val="13"/>
                                 <w:lang w:eastAsia="de-DE"/>
                               </w:rPr>
-                              <w:t>Fachanwalt für Insolvenz- und Sanierungsrecht</w:t>
+                              <w:t xml:space="preserve">Fachanwältin für Insolvenz- und Sanierungsrecht</w:t>
                             </w:r>
                           </w:p>
                           <w:p>
@@ -1040,7 +883,7 @@
                               <w:autoSpaceDE w:val="0"/>
                               <w:autoSpaceDN w:val="0"/>
                               <w:adjustRightInd w:val="0"/>
-                              <w:spacing w:line="240" w:lineRule="auto"/>
+                              <w:spacing w:line="276" w:lineRule="auto"/>
                               <w:jc w:val="left"/>
                               <w:rPr>
                                 <w:rFonts w:eastAsia="Calibri" w:cs="CorporateSPro-Light"/>
@@ -1056,7 +899,7 @@
                                 <w:szCs w:val="13"/>
                                 <w:lang w:eastAsia="de-DE"/>
                               </w:rPr>
-                              <w:t>Fachanwalt für Handels- und Gesellschaftsrecht</w:t>
+                              <w:t xml:space="preserve">Fachanwältin für Steuerrecht</w:t>
                             </w:r>
                           </w:p>
                           <w:p>
@@ -1064,7 +907,7 @@
                               <w:autoSpaceDE w:val="0"/>
                               <w:autoSpaceDN w:val="0"/>
                               <w:adjustRightInd w:val="0"/>
-                              <w:spacing w:line="240" w:lineRule="auto"/>
+                              <w:spacing w:line="276" w:lineRule="auto"/>
                               <w:jc w:val="left"/>
                               <w:rPr>
                                 <w:rFonts w:eastAsia="Calibri" w:cs="CorporateSPro-Light"/>
@@ -1073,13 +916,21 @@
                                 <w:lang w:eastAsia="de-DE"/>
                               </w:rPr>
                             </w:pPr>
+                            <w:r>
+                              <w:rPr>
+                                <w:rFonts w:eastAsia="Calibri" w:cs="CorporateSPro-Light"/>
+                                <w:sz w:val="13"/>
+                                <w:szCs w:val="13"/>
+                                <w:lang w:eastAsia="de-DE"/>
+                              </w:rPr>
+                              <w:t xml:space="preserve"/>
+                            </w:r>
                           </w:p>
                           <w:p>
                             <w:pPr>
                               <w:autoSpaceDE w:val="0"/>
                               <w:autoSpaceDN w:val="0"/>
                               <w:adjustRightInd w:val="0"/>
-                              <w:spacing w:line="240" w:lineRule="auto"/>
                               <w:jc w:val="left"/>
                               <w:rPr>
                                 <w:rFonts w:eastAsia="Calibri" w:cs="CorporateSPro-Demi"/>
@@ -1097,7 +948,7 @@
                                 <w:szCs w:val="13"/>
                                 <w:lang w:eastAsia="de-DE"/>
                               </w:rPr>
-                              <w:t>Dr. Thomas Thöne</w:t>
+                              <w:t xml:space="preserve">Dr. Arne Löser</w:t>
                             </w:r>
                           </w:p>
                           <w:p>
@@ -1105,7 +956,7 @@
                               <w:autoSpaceDE w:val="0"/>
                               <w:autoSpaceDN w:val="0"/>
                               <w:adjustRightInd w:val="0"/>
-                              <w:spacing w:line="240" w:lineRule="auto"/>
+                              <w:spacing w:line="276" w:lineRule="auto"/>
                               <w:jc w:val="left"/>
                               <w:rPr>
                                 <w:rFonts w:eastAsia="Calibri" w:cs="CorporateSPro-Light"/>
@@ -1121,7 +972,7 @@
                                 <w:szCs w:val="13"/>
                                 <w:lang w:eastAsia="de-DE"/>
                               </w:rPr>
-                              <w:t>Fachanwalt für Insolvenz- und Sanierungsrecht</w:t>
+                              <w:t xml:space="preserve">Fachanwalt für Insolvenz- und Sanierungsrecht</w:t>
                             </w:r>
                           </w:p>
                           <w:p>
@@ -1129,7 +980,7 @@
                               <w:autoSpaceDE w:val="0"/>
                               <w:autoSpaceDN w:val="0"/>
                               <w:adjustRightInd w:val="0"/>
-                              <w:spacing w:line="240" w:lineRule="auto"/>
+                              <w:spacing w:line="276" w:lineRule="auto"/>
                               <w:jc w:val="left"/>
                               <w:rPr>
                                 <w:rFonts w:eastAsia="Calibri" w:cs="CorporateSPro-Light"/>
@@ -1145,7 +996,7 @@
                                 <w:szCs w:val="13"/>
                                 <w:lang w:eastAsia="de-DE"/>
                               </w:rPr>
-                              <w:t>Fachanwalt für Steuerrecht</w:t>
+                              <w:t xml:space="preserve">Fachanwalt für Handels- und Gesellschaftsrecht</w:t>
                             </w:r>
                           </w:p>
                           <w:p>
@@ -1153,7 +1004,7 @@
                               <w:autoSpaceDE w:val="0"/>
                               <w:autoSpaceDN w:val="0"/>
                               <w:adjustRightInd w:val="0"/>
-                              <w:spacing w:line="240" w:lineRule="auto"/>
+                              <w:spacing w:line="276" w:lineRule="auto"/>
                               <w:jc w:val="left"/>
                               <w:rPr>
                                 <w:rFonts w:eastAsia="Calibri" w:cs="CorporateSPro-Light"/>
@@ -1169,63 +1020,7 @@
                                 <w:szCs w:val="13"/>
                                 <w:lang w:eastAsia="de-DE"/>
                               </w:rPr>
-                              <w:t>Notar in Wiesbaden</w:t>
-                            </w:r>
-                          </w:p>
-                          <w:p>
-                            <w:pPr>
-                              <w:pBdr>
-                                <w:bottom w:val="single" w:sz="4" w:space="1" w:color="auto"/>
-                              </w:pBdr>
-                              <w:autoSpaceDE w:val="0"/>
-                              <w:autoSpaceDN w:val="0"/>
-                              <w:adjustRightInd w:val="0"/>
-                              <w:spacing w:line="276" w:lineRule="auto"/>
-                              <w:jc w:val="left"/>
-                              <w:rPr>
-                                <w:rFonts w:eastAsia="Calibri" w:cs="CorporateSPro-Light"/>
-                                <w:sz w:val="13"/>
-                                <w:szCs w:val="13"/>
-                                <w:lang w:eastAsia="de-DE"/>
-                              </w:rPr>
-                            </w:pPr>
-                          </w:p>
-                          <w:p>
-                            <w:pPr>
-                              <w:autoSpaceDE w:val="0"/>
-                              <w:autoSpaceDN w:val="0"/>
-                              <w:adjustRightInd w:val="0"/>
-                              <w:spacing w:line="276" w:lineRule="auto"/>
-                              <w:jc w:val="left"/>
-                              <w:rPr>
-                                <w:rFonts w:eastAsia="Calibri" w:cs="CorporateSPro-Light"/>
-                                <w:sz w:val="13"/>
-                                <w:szCs w:val="13"/>
-                                <w:lang w:eastAsia="de-DE"/>
-                              </w:rPr>
-                            </w:pPr>
-                          </w:p>
-                          <w:p>
-                            <w:pPr>
-                              <w:autoSpaceDE w:val="0"/>
-                              <w:autoSpaceDN w:val="0"/>
-                              <w:adjustRightInd w:val="0"/>
-                              <w:jc w:val="left"/>
-                              <w:rPr>
-                                <w:rFonts w:eastAsia="Calibri" w:cs="CorporateSPro-Regular"/>
-                                <w:sz w:val="13"/>
-                                <w:szCs w:val="13"/>
-                                <w:lang w:eastAsia="de-DE"/>
-                              </w:rPr>
-                            </w:pPr>
-                            <w:r>
-                              <w:rPr>
-                                <w:rFonts w:eastAsia="Calibri" w:cs="CorporateSPro-Regular"/>
-                                <w:sz w:val="13"/>
-                                <w:szCs w:val="13"/>
-                                <w:lang w:eastAsia="de-DE"/>
-                              </w:rPr>
-                              <w:t>ANGESTELLTE RECHTSANWÄLTE</w:t>
+                              <w:t xml:space="preserve"/>
                             </w:r>
                           </w:p>
                           <w:p>
@@ -1233,7 +1028,6 @@
                               <w:autoSpaceDE w:val="0"/>
                               <w:autoSpaceDN w:val="0"/>
                               <w:adjustRightInd w:val="0"/>
-                              <w:spacing w:line="240" w:lineRule="auto"/>
                               <w:jc w:val="left"/>
                               <w:rPr>
                                 <w:rFonts w:eastAsia="Calibri" w:cs="CorporateSPro-Demi"/>
@@ -1251,7 +1045,7 @@
                                 <w:szCs w:val="13"/>
                                 <w:lang w:eastAsia="de-DE"/>
                               </w:rPr>
-                              <w:t>Eva Meyer</w:t>
+                              <w:t xml:space="preserve">Thorsten Lex</w:t>
                             </w:r>
                           </w:p>
                           <w:p>
@@ -1259,31 +1053,7 @@
                               <w:autoSpaceDE w:val="0"/>
                               <w:autoSpaceDN w:val="0"/>
                               <w:adjustRightInd w:val="0"/>
-                              <w:spacing w:line="240" w:lineRule="auto"/>
-                              <w:jc w:val="left"/>
-                              <w:rPr>
-                                <w:rFonts w:eastAsia="Calibri" w:cs="CorporateSPro-Demi"/>
-                                <w:sz w:val="13"/>
-                                <w:szCs w:val="13"/>
-                                <w:lang w:eastAsia="de-DE"/>
-                              </w:rPr>
-                            </w:pPr>
-                            <w:r>
-                              <w:rPr>
-                                <w:rFonts w:eastAsia="Calibri" w:cs="CorporateSPro-Demi"/>
-                                <w:sz w:val="13"/>
-                                <w:szCs w:val="13"/>
-                                <w:lang w:eastAsia="de-DE"/>
-                              </w:rPr>
-                              <w:t>Fachanwältin für Insolvenz- und Sanierungsrecht</w:t>
-                            </w:r>
-                          </w:p>
-                          <w:p>
-                            <w:pPr>
-                              <w:autoSpaceDE w:val="0"/>
-                              <w:autoSpaceDN w:val="0"/>
-                              <w:adjustRightInd w:val="0"/>
-                              <w:spacing w:line="240" w:lineRule="auto"/>
+                              <w:spacing w:line="276" w:lineRule="auto"/>
                               <w:jc w:val="left"/>
                               <w:rPr>
                                 <w:rFonts w:eastAsia="Calibri" w:cs="CorporateSPro-Light"/>
@@ -1292,13 +1062,93 @@
                                 <w:lang w:eastAsia="de-DE"/>
                               </w:rPr>
                             </w:pPr>
+                            <w:r>
+                              <w:rPr>
+                                <w:rFonts w:eastAsia="Calibri" w:cs="CorporateSPro-Light"/>
+                                <w:sz w:val="13"/>
+                                <w:szCs w:val="13"/>
+                                <w:lang w:eastAsia="de-DE"/>
+                              </w:rPr>
+                              <w:t xml:space="preserve">Fachanwalt für Business</w:t>
+                            </w:r>
                           </w:p>
                           <w:p>
                             <w:pPr>
                               <w:autoSpaceDE w:val="0"/>
                               <w:autoSpaceDN w:val="0"/>
                               <w:adjustRightInd w:val="0"/>
-                              <w:spacing w:line="240" w:lineRule="auto"/>
+                              <w:spacing w:line="276" w:lineRule="auto"/>
+                              <w:jc w:val="left"/>
+                              <w:rPr>
+                                <w:rFonts w:eastAsia="Calibri" w:cs="CorporateSPro-Light"/>
+                                <w:sz w:val="13"/>
+                                <w:szCs w:val="13"/>
+                                <w:lang w:eastAsia="de-DE"/>
+                              </w:rPr>
+                            </w:pPr>
+                            <w:r>
+                              <w:rPr>
+                                <w:rFonts w:eastAsia="Calibri" w:cs="CorporateSPro-Light"/>
+                                <w:sz w:val="13"/>
+                                <w:szCs w:val="13"/>
+                                <w:lang w:eastAsia="de-DE"/>
+                              </w:rPr>
+                              <w:t xml:space="preserve"/>
+                            </w:r>
+                          </w:p>
+                          <w:p>
+                            <w:pPr>
+                              <w:autoSpaceDE w:val="0"/>
+                              <w:autoSpaceDN w:val="0"/>
+                              <w:adjustRightInd w:val="0"/>
+                              <w:spacing w:line="276" w:lineRule="auto"/>
+                              <w:jc w:val="left"/>
+                              <w:rPr>
+                                <w:rFonts w:eastAsia="Calibri" w:cs="CorporateSPro-Light"/>
+                                <w:sz w:val="13"/>
+                                <w:szCs w:val="13"/>
+                                <w:lang w:eastAsia="de-DE"/>
+                              </w:rPr>
+                            </w:pPr>
+                            <w:r>
+                              <w:rPr>
+                                <w:rFonts w:eastAsia="Calibri" w:cs="CorporateSPro-Light"/>
+                                <w:sz w:val="13"/>
+                                <w:szCs w:val="13"/>
+                                <w:lang w:eastAsia="de-DE"/>
+                              </w:rPr>
+                              <w:t xml:space="preserve"/>
+                            </w:r>
+                          </w:p>
+                          <w:p>
+                            <w:pPr>
+                              <w:autoSpaceDE w:val="0"/>
+                              <w:autoSpaceDN w:val="0"/>
+                              <w:adjustRightInd w:val="0"/>
+                              <w:spacing w:line="276" w:lineRule="auto"/>
+                              <w:jc w:val="left"/>
+                              <w:rPr>
+                                <w:rFonts w:eastAsia="Calibri" w:cs="CorporateSPro-Light"/>
+                                <w:sz w:val="13"/>
+                                <w:szCs w:val="13"/>
+                                <w:lang w:eastAsia="de-DE"/>
+                              </w:rPr>
+                            </w:pPr>
+                            <w:r>
+                              <w:rPr>
+                                <w:rFonts w:eastAsia="Calibri" w:cs="CorporateSPro-Light"/>
+                                <w:sz w:val="13"/>
+                                <w:szCs w:val="13"/>
+                                <w:lang w:eastAsia="de-DE"/>
+                              </w:rPr>
+                              <w:t xml:space="preserve">ANGESTELLTE RECHTSANWÄLTE</w:t>
+                            </w:r>
+                          </w:p>
+                          <w:p>
+                            <w:pPr>
+                              <w:autoSpaceDE w:val="0"/>
+                              <w:autoSpaceDN w:val="0"/>
+                              <w:adjustRightInd w:val="0"/>
                               <w:jc w:val="left"/>
                               <w:rPr>
                                 <w:rFonts w:eastAsia="Calibri" w:cs="CorporateSPro-Demi"/>
@@ -1316,7 +1166,7 @@
                                 <w:szCs w:val="13"/>
                                 <w:lang w:eastAsia="de-DE"/>
                               </w:rPr>
-                              <w:t>Bettina Dax</w:t>
+                              <w:t xml:space="preserve">Eva Meyer</w:t>
                             </w:r>
                           </w:p>
                           <w:p>
@@ -1324,7 +1174,7 @@
                               <w:autoSpaceDE w:val="0"/>
                               <w:autoSpaceDN w:val="0"/>
                               <w:adjustRightInd w:val="0"/>
-                              <w:spacing w:line="240" w:lineRule="auto"/>
+                              <w:spacing w:line="276" w:lineRule="auto"/>
                               <w:jc w:val="left"/>
                               <w:rPr>
                                 <w:rFonts w:eastAsia="Calibri" w:cs="CorporateSPro-Light"/>
@@ -1340,7 +1190,7 @@
                                 <w:szCs w:val="13"/>
                                 <w:lang w:eastAsia="de-DE"/>
                               </w:rPr>
-                              <w:t>Rechtsanwältin</w:t>
+                              <w:t xml:space="preserve">Fachanwältin für Insolvenz- und Sanierungsrecht</w:t>
                             </w:r>
                           </w:p>
                           <w:p>
@@ -1348,23 +1198,30 @@
                               <w:autoSpaceDE w:val="0"/>
                               <w:autoSpaceDN w:val="0"/>
                               <w:adjustRightInd w:val="0"/>
-                              <w:spacing w:line="240" w:lineRule="auto"/>
+                              <w:spacing w:line="276" w:lineRule="auto"/>
                               <w:jc w:val="left"/>
                               <w:rPr>
-                                <w:rFonts w:eastAsia="Calibri" w:cs="CorporateSPro-Demi"/>
-                                <w:b/>
+                                <w:rFonts w:eastAsia="Calibri" w:cs="CorporateSPro-Light"/>
                                 <w:sz w:val="13"/>
                                 <w:szCs w:val="13"/>
                                 <w:lang w:eastAsia="de-DE"/>
                               </w:rPr>
                             </w:pPr>
+                            <w:r>
+                              <w:rPr>
+                                <w:rFonts w:eastAsia="Calibri" w:cs="CorporateSPro-Light"/>
+                                <w:sz w:val="13"/>
+                                <w:szCs w:val="13"/>
+                                <w:lang w:eastAsia="de-DE"/>
+                              </w:rPr>
+                              <w:t xml:space="preserve"/>
+                            </w:r>
                           </w:p>
                           <w:p>
                             <w:pPr>
                               <w:autoSpaceDE w:val="0"/>
                               <w:autoSpaceDN w:val="0"/>
                               <w:adjustRightInd w:val="0"/>
-                              <w:spacing w:line="240" w:lineRule="auto"/>
                               <w:jc w:val="left"/>
                               <w:rPr>
                                 <w:rFonts w:eastAsia="Calibri" w:cs="CorporateSPro-Demi"/>
@@ -1382,7 +1239,7 @@
                                 <w:szCs w:val="13"/>
                                 <w:lang w:eastAsia="de-DE"/>
                               </w:rPr>
-                              <w:t>Cornelia Kriege</w:t>
+                              <w:t xml:space="preserve">Bettina Dax</w:t>
                             </w:r>
                           </w:p>
                           <w:p>
@@ -1390,7 +1247,7 @@
                               <w:autoSpaceDE w:val="0"/>
                               <w:autoSpaceDN w:val="0"/>
                               <w:adjustRightInd w:val="0"/>
-                              <w:spacing w:line="240" w:lineRule="auto"/>
+                              <w:spacing w:line="276" w:lineRule="auto"/>
                               <w:jc w:val="left"/>
                               <w:rPr>
                                 <w:rFonts w:eastAsia="Calibri" w:cs="CorporateSPro-Light"/>
@@ -1406,7 +1263,7 @@
                                 <w:szCs w:val="13"/>
                                 <w:lang w:eastAsia="de-DE"/>
                               </w:rPr>
-                              <w:t>Rechtsanwältin</w:t>
+                              <w:t xml:space="preserve">Rechtsanwältin</w:t>
                             </w:r>
                           </w:p>
                           <w:p>
@@ -1414,7 +1271,7 @@
                               <w:autoSpaceDE w:val="0"/>
                               <w:autoSpaceDN w:val="0"/>
                               <w:adjustRightInd w:val="0"/>
-                              <w:spacing w:line="240" w:lineRule="auto"/>
+                              <w:spacing w:line="276" w:lineRule="auto"/>
                               <w:jc w:val="left"/>
                               <w:rPr>
                                 <w:rFonts w:eastAsia="Calibri" w:cs="CorporateSPro-Light"/>
@@ -1423,13 +1280,21 @@
                                 <w:lang w:eastAsia="de-DE"/>
                               </w:rPr>
                             </w:pPr>
+                            <w:r>
+                              <w:rPr>
+                                <w:rFonts w:eastAsia="Calibri" w:cs="CorporateSPro-Light"/>
+                                <w:sz w:val="13"/>
+                                <w:szCs w:val="13"/>
+                                <w:lang w:eastAsia="de-DE"/>
+                              </w:rPr>
+                              <w:t xml:space="preserve"/>
+                            </w:r>
                           </w:p>
                           <w:p>
                             <w:pPr>
                               <w:autoSpaceDE w:val="0"/>
                               <w:autoSpaceDN w:val="0"/>
                               <w:adjustRightInd w:val="0"/>
-                              <w:spacing w:line="240" w:lineRule="auto"/>
                               <w:jc w:val="left"/>
                               <w:rPr>
                                 <w:rFonts w:eastAsia="Calibri" w:cs="CorporateSPro-Demi"/>
@@ -1447,7 +1312,7 @@
                                 <w:szCs w:val="13"/>
                                 <w:lang w:eastAsia="de-DE"/>
                               </w:rPr>
-                              <w:t>Lars Wacker</w:t>
+                              <w:t xml:space="preserve">Cornelia Kriege</w:t>
                             </w:r>
                           </w:p>
                           <w:p>
@@ -1455,7 +1320,7 @@
                               <w:autoSpaceDE w:val="0"/>
                               <w:autoSpaceDN w:val="0"/>
                               <w:adjustRightInd w:val="0"/>
-                              <w:spacing w:line="240" w:lineRule="auto"/>
+                              <w:spacing w:line="276" w:lineRule="auto"/>
                               <w:jc w:val="left"/>
                               <w:rPr>
                                 <w:rFonts w:eastAsia="Calibri" w:cs="CorporateSPro-Light"/>
@@ -1471,26 +1336,8 @@
                                 <w:szCs w:val="13"/>
                                 <w:lang w:eastAsia="de-DE"/>
                               </w:rPr>
-                              <w:t>Rechtsanwalt</w:t>
+                              <w:t xml:space="preserve">Rechtsanwältin</w:t>
                             </w:r>
-                          </w:p>
-                          <w:p>
-                            <w:pPr>
-                              <w:pBdr>
-                                <w:bottom w:val="single" w:sz="4" w:space="1" w:color="auto"/>
-                              </w:pBdr>
-                              <w:autoSpaceDE w:val="0"/>
-                              <w:autoSpaceDN w:val="0"/>
-                              <w:adjustRightInd w:val="0"/>
-                              <w:spacing w:line="276" w:lineRule="auto"/>
-                              <w:jc w:val="left"/>
-                              <w:rPr>
-                                <w:rFonts w:eastAsia="Calibri" w:cs="CorporateSPro-Light"/>
-                                <w:sz w:val="13"/>
-                                <w:szCs w:val="13"/>
-                                <w:lang w:eastAsia="de-DE"/>
-                              </w:rPr>
-                            </w:pPr>
                           </w:p>
                           <w:p>
                             <w:pPr>
@@ -1506,28 +1353,14 @@
                                 <w:lang w:eastAsia="de-DE"/>
                               </w:rPr>
                             </w:pPr>
-                          </w:p>
-                          <w:p>
-                            <w:pPr>
-                              <w:autoSpaceDE w:val="0"/>
-                              <w:autoSpaceDN w:val="0"/>
-                              <w:adjustRightInd w:val="0"/>
-                              <w:jc w:val="left"/>
+                            <w:r>
                               <w:rPr>
-                                <w:rFonts w:eastAsia="Calibri" w:cs="CorporateSPro-Regular"/>
+                                <w:rFonts w:eastAsia="Calibri" w:cs="CorporateSPro-Light"/>
                                 <w:sz w:val="13"/>
                                 <w:szCs w:val="13"/>
                                 <w:lang w:eastAsia="de-DE"/>
                               </w:rPr>
-                            </w:pPr>
-                            <w:r>
-                              <w:rPr>
-                                <w:rFonts w:eastAsia="Calibri" w:cs="CorporateSPro-Regular"/>
-                                <w:sz w:val="13"/>
-                                <w:szCs w:val="13"/>
-                                <w:lang w:eastAsia="de-DE"/>
-                              </w:rPr>
-                              <w:t>OF COUNSEL</w:t>
+                              <w:t xml:space="preserve"/>
                             </w:r>
                           </w:p>
                           <w:p>
@@ -1535,7 +1368,6 @@
                               <w:autoSpaceDE w:val="0"/>
                               <w:autoSpaceDN w:val="0"/>
                               <w:adjustRightInd w:val="0"/>
-                              <w:spacing w:line="240" w:lineRule="auto"/>
                               <w:jc w:val="left"/>
                               <w:rPr>
                                 <w:rFonts w:eastAsia="Calibri" w:cs="CorporateSPro-Demi"/>
@@ -1553,7 +1385,7 @@
                                 <w:szCs w:val="13"/>
                                 <w:lang w:eastAsia="de-DE"/>
                               </w:rPr>
-                              <w:t>Justizrat Prof. Dr. Dr. Thomas B. Schmidt M.A.</w:t>
+                              <w:t xml:space="preserve">Lars Wacker</w:t>
                             </w:r>
                           </w:p>
                           <w:p>
@@ -1561,7 +1393,7 @@
                               <w:autoSpaceDE w:val="0"/>
                               <w:autoSpaceDN w:val="0"/>
                               <w:adjustRightInd w:val="0"/>
-                              <w:spacing w:line="240" w:lineRule="auto"/>
+                              <w:spacing w:line="276" w:lineRule="auto"/>
                               <w:jc w:val="left"/>
                               <w:rPr>
                                 <w:rFonts w:eastAsia="Calibri" w:cs="CorporateSPro-Light"/>
@@ -1577,26 +1409,8 @@
                                 <w:szCs w:val="13"/>
                                 <w:lang w:eastAsia="de-DE"/>
                               </w:rPr>
-                              <w:t>Fachanwalt für Insolvenz- und Sanierungsrecht</w:t>
+                              <w:t xml:space="preserve">Rechtsanwalt</w:t>
                             </w:r>
-                          </w:p>
-                          <w:p>
-                            <w:pPr>
-                              <w:pBdr>
-                                <w:bottom w:val="single" w:sz="4" w:space="1" w:color="auto"/>
-                              </w:pBdr>
-                              <w:autoSpaceDE w:val="0"/>
-                              <w:autoSpaceDN w:val="0"/>
-                              <w:adjustRightInd w:val="0"/>
-                              <w:spacing w:line="276" w:lineRule="auto"/>
-                              <w:jc w:val="left"/>
-                              <w:rPr>
-                                <w:rFonts w:eastAsia="Calibri" w:cs="CorporateSPro-Light"/>
-                                <w:sz w:val="13"/>
-                                <w:szCs w:val="13"/>
-                                <w:lang w:eastAsia="de-DE"/>
-                              </w:rPr>
-                            </w:pPr>
                           </w:p>
                           <w:p>
                             <w:pPr>
@@ -1612,6 +1426,63 @@
                                 <w:lang w:eastAsia="de-DE"/>
                               </w:rPr>
                             </w:pPr>
+                            <w:r>
+                              <w:rPr>
+                                <w:rFonts w:eastAsia="Calibri" w:cs="CorporateSPro-Light"/>
+                                <w:sz w:val="13"/>
+                                <w:szCs w:val="13"/>
+                                <w:lang w:eastAsia="de-DE"/>
+                              </w:rPr>
+                              <w:t xml:space="preserve"/>
+                            </w:r>
+                          </w:p>
+                          <w:p>
+                            <w:pPr>
+                              <w:autoSpaceDE w:val="0"/>
+                              <w:autoSpaceDN w:val="0"/>
+                              <w:adjustRightInd w:val="0"/>
+                              <w:spacing w:line="276" w:lineRule="auto"/>
+                              <w:jc w:val="left"/>
+                              <w:rPr>
+                                <w:rFonts w:eastAsia="Calibri" w:cs="CorporateSPro-Light"/>
+                                <w:sz w:val="13"/>
+                                <w:szCs w:val="13"/>
+                                <w:lang w:eastAsia="de-DE"/>
+                              </w:rPr>
+                            </w:pPr>
+                            <w:r>
+                              <w:rPr>
+                                <w:rFonts w:eastAsia="Calibri" w:cs="CorporateSPro-Light"/>
+                                <w:sz w:val="13"/>
+                                <w:szCs w:val="13"/>
+                                <w:lang w:eastAsia="de-DE"/>
+                              </w:rPr>
+                              <w:t xml:space="preserve"/>
+                            </w:r>
+                          </w:p>
+                          <w:p>
+                            <w:pPr>
+                              <w:autoSpaceDE w:val="0"/>
+                              <w:autoSpaceDN w:val="0"/>
+                              <w:adjustRightInd w:val="0"/>
+                              <w:spacing w:line="276" w:lineRule="auto"/>
+                              <w:jc w:val="left"/>
+                              <w:rPr>
+                                <w:rFonts w:eastAsia="Calibri" w:cs="CorporateSPro-Light"/>
+                                <w:sz w:val="13"/>
+                                <w:szCs w:val="13"/>
+                                <w:lang w:eastAsia="de-DE"/>
+                              </w:rPr>
+                            </w:pPr>
+                            <w:r>
+                              <w:rPr>
+                                <w:rFonts w:eastAsia="Calibri" w:cs="CorporateSPro-Light"/>
+                                <w:sz w:val="13"/>
+                                <w:szCs w:val="13"/>
+                                <w:lang w:eastAsia="de-DE"/>
+                              </w:rPr>
+                              <w:t xml:space="preserve">OF COUNSEL</w:t>
+                            </w:r>
                           </w:p>
                           <w:p>
                             <w:pPr>
@@ -1620,30 +1491,8 @@
                               <w:adjustRightInd w:val="0"/>
                               <w:jc w:val="left"/>
                               <w:rPr>
-                                <w:rFonts w:eastAsia="Calibri" w:cs="CorporateSPro-Regular"/>
-                                <w:sz w:val="13"/>
-                                <w:szCs w:val="13"/>
-                                <w:lang w:eastAsia="de-DE"/>
-                              </w:rPr>
-                            </w:pPr>
-                            <w:r>
-                              <w:rPr>
-                                <w:rFonts w:eastAsia="Calibri" w:cs="CorporateSPro-Regular"/>
-                                <w:sz w:val="13"/>
-                                <w:szCs w:val="13"/>
-                                <w:lang w:eastAsia="de-DE"/>
-                              </w:rPr>
-                              <w:t>STANDORTE</w:t>
-                            </w:r>
-                          </w:p>
-                          <w:p>
-                            <w:pPr>
-                              <w:autoSpaceDE w:val="0"/>
-                              <w:autoSpaceDN w:val="0"/>
-                              <w:adjustRightInd w:val="0"/>
-                              <w:spacing w:line="240" w:lineRule="auto"/>
-                              <w:rPr>
                                 <w:rFonts w:eastAsia="Calibri" w:cs="CorporateSPro-Demi"/>
+                                <w:b/>
                                 <w:sz w:val="13"/>
                                 <w:szCs w:val="13"/>
                                 <w:lang w:eastAsia="de-DE"/>
@@ -1652,30 +1501,12 @@
                             <w:r>
                               <w:rPr>
                                 <w:rFonts w:eastAsia="Calibri" w:cs="CorporateSPro-Demi"/>
+                                <w:b/>
                                 <w:sz w:val="13"/>
                                 <w:szCs w:val="13"/>
                                 <w:lang w:eastAsia="de-DE"/>
                               </w:rPr>
-                              <w:t>Trier</w:t>
-                            </w:r>
-                            <w:r>
-                              <w:rPr>
-                                <w:rFonts w:eastAsia="Calibri" w:cs="CorporateSPro-Demi"/>
-                                <w:sz w:val="13"/>
-                                <w:szCs w:val="13"/>
-                                <w:lang w:eastAsia="de-DE"/>
-                              </w:rPr>
-                              <w:tab/>
-                            </w:r>
-                            <w:r>
-                              <w:rPr>
-                                <w:rFonts w:eastAsia="Calibri" w:cs="CorporateSPro-Demi"/>
-                                <w:sz w:val="13"/>
-                                <w:szCs w:val="13"/>
-                                <w:lang w:eastAsia="de-DE"/>
-                              </w:rPr>
-                              <w:tab/>
-                              <w:t>Bad Kreuznach</w:t>
+                              <w:t xml:space="preserve">Justizrat Prof. Dr. Dr. Thomas B. Schmidt M.A.</w:t>
                             </w:r>
                           </w:p>
                           <w:p>
@@ -1683,9 +1514,10 @@
                               <w:autoSpaceDE w:val="0"/>
                               <w:autoSpaceDN w:val="0"/>
                               <w:adjustRightInd w:val="0"/>
-                              <w:spacing w:line="240" w:lineRule="auto"/>
+                              <w:spacing w:line="276" w:lineRule="auto"/>
+                              <w:jc w:val="left"/>
                               <w:rPr>
-                                <w:rFonts w:eastAsia="Calibri" w:cs="CorporateSPro-Demi"/>
+                                <w:rFonts w:eastAsia="Calibri" w:cs="CorporateSPro-Light"/>
                                 <w:sz w:val="13"/>
                                 <w:szCs w:val="13"/>
                                 <w:lang w:eastAsia="de-DE"/>
@@ -1693,22 +1525,12 @@
                             </w:pPr>
                             <w:r>
                               <w:rPr>
-                                <w:rFonts w:eastAsia="Calibri" w:cs="CorporateSPro-Demi"/>
+                                <w:rFonts w:eastAsia="Calibri" w:cs="CorporateSPro-Light"/>
                                 <w:sz w:val="13"/>
                                 <w:szCs w:val="13"/>
                                 <w:lang w:eastAsia="de-DE"/>
                               </w:rPr>
-                              <w:t>Frankfurt am Main</w:t>
-                            </w:r>
-                            <w:r>
-                              <w:rPr>
-                                <w:rFonts w:eastAsia="Calibri" w:cs="CorporateSPro-Demi"/>
-                                <w:sz w:val="13"/>
-                                <w:szCs w:val="13"/>
-                                <w:lang w:eastAsia="de-DE"/>
-                              </w:rPr>
-                              <w:tab/>
-                              <w:t>Zell/Mosel</w:t>
+                              <w:t xml:space="preserve">Fachanwalt für Insolvenz- und Sanierungsrecht</w:t>
                             </w:r>
                           </w:p>
                           <w:p>
@@ -1716,9 +1538,10 @@
                               <w:autoSpaceDE w:val="0"/>
                               <w:autoSpaceDN w:val="0"/>
                               <w:adjustRightInd w:val="0"/>
-                              <w:spacing w:line="240" w:lineRule="auto"/>
+                              <w:spacing w:line="276" w:lineRule="auto"/>
+                              <w:jc w:val="left"/>
                               <w:rPr>
-                                <w:rFonts w:eastAsia="Calibri" w:cs="CorporateSPro-Demi"/>
+                                <w:rFonts w:eastAsia="Calibri" w:cs="CorporateSPro-Light"/>
                                 <w:sz w:val="13"/>
                                 <w:szCs w:val="13"/>
                                 <w:lang w:eastAsia="de-DE"/>
@@ -1726,22 +1549,12 @@
                             </w:pPr>
                             <w:r>
                               <w:rPr>
-                                <w:rFonts w:eastAsia="Calibri" w:cs="CorporateSPro-Demi"/>
+                                <w:rFonts w:eastAsia="Calibri" w:cs="CorporateSPro-Light"/>
                                 <w:sz w:val="13"/>
                                 <w:szCs w:val="13"/>
                                 <w:lang w:eastAsia="de-DE"/>
                               </w:rPr>
-                              <w:t>Idar-Oberstein</w:t>
-                            </w:r>
-                            <w:r>
-                              <w:rPr>
-                                <w:rFonts w:eastAsia="Calibri" w:cs="CorporateSPro-Demi"/>
-                                <w:sz w:val="13"/>
-                                <w:szCs w:val="13"/>
-                                <w:lang w:eastAsia="de-DE"/>
-                              </w:rPr>
-                              <w:tab/>
-                              <w:t>Koblenz</w:t>
+                              <w:t xml:space="preserve"/>
                             </w:r>
                           </w:p>
                           <w:p>
@@ -1749,9 +1562,10 @@
                               <w:autoSpaceDE w:val="0"/>
                               <w:autoSpaceDN w:val="0"/>
                               <w:adjustRightInd w:val="0"/>
-                              <w:spacing w:line="240" w:lineRule="auto"/>
+                              <w:spacing w:line="276" w:lineRule="auto"/>
+                              <w:jc w:val="left"/>
                               <w:rPr>
-                                <w:rFonts w:eastAsia="Calibri" w:cs="CorporateSPro-Demi"/>
+                                <w:rFonts w:eastAsia="Calibri" w:cs="CorporateSPro-Light"/>
                                 <w:sz w:val="13"/>
                                 <w:szCs w:val="13"/>
                                 <w:lang w:eastAsia="de-DE"/>
@@ -1759,31 +1573,12 @@
                             </w:pPr>
                             <w:r>
                               <w:rPr>
-                                <w:rFonts w:eastAsia="Calibri" w:cs="CorporateSPro-Demi"/>
+                                <w:rFonts w:eastAsia="Calibri" w:cs="CorporateSPro-Light"/>
                                 <w:sz w:val="13"/>
                                 <w:szCs w:val="13"/>
                                 <w:lang w:eastAsia="de-DE"/>
                               </w:rPr>
-                              <w:t>Langgöns</w:t>
-                            </w:r>
-                            <w:r>
-                              <w:rPr>
-                                <w:rFonts w:eastAsia="Calibri" w:cs="CorporateSPro-Demi"/>
-                                <w:sz w:val="13"/>
-                                <w:szCs w:val="13"/>
-                                <w:lang w:eastAsia="de-DE"/>
-                              </w:rPr>
-                              <w:tab/>
-                            </w:r>
-                            <w:r>
-                              <w:rPr>
-                                <w:rFonts w:eastAsia="Calibri" w:cs="CorporateSPro-Demi"/>
-                                <w:sz w:val="13"/>
-                                <w:szCs w:val="13"/>
-                                <w:lang w:eastAsia="de-DE"/>
-                              </w:rPr>
-                              <w:tab/>
-                              <w:t>Limburg/Lahn</w:t>
+                              <w:t xml:space="preserve"/>
                             </w:r>
                           </w:p>
                           <w:p>
@@ -1791,52 +1586,144 @@
                               <w:autoSpaceDE w:val="0"/>
                               <w:autoSpaceDN w:val="0"/>
                               <w:adjustRightInd w:val="0"/>
-                              <w:spacing w:line="240" w:lineRule="auto"/>
+                              <w:spacing w:line="276" w:lineRule="auto"/>
+                              <w:jc w:val="left"/>
                               <w:rPr>
-                                <w:rFonts w:eastAsia="Calibri" w:cs="CorporateSPro-Demi"/>
-                                <w:sz w:val="9"/>
-                                <w:szCs w:val="9"/>
+                                <w:rFonts w:eastAsia="Calibri" w:cs="CorporateSPro-Light"/>
+                                <w:sz w:val="13"/>
+                                <w:szCs w:val="13"/>
                                 <w:lang w:eastAsia="de-DE"/>
                               </w:rPr>
                             </w:pPr>
                             <w:r>
                               <w:rPr>
-                                <w:rFonts w:eastAsia="Calibri" w:cs="CorporateSPro-Demi"/>
+                                <w:rFonts w:eastAsia="Calibri" w:cs="CorporateSPro-Light"/>
                                 <w:sz w:val="13"/>
                                 <w:szCs w:val="13"/>
                                 <w:lang w:eastAsia="de-DE"/>
                               </w:rPr>
-                              <w:t>Mainz</w:t>
+                              <w:t xml:space="preserve">STANDORTE</w:t>
                             </w:r>
-                            <w:r>
+                          </w:p>
+                          <w:p>
+                            <w:pPr>
+                              <w:autoSpaceDE w:val="0"/>
+                              <w:autoSpaceDN w:val="0"/>
+                              <w:adjustRightInd w:val="0"/>
+                              <w:spacing w:line="276" w:lineRule="auto"/>
+                              <w:jc w:val="left"/>
                               <w:rPr>
-                                <w:rFonts w:eastAsia="Calibri" w:cs="CorporateSPro-Demi"/>
+                                <w:rFonts w:eastAsia="Calibri" w:cs="CorporateSPro-Light"/>
                                 <w:sz w:val="13"/>
                                 <w:szCs w:val="13"/>
                                 <w:lang w:eastAsia="de-DE"/>
                               </w:rPr>
-                              <w:tab/>
-                            </w:r>
+                            </w:pPr>
                             <w:r>
                               <w:rPr>
-                                <w:rFonts w:eastAsia="Calibri" w:cs="CorporateSPro-Demi"/>
+                                <w:rFonts w:eastAsia="Calibri" w:cs="CorporateSPro-Light"/>
                                 <w:sz w:val="13"/>
                                 <w:szCs w:val="13"/>
                                 <w:lang w:eastAsia="de-DE"/>
                               </w:rPr>
-                              <w:tab/>
-                              <w:t>Wiesbaden</w:t>
+                              <w:t xml:space="preserve">Trier		Zell/Mosel</w:t>
                             </w:r>
-                            <w:bookmarkEnd w:id="0"/>
-                            <w:bookmarkEnd w:id="1"/>
-                            <w:bookmarkEnd w:id="2"/>
-                            <w:bookmarkEnd w:id="3"/>
-                            <w:bookmarkEnd w:id="4"/>
-                            <w:bookmarkEnd w:id="5"/>
-                            <w:bookmarkEnd w:id="6"/>
-                            <w:bookmarkEnd w:id="7"/>
-                            <w:bookmarkEnd w:id="8"/>
-                            <w:bookmarkEnd w:id="9"/>
+                          </w:p>
+                          <w:p>
+                            <w:pPr>
+                              <w:autoSpaceDE w:val="0"/>
+                              <w:autoSpaceDN w:val="0"/>
+                              <w:adjustRightInd w:val="0"/>
+                              <w:spacing w:line="276" w:lineRule="auto"/>
+                              <w:jc w:val="left"/>
+                              <w:rPr>
+                                <w:rFonts w:eastAsia="Calibri" w:cs="CorporateSPro-Light"/>
+                                <w:sz w:val="13"/>
+                                <w:szCs w:val="13"/>
+                                <w:lang w:eastAsia="de-DE"/>
+                              </w:rPr>
+                            </w:pPr>
+                            <w:r>
+                              <w:rPr>
+                                <w:rFonts w:eastAsia="Calibri" w:cs="CorporateSPro-Light"/>
+                                <w:sz w:val="13"/>
+                                <w:szCs w:val="13"/>
+                                <w:lang w:eastAsia="de-DE"/>
+                              </w:rPr>
+                              <w:t xml:space="preserve">Wiesbaden		Koblenz</w:t>
+                            </w:r>
+                          </w:p>
+                          <w:p>
+                            <w:pPr>
+                              <w:autoSpaceDE w:val="0"/>
+                              <w:autoSpaceDN w:val="0"/>
+                              <w:adjustRightInd w:val="0"/>
+                              <w:spacing w:line="276" w:lineRule="auto"/>
+                              <w:jc w:val="left"/>
+                              <w:rPr>
+                                <w:rFonts w:eastAsia="Calibri" w:cs="CorporateSPro-Light"/>
+                                <w:sz w:val="13"/>
+                                <w:szCs w:val="13"/>
+                                <w:lang w:eastAsia="de-DE"/>
+                              </w:rPr>
+                            </w:pPr>
+                            <w:r>
+                              <w:rPr>
+                                <w:rFonts w:eastAsia="Calibri" w:cs="CorporateSPro-Light"/>
+                                <w:sz w:val="13"/>
+                                <w:szCs w:val="13"/>
+                                <w:lang w:eastAsia="de-DE"/>
+                              </w:rPr>
+                              <w:t xml:space="preserve">Bad Kreuznach		Frankfurt am Main</w:t>
+                            </w:r>
+                          </w:p>
+                          <w:p>
+                            <w:pPr>
+                              <w:autoSpaceDE w:val="0"/>
+                              <w:autoSpaceDN w:val="0"/>
+                              <w:adjustRightInd w:val="0"/>
+                              <w:spacing w:line="276" w:lineRule="auto"/>
+                              <w:jc w:val="left"/>
+                              <w:rPr>
+                                <w:rFonts w:eastAsia="Calibri" w:cs="CorporateSPro-Light"/>
+                                <w:sz w:val="13"/>
+                                <w:szCs w:val="13"/>
+                                <w:lang w:eastAsia="de-DE"/>
+                              </w:rPr>
+                            </w:pPr>
+                            <w:r>
+                              <w:rPr>
+                                <w:rFonts w:eastAsia="Calibri" w:cs="CorporateSPro-Light"/>
+                                <w:sz w:val="13"/>
+                                <w:szCs w:val="13"/>
+                                <w:lang w:eastAsia="de-DE"/>
+                              </w:rPr>
+                              <w:t xml:space="preserve">Idar-Oberstein		Langgöns</w:t>
+                            </w:r>
+                          </w:p>
+                          <w:p>
+                            <w:pPr>
+                              <w:autoSpaceDE w:val="0"/>
+                              <w:autoSpaceDN w:val="0"/>
+                              <w:adjustRightInd w:val="0"/>
+                              <w:spacing w:line="276" w:lineRule="auto"/>
+                              <w:jc w:val="left"/>
+                              <w:rPr>
+                                <w:rFonts w:eastAsia="Calibri" w:cs="CorporateSPro-Light"/>
+                                <w:sz w:val="13"/>
+                                <w:szCs w:val="13"/>
+                                <w:lang w:eastAsia="de-DE"/>
+                              </w:rPr>
+                            </w:pPr>
+                            <w:r>
+                              <w:rPr>
+                                <w:rFonts w:eastAsia="Calibri" w:cs="CorporateSPro-Light"/>
+                                <w:sz w:val="13"/>
+                                <w:szCs w:val="13"/>
+                                <w:lang w:eastAsia="de-DE"/>
+                              </w:rPr>
+                              <w:t xml:space="preserve">Limburg/Lahn		Mainz</w:t>
+                            </w:r>
                           </w:p>
                         </w:txbxContent>
                       </wps:txbx>
@@ -1889,7 +1776,7 @@
                           <w:szCs w:val="13"/>
                           <w:lang w:eastAsia="de-DE"/>
                         </w:rPr>
-                        <w:t>www.tbs-insolvenzverwalter.de</w:t>
+                        <w:t xml:space="preserve">www.tbs-insolvenzverwalter.de</w:t>
                       </w:r>
                     </w:p>
                     <w:p>
@@ -1913,14 +1800,11 @@
                           <w:szCs w:val="13"/>
                           <w:lang w:eastAsia="de-DE"/>
                         </w:rPr>
-                        <w:t>Partnerschaftsregister des</w:t>
+                        <w:t xml:space="preserve">Partnerschaftsregister des</w:t>
                       </w:r>
                     </w:p>
                     <w:p>
                       <w:pPr>
-                        <w:pBdr>
-                          <w:bottom w:val="single" w:sz="4" w:space="1" w:color="auto"/>
-                        </w:pBdr>
                         <w:autoSpaceDE w:val="0"/>
                         <w:autoSpaceDN w:val="0"/>
                         <w:adjustRightInd w:val="0"/>
@@ -1940,134 +1824,8 @@
                           <w:szCs w:val="13"/>
                           <w:lang w:eastAsia="de-DE"/>
                         </w:rPr>
-                        <w:t>Amtsgericht Koblenz – PR 20203</w:t>
+                        <w:t xml:space="preserve">Amtsgericht Koblenz – PR 20203</w:t>
                       </w:r>
-                    </w:p>
-                    <w:p>
-                      <w:pPr>
-                        <w:pBdr>
-                          <w:bottom w:val="single" w:sz="4" w:space="1" w:color="auto"/>
-                        </w:pBdr>
-                        <w:autoSpaceDE w:val="0"/>
-                        <w:autoSpaceDN w:val="0"/>
-                        <w:adjustRightInd w:val="0"/>
-                        <w:spacing w:line="276" w:lineRule="auto"/>
-                        <w:jc w:val="center"/>
-                        <w:rPr>
-                          <w:rFonts w:eastAsia="Calibri" w:cs="CorporateSPro-Light"/>
-                          <w:sz w:val="13"/>
-                          <w:szCs w:val="13"/>
-                          <w:lang w:eastAsia="de-DE"/>
-                        </w:rPr>
-                      </w:pPr>
-                    </w:p>
-                    <w:p>
-                      <w:pPr>
-                        <w:pBdr>
-                          <w:bottom w:val="single" w:sz="4" w:space="1" w:color="auto"/>
-                        </w:pBdr>
-                        <w:autoSpaceDE w:val="0"/>
-                        <w:autoSpaceDN w:val="0"/>
-                        <w:adjustRightInd w:val="0"/>
-                        <w:spacing w:line="276" w:lineRule="auto"/>
-                        <w:jc w:val="center"/>
-                        <w:rPr>
-                          <w:rFonts w:eastAsia="Calibri" w:cs="CorporateSPro-Light"/>
-                          <w:sz w:val="13"/>
-                          <w:szCs w:val="13"/>
-                          <w:lang w:eastAsia="de-DE"/>
-                        </w:rPr>
-                      </w:pPr>
-                    </w:p>
-                    <w:p>
-                      <w:pPr>
-                        <w:pBdr>
-                          <w:bottom w:val="single" w:sz="4" w:space="1" w:color="auto"/>
-                        </w:pBdr>
-                        <w:autoSpaceDE w:val="0"/>
-                        <w:autoSpaceDN w:val="0"/>
-                        <w:adjustRightInd w:val="0"/>
-                        <w:spacing w:line="276" w:lineRule="auto"/>
-                        <w:jc w:val="center"/>
-                        <w:rPr>
-                          <w:rFonts w:eastAsia="Calibri" w:cs="CorporateSPro-Light"/>
-                          <w:sz w:val="13"/>
-                          <w:szCs w:val="13"/>
-                          <w:lang w:eastAsia="de-DE"/>
-                        </w:rPr>
-                      </w:pPr>
-                    </w:p>
-                    <w:p>
-                      <w:pPr>
-                        <w:pBdr>
-                          <w:bottom w:val="single" w:sz="4" w:space="1" w:color="auto"/>
-                        </w:pBdr>
-                        <w:autoSpaceDE w:val="0"/>
-                        <w:autoSpaceDN w:val="0"/>
-                        <w:adjustRightInd w:val="0"/>
-                        <w:spacing w:line="276" w:lineRule="auto"/>
-                        <w:jc w:val="center"/>
-                        <w:rPr>
-                          <w:rFonts w:eastAsia="Calibri" w:cs="CorporateSPro-Light"/>
-                          <w:sz w:val="13"/>
-                          <w:szCs w:val="13"/>
-                          <w:lang w:eastAsia="de-DE"/>
-                        </w:rPr>
-                      </w:pPr>
-                    </w:p>
-                    <w:p>
-                      <w:pPr>
-                        <w:pBdr>
-                          <w:bottom w:val="single" w:sz="4" w:space="1" w:color="auto"/>
-                        </w:pBdr>
-                        <w:autoSpaceDE w:val="0"/>
-                        <w:autoSpaceDN w:val="0"/>
-                        <w:adjustRightInd w:val="0"/>
-                        <w:spacing w:line="276" w:lineRule="auto"/>
-                        <w:jc w:val="center"/>
-                        <w:rPr>
-                          <w:rFonts w:eastAsia="Calibri" w:cs="CorporateSPro-Light"/>
-                          <w:sz w:val="13"/>
-                          <w:szCs w:val="13"/>
-                          <w:lang w:eastAsia="de-DE"/>
-                        </w:rPr>
-                      </w:pPr>
-                    </w:p>
-                    <w:p>
-                      <w:pPr>
-                        <w:pBdr>
-                          <w:bottom w:val="single" w:sz="4" w:space="1" w:color="auto"/>
-                        </w:pBdr>
-                        <w:autoSpaceDE w:val="0"/>
-                        <w:autoSpaceDN w:val="0"/>
-                        <w:adjustRightInd w:val="0"/>
-                        <w:spacing w:line="276" w:lineRule="auto"/>
-                        <w:jc w:val="center"/>
-                        <w:rPr>
-                          <w:rFonts w:eastAsia="Calibri" w:cs="CorporateSPro-Light"/>
-                          <w:sz w:val="13"/>
-                          <w:szCs w:val="13"/>
-                          <w:lang w:eastAsia="de-DE"/>
-                        </w:rPr>
-                      </w:pPr>
-                    </w:p>
-                    <w:p>
-                      <w:pPr>
-                        <w:pBdr>
-                          <w:bottom w:val="single" w:sz="4" w:space="1" w:color="auto"/>
-                        </w:pBdr>
-                        <w:autoSpaceDE w:val="0"/>
-                        <w:autoSpaceDN w:val="0"/>
-                        <w:adjustRightInd w:val="0"/>
-                        <w:spacing w:line="276" w:lineRule="auto"/>
-                        <w:jc w:val="center"/>
-                        <w:rPr>
-                          <w:rFonts w:eastAsia="Calibri" w:cs="CorporateSPro-Light"/>
-                          <w:sz w:val="13"/>
-                          <w:szCs w:val="13"/>
-                          <w:lang w:eastAsia="de-DE"/>
-                        </w:rPr>
-                      </w:pPr>
                     </w:p>
                     <w:p>
                       <w:pPr>
@@ -2083,38 +1841,14 @@
                           <w:lang w:eastAsia="de-DE"/>
                         </w:rPr>
                       </w:pPr>
-                    </w:p>
-                    <w:p>
-                      <w:pPr>
-                        <w:autoSpaceDE w:val="0"/>
-                        <w:autoSpaceDN w:val="0"/>
-                        <w:adjustRightInd w:val="0"/>
-                        <w:jc w:val="left"/>
+                      <w:r>
                         <w:rPr>
-                          <w:rFonts w:eastAsia="Calibri" w:cs="CorporateSPro-Regular"/>
+                          <w:rFonts w:eastAsia="Calibri" w:cs="CorporateSPro-Light"/>
                           <w:sz w:val="13"/>
                           <w:szCs w:val="13"/>
                           <w:lang w:eastAsia="de-DE"/>
                         </w:rPr>
-                      </w:pPr>
-                      <w:bookmarkStart w:id="10" w:name="_Hlk217368252"/>
-                      <w:bookmarkStart w:id="11" w:name="_Hlk217368253"/>
-                      <w:bookmarkStart w:id="12" w:name="_Hlk217368337"/>
-                      <w:bookmarkStart w:id="13" w:name="_Hlk217368338"/>
-                      <w:bookmarkStart w:id="14" w:name="_Hlk217368401"/>
-                      <w:bookmarkStart w:id="15" w:name="_Hlk217368402"/>
-                      <w:bookmarkStart w:id="16" w:name="_Hlk217368434"/>
-                      <w:bookmarkStart w:id="17" w:name="_Hlk217368435"/>
-                      <w:bookmarkStart w:id="18" w:name="_Hlk217368465"/>
-                      <w:bookmarkStart w:id="19" w:name="_Hlk217368466"/>
-                      <w:r>
-                        <w:rPr>
-                          <w:rFonts w:eastAsia="Calibri" w:cs="CorporateSPro-Regular"/>
-                          <w:sz w:val="13"/>
-                          <w:szCs w:val="13"/>
-                          <w:lang w:eastAsia="de-DE"/>
-                        </w:rPr>
-                        <w:t>PARTNER</w:t>
+                        <w:t xml:space="preserve"/>
                       </w:r>
                     </w:p>
                     <w:p>
@@ -2122,7 +1856,78 @@
                         <w:autoSpaceDE w:val="0"/>
                         <w:autoSpaceDN w:val="0"/>
                         <w:adjustRightInd w:val="0"/>
-                        <w:spacing w:line="240" w:lineRule="auto"/>
+                        <w:spacing w:line="276" w:lineRule="auto"/>
+                        <w:jc w:val="left"/>
+                        <w:rPr>
+                          <w:rFonts w:eastAsia="Calibri" w:cs="CorporateSPro-Light"/>
+                          <w:sz w:val="13"/>
+                          <w:szCs w:val="13"/>
+                          <w:lang w:eastAsia="de-DE"/>
+                        </w:rPr>
+                      </w:pPr>
+                      <w:r>
+                        <w:rPr>
+                          <w:rFonts w:eastAsia="Calibri" w:cs="CorporateSPro-Light"/>
+                          <w:sz w:val="13"/>
+                          <w:szCs w:val="13"/>
+                          <w:lang w:eastAsia="de-DE"/>
+                        </w:rPr>
+                        <w:t xml:space="preserve"/>
+                      </w:r>
+                    </w:p>
+                    <w:p>
+                      <w:pPr>
+                        <w:autoSpaceDE w:val="0"/>
+                        <w:autoSpaceDN w:val="0"/>
+                        <w:adjustRightInd w:val="0"/>
+                        <w:spacing w:line="276" w:lineRule="auto"/>
+                        <w:jc w:val="left"/>
+                        <w:rPr>
+                          <w:rFonts w:eastAsia="Calibri" w:cs="CorporateSPro-Light"/>
+                          <w:sz w:val="13"/>
+                          <w:szCs w:val="13"/>
+                          <w:lang w:eastAsia="de-DE"/>
+                        </w:rPr>
+                      </w:pPr>
+                      <w:r>
+                        <w:rPr>
+                          <w:rFonts w:eastAsia="Calibri" w:cs="CorporateSPro-Light"/>
+                          <w:sz w:val="13"/>
+                          <w:szCs w:val="13"/>
+                          <w:lang w:eastAsia="de-DE"/>
+                        </w:rPr>
+                        <w:t xml:space="preserve"/>
+                      </w:r>
+                    </w:p>
+                    <w:p>
+                      <w:pPr>
+                        <w:autoSpaceDE w:val="0"/>
+                        <w:autoSpaceDN w:val="0"/>
+                        <w:adjustRightInd w:val="0"/>
+                        <w:spacing w:line="276" w:lineRule="auto"/>
+                        <w:jc w:val="left"/>
+                        <w:rPr>
+                          <w:rFonts w:eastAsia="Calibri" w:cs="CorporateSPro-Light"/>
+                          <w:sz w:val="13"/>
+                          <w:szCs w:val="13"/>
+                          <w:lang w:eastAsia="de-DE"/>
+                        </w:rPr>
+                      </w:pPr>
+                      <w:r>
+                        <w:rPr>
+                          <w:rFonts w:eastAsia="Calibri" w:cs="CorporateSPro-Light"/>
+                          <w:sz w:val="13"/>
+                          <w:szCs w:val="13"/>
+                          <w:lang w:eastAsia="de-DE"/>
+                        </w:rPr>
+                        <w:t xml:space="preserve">PARTNER</w:t>
+                      </w:r>
+                    </w:p>
+                    <w:p>
+                      <w:pPr>
+                        <w:autoSpaceDE w:val="0"/>
+                        <w:autoSpaceDN w:val="0"/>
+                        <w:adjustRightInd w:val="0"/>
                         <w:jc w:val="left"/>
                         <w:rPr>
                           <w:rFonts w:eastAsia="Calibri" w:cs="CorporateSPro-Demi"/>
@@ -2140,7 +1945,7 @@
                           <w:szCs w:val="13"/>
                           <w:lang w:eastAsia="de-DE"/>
                         </w:rPr>
-                        <w:t>Ingo Grünewald</w:t>
+                        <w:t xml:space="preserve">Ingo Grünewald</w:t>
                       </w:r>
                     </w:p>
                     <w:p>
@@ -2148,7 +1953,7 @@
                         <w:autoSpaceDE w:val="0"/>
                         <w:autoSpaceDN w:val="0"/>
                         <w:adjustRightInd w:val="0"/>
-                        <w:spacing w:line="240" w:lineRule="auto"/>
+                        <w:spacing w:line="276" w:lineRule="auto"/>
                         <w:jc w:val="left"/>
                         <w:rPr>
                           <w:rFonts w:eastAsia="Calibri" w:cs="CorporateSPro-Light"/>
@@ -2164,7 +1969,7 @@
                           <w:szCs w:val="13"/>
                           <w:lang w:eastAsia="de-DE"/>
                         </w:rPr>
-                        <w:t>Fachanwalt für Insolvenz- und Sanierungsrecht</w:t>
+                        <w:t xml:space="preserve">Fachanwalt für Insolvenz- und Sanierungsrecht</w:t>
                       </w:r>
                     </w:p>
                     <w:p>
@@ -2172,7 +1977,7 @@
                         <w:autoSpaceDE w:val="0"/>
                         <w:autoSpaceDN w:val="0"/>
                         <w:adjustRightInd w:val="0"/>
-                        <w:spacing w:line="240" w:lineRule="auto"/>
+                        <w:spacing w:line="276" w:lineRule="auto"/>
                         <w:jc w:val="left"/>
                         <w:rPr>
                           <w:rFonts w:eastAsia="Calibri" w:cs="CorporateSPro-Light"/>
@@ -2188,7 +1993,7 @@
                           <w:szCs w:val="13"/>
                           <w:lang w:eastAsia="de-DE"/>
                         </w:rPr>
-                        <w:t>Fachanwalt für Handels- und Gesellschaftsrecht</w:t>
+                        <w:t xml:space="preserve">Fachanwalt für Handels- und Gesellschaftsrecht</w:t>
                       </w:r>
                     </w:p>
                     <w:p>
@@ -2196,49 +2001,7 @@
                         <w:autoSpaceDE w:val="0"/>
                         <w:autoSpaceDN w:val="0"/>
                         <w:adjustRightInd w:val="0"/>
-                        <w:spacing w:line="240" w:lineRule="auto"/>
-                        <w:jc w:val="left"/>
-                        <w:rPr>
-                          <w:rFonts w:eastAsia="Calibri" w:cs="CorporateSPro-Demi"/>
-                          <w:b/>
-                          <w:sz w:val="13"/>
-                          <w:szCs w:val="13"/>
-                          <w:lang w:eastAsia="de-DE"/>
-                        </w:rPr>
-                      </w:pPr>
-                    </w:p>
-                    <w:p>
-                      <w:pPr>
-                        <w:autoSpaceDE w:val="0"/>
-                        <w:autoSpaceDN w:val="0"/>
-                        <w:adjustRightInd w:val="0"/>
-                        <w:spacing w:line="240" w:lineRule="auto"/>
-                        <w:jc w:val="left"/>
-                        <w:rPr>
-                          <w:rFonts w:eastAsia="Calibri" w:cs="CorporateSPro-Demi"/>
-                          <w:b/>
-                          <w:sz w:val="13"/>
-                          <w:szCs w:val="13"/>
-                          <w:lang w:val="en-GB" w:eastAsia="de-DE"/>
-                        </w:rPr>
-                      </w:pPr>
-                      <w:r>
-                        <w:rPr>
-                          <w:rFonts w:eastAsia="Calibri" w:cs="CorporateSPro-Demi"/>
-                          <w:b/>
-                          <w:sz w:val="13"/>
-                          <w:szCs w:val="13"/>
-                          <w:lang w:val="en-GB" w:eastAsia="de-DE"/>
-                        </w:rPr>
-                        <w:t>Dr. Alexander Thomas Lamberty LL.M.</w:t>
-                      </w:r>
-                    </w:p>
-                    <w:p>
-                      <w:pPr>
-                        <w:autoSpaceDE w:val="0"/>
-                        <w:autoSpaceDN w:val="0"/>
-                        <w:adjustRightInd w:val="0"/>
-                        <w:spacing w:line="240" w:lineRule="auto"/>
+                        <w:spacing w:line="276" w:lineRule="auto"/>
                         <w:jc w:val="left"/>
                         <w:rPr>
                           <w:rFonts w:eastAsia="Calibri" w:cs="CorporateSPro-Light"/>
@@ -2254,7 +2017,7 @@
                           <w:szCs w:val="13"/>
                           <w:lang w:eastAsia="de-DE"/>
                         </w:rPr>
-                        <w:t>Fachanwalt für Insolvenz- und Sanierungsrecht</w:t>
+                        <w:t xml:space="preserve"/>
                       </w:r>
                     </w:p>
                     <w:p>
@@ -2262,23 +2025,6 @@
                         <w:autoSpaceDE w:val="0"/>
                         <w:autoSpaceDN w:val="0"/>
                         <w:adjustRightInd w:val="0"/>
-                        <w:spacing w:line="240" w:lineRule="auto"/>
-                        <w:jc w:val="left"/>
-                        <w:rPr>
-                          <w:rFonts w:eastAsia="Calibri" w:cs="CorporateSPro-Demi"/>
-                          <w:b/>
-                          <w:sz w:val="13"/>
-                          <w:szCs w:val="13"/>
-                          <w:lang w:eastAsia="de-DE"/>
-                        </w:rPr>
-                      </w:pPr>
-                    </w:p>
-                    <w:p>
-                      <w:pPr>
-                        <w:autoSpaceDE w:val="0"/>
-                        <w:autoSpaceDN w:val="0"/>
-                        <w:adjustRightInd w:val="0"/>
-                        <w:spacing w:line="240" w:lineRule="auto"/>
                         <w:jc w:val="left"/>
                         <w:rPr>
                           <w:rFonts w:eastAsia="Calibri" w:cs="CorporateSPro-Demi"/>
@@ -2296,7 +2042,7 @@
                           <w:szCs w:val="13"/>
                           <w:lang w:eastAsia="de-DE"/>
                         </w:rPr>
-                        <w:t>Fatma Kreft</w:t>
+                        <w:t xml:space="preserve">Dr. Alexander Thomas Lamberty LL.M.</w:t>
                       </w:r>
                     </w:p>
                     <w:p>
@@ -2304,7 +2050,7 @@
                         <w:autoSpaceDE w:val="0"/>
                         <w:autoSpaceDN w:val="0"/>
                         <w:adjustRightInd w:val="0"/>
-                        <w:spacing w:line="240" w:lineRule="auto"/>
+                        <w:spacing w:line="276" w:lineRule="auto"/>
                         <w:jc w:val="left"/>
                         <w:rPr>
                           <w:rFonts w:eastAsia="Calibri" w:cs="CorporateSPro-Light"/>
@@ -2320,7 +2066,7 @@
                           <w:szCs w:val="13"/>
                           <w:lang w:eastAsia="de-DE"/>
                         </w:rPr>
-                        <w:t>Fachanwältin für Insolvenz- und Sanierungsrecht</w:t>
+                        <w:t xml:space="preserve">Fachanwalt für Insolvenz- und Sanierungsrecht</w:t>
                       </w:r>
                     </w:p>
                     <w:p>
@@ -2328,7 +2074,7 @@
                         <w:autoSpaceDE w:val="0"/>
                         <w:autoSpaceDN w:val="0"/>
                         <w:adjustRightInd w:val="0"/>
-                        <w:spacing w:line="240" w:lineRule="auto"/>
+                        <w:spacing w:line="276" w:lineRule="auto"/>
                         <w:jc w:val="left"/>
                         <w:rPr>
                           <w:rFonts w:eastAsia="Calibri" w:cs="CorporateSPro-Light"/>
@@ -2344,7 +2090,7 @@
                           <w:szCs w:val="13"/>
                           <w:lang w:eastAsia="de-DE"/>
                         </w:rPr>
-                        <w:t>Fachanwältin für Steuerrecht</w:t>
+                        <w:t xml:space="preserve"/>
                       </w:r>
                     </w:p>
                     <w:p>
@@ -2352,22 +2098,6 @@
                         <w:autoSpaceDE w:val="0"/>
                         <w:autoSpaceDN w:val="0"/>
                         <w:adjustRightInd w:val="0"/>
-                        <w:spacing w:line="240" w:lineRule="auto"/>
-                        <w:jc w:val="left"/>
-                        <w:rPr>
-                          <w:rFonts w:eastAsia="Calibri" w:cs="CorporateSPro-Light"/>
-                          <w:sz w:val="13"/>
-                          <w:szCs w:val="13"/>
-                          <w:lang w:eastAsia="de-DE"/>
-                        </w:rPr>
-                      </w:pPr>
-                    </w:p>
-                    <w:p>
-                      <w:pPr>
-                        <w:autoSpaceDE w:val="0"/>
-                        <w:autoSpaceDN w:val="0"/>
-                        <w:adjustRightInd w:val="0"/>
-                        <w:spacing w:line="240" w:lineRule="auto"/>
                         <w:jc w:val="left"/>
                         <w:rPr>
                           <w:rFonts w:eastAsia="Calibri" w:cs="CorporateSPro-Demi"/>
@@ -2385,7 +2115,7 @@
                           <w:szCs w:val="13"/>
                           <w:lang w:eastAsia="de-DE"/>
                         </w:rPr>
-                        <w:t>Dr. Arne Löser</w:t>
+                        <w:t xml:space="preserve">Fatma Kreft</w:t>
                       </w:r>
                     </w:p>
                     <w:p>
@@ -2393,7 +2123,7 @@
                         <w:autoSpaceDE w:val="0"/>
                         <w:autoSpaceDN w:val="0"/>
                         <w:adjustRightInd w:val="0"/>
-                        <w:spacing w:line="240" w:lineRule="auto"/>
+                        <w:spacing w:line="276" w:lineRule="auto"/>
                         <w:jc w:val="left"/>
                         <w:rPr>
                           <w:rFonts w:eastAsia="Calibri" w:cs="CorporateSPro-Light"/>
@@ -2409,7 +2139,7 @@
                           <w:szCs w:val="13"/>
                           <w:lang w:eastAsia="de-DE"/>
                         </w:rPr>
-                        <w:t>Fachanwalt für Insolvenz- und Sanierungsrecht</w:t>
+                        <w:t xml:space="preserve">Fachanwältin für Insolvenz- und Sanierungsrecht</w:t>
                       </w:r>
                     </w:p>
                     <w:p>
@@ -2417,7 +2147,7 @@
                         <w:autoSpaceDE w:val="0"/>
                         <w:autoSpaceDN w:val="0"/>
                         <w:adjustRightInd w:val="0"/>
-                        <w:spacing w:line="240" w:lineRule="auto"/>
+                        <w:spacing w:line="276" w:lineRule="auto"/>
                         <w:jc w:val="left"/>
                         <w:rPr>
                           <w:rFonts w:eastAsia="Calibri" w:cs="CorporateSPro-Light"/>
@@ -2433,7 +2163,7 @@
                           <w:szCs w:val="13"/>
                           <w:lang w:eastAsia="de-DE"/>
                         </w:rPr>
-                        <w:t>Fachanwalt für Handels- und Gesellschaftsrecht</w:t>
+                        <w:t xml:space="preserve">Fachanwältin für Steuerrecht</w:t>
                       </w:r>
                     </w:p>
                     <w:p>
@@ -2441,7 +2171,7 @@
                         <w:autoSpaceDE w:val="0"/>
                         <w:autoSpaceDN w:val="0"/>
                         <w:adjustRightInd w:val="0"/>
-                        <w:spacing w:line="240" w:lineRule="auto"/>
+                        <w:spacing w:line="276" w:lineRule="auto"/>
                         <w:jc w:val="left"/>
                         <w:rPr>
                           <w:rFonts w:eastAsia="Calibri" w:cs="CorporateSPro-Light"/>
@@ -2450,13 +2180,21 @@
                           <w:lang w:eastAsia="de-DE"/>
                         </w:rPr>
                       </w:pPr>
+                      <w:r>
+                        <w:rPr>
+                          <w:rFonts w:eastAsia="Calibri" w:cs="CorporateSPro-Light"/>
+                          <w:sz w:val="13"/>
+                          <w:szCs w:val="13"/>
+                          <w:lang w:eastAsia="de-DE"/>
+                        </w:rPr>
+                        <w:t xml:space="preserve"/>
+                      </w:r>
                     </w:p>
                     <w:p>
                       <w:pPr>
                         <w:autoSpaceDE w:val="0"/>
                         <w:autoSpaceDN w:val="0"/>
                         <w:adjustRightInd w:val="0"/>
-                        <w:spacing w:line="240" w:lineRule="auto"/>
                         <w:jc w:val="left"/>
                         <w:rPr>
                           <w:rFonts w:eastAsia="Calibri" w:cs="CorporateSPro-Demi"/>
@@ -2474,7 +2212,7 @@
                           <w:szCs w:val="13"/>
                           <w:lang w:eastAsia="de-DE"/>
                         </w:rPr>
-                        <w:t>Dr. Thomas Thöne</w:t>
+                        <w:t xml:space="preserve">Dr. Arne Löser</w:t>
                       </w:r>
                     </w:p>
                     <w:p>
@@ -2482,7 +2220,7 @@
                         <w:autoSpaceDE w:val="0"/>
                         <w:autoSpaceDN w:val="0"/>
                         <w:adjustRightInd w:val="0"/>
-                        <w:spacing w:line="240" w:lineRule="auto"/>
+                        <w:spacing w:line="276" w:lineRule="auto"/>
                         <w:jc w:val="left"/>
                         <w:rPr>
                           <w:rFonts w:eastAsia="Calibri" w:cs="CorporateSPro-Light"/>
@@ -2498,7 +2236,7 @@
                           <w:szCs w:val="13"/>
                           <w:lang w:eastAsia="de-DE"/>
                         </w:rPr>
-                        <w:t>Fachanwalt für Insolvenz- und Sanierungsrecht</w:t>
+                        <w:t xml:space="preserve">Fachanwalt für Insolvenz- und Sanierungsrecht</w:t>
                       </w:r>
                     </w:p>
                     <w:p>
@@ -2506,7 +2244,7 @@
                         <w:autoSpaceDE w:val="0"/>
                         <w:autoSpaceDN w:val="0"/>
                         <w:adjustRightInd w:val="0"/>
-                        <w:spacing w:line="240" w:lineRule="auto"/>
+                        <w:spacing w:line="276" w:lineRule="auto"/>
                         <w:jc w:val="left"/>
                         <w:rPr>
                           <w:rFonts w:eastAsia="Calibri" w:cs="CorporateSPro-Light"/>
@@ -2522,7 +2260,7 @@
                           <w:szCs w:val="13"/>
                           <w:lang w:eastAsia="de-DE"/>
                         </w:rPr>
-                        <w:t>Fachanwalt für Steuerrecht</w:t>
+                        <w:t xml:space="preserve">Fachanwalt für Handels- und Gesellschaftsrecht</w:t>
                       </w:r>
                     </w:p>
                     <w:p>
@@ -2530,7 +2268,7 @@
                         <w:autoSpaceDE w:val="0"/>
                         <w:autoSpaceDN w:val="0"/>
                         <w:adjustRightInd w:val="0"/>
-                        <w:spacing w:line="240" w:lineRule="auto"/>
+                        <w:spacing w:line="276" w:lineRule="auto"/>
                         <w:jc w:val="left"/>
                         <w:rPr>
                           <w:rFonts w:eastAsia="Calibri" w:cs="CorporateSPro-Light"/>
@@ -2546,63 +2284,7 @@
                           <w:szCs w:val="13"/>
                           <w:lang w:eastAsia="de-DE"/>
                         </w:rPr>
-                        <w:t>Notar in Wiesbaden</w:t>
-                      </w:r>
-                    </w:p>
-                    <w:p>
-                      <w:pPr>
-                        <w:pBdr>
-                          <w:bottom w:val="single" w:sz="4" w:space="1" w:color="auto"/>
-                        </w:pBdr>
-                        <w:autoSpaceDE w:val="0"/>
-                        <w:autoSpaceDN w:val="0"/>
-                        <w:adjustRightInd w:val="0"/>
-                        <w:spacing w:line="276" w:lineRule="auto"/>
-                        <w:jc w:val="left"/>
-                        <w:rPr>
-                          <w:rFonts w:eastAsia="Calibri" w:cs="CorporateSPro-Light"/>
-                          <w:sz w:val="13"/>
-                          <w:szCs w:val="13"/>
-                          <w:lang w:eastAsia="de-DE"/>
-                        </w:rPr>
-                      </w:pPr>
-                    </w:p>
-                    <w:p>
-                      <w:pPr>
-                        <w:autoSpaceDE w:val="0"/>
-                        <w:autoSpaceDN w:val="0"/>
-                        <w:adjustRightInd w:val="0"/>
-                        <w:spacing w:line="276" w:lineRule="auto"/>
-                        <w:jc w:val="left"/>
-                        <w:rPr>
-                          <w:rFonts w:eastAsia="Calibri" w:cs="CorporateSPro-Light"/>
-                          <w:sz w:val="13"/>
-                          <w:szCs w:val="13"/>
-                          <w:lang w:eastAsia="de-DE"/>
-                        </w:rPr>
-                      </w:pPr>
-                    </w:p>
-                    <w:p>
-                      <w:pPr>
-                        <w:autoSpaceDE w:val="0"/>
-                        <w:autoSpaceDN w:val="0"/>
-                        <w:adjustRightInd w:val="0"/>
-                        <w:jc w:val="left"/>
-                        <w:rPr>
-                          <w:rFonts w:eastAsia="Calibri" w:cs="CorporateSPro-Regular"/>
-                          <w:sz w:val="13"/>
-                          <w:szCs w:val="13"/>
-                          <w:lang w:eastAsia="de-DE"/>
-                        </w:rPr>
-                      </w:pPr>
-                      <w:r>
-                        <w:rPr>
-                          <w:rFonts w:eastAsia="Calibri" w:cs="CorporateSPro-Regular"/>
-                          <w:sz w:val="13"/>
-                          <w:szCs w:val="13"/>
-                          <w:lang w:eastAsia="de-DE"/>
-                        </w:rPr>
-                        <w:t>ANGESTELLTE RECHTSANWÄLTE</w:t>
+                        <w:t xml:space="preserve"/>
                       </w:r>
                     </w:p>
                     <w:p>
@@ -2610,7 +2292,6 @@
                         <w:autoSpaceDE w:val="0"/>
                         <w:autoSpaceDN w:val="0"/>
                         <w:adjustRightInd w:val="0"/>
-                        <w:spacing w:line="240" w:lineRule="auto"/>
                         <w:jc w:val="left"/>
                         <w:rPr>
                           <w:rFonts w:eastAsia="Calibri" w:cs="CorporateSPro-Demi"/>
@@ -2628,7 +2309,7 @@
                           <w:szCs w:val="13"/>
                           <w:lang w:eastAsia="de-DE"/>
                         </w:rPr>
-                        <w:t>Eva Meyer</w:t>
+                        <w:t xml:space="preserve">Thorsten Lex</w:t>
                       </w:r>
                     </w:p>
                     <w:p>
@@ -2636,31 +2317,7 @@
                         <w:autoSpaceDE w:val="0"/>
                         <w:autoSpaceDN w:val="0"/>
                         <w:adjustRightInd w:val="0"/>
-                        <w:spacing w:line="240" w:lineRule="auto"/>
-                        <w:jc w:val="left"/>
-                        <w:rPr>
-                          <w:rFonts w:eastAsia="Calibri" w:cs="CorporateSPro-Demi"/>
-                          <w:sz w:val="13"/>
-                          <w:szCs w:val="13"/>
-                          <w:lang w:eastAsia="de-DE"/>
-                        </w:rPr>
-                      </w:pPr>
-                      <w:r>
-                        <w:rPr>
-                          <w:rFonts w:eastAsia="Calibri" w:cs="CorporateSPro-Demi"/>
-                          <w:sz w:val="13"/>
-                          <w:szCs w:val="13"/>
-                          <w:lang w:eastAsia="de-DE"/>
-                        </w:rPr>
-                        <w:t>Fachanwältin für Insolvenz- und Sanierungsrecht</w:t>
-                      </w:r>
-                    </w:p>
-                    <w:p>
-                      <w:pPr>
-                        <w:autoSpaceDE w:val="0"/>
-                        <w:autoSpaceDN w:val="0"/>
-                        <w:adjustRightInd w:val="0"/>
-                        <w:spacing w:line="240" w:lineRule="auto"/>
+                        <w:spacing w:line="276" w:lineRule="auto"/>
                         <w:jc w:val="left"/>
                         <w:rPr>
                           <w:rFonts w:eastAsia="Calibri" w:cs="CorporateSPro-Light"/>
@@ -2669,13 +2326,93 @@
                           <w:lang w:eastAsia="de-DE"/>
                         </w:rPr>
                       </w:pPr>
+                      <w:r>
+                        <w:rPr>
+                          <w:rFonts w:eastAsia="Calibri" w:cs="CorporateSPro-Light"/>
+                          <w:sz w:val="13"/>
+                          <w:szCs w:val="13"/>
+                          <w:lang w:eastAsia="de-DE"/>
+                        </w:rPr>
+                        <w:t xml:space="preserve">Fachanwalt für Business</w:t>
+                      </w:r>
                     </w:p>
                     <w:p>
                       <w:pPr>
                         <w:autoSpaceDE w:val="0"/>
                         <w:autoSpaceDN w:val="0"/>
                         <w:adjustRightInd w:val="0"/>
-                        <w:spacing w:line="240" w:lineRule="auto"/>
+                        <w:spacing w:line="276" w:lineRule="auto"/>
+                        <w:jc w:val="left"/>
+                        <w:rPr>
+                          <w:rFonts w:eastAsia="Calibri" w:cs="CorporateSPro-Light"/>
+                          <w:sz w:val="13"/>
+                          <w:szCs w:val="13"/>
+                          <w:lang w:eastAsia="de-DE"/>
+                        </w:rPr>
+                      </w:pPr>
+                      <w:r>
+                        <w:rPr>
+                          <w:rFonts w:eastAsia="Calibri" w:cs="CorporateSPro-Light"/>
+                          <w:sz w:val="13"/>
+                          <w:szCs w:val="13"/>
+                          <w:lang w:eastAsia="de-DE"/>
+                        </w:rPr>
+                        <w:t xml:space="preserve"/>
+                      </w:r>
+                    </w:p>
+                    <w:p>
+                      <w:pPr>
+                        <w:autoSpaceDE w:val="0"/>
+                        <w:autoSpaceDN w:val="0"/>
+                        <w:adjustRightInd w:val="0"/>
+                        <w:spacing w:line="276" w:lineRule="auto"/>
+                        <w:jc w:val="left"/>
+                        <w:rPr>
+                          <w:rFonts w:eastAsia="Calibri" w:cs="CorporateSPro-Light"/>
+                          <w:sz w:val="13"/>
+                          <w:szCs w:val="13"/>
+                          <w:lang w:eastAsia="de-DE"/>
+                        </w:rPr>
+                      </w:pPr>
+                      <w:r>
+                        <w:rPr>
+                          <w:rFonts w:eastAsia="Calibri" w:cs="CorporateSPro-Light"/>
+                          <w:sz w:val="13"/>
+                          <w:szCs w:val="13"/>
+                          <w:lang w:eastAsia="de-DE"/>
+                        </w:rPr>
+                        <w:t xml:space="preserve"/>
+                      </w:r>
+                    </w:p>
+                    <w:p>
+                      <w:pPr>
+                        <w:autoSpaceDE w:val="0"/>
+                        <w:autoSpaceDN w:val="0"/>
+                        <w:adjustRightInd w:val="0"/>
+                        <w:spacing w:line="276" w:lineRule="auto"/>
+                        <w:jc w:val="left"/>
+                        <w:rPr>
+                          <w:rFonts w:eastAsia="Calibri" w:cs="CorporateSPro-Light"/>
+                          <w:sz w:val="13"/>
+                          <w:szCs w:val="13"/>
+                          <w:lang w:eastAsia="de-DE"/>
+                        </w:rPr>
+                      </w:pPr>
+                      <w:r>
+                        <w:rPr>
+                          <w:rFonts w:eastAsia="Calibri" w:cs="CorporateSPro-Light"/>
+                          <w:sz w:val="13"/>
+                          <w:szCs w:val="13"/>
+                          <w:lang w:eastAsia="de-DE"/>
+                        </w:rPr>
+                        <w:t xml:space="preserve">ANGESTELLTE RECHTSANWÄLTE</w:t>
+                      </w:r>
+                    </w:p>
+                    <w:p>
+                      <w:pPr>
+                        <w:autoSpaceDE w:val="0"/>
+                        <w:autoSpaceDN w:val="0"/>
+                        <w:adjustRightInd w:val="0"/>
                         <w:jc w:val="left"/>
                         <w:rPr>
                           <w:rFonts w:eastAsia="Calibri" w:cs="CorporateSPro-Demi"/>
@@ -2693,7 +2430,7 @@
                           <w:szCs w:val="13"/>
                           <w:lang w:eastAsia="de-DE"/>
                         </w:rPr>
-                        <w:t>Bettina Dax</w:t>
+                        <w:t xml:space="preserve">Eva Meyer</w:t>
                       </w:r>
                     </w:p>
                     <w:p>
@@ -2701,7 +2438,7 @@
                         <w:autoSpaceDE w:val="0"/>
                         <w:autoSpaceDN w:val="0"/>
                         <w:adjustRightInd w:val="0"/>
-                        <w:spacing w:line="240" w:lineRule="auto"/>
+                        <w:spacing w:line="276" w:lineRule="auto"/>
                         <w:jc w:val="left"/>
                         <w:rPr>
                           <w:rFonts w:eastAsia="Calibri" w:cs="CorporateSPro-Light"/>
@@ -2717,7 +2454,7 @@
                           <w:szCs w:val="13"/>
                           <w:lang w:eastAsia="de-DE"/>
                         </w:rPr>
-                        <w:t>Rechtsanwältin</w:t>
+                        <w:t xml:space="preserve">Fachanwältin für Insolvenz- und Sanierungsrecht</w:t>
                       </w:r>
                     </w:p>
                     <w:p>
@@ -2725,23 +2462,30 @@
                         <w:autoSpaceDE w:val="0"/>
                         <w:autoSpaceDN w:val="0"/>
                         <w:adjustRightInd w:val="0"/>
-                        <w:spacing w:line="240" w:lineRule="auto"/>
+                        <w:spacing w:line="276" w:lineRule="auto"/>
                         <w:jc w:val="left"/>
                         <w:rPr>
-                          <w:rFonts w:eastAsia="Calibri" w:cs="CorporateSPro-Demi"/>
-                          <w:b/>
+                          <w:rFonts w:eastAsia="Calibri" w:cs="CorporateSPro-Light"/>
                           <w:sz w:val="13"/>
                           <w:szCs w:val="13"/>
                           <w:lang w:eastAsia="de-DE"/>
                         </w:rPr>
                       </w:pPr>
+                      <w:r>
+                        <w:rPr>
+                          <w:rFonts w:eastAsia="Calibri" w:cs="CorporateSPro-Light"/>
+                          <w:sz w:val="13"/>
+                          <w:szCs w:val="13"/>
+                          <w:lang w:eastAsia="de-DE"/>
+                        </w:rPr>
+                        <w:t xml:space="preserve"/>
+                      </w:r>
                     </w:p>
                     <w:p>
                       <w:pPr>
                         <w:autoSpaceDE w:val="0"/>
                         <w:autoSpaceDN w:val="0"/>
                         <w:adjustRightInd w:val="0"/>
-                        <w:spacing w:line="240" w:lineRule="auto"/>
                         <w:jc w:val="left"/>
                         <w:rPr>
                           <w:rFonts w:eastAsia="Calibri" w:cs="CorporateSPro-Demi"/>
@@ -2759,7 +2503,7 @@
                           <w:szCs w:val="13"/>
                           <w:lang w:eastAsia="de-DE"/>
                         </w:rPr>
-                        <w:t>Cornelia Kriege</w:t>
+                        <w:t xml:space="preserve">Bettina Dax</w:t>
                       </w:r>
                     </w:p>
                     <w:p>
@@ -2767,7 +2511,7 @@
                         <w:autoSpaceDE w:val="0"/>
                         <w:autoSpaceDN w:val="0"/>
                         <w:adjustRightInd w:val="0"/>
-                        <w:spacing w:line="240" w:lineRule="auto"/>
+                        <w:spacing w:line="276" w:lineRule="auto"/>
                         <w:jc w:val="left"/>
                         <w:rPr>
                           <w:rFonts w:eastAsia="Calibri" w:cs="CorporateSPro-Light"/>
@@ -2783,7 +2527,7 @@
                           <w:szCs w:val="13"/>
                           <w:lang w:eastAsia="de-DE"/>
                         </w:rPr>
-                        <w:t>Rechtsanwältin</w:t>
+                        <w:t xml:space="preserve">Rechtsanwältin</w:t>
                       </w:r>
                     </w:p>
                     <w:p>
@@ -2791,7 +2535,7 @@
                         <w:autoSpaceDE w:val="0"/>
                         <w:autoSpaceDN w:val="0"/>
                         <w:adjustRightInd w:val="0"/>
-                        <w:spacing w:line="240" w:lineRule="auto"/>
+                        <w:spacing w:line="276" w:lineRule="auto"/>
                         <w:jc w:val="left"/>
                         <w:rPr>
                           <w:rFonts w:eastAsia="Calibri" w:cs="CorporateSPro-Light"/>
@@ -2800,13 +2544,21 @@
                           <w:lang w:eastAsia="de-DE"/>
                         </w:rPr>
                       </w:pPr>
+                      <w:r>
+                        <w:rPr>
+                          <w:rFonts w:eastAsia="Calibri" w:cs="CorporateSPro-Light"/>
+                          <w:sz w:val="13"/>
+                          <w:szCs w:val="13"/>
+                          <w:lang w:eastAsia="de-DE"/>
+                        </w:rPr>
+                        <w:t xml:space="preserve"/>
+                      </w:r>
                     </w:p>
                     <w:p>
                       <w:pPr>
                         <w:autoSpaceDE w:val="0"/>
                         <w:autoSpaceDN w:val="0"/>
                         <w:adjustRightInd w:val="0"/>
-                        <w:spacing w:line="240" w:lineRule="auto"/>
                         <w:jc w:val="left"/>
                         <w:rPr>
                           <w:rFonts w:eastAsia="Calibri" w:cs="CorporateSPro-Demi"/>
@@ -2824,7 +2576,7 @@
                           <w:szCs w:val="13"/>
                           <w:lang w:eastAsia="de-DE"/>
                         </w:rPr>
-                        <w:t>Lars Wacker</w:t>
+                        <w:t xml:space="preserve">Cornelia Kriege</w:t>
                       </w:r>
                     </w:p>
                     <w:p>
@@ -2832,7 +2584,7 @@
                         <w:autoSpaceDE w:val="0"/>
                         <w:autoSpaceDN w:val="0"/>
                         <w:adjustRightInd w:val="0"/>
-                        <w:spacing w:line="240" w:lineRule="auto"/>
+                        <w:spacing w:line="276" w:lineRule="auto"/>
                         <w:jc w:val="left"/>
                         <w:rPr>
                           <w:rFonts w:eastAsia="Calibri" w:cs="CorporateSPro-Light"/>
@@ -2848,26 +2600,8 @@
                           <w:szCs w:val="13"/>
                           <w:lang w:eastAsia="de-DE"/>
                         </w:rPr>
-                        <w:t>Rechtsanwalt</w:t>
+                        <w:t xml:space="preserve">Rechtsanwältin</w:t>
                       </w:r>
-                    </w:p>
-                    <w:p>
-                      <w:pPr>
-                        <w:pBdr>
-                          <w:bottom w:val="single" w:sz="4" w:space="1" w:color="auto"/>
-                        </w:pBdr>
-                        <w:autoSpaceDE w:val="0"/>
-                        <w:autoSpaceDN w:val="0"/>
-                        <w:adjustRightInd w:val="0"/>
-                        <w:spacing w:line="276" w:lineRule="auto"/>
-                        <w:jc w:val="left"/>
-                        <w:rPr>
-                          <w:rFonts w:eastAsia="Calibri" w:cs="CorporateSPro-Light"/>
-                          <w:sz w:val="13"/>
-                          <w:szCs w:val="13"/>
-                          <w:lang w:eastAsia="de-DE"/>
-                        </w:rPr>
-                      </w:pPr>
                     </w:p>
                     <w:p>
                       <w:pPr>
@@ -2883,28 +2617,14 @@
                           <w:lang w:eastAsia="de-DE"/>
                         </w:rPr>
                       </w:pPr>
-                    </w:p>
-                    <w:p>
-                      <w:pPr>
-                        <w:autoSpaceDE w:val="0"/>
-                        <w:autoSpaceDN w:val="0"/>
-                        <w:adjustRightInd w:val="0"/>
-                        <w:jc w:val="left"/>
+                      <w:r>
                         <w:rPr>
-                          <w:rFonts w:eastAsia="Calibri" w:cs="CorporateSPro-Regular"/>
+                          <w:rFonts w:eastAsia="Calibri" w:cs="CorporateSPro-Light"/>
                           <w:sz w:val="13"/>
                           <w:szCs w:val="13"/>
                           <w:lang w:eastAsia="de-DE"/>
                         </w:rPr>
-                      </w:pPr>
-                      <w:r>
-                        <w:rPr>
-                          <w:rFonts w:eastAsia="Calibri" w:cs="CorporateSPro-Regular"/>
-                          <w:sz w:val="13"/>
-                          <w:szCs w:val="13"/>
-                          <w:lang w:eastAsia="de-DE"/>
-                        </w:rPr>
-                        <w:t>OF COUNSEL</w:t>
+                        <w:t xml:space="preserve"/>
                       </w:r>
                     </w:p>
                     <w:p>
@@ -2912,7 +2632,6 @@
                         <w:autoSpaceDE w:val="0"/>
                         <w:autoSpaceDN w:val="0"/>
                         <w:adjustRightInd w:val="0"/>
-                        <w:spacing w:line="240" w:lineRule="auto"/>
                         <w:jc w:val="left"/>
                         <w:rPr>
                           <w:rFonts w:eastAsia="Calibri" w:cs="CorporateSPro-Demi"/>
@@ -2930,7 +2649,7 @@
                           <w:szCs w:val="13"/>
                           <w:lang w:eastAsia="de-DE"/>
                         </w:rPr>
-                        <w:t>Justizrat Prof. Dr. Dr. Thomas B. Schmidt M.A.</w:t>
+                        <w:t xml:space="preserve">Lars Wacker</w:t>
                       </w:r>
                     </w:p>
                     <w:p>
@@ -2938,7 +2657,7 @@
                         <w:autoSpaceDE w:val="0"/>
                         <w:autoSpaceDN w:val="0"/>
                         <w:adjustRightInd w:val="0"/>
-                        <w:spacing w:line="240" w:lineRule="auto"/>
+                        <w:spacing w:line="276" w:lineRule="auto"/>
                         <w:jc w:val="left"/>
                         <w:rPr>
                           <w:rFonts w:eastAsia="Calibri" w:cs="CorporateSPro-Light"/>
@@ -2954,26 +2673,8 @@
                           <w:szCs w:val="13"/>
                           <w:lang w:eastAsia="de-DE"/>
                         </w:rPr>
-                        <w:t>Fachanwalt für Insolvenz- und Sanierungsrecht</w:t>
+                        <w:t xml:space="preserve">Rechtsanwalt</w:t>
                       </w:r>
-                    </w:p>
-                    <w:p>
-                      <w:pPr>
-                        <w:pBdr>
-                          <w:bottom w:val="single" w:sz="4" w:space="1" w:color="auto"/>
-                        </w:pBdr>
-                        <w:autoSpaceDE w:val="0"/>
-                        <w:autoSpaceDN w:val="0"/>
-                        <w:adjustRightInd w:val="0"/>
-                        <w:spacing w:line="276" w:lineRule="auto"/>
-                        <w:jc w:val="left"/>
-                        <w:rPr>
-                          <w:rFonts w:eastAsia="Calibri" w:cs="CorporateSPro-Light"/>
-                          <w:sz w:val="13"/>
-                          <w:szCs w:val="13"/>
-                          <w:lang w:eastAsia="de-DE"/>
-                        </w:rPr>
-                      </w:pPr>
                     </w:p>
                     <w:p>
                       <w:pPr>
@@ -2989,6 +2690,63 @@
                           <w:lang w:eastAsia="de-DE"/>
                         </w:rPr>
                       </w:pPr>
+                      <w:r>
+                        <w:rPr>
+                          <w:rFonts w:eastAsia="Calibri" w:cs="CorporateSPro-Light"/>
+                          <w:sz w:val="13"/>
+                          <w:szCs w:val="13"/>
+                          <w:lang w:eastAsia="de-DE"/>
+                        </w:rPr>
+                        <w:t xml:space="preserve"/>
+                      </w:r>
+                    </w:p>
+                    <w:p>
+                      <w:pPr>
+                        <w:autoSpaceDE w:val="0"/>
+                        <w:autoSpaceDN w:val="0"/>
+                        <w:adjustRightInd w:val="0"/>
+                        <w:spacing w:line="276" w:lineRule="auto"/>
+                        <w:jc w:val="left"/>
+                        <w:rPr>
+                          <w:rFonts w:eastAsia="Calibri" w:cs="CorporateSPro-Light"/>
+                          <w:sz w:val="13"/>
+                          <w:szCs w:val="13"/>
+                          <w:lang w:eastAsia="de-DE"/>
+                        </w:rPr>
+                      </w:pPr>
+                      <w:r>
+                        <w:rPr>
+                          <w:rFonts w:eastAsia="Calibri" w:cs="CorporateSPro-Light"/>
+                          <w:sz w:val="13"/>
+                          <w:szCs w:val="13"/>
+                          <w:lang w:eastAsia="de-DE"/>
+                        </w:rPr>
+                        <w:t xml:space="preserve"/>
+                      </w:r>
+                    </w:p>
+                    <w:p>
+                      <w:pPr>
+                        <w:autoSpaceDE w:val="0"/>
+                        <w:autoSpaceDN w:val="0"/>
+                        <w:adjustRightInd w:val="0"/>
+                        <w:spacing w:line="276" w:lineRule="auto"/>
+                        <w:jc w:val="left"/>
+                        <w:rPr>
+                          <w:rFonts w:eastAsia="Calibri" w:cs="CorporateSPro-Light"/>
+                          <w:sz w:val="13"/>
+                          <w:szCs w:val="13"/>
+                          <w:lang w:eastAsia="de-DE"/>
+                        </w:rPr>
+                      </w:pPr>
+                      <w:r>
+                        <w:rPr>
+                          <w:rFonts w:eastAsia="Calibri" w:cs="CorporateSPro-Light"/>
+                          <w:sz w:val="13"/>
+                          <w:szCs w:val="13"/>
+                          <w:lang w:eastAsia="de-DE"/>
+                        </w:rPr>
+                        <w:t xml:space="preserve">OF COUNSEL</w:t>
+                      </w:r>
                     </w:p>
                     <w:p>
                       <w:pPr>
@@ -2997,30 +2755,8 @@
                         <w:adjustRightInd w:val="0"/>
                         <w:jc w:val="left"/>
                         <w:rPr>
-                          <w:rFonts w:eastAsia="Calibri" w:cs="CorporateSPro-Regular"/>
-                          <w:sz w:val="13"/>
-                          <w:szCs w:val="13"/>
-                          <w:lang w:eastAsia="de-DE"/>
-                        </w:rPr>
-                      </w:pPr>
-                      <w:r>
-                        <w:rPr>
-                          <w:rFonts w:eastAsia="Calibri" w:cs="CorporateSPro-Regular"/>
-                          <w:sz w:val="13"/>
-                          <w:szCs w:val="13"/>
-                          <w:lang w:eastAsia="de-DE"/>
-                        </w:rPr>
-                        <w:t>STANDORTE</w:t>
-                      </w:r>
-                    </w:p>
-                    <w:p>
-                      <w:pPr>
-                        <w:autoSpaceDE w:val="0"/>
-                        <w:autoSpaceDN w:val="0"/>
-                        <w:adjustRightInd w:val="0"/>
-                        <w:spacing w:line="240" w:lineRule="auto"/>
-                        <w:rPr>
                           <w:rFonts w:eastAsia="Calibri" w:cs="CorporateSPro-Demi"/>
+                          <w:b/>
                           <w:sz w:val="13"/>
                           <w:szCs w:val="13"/>
                           <w:lang w:eastAsia="de-DE"/>
@@ -3029,30 +2765,12 @@
                       <w:r>
                         <w:rPr>
                           <w:rFonts w:eastAsia="Calibri" w:cs="CorporateSPro-Demi"/>
+                          <w:b/>
                           <w:sz w:val="13"/>
                           <w:szCs w:val="13"/>
                           <w:lang w:eastAsia="de-DE"/>
                         </w:rPr>
-                        <w:t>Trier</w:t>
-                      </w:r>
-                      <w:r>
-                        <w:rPr>
-                          <w:rFonts w:eastAsia="Calibri" w:cs="CorporateSPro-Demi"/>
-                          <w:sz w:val="13"/>
-                          <w:szCs w:val="13"/>
-                          <w:lang w:eastAsia="de-DE"/>
-                        </w:rPr>
-                        <w:tab/>
-                      </w:r>
-                      <w:r>
-                        <w:rPr>
-                          <w:rFonts w:eastAsia="Calibri" w:cs="CorporateSPro-Demi"/>
-                          <w:sz w:val="13"/>
-                          <w:szCs w:val="13"/>
-                          <w:lang w:eastAsia="de-DE"/>
-                        </w:rPr>
-                        <w:tab/>
-                        <w:t>Bad Kreuznach</w:t>
+                        <w:t xml:space="preserve">Justizrat Prof. Dr. Dr. Thomas B. Schmidt M.A.</w:t>
                       </w:r>
                     </w:p>
                     <w:p>
@@ -3060,9 +2778,10 @@
                         <w:autoSpaceDE w:val="0"/>
                         <w:autoSpaceDN w:val="0"/>
                         <w:adjustRightInd w:val="0"/>
-                        <w:spacing w:line="240" w:lineRule="auto"/>
+                        <w:spacing w:line="276" w:lineRule="auto"/>
+                        <w:jc w:val="left"/>
                         <w:rPr>
-                          <w:rFonts w:eastAsia="Calibri" w:cs="CorporateSPro-Demi"/>
+                          <w:rFonts w:eastAsia="Calibri" w:cs="CorporateSPro-Light"/>
                           <w:sz w:val="13"/>
                           <w:szCs w:val="13"/>
                           <w:lang w:eastAsia="de-DE"/>
@@ -3070,22 +2789,12 @@
                       </w:pPr>
                       <w:r>
                         <w:rPr>
-                          <w:rFonts w:eastAsia="Calibri" w:cs="CorporateSPro-Demi"/>
+                          <w:rFonts w:eastAsia="Calibri" w:cs="CorporateSPro-Light"/>
                           <w:sz w:val="13"/>
                           <w:szCs w:val="13"/>
                           <w:lang w:eastAsia="de-DE"/>
                         </w:rPr>
-                        <w:t>Frankfurt am Main</w:t>
-                      </w:r>
-                      <w:r>
-                        <w:rPr>
-                          <w:rFonts w:eastAsia="Calibri" w:cs="CorporateSPro-Demi"/>
-                          <w:sz w:val="13"/>
-                          <w:szCs w:val="13"/>
-                          <w:lang w:eastAsia="de-DE"/>
-                        </w:rPr>
-                        <w:tab/>
-                        <w:t>Zell/Mosel</w:t>
+                        <w:t xml:space="preserve">Fachanwalt für Insolvenz- und Sanierungsrecht</w:t>
                       </w:r>
                     </w:p>
                     <w:p>
@@ -3093,9 +2802,10 @@
                         <w:autoSpaceDE w:val="0"/>
                         <w:autoSpaceDN w:val="0"/>
                         <w:adjustRightInd w:val="0"/>
-                        <w:spacing w:line="240" w:lineRule="auto"/>
+                        <w:spacing w:line="276" w:lineRule="auto"/>
+                        <w:jc w:val="left"/>
                         <w:rPr>
-                          <w:rFonts w:eastAsia="Calibri" w:cs="CorporateSPro-Demi"/>
+                          <w:rFonts w:eastAsia="Calibri" w:cs="CorporateSPro-Light"/>
                           <w:sz w:val="13"/>
                           <w:szCs w:val="13"/>
                           <w:lang w:eastAsia="de-DE"/>
@@ -3103,22 +2813,12 @@
                       </w:pPr>
                       <w:r>
                         <w:rPr>
-                          <w:rFonts w:eastAsia="Calibri" w:cs="CorporateSPro-Demi"/>
+                          <w:rFonts w:eastAsia="Calibri" w:cs="CorporateSPro-Light"/>
                           <w:sz w:val="13"/>
                           <w:szCs w:val="13"/>
                           <w:lang w:eastAsia="de-DE"/>
                         </w:rPr>
-                        <w:t>Idar-Oberstein</w:t>
-                      </w:r>
-                      <w:r>
-                        <w:rPr>
-                          <w:rFonts w:eastAsia="Calibri" w:cs="CorporateSPro-Demi"/>
-                          <w:sz w:val="13"/>
-                          <w:szCs w:val="13"/>
-                          <w:lang w:eastAsia="de-DE"/>
-                        </w:rPr>
-                        <w:tab/>
-                        <w:t>Koblenz</w:t>
+                        <w:t xml:space="preserve"/>
                       </w:r>
                     </w:p>
                     <w:p>
@@ -3126,9 +2826,10 @@
                         <w:autoSpaceDE w:val="0"/>
                         <w:autoSpaceDN w:val="0"/>
                         <w:adjustRightInd w:val="0"/>
-                        <w:spacing w:line="240" w:lineRule="auto"/>
+                        <w:spacing w:line="276" w:lineRule="auto"/>
+                        <w:jc w:val="left"/>
                         <w:rPr>
-                          <w:rFonts w:eastAsia="Calibri" w:cs="CorporateSPro-Demi"/>
+                          <w:rFonts w:eastAsia="Calibri" w:cs="CorporateSPro-Light"/>
                           <w:sz w:val="13"/>
                           <w:szCs w:val="13"/>
                           <w:lang w:eastAsia="de-DE"/>
@@ -3136,31 +2837,12 @@
                       </w:pPr>
                       <w:r>
                         <w:rPr>
-                          <w:rFonts w:eastAsia="Calibri" w:cs="CorporateSPro-Demi"/>
+                          <w:rFonts w:eastAsia="Calibri" w:cs="CorporateSPro-Light"/>
                           <w:sz w:val="13"/>
                           <w:szCs w:val="13"/>
                           <w:lang w:eastAsia="de-DE"/>
                         </w:rPr>
-                        <w:t>Langgöns</w:t>
-                      </w:r>
-                      <w:r>
-                        <w:rPr>
-                          <w:rFonts w:eastAsia="Calibri" w:cs="CorporateSPro-Demi"/>
-                          <w:sz w:val="13"/>
-                          <w:szCs w:val="13"/>
-                          <w:lang w:eastAsia="de-DE"/>
-                        </w:rPr>
-                        <w:tab/>
-                      </w:r>
-                      <w:r>
-                        <w:rPr>
-                          <w:rFonts w:eastAsia="Calibri" w:cs="CorporateSPro-Demi"/>
-                          <w:sz w:val="13"/>
-                          <w:szCs w:val="13"/>
-                          <w:lang w:eastAsia="de-DE"/>
-                        </w:rPr>
-                        <w:tab/>
-                        <w:t>Limburg/Lahn</w:t>
+                        <w:t xml:space="preserve"/>
                       </w:r>
                     </w:p>
                     <w:p>
@@ -3168,52 +2850,144 @@
                         <w:autoSpaceDE w:val="0"/>
                         <w:autoSpaceDN w:val="0"/>
                         <w:adjustRightInd w:val="0"/>
-                        <w:spacing w:line="240" w:lineRule="auto"/>
+                        <w:spacing w:line="276" w:lineRule="auto"/>
+                        <w:jc w:val="left"/>
                         <w:rPr>
-                          <w:rFonts w:eastAsia="Calibri" w:cs="CorporateSPro-Demi"/>
-                          <w:sz w:val="9"/>
-                          <w:szCs w:val="9"/>
+                          <w:rFonts w:eastAsia="Calibri" w:cs="CorporateSPro-Light"/>
+                          <w:sz w:val="13"/>
+                          <w:szCs w:val="13"/>
                           <w:lang w:eastAsia="de-DE"/>
                         </w:rPr>
                       </w:pPr>
                       <w:r>
                         <w:rPr>
-                          <w:rFonts w:eastAsia="Calibri" w:cs="CorporateSPro-Demi"/>
+                          <w:rFonts w:eastAsia="Calibri" w:cs="CorporateSPro-Light"/>
                           <w:sz w:val="13"/>
                           <w:szCs w:val="13"/>
                           <w:lang w:eastAsia="de-DE"/>
                         </w:rPr>
-                        <w:t>Mainz</w:t>
+                        <w:t xml:space="preserve">STANDORTE</w:t>
                       </w:r>
-                      <w:r>
+                    </w:p>
+                    <w:p>
+                      <w:pPr>
+                        <w:autoSpaceDE w:val="0"/>
+                        <w:autoSpaceDN w:val="0"/>
+                        <w:adjustRightInd w:val="0"/>
+                        <w:spacing w:line="276" w:lineRule="auto"/>
+                        <w:jc w:val="left"/>
                         <w:rPr>
-                          <w:rFonts w:eastAsia="Calibri" w:cs="CorporateSPro-Demi"/>
+                          <w:rFonts w:eastAsia="Calibri" w:cs="CorporateSPro-Light"/>
                           <w:sz w:val="13"/>
                           <w:szCs w:val="13"/>
                           <w:lang w:eastAsia="de-DE"/>
                         </w:rPr>
-                        <w:tab/>
-                      </w:r>
+                      </w:pPr>
                       <w:r>
                         <w:rPr>
-                          <w:rFonts w:eastAsia="Calibri" w:cs="CorporateSPro-Demi"/>
+                          <w:rFonts w:eastAsia="Calibri" w:cs="CorporateSPro-Light"/>
                           <w:sz w:val="13"/>
                           <w:szCs w:val="13"/>
                           <w:lang w:eastAsia="de-DE"/>
                         </w:rPr>
-                        <w:tab/>
-                        <w:t>Wiesbaden</w:t>
+                        <w:t xml:space="preserve">Trier		Zell/Mosel</w:t>
                       </w:r>
-                      <w:bookmarkEnd w:id="10"/>
-                      <w:bookmarkEnd w:id="11"/>
-                      <w:bookmarkEnd w:id="12"/>
-                      <w:bookmarkEnd w:id="13"/>
-                      <w:bookmarkEnd w:id="14"/>
-                      <w:bookmarkEnd w:id="15"/>
-                      <w:bookmarkEnd w:id="16"/>
-                      <w:bookmarkEnd w:id="17"/>
-                      <w:bookmarkEnd w:id="18"/>
-                      <w:bookmarkEnd w:id="19"/>
+                    </w:p>
+                    <w:p>
+                      <w:pPr>
+                        <w:autoSpaceDE w:val="0"/>
+                        <w:autoSpaceDN w:val="0"/>
+                        <w:adjustRightInd w:val="0"/>
+                        <w:spacing w:line="276" w:lineRule="auto"/>
+                        <w:jc w:val="left"/>
+                        <w:rPr>
+                          <w:rFonts w:eastAsia="Calibri" w:cs="CorporateSPro-Light"/>
+                          <w:sz w:val="13"/>
+                          <w:szCs w:val="13"/>
+                          <w:lang w:eastAsia="de-DE"/>
+                        </w:rPr>
+                      </w:pPr>
+                      <w:r>
+                        <w:rPr>
+                          <w:rFonts w:eastAsia="Calibri" w:cs="CorporateSPro-Light"/>
+                          <w:sz w:val="13"/>
+                          <w:szCs w:val="13"/>
+                          <w:lang w:eastAsia="de-DE"/>
+                        </w:rPr>
+                        <w:t xml:space="preserve">Wiesbaden		Koblenz</w:t>
+                      </w:r>
+                    </w:p>
+                    <w:p>
+                      <w:pPr>
+                        <w:autoSpaceDE w:val="0"/>
+                        <w:autoSpaceDN w:val="0"/>
+                        <w:adjustRightInd w:val="0"/>
+                        <w:spacing w:line="276" w:lineRule="auto"/>
+                        <w:jc w:val="left"/>
+                        <w:rPr>
+                          <w:rFonts w:eastAsia="Calibri" w:cs="CorporateSPro-Light"/>
+                          <w:sz w:val="13"/>
+                          <w:szCs w:val="13"/>
+                          <w:lang w:eastAsia="de-DE"/>
+                        </w:rPr>
+                      </w:pPr>
+                      <w:r>
+                        <w:rPr>
+                          <w:rFonts w:eastAsia="Calibri" w:cs="CorporateSPro-Light"/>
+                          <w:sz w:val="13"/>
+                          <w:szCs w:val="13"/>
+                          <w:lang w:eastAsia="de-DE"/>
+                        </w:rPr>
+                        <w:t xml:space="preserve">Bad Kreuznach		Frankfurt am Main</w:t>
+                      </w:r>
+                    </w:p>
+                    <w:p>
+                      <w:pPr>
+                        <w:autoSpaceDE w:val="0"/>
+                        <w:autoSpaceDN w:val="0"/>
+                        <w:adjustRightInd w:val="0"/>
+                        <w:spacing w:line="276" w:lineRule="auto"/>
+                        <w:jc w:val="left"/>
+                        <w:rPr>
+                          <w:rFonts w:eastAsia="Calibri" w:cs="CorporateSPro-Light"/>
+                          <w:sz w:val="13"/>
+                          <w:szCs w:val="13"/>
+                          <w:lang w:eastAsia="de-DE"/>
+                        </w:rPr>
+                      </w:pPr>
+                      <w:r>
+                        <w:rPr>
+                          <w:rFonts w:eastAsia="Calibri" w:cs="CorporateSPro-Light"/>
+                          <w:sz w:val="13"/>
+                          <w:szCs w:val="13"/>
+                          <w:lang w:eastAsia="de-DE"/>
+                        </w:rPr>
+                        <w:t xml:space="preserve">Idar-Oberstein		Langgöns</w:t>
+                      </w:r>
+                    </w:p>
+                    <w:p>
+                      <w:pPr>
+                        <w:autoSpaceDE w:val="0"/>
+                        <w:autoSpaceDN w:val="0"/>
+                        <w:adjustRightInd w:val="0"/>
+                        <w:spacing w:line="276" w:lineRule="auto"/>
+                        <w:jc w:val="left"/>
+                        <w:rPr>
+                          <w:rFonts w:eastAsia="Calibri" w:cs="CorporateSPro-Light"/>
+                          <w:sz w:val="13"/>
+                          <w:szCs w:val="13"/>
+                          <w:lang w:eastAsia="de-DE"/>
+                        </w:rPr>
+                      </w:pPr>
+                      <w:r>
+                        <w:rPr>
+                          <w:rFonts w:eastAsia="Calibri" w:cs="CorporateSPro-Light"/>
+                          <w:sz w:val="13"/>
+                          <w:szCs w:val="13"/>
+                          <w:lang w:eastAsia="de-DE"/>
+                        </w:rPr>
+                        <w:t xml:space="preserve">Limburg/Lahn		Mainz</w:t>
+                      </w:r>
                     </w:p>
                   </w:txbxContent>
                 </v:textbox>

--- a/gutachtenvorlagen/Gutachten Muster Personengesellschaft.docx
+++ b/gutachtenvorlagen/Gutachten Muster Personengesellschaft.docx
@@ -512,7 +512,7 @@
                                 <w:szCs w:val="13"/>
                                 <w:lang w:eastAsia="de-DE"/>
                               </w:rPr>
-                              <w:t xml:space="preserve">www.tbs-insolvenzverwalter.de</w:t>
+                              <w:t>www.tbs-insolvenzverwalter.de</w:t>
                             </w:r>
                           </w:p>
                           <w:p>
@@ -536,11 +536,14 @@
                                 <w:szCs w:val="13"/>
                                 <w:lang w:eastAsia="de-DE"/>
                               </w:rPr>
-                              <w:t xml:space="preserve">Partnerschaftsregister des</w:t>
+                              <w:t>Partnerschaftsregister des</w:t>
                             </w:r>
                           </w:p>
                           <w:p>
                             <w:pPr>
+                              <w:pBdr>
+                                <w:bottom w:val="single" w:sz="4" w:space="1" w:color="auto"/>
+                              </w:pBdr>
                               <w:autoSpaceDE w:val="0"/>
                               <w:autoSpaceDN w:val="0"/>
                               <w:adjustRightInd w:val="0"/>
@@ -560,8 +563,134 @@
                                 <w:szCs w:val="13"/>
                                 <w:lang w:eastAsia="de-DE"/>
                               </w:rPr>
-                              <w:t xml:space="preserve">Amtsgericht Koblenz – PR 20203</w:t>
+                              <w:t>Amtsgericht Koblenz – PR 20203</w:t>
                             </w:r>
+                          </w:p>
+                          <w:p>
+                            <w:pPr>
+                              <w:pBdr>
+                                <w:bottom w:val="single" w:sz="4" w:space="1" w:color="auto"/>
+                              </w:pBdr>
+                              <w:autoSpaceDE w:val="0"/>
+                              <w:autoSpaceDN w:val="0"/>
+                              <w:adjustRightInd w:val="0"/>
+                              <w:spacing w:line="276" w:lineRule="auto"/>
+                              <w:jc w:val="center"/>
+                              <w:rPr>
+                                <w:rFonts w:eastAsia="Calibri" w:cs="CorporateSPro-Light"/>
+                                <w:sz w:val="13"/>
+                                <w:szCs w:val="13"/>
+                                <w:lang w:eastAsia="de-DE"/>
+                              </w:rPr>
+                            </w:pPr>
+                          </w:p>
+                          <w:p>
+                            <w:pPr>
+                              <w:pBdr>
+                                <w:bottom w:val="single" w:sz="4" w:space="1" w:color="auto"/>
+                              </w:pBdr>
+                              <w:autoSpaceDE w:val="0"/>
+                              <w:autoSpaceDN w:val="0"/>
+                              <w:adjustRightInd w:val="0"/>
+                              <w:spacing w:line="276" w:lineRule="auto"/>
+                              <w:jc w:val="center"/>
+                              <w:rPr>
+                                <w:rFonts w:eastAsia="Calibri" w:cs="CorporateSPro-Light"/>
+                                <w:sz w:val="13"/>
+                                <w:szCs w:val="13"/>
+                                <w:lang w:eastAsia="de-DE"/>
+                              </w:rPr>
+                            </w:pPr>
+                          </w:p>
+                          <w:p>
+                            <w:pPr>
+                              <w:pBdr>
+                                <w:bottom w:val="single" w:sz="4" w:space="1" w:color="auto"/>
+                              </w:pBdr>
+                              <w:autoSpaceDE w:val="0"/>
+                              <w:autoSpaceDN w:val="0"/>
+                              <w:adjustRightInd w:val="0"/>
+                              <w:spacing w:line="276" w:lineRule="auto"/>
+                              <w:jc w:val="center"/>
+                              <w:rPr>
+                                <w:rFonts w:eastAsia="Calibri" w:cs="CorporateSPro-Light"/>
+                                <w:sz w:val="13"/>
+                                <w:szCs w:val="13"/>
+                                <w:lang w:eastAsia="de-DE"/>
+                              </w:rPr>
+                            </w:pPr>
+                          </w:p>
+                          <w:p>
+                            <w:pPr>
+                              <w:pBdr>
+                                <w:bottom w:val="single" w:sz="4" w:space="1" w:color="auto"/>
+                              </w:pBdr>
+                              <w:autoSpaceDE w:val="0"/>
+                              <w:autoSpaceDN w:val="0"/>
+                              <w:adjustRightInd w:val="0"/>
+                              <w:spacing w:line="276" w:lineRule="auto"/>
+                              <w:jc w:val="center"/>
+                              <w:rPr>
+                                <w:rFonts w:eastAsia="Calibri" w:cs="CorporateSPro-Light"/>
+                                <w:sz w:val="13"/>
+                                <w:szCs w:val="13"/>
+                                <w:lang w:eastAsia="de-DE"/>
+                              </w:rPr>
+                            </w:pPr>
+                          </w:p>
+                          <w:p>
+                            <w:pPr>
+                              <w:pBdr>
+                                <w:bottom w:val="single" w:sz="4" w:space="1" w:color="auto"/>
+                              </w:pBdr>
+                              <w:autoSpaceDE w:val="0"/>
+                              <w:autoSpaceDN w:val="0"/>
+                              <w:adjustRightInd w:val="0"/>
+                              <w:spacing w:line="276" w:lineRule="auto"/>
+                              <w:jc w:val="center"/>
+                              <w:rPr>
+                                <w:rFonts w:eastAsia="Calibri" w:cs="CorporateSPro-Light"/>
+                                <w:sz w:val="13"/>
+                                <w:szCs w:val="13"/>
+                                <w:lang w:eastAsia="de-DE"/>
+                              </w:rPr>
+                            </w:pPr>
+                          </w:p>
+                          <w:p>
+                            <w:pPr>
+                              <w:pBdr>
+                                <w:bottom w:val="single" w:sz="4" w:space="1" w:color="auto"/>
+                              </w:pBdr>
+                              <w:autoSpaceDE w:val="0"/>
+                              <w:autoSpaceDN w:val="0"/>
+                              <w:adjustRightInd w:val="0"/>
+                              <w:spacing w:line="276" w:lineRule="auto"/>
+                              <w:jc w:val="center"/>
+                              <w:rPr>
+                                <w:rFonts w:eastAsia="Calibri" w:cs="CorporateSPro-Light"/>
+                                <w:sz w:val="13"/>
+                                <w:szCs w:val="13"/>
+                                <w:lang w:eastAsia="de-DE"/>
+                              </w:rPr>
+                            </w:pPr>
+                          </w:p>
+                          <w:p>
+                            <w:pPr>
+                              <w:pBdr>
+                                <w:bottom w:val="single" w:sz="4" w:space="1" w:color="auto"/>
+                              </w:pBdr>
+                              <w:autoSpaceDE w:val="0"/>
+                              <w:autoSpaceDN w:val="0"/>
+                              <w:adjustRightInd w:val="0"/>
+                              <w:spacing w:line="276" w:lineRule="auto"/>
+                              <w:jc w:val="center"/>
+                              <w:rPr>
+                                <w:rFonts w:eastAsia="Calibri" w:cs="CorporateSPro-Light"/>
+                                <w:sz w:val="13"/>
+                                <w:szCs w:val="13"/>
+                                <w:lang w:eastAsia="de-DE"/>
+                              </w:rPr>
+                            </w:pPr>
                           </w:p>
                           <w:p>
                             <w:pPr>
@@ -577,14 +706,38 @@
                                 <w:lang w:eastAsia="de-DE"/>
                               </w:rPr>
                             </w:pPr>
-                            <w:r>
+                          </w:p>
+                          <w:p>
+                            <w:pPr>
+                              <w:autoSpaceDE w:val="0"/>
+                              <w:autoSpaceDN w:val="0"/>
+                              <w:adjustRightInd w:val="0"/>
+                              <w:jc w:val="left"/>
                               <w:rPr>
-                                <w:rFonts w:eastAsia="Calibri" w:cs="CorporateSPro-Light"/>
+                                <w:rFonts w:eastAsia="Calibri" w:cs="CorporateSPro-Regular"/>
                                 <w:sz w:val="13"/>
                                 <w:szCs w:val="13"/>
                                 <w:lang w:eastAsia="de-DE"/>
                               </w:rPr>
-                              <w:t xml:space="preserve"/>
+                            </w:pPr>
+                            <w:bookmarkStart w:id="0" w:name="_Hlk217368252"/>
+                            <w:bookmarkStart w:id="1" w:name="_Hlk217368253"/>
+                            <w:bookmarkStart w:id="2" w:name="_Hlk217368337"/>
+                            <w:bookmarkStart w:id="3" w:name="_Hlk217368338"/>
+                            <w:bookmarkStart w:id="4" w:name="_Hlk217368401"/>
+                            <w:bookmarkStart w:id="5" w:name="_Hlk217368402"/>
+                            <w:bookmarkStart w:id="6" w:name="_Hlk217368434"/>
+                            <w:bookmarkStart w:id="7" w:name="_Hlk217368435"/>
+                            <w:bookmarkStart w:id="8" w:name="_Hlk217368465"/>
+                            <w:bookmarkStart w:id="9" w:name="_Hlk217368466"/>
+                            <w:r>
+                              <w:rPr>
+                                <w:rFonts w:eastAsia="Calibri" w:cs="CorporateSPro-Regular"/>
+                                <w:sz w:val="13"/>
+                                <w:szCs w:val="13"/>
+                                <w:lang w:eastAsia="de-DE"/>
+                              </w:rPr>
+                              <w:t>PARTNER</w:t>
                             </w:r>
                           </w:p>
                           <w:p>
@@ -592,78 +745,7 @@
                               <w:autoSpaceDE w:val="0"/>
                               <w:autoSpaceDN w:val="0"/>
                               <w:adjustRightInd w:val="0"/>
-                              <w:spacing w:line="276" w:lineRule="auto"/>
-                              <w:jc w:val="left"/>
-                              <w:rPr>
-                                <w:rFonts w:eastAsia="Calibri" w:cs="CorporateSPro-Light"/>
-                                <w:sz w:val="13"/>
-                                <w:szCs w:val="13"/>
-                                <w:lang w:eastAsia="de-DE"/>
-                              </w:rPr>
-                            </w:pPr>
-                            <w:r>
-                              <w:rPr>
-                                <w:rFonts w:eastAsia="Calibri" w:cs="CorporateSPro-Light"/>
-                                <w:sz w:val="13"/>
-                                <w:szCs w:val="13"/>
-                                <w:lang w:eastAsia="de-DE"/>
-                              </w:rPr>
-                              <w:t xml:space="preserve"/>
-                            </w:r>
-                          </w:p>
-                          <w:p>
-                            <w:pPr>
-                              <w:autoSpaceDE w:val="0"/>
-                              <w:autoSpaceDN w:val="0"/>
-                              <w:adjustRightInd w:val="0"/>
-                              <w:spacing w:line="276" w:lineRule="auto"/>
-                              <w:jc w:val="left"/>
-                              <w:rPr>
-                                <w:rFonts w:eastAsia="Calibri" w:cs="CorporateSPro-Light"/>
-                                <w:sz w:val="13"/>
-                                <w:szCs w:val="13"/>
-                                <w:lang w:eastAsia="de-DE"/>
-                              </w:rPr>
-                            </w:pPr>
-                            <w:r>
-                              <w:rPr>
-                                <w:rFonts w:eastAsia="Calibri" w:cs="CorporateSPro-Light"/>
-                                <w:sz w:val="13"/>
-                                <w:szCs w:val="13"/>
-                                <w:lang w:eastAsia="de-DE"/>
-                              </w:rPr>
-                              <w:t xml:space="preserve"/>
-                            </w:r>
-                          </w:p>
-                          <w:p>
-                            <w:pPr>
-                              <w:autoSpaceDE w:val="0"/>
-                              <w:autoSpaceDN w:val="0"/>
-                              <w:adjustRightInd w:val="0"/>
-                              <w:spacing w:line="276" w:lineRule="auto"/>
-                              <w:jc w:val="left"/>
-                              <w:rPr>
-                                <w:rFonts w:eastAsia="Calibri" w:cs="CorporateSPro-Light"/>
-                                <w:sz w:val="13"/>
-                                <w:szCs w:val="13"/>
-                                <w:lang w:eastAsia="de-DE"/>
-                              </w:rPr>
-                            </w:pPr>
-                            <w:r>
-                              <w:rPr>
-                                <w:rFonts w:eastAsia="Calibri" w:cs="CorporateSPro-Light"/>
-                                <w:sz w:val="13"/>
-                                <w:szCs w:val="13"/>
-                                <w:lang w:eastAsia="de-DE"/>
-                              </w:rPr>
-                              <w:t xml:space="preserve">PARTNER</w:t>
-                            </w:r>
-                          </w:p>
-                          <w:p>
-                            <w:pPr>
-                              <w:autoSpaceDE w:val="0"/>
-                              <w:autoSpaceDN w:val="0"/>
-                              <w:adjustRightInd w:val="0"/>
+                              <w:spacing w:line="240" w:lineRule="auto"/>
                               <w:jc w:val="left"/>
                               <w:rPr>
                                 <w:rFonts w:eastAsia="Calibri" w:cs="CorporateSPro-Demi"/>
@@ -681,7 +763,7 @@
                                 <w:szCs w:val="13"/>
                                 <w:lang w:eastAsia="de-DE"/>
                               </w:rPr>
-                              <w:t xml:space="preserve">Ingo Grünewald</w:t>
+                              <w:t>Ingo Grünewald</w:t>
                             </w:r>
                           </w:p>
                           <w:p>
@@ -689,7 +771,7 @@
                               <w:autoSpaceDE w:val="0"/>
                               <w:autoSpaceDN w:val="0"/>
                               <w:adjustRightInd w:val="0"/>
-                              <w:spacing w:line="276" w:lineRule="auto"/>
+                              <w:spacing w:line="240" w:lineRule="auto"/>
                               <w:jc w:val="left"/>
                               <w:rPr>
                                 <w:rFonts w:eastAsia="Calibri" w:cs="CorporateSPro-Light"/>
@@ -705,7 +787,7 @@
                                 <w:szCs w:val="13"/>
                                 <w:lang w:eastAsia="de-DE"/>
                               </w:rPr>
-                              <w:t xml:space="preserve">Fachanwalt für Insolvenz- und Sanierungsrecht</w:t>
+                              <w:t>Fachanwalt für Insolvenz- und Sanierungsrecht</w:t>
                             </w:r>
                           </w:p>
                           <w:p>
@@ -713,7 +795,7 @@
                               <w:autoSpaceDE w:val="0"/>
                               <w:autoSpaceDN w:val="0"/>
                               <w:adjustRightInd w:val="0"/>
-                              <w:spacing w:line="276" w:lineRule="auto"/>
+                              <w:spacing w:line="240" w:lineRule="auto"/>
                               <w:jc w:val="left"/>
                               <w:rPr>
                                 <w:rFonts w:eastAsia="Calibri" w:cs="CorporateSPro-Light"/>
@@ -729,7 +811,7 @@
                                 <w:szCs w:val="13"/>
                                 <w:lang w:eastAsia="de-DE"/>
                               </w:rPr>
-                              <w:t xml:space="preserve">Fachanwalt für Handels- und Gesellschaftsrecht</w:t>
+                              <w:t>Fachanwalt für Handels- und Gesellschaftsrecht</w:t>
                             </w:r>
                           </w:p>
                           <w:p>
@@ -737,7 +819,49 @@
                               <w:autoSpaceDE w:val="0"/>
                               <w:autoSpaceDN w:val="0"/>
                               <w:adjustRightInd w:val="0"/>
-                              <w:spacing w:line="276" w:lineRule="auto"/>
+                              <w:spacing w:line="240" w:lineRule="auto"/>
+                              <w:jc w:val="left"/>
+                              <w:rPr>
+                                <w:rFonts w:eastAsia="Calibri" w:cs="CorporateSPro-Demi"/>
+                                <w:b/>
+                                <w:sz w:val="13"/>
+                                <w:szCs w:val="13"/>
+                                <w:lang w:eastAsia="de-DE"/>
+                              </w:rPr>
+                            </w:pPr>
+                          </w:p>
+                          <w:p>
+                            <w:pPr>
+                              <w:autoSpaceDE w:val="0"/>
+                              <w:autoSpaceDN w:val="0"/>
+                              <w:adjustRightInd w:val="0"/>
+                              <w:spacing w:line="240" w:lineRule="auto"/>
+                              <w:jc w:val="left"/>
+                              <w:rPr>
+                                <w:rFonts w:eastAsia="Calibri" w:cs="CorporateSPro-Demi"/>
+                                <w:b/>
+                                <w:sz w:val="13"/>
+                                <w:szCs w:val="13"/>
+                                <w:lang w:val="en-GB" w:eastAsia="de-DE"/>
+                              </w:rPr>
+                            </w:pPr>
+                            <w:r>
+                              <w:rPr>
+                                <w:rFonts w:eastAsia="Calibri" w:cs="CorporateSPro-Demi"/>
+                                <w:b/>
+                                <w:sz w:val="13"/>
+                                <w:szCs w:val="13"/>
+                                <w:lang w:val="en-GB" w:eastAsia="de-DE"/>
+                              </w:rPr>
+                              <w:t>Dr. Alexander Thomas Lamberty LL.M.</w:t>
+                            </w:r>
+                          </w:p>
+                          <w:p>
+                            <w:pPr>
+                              <w:autoSpaceDE w:val="0"/>
+                              <w:autoSpaceDN w:val="0"/>
+                              <w:adjustRightInd w:val="0"/>
+                              <w:spacing w:line="240" w:lineRule="auto"/>
                               <w:jc w:val="left"/>
                               <w:rPr>
                                 <w:rFonts w:eastAsia="Calibri" w:cs="CorporateSPro-Light"/>
@@ -753,7 +877,7 @@
                                 <w:szCs w:val="13"/>
                                 <w:lang w:eastAsia="de-DE"/>
                               </w:rPr>
-                              <w:t xml:space="preserve"/>
+                              <w:t>Fachanwalt für Insolvenz- und Sanierungsrecht</w:t>
                             </w:r>
                           </w:p>
                           <w:p>
@@ -761,6 +885,23 @@
                               <w:autoSpaceDE w:val="0"/>
                               <w:autoSpaceDN w:val="0"/>
                               <w:adjustRightInd w:val="0"/>
+                              <w:spacing w:line="240" w:lineRule="auto"/>
+                              <w:jc w:val="left"/>
+                              <w:rPr>
+                                <w:rFonts w:eastAsia="Calibri" w:cs="CorporateSPro-Demi"/>
+                                <w:b/>
+                                <w:sz w:val="13"/>
+                                <w:szCs w:val="13"/>
+                                <w:lang w:eastAsia="de-DE"/>
+                              </w:rPr>
+                            </w:pPr>
+                          </w:p>
+                          <w:p>
+                            <w:pPr>
+                              <w:autoSpaceDE w:val="0"/>
+                              <w:autoSpaceDN w:val="0"/>
+                              <w:adjustRightInd w:val="0"/>
+                              <w:spacing w:line="240" w:lineRule="auto"/>
                               <w:jc w:val="left"/>
                               <w:rPr>
                                 <w:rFonts w:eastAsia="Calibri" w:cs="CorporateSPro-Demi"/>
@@ -778,7 +919,7 @@
                                 <w:szCs w:val="13"/>
                                 <w:lang w:eastAsia="de-DE"/>
                               </w:rPr>
-                              <w:t xml:space="preserve">Dr. Alexander Thomas Lamberty LL.M.</w:t>
+                              <w:t>Fatma Kreft</w:t>
                             </w:r>
                           </w:p>
                           <w:p>
@@ -786,7 +927,7 @@
                               <w:autoSpaceDE w:val="0"/>
                               <w:autoSpaceDN w:val="0"/>
                               <w:adjustRightInd w:val="0"/>
-                              <w:spacing w:line="276" w:lineRule="auto"/>
+                              <w:spacing w:line="240" w:lineRule="auto"/>
                               <w:jc w:val="left"/>
                               <w:rPr>
                                 <w:rFonts w:eastAsia="Calibri" w:cs="CorporateSPro-Light"/>
@@ -802,7 +943,7 @@
                                 <w:szCs w:val="13"/>
                                 <w:lang w:eastAsia="de-DE"/>
                               </w:rPr>
-                              <w:t xml:space="preserve">Fachanwalt für Insolvenz- und Sanierungsrecht</w:t>
+                              <w:t>Fachanwältin für Insolvenz- und Sanierungsrecht</w:t>
                             </w:r>
                           </w:p>
                           <w:p>
@@ -810,7 +951,7 @@
                               <w:autoSpaceDE w:val="0"/>
                               <w:autoSpaceDN w:val="0"/>
                               <w:adjustRightInd w:val="0"/>
-                              <w:spacing w:line="276" w:lineRule="auto"/>
+                              <w:spacing w:line="240" w:lineRule="auto"/>
                               <w:jc w:val="left"/>
                               <w:rPr>
                                 <w:rFonts w:eastAsia="Calibri" w:cs="CorporateSPro-Light"/>
@@ -826,7 +967,7 @@
                                 <w:szCs w:val="13"/>
                                 <w:lang w:eastAsia="de-DE"/>
                               </w:rPr>
-                              <w:t xml:space="preserve"/>
+                              <w:t>Fachanwältin für Steuerrecht</w:t>
                             </w:r>
                           </w:p>
                           <w:p>
@@ -834,6 +975,22 @@
                               <w:autoSpaceDE w:val="0"/>
                               <w:autoSpaceDN w:val="0"/>
                               <w:adjustRightInd w:val="0"/>
+                              <w:spacing w:line="240" w:lineRule="auto"/>
+                              <w:jc w:val="left"/>
+                              <w:rPr>
+                                <w:rFonts w:eastAsia="Calibri" w:cs="CorporateSPro-Light"/>
+                                <w:sz w:val="13"/>
+                                <w:szCs w:val="13"/>
+                                <w:lang w:eastAsia="de-DE"/>
+                              </w:rPr>
+                            </w:pPr>
+                          </w:p>
+                          <w:p>
+                            <w:pPr>
+                              <w:autoSpaceDE w:val="0"/>
+                              <w:autoSpaceDN w:val="0"/>
+                              <w:adjustRightInd w:val="0"/>
+                              <w:spacing w:line="240" w:lineRule="auto"/>
                               <w:jc w:val="left"/>
                               <w:rPr>
                                 <w:rFonts w:eastAsia="Calibri" w:cs="CorporateSPro-Demi"/>
@@ -851,7 +1008,7 @@
                                 <w:szCs w:val="13"/>
                                 <w:lang w:eastAsia="de-DE"/>
                               </w:rPr>
-                              <w:t xml:space="preserve">Fatma Kreft</w:t>
+                              <w:t>Dr. Arne Löser</w:t>
                             </w:r>
                           </w:p>
                           <w:p>
@@ -859,7 +1016,7 @@
                               <w:autoSpaceDE w:val="0"/>
                               <w:autoSpaceDN w:val="0"/>
                               <w:adjustRightInd w:val="0"/>
-                              <w:spacing w:line="276" w:lineRule="auto"/>
+                              <w:spacing w:line="240" w:lineRule="auto"/>
                               <w:jc w:val="left"/>
                               <w:rPr>
                                 <w:rFonts w:eastAsia="Calibri" w:cs="CorporateSPro-Light"/>
@@ -875,7 +1032,7 @@
                                 <w:szCs w:val="13"/>
                                 <w:lang w:eastAsia="de-DE"/>
                               </w:rPr>
-                              <w:t xml:space="preserve">Fachanwältin für Insolvenz- und Sanierungsrecht</w:t>
+                              <w:t>Fachanwalt für Insolvenz- und Sanierungsrecht</w:t>
                             </w:r>
                           </w:p>
                           <w:p>
@@ -883,7 +1040,7 @@
                               <w:autoSpaceDE w:val="0"/>
                               <w:autoSpaceDN w:val="0"/>
                               <w:adjustRightInd w:val="0"/>
-                              <w:spacing w:line="276" w:lineRule="auto"/>
+                              <w:spacing w:line="240" w:lineRule="auto"/>
                               <w:jc w:val="left"/>
                               <w:rPr>
                                 <w:rFonts w:eastAsia="Calibri" w:cs="CorporateSPro-Light"/>
@@ -899,7 +1056,7 @@
                                 <w:szCs w:val="13"/>
                                 <w:lang w:eastAsia="de-DE"/>
                               </w:rPr>
-                              <w:t xml:space="preserve">Fachanwältin für Steuerrecht</w:t>
+                              <w:t>Fachanwalt für Handels- und Gesellschaftsrecht</w:t>
                             </w:r>
                           </w:p>
                           <w:p>
@@ -907,7 +1064,7 @@
                               <w:autoSpaceDE w:val="0"/>
                               <w:autoSpaceDN w:val="0"/>
                               <w:adjustRightInd w:val="0"/>
-                              <w:spacing w:line="276" w:lineRule="auto"/>
+                              <w:spacing w:line="240" w:lineRule="auto"/>
                               <w:jc w:val="left"/>
                               <w:rPr>
                                 <w:rFonts w:eastAsia="Calibri" w:cs="CorporateSPro-Light"/>
@@ -916,21 +1073,13 @@
                                 <w:lang w:eastAsia="de-DE"/>
                               </w:rPr>
                             </w:pPr>
-                            <w:r>
-                              <w:rPr>
-                                <w:rFonts w:eastAsia="Calibri" w:cs="CorporateSPro-Light"/>
-                                <w:sz w:val="13"/>
-                                <w:szCs w:val="13"/>
-                                <w:lang w:eastAsia="de-DE"/>
-                              </w:rPr>
-                              <w:t xml:space="preserve"/>
-                            </w:r>
                           </w:p>
                           <w:p>
                             <w:pPr>
                               <w:autoSpaceDE w:val="0"/>
                               <w:autoSpaceDN w:val="0"/>
                               <w:adjustRightInd w:val="0"/>
+                              <w:spacing w:line="240" w:lineRule="auto"/>
                               <w:jc w:val="left"/>
                               <w:rPr>
                                 <w:rFonts w:eastAsia="Calibri" w:cs="CorporateSPro-Demi"/>
@@ -948,8 +1097,98 @@
                                 <w:szCs w:val="13"/>
                                 <w:lang w:eastAsia="de-DE"/>
                               </w:rPr>
-                              <w:t xml:space="preserve">Dr. Arne Löser</w:t>
+                              <w:t>Dr. Thomas Thöne</w:t>
                             </w:r>
+                          </w:p>
+                          <w:p>
+                            <w:pPr>
+                              <w:autoSpaceDE w:val="0"/>
+                              <w:autoSpaceDN w:val="0"/>
+                              <w:adjustRightInd w:val="0"/>
+                              <w:spacing w:line="240" w:lineRule="auto"/>
+                              <w:jc w:val="left"/>
+                              <w:rPr>
+                                <w:rFonts w:eastAsia="Calibri" w:cs="CorporateSPro-Light"/>
+                                <w:sz w:val="13"/>
+                                <w:szCs w:val="13"/>
+                                <w:lang w:eastAsia="de-DE"/>
+                              </w:rPr>
+                            </w:pPr>
+                            <w:r>
+                              <w:rPr>
+                                <w:rFonts w:eastAsia="Calibri" w:cs="CorporateSPro-Light"/>
+                                <w:sz w:val="13"/>
+                                <w:szCs w:val="13"/>
+                                <w:lang w:eastAsia="de-DE"/>
+                              </w:rPr>
+                              <w:t>Fachanwalt für Insolvenz- und Sanierungsrecht</w:t>
+                            </w:r>
+                          </w:p>
+                          <w:p>
+                            <w:pPr>
+                              <w:autoSpaceDE w:val="0"/>
+                              <w:autoSpaceDN w:val="0"/>
+                              <w:adjustRightInd w:val="0"/>
+                              <w:spacing w:line="240" w:lineRule="auto"/>
+                              <w:jc w:val="left"/>
+                              <w:rPr>
+                                <w:rFonts w:eastAsia="Calibri" w:cs="CorporateSPro-Light"/>
+                                <w:sz w:val="13"/>
+                                <w:szCs w:val="13"/>
+                                <w:lang w:eastAsia="de-DE"/>
+                              </w:rPr>
+                            </w:pPr>
+                            <w:r>
+                              <w:rPr>
+                                <w:rFonts w:eastAsia="Calibri" w:cs="CorporateSPro-Light"/>
+                                <w:sz w:val="13"/>
+                                <w:szCs w:val="13"/>
+                                <w:lang w:eastAsia="de-DE"/>
+                              </w:rPr>
+                              <w:t>Fachanwalt für Steuerrecht</w:t>
+                            </w:r>
+                          </w:p>
+                          <w:p>
+                            <w:pPr>
+                              <w:autoSpaceDE w:val="0"/>
+                              <w:autoSpaceDN w:val="0"/>
+                              <w:adjustRightInd w:val="0"/>
+                              <w:spacing w:line="240" w:lineRule="auto"/>
+                              <w:jc w:val="left"/>
+                              <w:rPr>
+                                <w:rFonts w:eastAsia="Calibri" w:cs="CorporateSPro-Light"/>
+                                <w:sz w:val="13"/>
+                                <w:szCs w:val="13"/>
+                                <w:lang w:eastAsia="de-DE"/>
+                              </w:rPr>
+                            </w:pPr>
+                            <w:r>
+                              <w:rPr>
+                                <w:rFonts w:eastAsia="Calibri" w:cs="CorporateSPro-Light"/>
+                                <w:sz w:val="13"/>
+                                <w:szCs w:val="13"/>
+                                <w:lang w:eastAsia="de-DE"/>
+                              </w:rPr>
+                              <w:t>Notar in Wiesbaden</w:t>
+                            </w:r>
+                          </w:p>
+                          <w:p>
+                            <w:pPr>
+                              <w:pBdr>
+                                <w:bottom w:val="single" w:sz="4" w:space="1" w:color="auto"/>
+                              </w:pBdr>
+                              <w:autoSpaceDE w:val="0"/>
+                              <w:autoSpaceDN w:val="0"/>
+                              <w:adjustRightInd w:val="0"/>
+                              <w:spacing w:line="276" w:lineRule="auto"/>
+                              <w:jc w:val="left"/>
+                              <w:rPr>
+                                <w:rFonts w:eastAsia="Calibri" w:cs="CorporateSPro-Light"/>
+                                <w:sz w:val="13"/>
+                                <w:szCs w:val="13"/>
+                                <w:lang w:eastAsia="de-DE"/>
+                              </w:rPr>
+                            </w:pPr>
                           </w:p>
                           <w:p>
                             <w:pPr>
@@ -965,14 +1204,28 @@
                                 <w:lang w:eastAsia="de-DE"/>
                               </w:rPr>
                             </w:pPr>
-                            <w:r>
+                          </w:p>
+                          <w:p>
+                            <w:pPr>
+                              <w:autoSpaceDE w:val="0"/>
+                              <w:autoSpaceDN w:val="0"/>
+                              <w:adjustRightInd w:val="0"/>
+                              <w:jc w:val="left"/>
                               <w:rPr>
-                                <w:rFonts w:eastAsia="Calibri" w:cs="CorporateSPro-Light"/>
+                                <w:rFonts w:eastAsia="Calibri" w:cs="CorporateSPro-Regular"/>
                                 <w:sz w:val="13"/>
                                 <w:szCs w:val="13"/>
                                 <w:lang w:eastAsia="de-DE"/>
                               </w:rPr>
-                              <w:t xml:space="preserve">Fachanwalt für Insolvenz- und Sanierungsrecht</w:t>
+                            </w:pPr>
+                            <w:r>
+                              <w:rPr>
+                                <w:rFonts w:eastAsia="Calibri" w:cs="CorporateSPro-Regular"/>
+                                <w:sz w:val="13"/>
+                                <w:szCs w:val="13"/>
+                                <w:lang w:eastAsia="de-DE"/>
+                              </w:rPr>
+                              <w:t>ANGESTELLTE RECHTSANWÄLTE</w:t>
                             </w:r>
                           </w:p>
                           <w:p>
@@ -980,54 +1233,7 @@
                               <w:autoSpaceDE w:val="0"/>
                               <w:autoSpaceDN w:val="0"/>
                               <w:adjustRightInd w:val="0"/>
-                              <w:spacing w:line="276" w:lineRule="auto"/>
-                              <w:jc w:val="left"/>
-                              <w:rPr>
-                                <w:rFonts w:eastAsia="Calibri" w:cs="CorporateSPro-Light"/>
-                                <w:sz w:val="13"/>
-                                <w:szCs w:val="13"/>
-                                <w:lang w:eastAsia="de-DE"/>
-                              </w:rPr>
-                            </w:pPr>
-                            <w:r>
-                              <w:rPr>
-                                <w:rFonts w:eastAsia="Calibri" w:cs="CorporateSPro-Light"/>
-                                <w:sz w:val="13"/>
-                                <w:szCs w:val="13"/>
-                                <w:lang w:eastAsia="de-DE"/>
-                              </w:rPr>
-                              <w:t xml:space="preserve">Fachanwalt für Handels- und Gesellschaftsrecht</w:t>
-                            </w:r>
-                          </w:p>
-                          <w:p>
-                            <w:pPr>
-                              <w:autoSpaceDE w:val="0"/>
-                              <w:autoSpaceDN w:val="0"/>
-                              <w:adjustRightInd w:val="0"/>
-                              <w:spacing w:line="276" w:lineRule="auto"/>
-                              <w:jc w:val="left"/>
-                              <w:rPr>
-                                <w:rFonts w:eastAsia="Calibri" w:cs="CorporateSPro-Light"/>
-                                <w:sz w:val="13"/>
-                                <w:szCs w:val="13"/>
-                                <w:lang w:eastAsia="de-DE"/>
-                              </w:rPr>
-                            </w:pPr>
-                            <w:r>
-                              <w:rPr>
-                                <w:rFonts w:eastAsia="Calibri" w:cs="CorporateSPro-Light"/>
-                                <w:sz w:val="13"/>
-                                <w:szCs w:val="13"/>
-                                <w:lang w:eastAsia="de-DE"/>
-                              </w:rPr>
-                              <w:t xml:space="preserve"/>
-                            </w:r>
-                          </w:p>
-                          <w:p>
-                            <w:pPr>
-                              <w:autoSpaceDE w:val="0"/>
-                              <w:autoSpaceDN w:val="0"/>
-                              <w:adjustRightInd w:val="0"/>
+                              <w:spacing w:line="240" w:lineRule="auto"/>
                               <w:jc w:val="left"/>
                               <w:rPr>
                                 <w:rFonts w:eastAsia="Calibri" w:cs="CorporateSPro-Demi"/>
@@ -1045,7 +1251,7 @@
                                 <w:szCs w:val="13"/>
                                 <w:lang w:eastAsia="de-DE"/>
                               </w:rPr>
-                              <w:t xml:space="preserve">Thorsten Lex</w:t>
+                              <w:t>Eva Meyer</w:t>
                             </w:r>
                           </w:p>
                           <w:p>
@@ -1053,7 +1259,31 @@
                               <w:autoSpaceDE w:val="0"/>
                               <w:autoSpaceDN w:val="0"/>
                               <w:adjustRightInd w:val="0"/>
-                              <w:spacing w:line="276" w:lineRule="auto"/>
+                              <w:spacing w:line="240" w:lineRule="auto"/>
+                              <w:jc w:val="left"/>
+                              <w:rPr>
+                                <w:rFonts w:eastAsia="Calibri" w:cs="CorporateSPro-Demi"/>
+                                <w:sz w:val="13"/>
+                                <w:szCs w:val="13"/>
+                                <w:lang w:eastAsia="de-DE"/>
+                              </w:rPr>
+                            </w:pPr>
+                            <w:r>
+                              <w:rPr>
+                                <w:rFonts w:eastAsia="Calibri" w:cs="CorporateSPro-Demi"/>
+                                <w:sz w:val="13"/>
+                                <w:szCs w:val="13"/>
+                                <w:lang w:eastAsia="de-DE"/>
+                              </w:rPr>
+                              <w:t>Fachanwältin für Insolvenz- und Sanierungsrecht</w:t>
+                            </w:r>
+                          </w:p>
+                          <w:p>
+                            <w:pPr>
+                              <w:autoSpaceDE w:val="0"/>
+                              <w:autoSpaceDN w:val="0"/>
+                              <w:adjustRightInd w:val="0"/>
+                              <w:spacing w:line="240" w:lineRule="auto"/>
                               <w:jc w:val="left"/>
                               <w:rPr>
                                 <w:rFonts w:eastAsia="Calibri" w:cs="CorporateSPro-Light"/>
@@ -1062,93 +1292,13 @@
                                 <w:lang w:eastAsia="de-DE"/>
                               </w:rPr>
                             </w:pPr>
-                            <w:r>
-                              <w:rPr>
-                                <w:rFonts w:eastAsia="Calibri" w:cs="CorporateSPro-Light"/>
-                                <w:sz w:val="13"/>
-                                <w:szCs w:val="13"/>
-                                <w:lang w:eastAsia="de-DE"/>
-                              </w:rPr>
-                              <w:t xml:space="preserve">Fachanwalt für Business</w:t>
-                            </w:r>
                           </w:p>
                           <w:p>
                             <w:pPr>
                               <w:autoSpaceDE w:val="0"/>
                               <w:autoSpaceDN w:val="0"/>
                               <w:adjustRightInd w:val="0"/>
-                              <w:spacing w:line="276" w:lineRule="auto"/>
-                              <w:jc w:val="left"/>
-                              <w:rPr>
-                                <w:rFonts w:eastAsia="Calibri" w:cs="CorporateSPro-Light"/>
-                                <w:sz w:val="13"/>
-                                <w:szCs w:val="13"/>
-                                <w:lang w:eastAsia="de-DE"/>
-                              </w:rPr>
-                            </w:pPr>
-                            <w:r>
-                              <w:rPr>
-                                <w:rFonts w:eastAsia="Calibri" w:cs="CorporateSPro-Light"/>
-                                <w:sz w:val="13"/>
-                                <w:szCs w:val="13"/>
-                                <w:lang w:eastAsia="de-DE"/>
-                              </w:rPr>
-                              <w:t xml:space="preserve"/>
-                            </w:r>
-                          </w:p>
-                          <w:p>
-                            <w:pPr>
-                              <w:autoSpaceDE w:val="0"/>
-                              <w:autoSpaceDN w:val="0"/>
-                              <w:adjustRightInd w:val="0"/>
-                              <w:spacing w:line="276" w:lineRule="auto"/>
-                              <w:jc w:val="left"/>
-                              <w:rPr>
-                                <w:rFonts w:eastAsia="Calibri" w:cs="CorporateSPro-Light"/>
-                                <w:sz w:val="13"/>
-                                <w:szCs w:val="13"/>
-                                <w:lang w:eastAsia="de-DE"/>
-                              </w:rPr>
-                            </w:pPr>
-                            <w:r>
-                              <w:rPr>
-                                <w:rFonts w:eastAsia="Calibri" w:cs="CorporateSPro-Light"/>
-                                <w:sz w:val="13"/>
-                                <w:szCs w:val="13"/>
-                                <w:lang w:eastAsia="de-DE"/>
-                              </w:rPr>
-                              <w:t xml:space="preserve"/>
-                            </w:r>
-                          </w:p>
-                          <w:p>
-                            <w:pPr>
-                              <w:autoSpaceDE w:val="0"/>
-                              <w:autoSpaceDN w:val="0"/>
-                              <w:adjustRightInd w:val="0"/>
-                              <w:spacing w:line="276" w:lineRule="auto"/>
-                              <w:jc w:val="left"/>
-                              <w:rPr>
-                                <w:rFonts w:eastAsia="Calibri" w:cs="CorporateSPro-Light"/>
-                                <w:sz w:val="13"/>
-                                <w:szCs w:val="13"/>
-                                <w:lang w:eastAsia="de-DE"/>
-                              </w:rPr>
-                            </w:pPr>
-                            <w:r>
-                              <w:rPr>
-                                <w:rFonts w:eastAsia="Calibri" w:cs="CorporateSPro-Light"/>
-                                <w:sz w:val="13"/>
-                                <w:szCs w:val="13"/>
-                                <w:lang w:eastAsia="de-DE"/>
-                              </w:rPr>
-                              <w:t xml:space="preserve">ANGESTELLTE RECHTSANWÄLTE</w:t>
-                            </w:r>
-                          </w:p>
-                          <w:p>
-                            <w:pPr>
-                              <w:autoSpaceDE w:val="0"/>
-                              <w:autoSpaceDN w:val="0"/>
-                              <w:adjustRightInd w:val="0"/>
+                              <w:spacing w:line="240" w:lineRule="auto"/>
                               <w:jc w:val="left"/>
                               <w:rPr>
                                 <w:rFonts w:eastAsia="Calibri" w:cs="CorporateSPro-Demi"/>
@@ -1166,7 +1316,7 @@
                                 <w:szCs w:val="13"/>
                                 <w:lang w:eastAsia="de-DE"/>
                               </w:rPr>
-                              <w:t xml:space="preserve">Eva Meyer</w:t>
+                              <w:t>Bettina Dax</w:t>
                             </w:r>
                           </w:p>
                           <w:p>
@@ -1174,7 +1324,7 @@
                               <w:autoSpaceDE w:val="0"/>
                               <w:autoSpaceDN w:val="0"/>
                               <w:adjustRightInd w:val="0"/>
-                              <w:spacing w:line="276" w:lineRule="auto"/>
+                              <w:spacing w:line="240" w:lineRule="auto"/>
                               <w:jc w:val="left"/>
                               <w:rPr>
                                 <w:rFonts w:eastAsia="Calibri" w:cs="CorporateSPro-Light"/>
@@ -1190,7 +1340,7 @@
                                 <w:szCs w:val="13"/>
                                 <w:lang w:eastAsia="de-DE"/>
                               </w:rPr>
-                              <w:t xml:space="preserve">Fachanwältin für Insolvenz- und Sanierungsrecht</w:t>
+                              <w:t>Rechtsanwältin</w:t>
                             </w:r>
                           </w:p>
                           <w:p>
@@ -1198,30 +1348,23 @@
                               <w:autoSpaceDE w:val="0"/>
                               <w:autoSpaceDN w:val="0"/>
                               <w:adjustRightInd w:val="0"/>
-                              <w:spacing w:line="276" w:lineRule="auto"/>
+                              <w:spacing w:line="240" w:lineRule="auto"/>
                               <w:jc w:val="left"/>
                               <w:rPr>
-                                <w:rFonts w:eastAsia="Calibri" w:cs="CorporateSPro-Light"/>
+                                <w:rFonts w:eastAsia="Calibri" w:cs="CorporateSPro-Demi"/>
+                                <w:b/>
                                 <w:sz w:val="13"/>
                                 <w:szCs w:val="13"/>
                                 <w:lang w:eastAsia="de-DE"/>
                               </w:rPr>
                             </w:pPr>
-                            <w:r>
-                              <w:rPr>
-                                <w:rFonts w:eastAsia="Calibri" w:cs="CorporateSPro-Light"/>
-                                <w:sz w:val="13"/>
-                                <w:szCs w:val="13"/>
-                                <w:lang w:eastAsia="de-DE"/>
-                              </w:rPr>
-                              <w:t xml:space="preserve"/>
-                            </w:r>
                           </w:p>
                           <w:p>
                             <w:pPr>
                               <w:autoSpaceDE w:val="0"/>
                               <w:autoSpaceDN w:val="0"/>
                               <w:adjustRightInd w:val="0"/>
+                              <w:spacing w:line="240" w:lineRule="auto"/>
                               <w:jc w:val="left"/>
                               <w:rPr>
                                 <w:rFonts w:eastAsia="Calibri" w:cs="CorporateSPro-Demi"/>
@@ -1239,7 +1382,7 @@
                                 <w:szCs w:val="13"/>
                                 <w:lang w:eastAsia="de-DE"/>
                               </w:rPr>
-                              <w:t xml:space="preserve">Bettina Dax</w:t>
+                              <w:t>Cornelia Kriege</w:t>
                             </w:r>
                           </w:p>
                           <w:p>
@@ -1247,7 +1390,7 @@
                               <w:autoSpaceDE w:val="0"/>
                               <w:autoSpaceDN w:val="0"/>
                               <w:adjustRightInd w:val="0"/>
-                              <w:spacing w:line="276" w:lineRule="auto"/>
+                              <w:spacing w:line="240" w:lineRule="auto"/>
                               <w:jc w:val="left"/>
                               <w:rPr>
                                 <w:rFonts w:eastAsia="Calibri" w:cs="CorporateSPro-Light"/>
@@ -1263,7 +1406,7 @@
                                 <w:szCs w:val="13"/>
                                 <w:lang w:eastAsia="de-DE"/>
                               </w:rPr>
-                              <w:t xml:space="preserve">Rechtsanwältin</w:t>
+                              <w:t>Rechtsanwältin</w:t>
                             </w:r>
                           </w:p>
                           <w:p>
@@ -1271,7 +1414,7 @@
                               <w:autoSpaceDE w:val="0"/>
                               <w:autoSpaceDN w:val="0"/>
                               <w:adjustRightInd w:val="0"/>
-                              <w:spacing w:line="276" w:lineRule="auto"/>
+                              <w:spacing w:line="240" w:lineRule="auto"/>
                               <w:jc w:val="left"/>
                               <w:rPr>
                                 <w:rFonts w:eastAsia="Calibri" w:cs="CorporateSPro-Light"/>
@@ -1280,21 +1423,13 @@
                                 <w:lang w:eastAsia="de-DE"/>
                               </w:rPr>
                             </w:pPr>
-                            <w:r>
-                              <w:rPr>
-                                <w:rFonts w:eastAsia="Calibri" w:cs="CorporateSPro-Light"/>
-                                <w:sz w:val="13"/>
-                                <w:szCs w:val="13"/>
-                                <w:lang w:eastAsia="de-DE"/>
-                              </w:rPr>
-                              <w:t xml:space="preserve"/>
-                            </w:r>
                           </w:p>
                           <w:p>
                             <w:pPr>
                               <w:autoSpaceDE w:val="0"/>
                               <w:autoSpaceDN w:val="0"/>
                               <w:adjustRightInd w:val="0"/>
+                              <w:spacing w:line="240" w:lineRule="auto"/>
                               <w:jc w:val="left"/>
                               <w:rPr>
                                 <w:rFonts w:eastAsia="Calibri" w:cs="CorporateSPro-Demi"/>
@@ -1312,8 +1447,50 @@
                                 <w:szCs w:val="13"/>
                                 <w:lang w:eastAsia="de-DE"/>
                               </w:rPr>
-                              <w:t xml:space="preserve">Cornelia Kriege</w:t>
+                              <w:t>Lars Wacker</w:t>
                             </w:r>
+                          </w:p>
+                          <w:p>
+                            <w:pPr>
+                              <w:autoSpaceDE w:val="0"/>
+                              <w:autoSpaceDN w:val="0"/>
+                              <w:adjustRightInd w:val="0"/>
+                              <w:spacing w:line="240" w:lineRule="auto"/>
+                              <w:jc w:val="left"/>
+                              <w:rPr>
+                                <w:rFonts w:eastAsia="Calibri" w:cs="CorporateSPro-Light"/>
+                                <w:sz w:val="13"/>
+                                <w:szCs w:val="13"/>
+                                <w:lang w:eastAsia="de-DE"/>
+                              </w:rPr>
+                            </w:pPr>
+                            <w:r>
+                              <w:rPr>
+                                <w:rFonts w:eastAsia="Calibri" w:cs="CorporateSPro-Light"/>
+                                <w:sz w:val="13"/>
+                                <w:szCs w:val="13"/>
+                                <w:lang w:eastAsia="de-DE"/>
+                              </w:rPr>
+                              <w:t>Rechtsanwalt</w:t>
+                            </w:r>
+                          </w:p>
+                          <w:p>
+                            <w:pPr>
+                              <w:pBdr>
+                                <w:bottom w:val="single" w:sz="4" w:space="1" w:color="auto"/>
+                              </w:pBdr>
+                              <w:autoSpaceDE w:val="0"/>
+                              <w:autoSpaceDN w:val="0"/>
+                              <w:adjustRightInd w:val="0"/>
+                              <w:spacing w:line="276" w:lineRule="auto"/>
+                              <w:jc w:val="left"/>
+                              <w:rPr>
+                                <w:rFonts w:eastAsia="Calibri" w:cs="CorporateSPro-Light"/>
+                                <w:sz w:val="13"/>
+                                <w:szCs w:val="13"/>
+                                <w:lang w:eastAsia="de-DE"/>
+                              </w:rPr>
+                            </w:pPr>
                           </w:p>
                           <w:p>
                             <w:pPr>
@@ -1329,14 +1506,28 @@
                                 <w:lang w:eastAsia="de-DE"/>
                               </w:rPr>
                             </w:pPr>
-                            <w:r>
+                          </w:p>
+                          <w:p>
+                            <w:pPr>
+                              <w:autoSpaceDE w:val="0"/>
+                              <w:autoSpaceDN w:val="0"/>
+                              <w:adjustRightInd w:val="0"/>
+                              <w:jc w:val="left"/>
                               <w:rPr>
-                                <w:rFonts w:eastAsia="Calibri" w:cs="CorporateSPro-Light"/>
+                                <w:rFonts w:eastAsia="Calibri" w:cs="CorporateSPro-Regular"/>
                                 <w:sz w:val="13"/>
                                 <w:szCs w:val="13"/>
                                 <w:lang w:eastAsia="de-DE"/>
                               </w:rPr>
-                              <w:t xml:space="preserve">Rechtsanwältin</w:t>
+                            </w:pPr>
+                            <w:r>
+                              <w:rPr>
+                                <w:rFonts w:eastAsia="Calibri" w:cs="CorporateSPro-Regular"/>
+                                <w:sz w:val="13"/>
+                                <w:szCs w:val="13"/>
+                                <w:lang w:eastAsia="de-DE"/>
+                              </w:rPr>
+                              <w:t>OF COUNSEL</w:t>
                             </w:r>
                           </w:p>
                           <w:p>
@@ -1344,30 +1535,7 @@
                               <w:autoSpaceDE w:val="0"/>
                               <w:autoSpaceDN w:val="0"/>
                               <w:adjustRightInd w:val="0"/>
-                              <w:spacing w:line="276" w:lineRule="auto"/>
-                              <w:jc w:val="left"/>
-                              <w:rPr>
-                                <w:rFonts w:eastAsia="Calibri" w:cs="CorporateSPro-Light"/>
-                                <w:sz w:val="13"/>
-                                <w:szCs w:val="13"/>
-                                <w:lang w:eastAsia="de-DE"/>
-                              </w:rPr>
-                            </w:pPr>
-                            <w:r>
-                              <w:rPr>
-                                <w:rFonts w:eastAsia="Calibri" w:cs="CorporateSPro-Light"/>
-                                <w:sz w:val="13"/>
-                                <w:szCs w:val="13"/>
-                                <w:lang w:eastAsia="de-DE"/>
-                              </w:rPr>
-                              <w:t xml:space="preserve"/>
-                            </w:r>
-                          </w:p>
-                          <w:p>
-                            <w:pPr>
-                              <w:autoSpaceDE w:val="0"/>
-                              <w:autoSpaceDN w:val="0"/>
-                              <w:adjustRightInd w:val="0"/>
+                              <w:spacing w:line="240" w:lineRule="auto"/>
                               <w:jc w:val="left"/>
                               <w:rPr>
                                 <w:rFonts w:eastAsia="Calibri" w:cs="CorporateSPro-Demi"/>
@@ -1385,8 +1553,50 @@
                                 <w:szCs w:val="13"/>
                                 <w:lang w:eastAsia="de-DE"/>
                               </w:rPr>
-                              <w:t xml:space="preserve">Lars Wacker</w:t>
+                              <w:t>Justizrat Prof. Dr. Dr. Thomas B. Schmidt M.A.</w:t>
                             </w:r>
+                          </w:p>
+                          <w:p>
+                            <w:pPr>
+                              <w:autoSpaceDE w:val="0"/>
+                              <w:autoSpaceDN w:val="0"/>
+                              <w:adjustRightInd w:val="0"/>
+                              <w:spacing w:line="240" w:lineRule="auto"/>
+                              <w:jc w:val="left"/>
+                              <w:rPr>
+                                <w:rFonts w:eastAsia="Calibri" w:cs="CorporateSPro-Light"/>
+                                <w:sz w:val="13"/>
+                                <w:szCs w:val="13"/>
+                                <w:lang w:eastAsia="de-DE"/>
+                              </w:rPr>
+                            </w:pPr>
+                            <w:r>
+                              <w:rPr>
+                                <w:rFonts w:eastAsia="Calibri" w:cs="CorporateSPro-Light"/>
+                                <w:sz w:val="13"/>
+                                <w:szCs w:val="13"/>
+                                <w:lang w:eastAsia="de-DE"/>
+                              </w:rPr>
+                              <w:t>Fachanwalt für Insolvenz- und Sanierungsrecht</w:t>
+                            </w:r>
+                          </w:p>
+                          <w:p>
+                            <w:pPr>
+                              <w:pBdr>
+                                <w:bottom w:val="single" w:sz="4" w:space="1" w:color="auto"/>
+                              </w:pBdr>
+                              <w:autoSpaceDE w:val="0"/>
+                              <w:autoSpaceDN w:val="0"/>
+                              <w:adjustRightInd w:val="0"/>
+                              <w:spacing w:line="276" w:lineRule="auto"/>
+                              <w:jc w:val="left"/>
+                              <w:rPr>
+                                <w:rFonts w:eastAsia="Calibri" w:cs="CorporateSPro-Light"/>
+                                <w:sz w:val="13"/>
+                                <w:szCs w:val="13"/>
+                                <w:lang w:eastAsia="de-DE"/>
+                              </w:rPr>
+                            </w:pPr>
                           </w:p>
                           <w:p>
                             <w:pPr>
@@ -1402,87 +1612,6 @@
                                 <w:lang w:eastAsia="de-DE"/>
                               </w:rPr>
                             </w:pPr>
-                            <w:r>
-                              <w:rPr>
-                                <w:rFonts w:eastAsia="Calibri" w:cs="CorporateSPro-Light"/>
-                                <w:sz w:val="13"/>
-                                <w:szCs w:val="13"/>
-                                <w:lang w:eastAsia="de-DE"/>
-                              </w:rPr>
-                              <w:t xml:space="preserve">Rechtsanwalt</w:t>
-                            </w:r>
-                          </w:p>
-                          <w:p>
-                            <w:pPr>
-                              <w:autoSpaceDE w:val="0"/>
-                              <w:autoSpaceDN w:val="0"/>
-                              <w:adjustRightInd w:val="0"/>
-                              <w:spacing w:line="276" w:lineRule="auto"/>
-                              <w:jc w:val="left"/>
-                              <w:rPr>
-                                <w:rFonts w:eastAsia="Calibri" w:cs="CorporateSPro-Light"/>
-                                <w:sz w:val="13"/>
-                                <w:szCs w:val="13"/>
-                                <w:lang w:eastAsia="de-DE"/>
-                              </w:rPr>
-                            </w:pPr>
-                            <w:r>
-                              <w:rPr>
-                                <w:rFonts w:eastAsia="Calibri" w:cs="CorporateSPro-Light"/>
-                                <w:sz w:val="13"/>
-                                <w:szCs w:val="13"/>
-                                <w:lang w:eastAsia="de-DE"/>
-                              </w:rPr>
-                              <w:t xml:space="preserve"/>
-                            </w:r>
-                          </w:p>
-                          <w:p>
-                            <w:pPr>
-                              <w:autoSpaceDE w:val="0"/>
-                              <w:autoSpaceDN w:val="0"/>
-                              <w:adjustRightInd w:val="0"/>
-                              <w:spacing w:line="276" w:lineRule="auto"/>
-                              <w:jc w:val="left"/>
-                              <w:rPr>
-                                <w:rFonts w:eastAsia="Calibri" w:cs="CorporateSPro-Light"/>
-                                <w:sz w:val="13"/>
-                                <w:szCs w:val="13"/>
-                                <w:lang w:eastAsia="de-DE"/>
-                              </w:rPr>
-                            </w:pPr>
-                            <w:r>
-                              <w:rPr>
-                                <w:rFonts w:eastAsia="Calibri" w:cs="CorporateSPro-Light"/>
-                                <w:sz w:val="13"/>
-                                <w:szCs w:val="13"/>
-                                <w:lang w:eastAsia="de-DE"/>
-                              </w:rPr>
-                              <w:t xml:space="preserve"/>
-                            </w:r>
-                          </w:p>
-                          <w:p>
-                            <w:pPr>
-                              <w:autoSpaceDE w:val="0"/>
-                              <w:autoSpaceDN w:val="0"/>
-                              <w:adjustRightInd w:val="0"/>
-                              <w:spacing w:line="276" w:lineRule="auto"/>
-                              <w:jc w:val="left"/>
-                              <w:rPr>
-                                <w:rFonts w:eastAsia="Calibri" w:cs="CorporateSPro-Light"/>
-                                <w:sz w:val="13"/>
-                                <w:szCs w:val="13"/>
-                                <w:lang w:eastAsia="de-DE"/>
-                              </w:rPr>
-                            </w:pPr>
-                            <w:r>
-                              <w:rPr>
-                                <w:rFonts w:eastAsia="Calibri" w:cs="CorporateSPro-Light"/>
-                                <w:sz w:val="13"/>
-                                <w:szCs w:val="13"/>
-                                <w:lang w:eastAsia="de-DE"/>
-                              </w:rPr>
-                              <w:t xml:space="preserve">OF COUNSEL</w:t>
-                            </w:r>
                           </w:p>
                           <w:p>
                             <w:pPr>
@@ -1491,8 +1620,30 @@
                               <w:adjustRightInd w:val="0"/>
                               <w:jc w:val="left"/>
                               <w:rPr>
+                                <w:rFonts w:eastAsia="Calibri" w:cs="CorporateSPro-Regular"/>
+                                <w:sz w:val="13"/>
+                                <w:szCs w:val="13"/>
+                                <w:lang w:eastAsia="de-DE"/>
+                              </w:rPr>
+                            </w:pPr>
+                            <w:r>
+                              <w:rPr>
+                                <w:rFonts w:eastAsia="Calibri" w:cs="CorporateSPro-Regular"/>
+                                <w:sz w:val="13"/>
+                                <w:szCs w:val="13"/>
+                                <w:lang w:eastAsia="de-DE"/>
+                              </w:rPr>
+                              <w:t>STANDORTE</w:t>
+                            </w:r>
+                          </w:p>
+                          <w:p>
+                            <w:pPr>
+                              <w:autoSpaceDE w:val="0"/>
+                              <w:autoSpaceDN w:val="0"/>
+                              <w:adjustRightInd w:val="0"/>
+                              <w:spacing w:line="240" w:lineRule="auto"/>
+                              <w:rPr>
                                 <w:rFonts w:eastAsia="Calibri" w:cs="CorporateSPro-Demi"/>
-                                <w:b/>
                                 <w:sz w:val="13"/>
                                 <w:szCs w:val="13"/>
                                 <w:lang w:eastAsia="de-DE"/>
@@ -1501,12 +1652,30 @@
                             <w:r>
                               <w:rPr>
                                 <w:rFonts w:eastAsia="Calibri" w:cs="CorporateSPro-Demi"/>
-                                <w:b/>
                                 <w:sz w:val="13"/>
                                 <w:szCs w:val="13"/>
                                 <w:lang w:eastAsia="de-DE"/>
                               </w:rPr>
-                              <w:t xml:space="preserve">Justizrat Prof. Dr. Dr. Thomas B. Schmidt M.A.</w:t>
+                              <w:t>Trier</w:t>
+                            </w:r>
+                            <w:r>
+                              <w:rPr>
+                                <w:rFonts w:eastAsia="Calibri" w:cs="CorporateSPro-Demi"/>
+                                <w:sz w:val="13"/>
+                                <w:szCs w:val="13"/>
+                                <w:lang w:eastAsia="de-DE"/>
+                              </w:rPr>
+                              <w:tab/>
+                            </w:r>
+                            <w:r>
+                              <w:rPr>
+                                <w:rFonts w:eastAsia="Calibri" w:cs="CorporateSPro-Demi"/>
+                                <w:sz w:val="13"/>
+                                <w:szCs w:val="13"/>
+                                <w:lang w:eastAsia="de-DE"/>
+                              </w:rPr>
+                              <w:tab/>
+                              <w:t>Bad Kreuznach</w:t>
                             </w:r>
                           </w:p>
                           <w:p>
@@ -1514,10 +1683,9 @@
                               <w:autoSpaceDE w:val="0"/>
                               <w:autoSpaceDN w:val="0"/>
                               <w:adjustRightInd w:val="0"/>
-                              <w:spacing w:line="276" w:lineRule="auto"/>
-                              <w:jc w:val="left"/>
+                              <w:spacing w:line="240" w:lineRule="auto"/>
                               <w:rPr>
-                                <w:rFonts w:eastAsia="Calibri" w:cs="CorporateSPro-Light"/>
+                                <w:rFonts w:eastAsia="Calibri" w:cs="CorporateSPro-Demi"/>
                                 <w:sz w:val="13"/>
                                 <w:szCs w:val="13"/>
                                 <w:lang w:eastAsia="de-DE"/>
@@ -1525,12 +1693,22 @@
                             </w:pPr>
                             <w:r>
                               <w:rPr>
-                                <w:rFonts w:eastAsia="Calibri" w:cs="CorporateSPro-Light"/>
+                                <w:rFonts w:eastAsia="Calibri" w:cs="CorporateSPro-Demi"/>
                                 <w:sz w:val="13"/>
                                 <w:szCs w:val="13"/>
                                 <w:lang w:eastAsia="de-DE"/>
                               </w:rPr>
-                              <w:t xml:space="preserve">Fachanwalt für Insolvenz- und Sanierungsrecht</w:t>
+                              <w:t>Frankfurt am Main</w:t>
+                            </w:r>
+                            <w:r>
+                              <w:rPr>
+                                <w:rFonts w:eastAsia="Calibri" w:cs="CorporateSPro-Demi"/>
+                                <w:sz w:val="13"/>
+                                <w:szCs w:val="13"/>
+                                <w:lang w:eastAsia="de-DE"/>
+                              </w:rPr>
+                              <w:tab/>
+                              <w:t>Zell/Mosel</w:t>
                             </w:r>
                           </w:p>
                           <w:p>
@@ -1538,10 +1716,9 @@
                               <w:autoSpaceDE w:val="0"/>
                               <w:autoSpaceDN w:val="0"/>
                               <w:adjustRightInd w:val="0"/>
-                              <w:spacing w:line="276" w:lineRule="auto"/>
-                              <w:jc w:val="left"/>
+                              <w:spacing w:line="240" w:lineRule="auto"/>
                               <w:rPr>
-                                <w:rFonts w:eastAsia="Calibri" w:cs="CorporateSPro-Light"/>
+                                <w:rFonts w:eastAsia="Calibri" w:cs="CorporateSPro-Demi"/>
                                 <w:sz w:val="13"/>
                                 <w:szCs w:val="13"/>
                                 <w:lang w:eastAsia="de-DE"/>
@@ -1549,12 +1726,22 @@
                             </w:pPr>
                             <w:r>
                               <w:rPr>
-                                <w:rFonts w:eastAsia="Calibri" w:cs="CorporateSPro-Light"/>
+                                <w:rFonts w:eastAsia="Calibri" w:cs="CorporateSPro-Demi"/>
                                 <w:sz w:val="13"/>
                                 <w:szCs w:val="13"/>
                                 <w:lang w:eastAsia="de-DE"/>
                               </w:rPr>
-                              <w:t xml:space="preserve"/>
+                              <w:t>Idar-Oberstein</w:t>
+                            </w:r>
+                            <w:r>
+                              <w:rPr>
+                                <w:rFonts w:eastAsia="Calibri" w:cs="CorporateSPro-Demi"/>
+                                <w:sz w:val="13"/>
+                                <w:szCs w:val="13"/>
+                                <w:lang w:eastAsia="de-DE"/>
+                              </w:rPr>
+                              <w:tab/>
+                              <w:t>Koblenz</w:t>
                             </w:r>
                           </w:p>
                           <w:p>
@@ -1562,10 +1749,9 @@
                               <w:autoSpaceDE w:val="0"/>
                               <w:autoSpaceDN w:val="0"/>
                               <w:adjustRightInd w:val="0"/>
-                              <w:spacing w:line="276" w:lineRule="auto"/>
-                              <w:jc w:val="left"/>
+                              <w:spacing w:line="240" w:lineRule="auto"/>
                               <w:rPr>
-                                <w:rFonts w:eastAsia="Calibri" w:cs="CorporateSPro-Light"/>
+                                <w:rFonts w:eastAsia="Calibri" w:cs="CorporateSPro-Demi"/>
                                 <w:sz w:val="13"/>
                                 <w:szCs w:val="13"/>
                                 <w:lang w:eastAsia="de-DE"/>
@@ -1573,12 +1759,31 @@
                             </w:pPr>
                             <w:r>
                               <w:rPr>
-                                <w:rFonts w:eastAsia="Calibri" w:cs="CorporateSPro-Light"/>
+                                <w:rFonts w:eastAsia="Calibri" w:cs="CorporateSPro-Demi"/>
                                 <w:sz w:val="13"/>
                                 <w:szCs w:val="13"/>
                                 <w:lang w:eastAsia="de-DE"/>
                               </w:rPr>
-                              <w:t xml:space="preserve"/>
+                              <w:t>Langgöns</w:t>
+                            </w:r>
+                            <w:r>
+                              <w:rPr>
+                                <w:rFonts w:eastAsia="Calibri" w:cs="CorporateSPro-Demi"/>
+                                <w:sz w:val="13"/>
+                                <w:szCs w:val="13"/>
+                                <w:lang w:eastAsia="de-DE"/>
+                              </w:rPr>
+                              <w:tab/>
+                            </w:r>
+                            <w:r>
+                              <w:rPr>
+                                <w:rFonts w:eastAsia="Calibri" w:cs="CorporateSPro-Demi"/>
+                                <w:sz w:val="13"/>
+                                <w:szCs w:val="13"/>
+                                <w:lang w:eastAsia="de-DE"/>
+                              </w:rPr>
+                              <w:tab/>
+                              <w:t>Limburg/Lahn</w:t>
                             </w:r>
                           </w:p>
                           <w:p>
@@ -1586,144 +1791,52 @@
                               <w:autoSpaceDE w:val="0"/>
                               <w:autoSpaceDN w:val="0"/>
                               <w:adjustRightInd w:val="0"/>
-                              <w:spacing w:line="276" w:lineRule="auto"/>
-                              <w:jc w:val="left"/>
+                              <w:spacing w:line="240" w:lineRule="auto"/>
                               <w:rPr>
-                                <w:rFonts w:eastAsia="Calibri" w:cs="CorporateSPro-Light"/>
-                                <w:sz w:val="13"/>
-                                <w:szCs w:val="13"/>
+                                <w:rFonts w:eastAsia="Calibri" w:cs="CorporateSPro-Demi"/>
+                                <w:sz w:val="9"/>
+                                <w:szCs w:val="9"/>
                                 <w:lang w:eastAsia="de-DE"/>
                               </w:rPr>
                             </w:pPr>
                             <w:r>
                               <w:rPr>
-                                <w:rFonts w:eastAsia="Calibri" w:cs="CorporateSPro-Light"/>
+                                <w:rFonts w:eastAsia="Calibri" w:cs="CorporateSPro-Demi"/>
                                 <w:sz w:val="13"/>
                                 <w:szCs w:val="13"/>
                                 <w:lang w:eastAsia="de-DE"/>
                               </w:rPr>
-                              <w:t xml:space="preserve">STANDORTE</w:t>
+                              <w:t>Mainz</w:t>
                             </w:r>
-                          </w:p>
-                          <w:p>
-                            <w:pPr>
-                              <w:autoSpaceDE w:val="0"/>
-                              <w:autoSpaceDN w:val="0"/>
-                              <w:adjustRightInd w:val="0"/>
-                              <w:spacing w:line="276" w:lineRule="auto"/>
-                              <w:jc w:val="left"/>
+                            <w:r>
                               <w:rPr>
-                                <w:rFonts w:eastAsia="Calibri" w:cs="CorporateSPro-Light"/>
+                                <w:rFonts w:eastAsia="Calibri" w:cs="CorporateSPro-Demi"/>
                                 <w:sz w:val="13"/>
                                 <w:szCs w:val="13"/>
                                 <w:lang w:eastAsia="de-DE"/>
                               </w:rPr>
-                            </w:pPr>
+                              <w:tab/>
+                            </w:r>
                             <w:r>
                               <w:rPr>
-                                <w:rFonts w:eastAsia="Calibri" w:cs="CorporateSPro-Light"/>
+                                <w:rFonts w:eastAsia="Calibri" w:cs="CorporateSPro-Demi"/>
                                 <w:sz w:val="13"/>
                                 <w:szCs w:val="13"/>
                                 <w:lang w:eastAsia="de-DE"/>
                               </w:rPr>
-                              <w:t xml:space="preserve">Trier		Zell/Mosel</w:t>
+                              <w:tab/>
+                              <w:t>Wiesbaden</w:t>
                             </w:r>
-                          </w:p>
-                          <w:p>
-                            <w:pPr>
-                              <w:autoSpaceDE w:val="0"/>
-                              <w:autoSpaceDN w:val="0"/>
-                              <w:adjustRightInd w:val="0"/>
-                              <w:spacing w:line="276" w:lineRule="auto"/>
-                              <w:jc w:val="left"/>
-                              <w:rPr>
-                                <w:rFonts w:eastAsia="Calibri" w:cs="CorporateSPro-Light"/>
-                                <w:sz w:val="13"/>
-                                <w:szCs w:val="13"/>
-                                <w:lang w:eastAsia="de-DE"/>
-                              </w:rPr>
-                            </w:pPr>
-                            <w:r>
-                              <w:rPr>
-                                <w:rFonts w:eastAsia="Calibri" w:cs="CorporateSPro-Light"/>
-                                <w:sz w:val="13"/>
-                                <w:szCs w:val="13"/>
-                                <w:lang w:eastAsia="de-DE"/>
-                              </w:rPr>
-                              <w:t xml:space="preserve">Wiesbaden		Koblenz</w:t>
-                            </w:r>
-                          </w:p>
-                          <w:p>
-                            <w:pPr>
-                              <w:autoSpaceDE w:val="0"/>
-                              <w:autoSpaceDN w:val="0"/>
-                              <w:adjustRightInd w:val="0"/>
-                              <w:spacing w:line="276" w:lineRule="auto"/>
-                              <w:jc w:val="left"/>
-                              <w:rPr>
-                                <w:rFonts w:eastAsia="Calibri" w:cs="CorporateSPro-Light"/>
-                                <w:sz w:val="13"/>
-                                <w:szCs w:val="13"/>
-                                <w:lang w:eastAsia="de-DE"/>
-                              </w:rPr>
-                            </w:pPr>
-                            <w:r>
-                              <w:rPr>
-                                <w:rFonts w:eastAsia="Calibri" w:cs="CorporateSPro-Light"/>
-                                <w:sz w:val="13"/>
-                                <w:szCs w:val="13"/>
-                                <w:lang w:eastAsia="de-DE"/>
-                              </w:rPr>
-                              <w:t xml:space="preserve">Bad Kreuznach		Frankfurt am Main</w:t>
-                            </w:r>
-                          </w:p>
-                          <w:p>
-                            <w:pPr>
-                              <w:autoSpaceDE w:val="0"/>
-                              <w:autoSpaceDN w:val="0"/>
-                              <w:adjustRightInd w:val="0"/>
-                              <w:spacing w:line="276" w:lineRule="auto"/>
-                              <w:jc w:val="left"/>
-                              <w:rPr>
-                                <w:rFonts w:eastAsia="Calibri" w:cs="CorporateSPro-Light"/>
-                                <w:sz w:val="13"/>
-                                <w:szCs w:val="13"/>
-                                <w:lang w:eastAsia="de-DE"/>
-                              </w:rPr>
-                            </w:pPr>
-                            <w:r>
-                              <w:rPr>
-                                <w:rFonts w:eastAsia="Calibri" w:cs="CorporateSPro-Light"/>
-                                <w:sz w:val="13"/>
-                                <w:szCs w:val="13"/>
-                                <w:lang w:eastAsia="de-DE"/>
-                              </w:rPr>
-                              <w:t xml:space="preserve">Idar-Oberstein		Langgöns</w:t>
-                            </w:r>
-                          </w:p>
-                          <w:p>
-                            <w:pPr>
-                              <w:autoSpaceDE w:val="0"/>
-                              <w:autoSpaceDN w:val="0"/>
-                              <w:adjustRightInd w:val="0"/>
-                              <w:spacing w:line="276" w:lineRule="auto"/>
-                              <w:jc w:val="left"/>
-                              <w:rPr>
-                                <w:rFonts w:eastAsia="Calibri" w:cs="CorporateSPro-Light"/>
-                                <w:sz w:val="13"/>
-                                <w:szCs w:val="13"/>
-                                <w:lang w:eastAsia="de-DE"/>
-                              </w:rPr>
-                            </w:pPr>
-                            <w:r>
-                              <w:rPr>
-                                <w:rFonts w:eastAsia="Calibri" w:cs="CorporateSPro-Light"/>
-                                <w:sz w:val="13"/>
-                                <w:szCs w:val="13"/>
-                                <w:lang w:eastAsia="de-DE"/>
-                              </w:rPr>
-                              <w:t xml:space="preserve">Limburg/Lahn		Mainz</w:t>
-                            </w:r>
+                            <w:bookmarkEnd w:id="0"/>
+                            <w:bookmarkEnd w:id="1"/>
+                            <w:bookmarkEnd w:id="2"/>
+                            <w:bookmarkEnd w:id="3"/>
+                            <w:bookmarkEnd w:id="4"/>
+                            <w:bookmarkEnd w:id="5"/>
+                            <w:bookmarkEnd w:id="6"/>
+                            <w:bookmarkEnd w:id="7"/>
+                            <w:bookmarkEnd w:id="8"/>
+                            <w:bookmarkEnd w:id="9"/>
                           </w:p>
                         </w:txbxContent>
                       </wps:txbx>
@@ -1776,7 +1889,7 @@
                           <w:szCs w:val="13"/>
                           <w:lang w:eastAsia="de-DE"/>
                         </w:rPr>
-                        <w:t xml:space="preserve">www.tbs-insolvenzverwalter.de</w:t>
+                        <w:t>www.tbs-insolvenzverwalter.de</w:t>
                       </w:r>
                     </w:p>
                     <w:p>
@@ -1800,11 +1913,14 @@
                           <w:szCs w:val="13"/>
                           <w:lang w:eastAsia="de-DE"/>
                         </w:rPr>
-                        <w:t xml:space="preserve">Partnerschaftsregister des</w:t>
+                        <w:t>Partnerschaftsregister des</w:t>
                       </w:r>
                     </w:p>
                     <w:p>
                       <w:pPr>
+                        <w:pBdr>
+                          <w:bottom w:val="single" w:sz="4" w:space="1" w:color="auto"/>
+                        </w:pBdr>
                         <w:autoSpaceDE w:val="0"/>
                         <w:autoSpaceDN w:val="0"/>
                         <w:adjustRightInd w:val="0"/>
@@ -1824,8 +1940,134 @@
                           <w:szCs w:val="13"/>
                           <w:lang w:eastAsia="de-DE"/>
                         </w:rPr>
-                        <w:t xml:space="preserve">Amtsgericht Koblenz – PR 20203</w:t>
+                        <w:t>Amtsgericht Koblenz – PR 20203</w:t>
                       </w:r>
+                    </w:p>
+                    <w:p>
+                      <w:pPr>
+                        <w:pBdr>
+                          <w:bottom w:val="single" w:sz="4" w:space="1" w:color="auto"/>
+                        </w:pBdr>
+                        <w:autoSpaceDE w:val="0"/>
+                        <w:autoSpaceDN w:val="0"/>
+                        <w:adjustRightInd w:val="0"/>
+                        <w:spacing w:line="276" w:lineRule="auto"/>
+                        <w:jc w:val="center"/>
+                        <w:rPr>
+                          <w:rFonts w:eastAsia="Calibri" w:cs="CorporateSPro-Light"/>
+                          <w:sz w:val="13"/>
+                          <w:szCs w:val="13"/>
+                          <w:lang w:eastAsia="de-DE"/>
+                        </w:rPr>
+                      </w:pPr>
+                    </w:p>
+                    <w:p>
+                      <w:pPr>
+                        <w:pBdr>
+                          <w:bottom w:val="single" w:sz="4" w:space="1" w:color="auto"/>
+                        </w:pBdr>
+                        <w:autoSpaceDE w:val="0"/>
+                        <w:autoSpaceDN w:val="0"/>
+                        <w:adjustRightInd w:val="0"/>
+                        <w:spacing w:line="276" w:lineRule="auto"/>
+                        <w:jc w:val="center"/>
+                        <w:rPr>
+                          <w:rFonts w:eastAsia="Calibri" w:cs="CorporateSPro-Light"/>
+                          <w:sz w:val="13"/>
+                          <w:szCs w:val="13"/>
+                          <w:lang w:eastAsia="de-DE"/>
+                        </w:rPr>
+                      </w:pPr>
+                    </w:p>
+                    <w:p>
+                      <w:pPr>
+                        <w:pBdr>
+                          <w:bottom w:val="single" w:sz="4" w:space="1" w:color="auto"/>
+                        </w:pBdr>
+                        <w:autoSpaceDE w:val="0"/>
+                        <w:autoSpaceDN w:val="0"/>
+                        <w:adjustRightInd w:val="0"/>
+                        <w:spacing w:line="276" w:lineRule="auto"/>
+                        <w:jc w:val="center"/>
+                        <w:rPr>
+                          <w:rFonts w:eastAsia="Calibri" w:cs="CorporateSPro-Light"/>
+                          <w:sz w:val="13"/>
+                          <w:szCs w:val="13"/>
+                          <w:lang w:eastAsia="de-DE"/>
+                        </w:rPr>
+                      </w:pPr>
+                    </w:p>
+                    <w:p>
+                      <w:pPr>
+                        <w:pBdr>
+                          <w:bottom w:val="single" w:sz="4" w:space="1" w:color="auto"/>
+                        </w:pBdr>
+                        <w:autoSpaceDE w:val="0"/>
+                        <w:autoSpaceDN w:val="0"/>
+                        <w:adjustRightInd w:val="0"/>
+                        <w:spacing w:line="276" w:lineRule="auto"/>
+                        <w:jc w:val="center"/>
+                        <w:rPr>
+                          <w:rFonts w:eastAsia="Calibri" w:cs="CorporateSPro-Light"/>
+                          <w:sz w:val="13"/>
+                          <w:szCs w:val="13"/>
+                          <w:lang w:eastAsia="de-DE"/>
+                        </w:rPr>
+                      </w:pPr>
+                    </w:p>
+                    <w:p>
+                      <w:pPr>
+                        <w:pBdr>
+                          <w:bottom w:val="single" w:sz="4" w:space="1" w:color="auto"/>
+                        </w:pBdr>
+                        <w:autoSpaceDE w:val="0"/>
+                        <w:autoSpaceDN w:val="0"/>
+                        <w:adjustRightInd w:val="0"/>
+                        <w:spacing w:line="276" w:lineRule="auto"/>
+                        <w:jc w:val="center"/>
+                        <w:rPr>
+                          <w:rFonts w:eastAsia="Calibri" w:cs="CorporateSPro-Light"/>
+                          <w:sz w:val="13"/>
+                          <w:szCs w:val="13"/>
+                          <w:lang w:eastAsia="de-DE"/>
+                        </w:rPr>
+                      </w:pPr>
+                    </w:p>
+                    <w:p>
+                      <w:pPr>
+                        <w:pBdr>
+                          <w:bottom w:val="single" w:sz="4" w:space="1" w:color="auto"/>
+                        </w:pBdr>
+                        <w:autoSpaceDE w:val="0"/>
+                        <w:autoSpaceDN w:val="0"/>
+                        <w:adjustRightInd w:val="0"/>
+                        <w:spacing w:line="276" w:lineRule="auto"/>
+                        <w:jc w:val="center"/>
+                        <w:rPr>
+                          <w:rFonts w:eastAsia="Calibri" w:cs="CorporateSPro-Light"/>
+                          <w:sz w:val="13"/>
+                          <w:szCs w:val="13"/>
+                          <w:lang w:eastAsia="de-DE"/>
+                        </w:rPr>
+                      </w:pPr>
+                    </w:p>
+                    <w:p>
+                      <w:pPr>
+                        <w:pBdr>
+                          <w:bottom w:val="single" w:sz="4" w:space="1" w:color="auto"/>
+                        </w:pBdr>
+                        <w:autoSpaceDE w:val="0"/>
+                        <w:autoSpaceDN w:val="0"/>
+                        <w:adjustRightInd w:val="0"/>
+                        <w:spacing w:line="276" w:lineRule="auto"/>
+                        <w:jc w:val="center"/>
+                        <w:rPr>
+                          <w:rFonts w:eastAsia="Calibri" w:cs="CorporateSPro-Light"/>
+                          <w:sz w:val="13"/>
+                          <w:szCs w:val="13"/>
+                          <w:lang w:eastAsia="de-DE"/>
+                        </w:rPr>
+                      </w:pPr>
                     </w:p>
                     <w:p>
                       <w:pPr>
@@ -1841,14 +2083,38 @@
                           <w:lang w:eastAsia="de-DE"/>
                         </w:rPr>
                       </w:pPr>
-                      <w:r>
+                    </w:p>
+                    <w:p>
+                      <w:pPr>
+                        <w:autoSpaceDE w:val="0"/>
+                        <w:autoSpaceDN w:val="0"/>
+                        <w:adjustRightInd w:val="0"/>
+                        <w:jc w:val="left"/>
                         <w:rPr>
-                          <w:rFonts w:eastAsia="Calibri" w:cs="CorporateSPro-Light"/>
+                          <w:rFonts w:eastAsia="Calibri" w:cs="CorporateSPro-Regular"/>
                           <w:sz w:val="13"/>
                           <w:szCs w:val="13"/>
                           <w:lang w:eastAsia="de-DE"/>
                         </w:rPr>
-                        <w:t xml:space="preserve"/>
+                      </w:pPr>
+                      <w:bookmarkStart w:id="10" w:name="_Hlk217368252"/>
+                      <w:bookmarkStart w:id="11" w:name="_Hlk217368253"/>
+                      <w:bookmarkStart w:id="12" w:name="_Hlk217368337"/>
+                      <w:bookmarkStart w:id="13" w:name="_Hlk217368338"/>
+                      <w:bookmarkStart w:id="14" w:name="_Hlk217368401"/>
+                      <w:bookmarkStart w:id="15" w:name="_Hlk217368402"/>
+                      <w:bookmarkStart w:id="16" w:name="_Hlk217368434"/>
+                      <w:bookmarkStart w:id="17" w:name="_Hlk217368435"/>
+                      <w:bookmarkStart w:id="18" w:name="_Hlk217368465"/>
+                      <w:bookmarkStart w:id="19" w:name="_Hlk217368466"/>
+                      <w:r>
+                        <w:rPr>
+                          <w:rFonts w:eastAsia="Calibri" w:cs="CorporateSPro-Regular"/>
+                          <w:sz w:val="13"/>
+                          <w:szCs w:val="13"/>
+                          <w:lang w:eastAsia="de-DE"/>
+                        </w:rPr>
+                        <w:t>PARTNER</w:t>
                       </w:r>
                     </w:p>
                     <w:p>
@@ -1856,78 +2122,7 @@
                         <w:autoSpaceDE w:val="0"/>
                         <w:autoSpaceDN w:val="0"/>
                         <w:adjustRightInd w:val="0"/>
-                        <w:spacing w:line="276" w:lineRule="auto"/>
-                        <w:jc w:val="left"/>
-                        <w:rPr>
-                          <w:rFonts w:eastAsia="Calibri" w:cs="CorporateSPro-Light"/>
-                          <w:sz w:val="13"/>
-                          <w:szCs w:val="13"/>
-                          <w:lang w:eastAsia="de-DE"/>
-                        </w:rPr>
-                      </w:pPr>
-                      <w:r>
-                        <w:rPr>
-                          <w:rFonts w:eastAsia="Calibri" w:cs="CorporateSPro-Light"/>
-                          <w:sz w:val="13"/>
-                          <w:szCs w:val="13"/>
-                          <w:lang w:eastAsia="de-DE"/>
-                        </w:rPr>
-                        <w:t xml:space="preserve"/>
-                      </w:r>
-                    </w:p>
-                    <w:p>
-                      <w:pPr>
-                        <w:autoSpaceDE w:val="0"/>
-                        <w:autoSpaceDN w:val="0"/>
-                        <w:adjustRightInd w:val="0"/>
-                        <w:spacing w:line="276" w:lineRule="auto"/>
-                        <w:jc w:val="left"/>
-                        <w:rPr>
-                          <w:rFonts w:eastAsia="Calibri" w:cs="CorporateSPro-Light"/>
-                          <w:sz w:val="13"/>
-                          <w:szCs w:val="13"/>
-                          <w:lang w:eastAsia="de-DE"/>
-                        </w:rPr>
-                      </w:pPr>
-                      <w:r>
-                        <w:rPr>
-                          <w:rFonts w:eastAsia="Calibri" w:cs="CorporateSPro-Light"/>
-                          <w:sz w:val="13"/>
-                          <w:szCs w:val="13"/>
-                          <w:lang w:eastAsia="de-DE"/>
-                        </w:rPr>
-                        <w:t xml:space="preserve"/>
-                      </w:r>
-                    </w:p>
-                    <w:p>
-                      <w:pPr>
-                        <w:autoSpaceDE w:val="0"/>
-                        <w:autoSpaceDN w:val="0"/>
-                        <w:adjustRightInd w:val="0"/>
-                        <w:spacing w:line="276" w:lineRule="auto"/>
-                        <w:jc w:val="left"/>
-                        <w:rPr>
-                          <w:rFonts w:eastAsia="Calibri" w:cs="CorporateSPro-Light"/>
-                          <w:sz w:val="13"/>
-                          <w:szCs w:val="13"/>
-                          <w:lang w:eastAsia="de-DE"/>
-                        </w:rPr>
-                      </w:pPr>
-                      <w:r>
-                        <w:rPr>
-                          <w:rFonts w:eastAsia="Calibri" w:cs="CorporateSPro-Light"/>
-                          <w:sz w:val="13"/>
-                          <w:szCs w:val="13"/>
-                          <w:lang w:eastAsia="de-DE"/>
-                        </w:rPr>
-                        <w:t xml:space="preserve">PARTNER</w:t>
-                      </w:r>
-                    </w:p>
-                    <w:p>
-                      <w:pPr>
-                        <w:autoSpaceDE w:val="0"/>
-                        <w:autoSpaceDN w:val="0"/>
-                        <w:adjustRightInd w:val="0"/>
+                        <w:spacing w:line="240" w:lineRule="auto"/>
                         <w:jc w:val="left"/>
                         <w:rPr>
                           <w:rFonts w:eastAsia="Calibri" w:cs="CorporateSPro-Demi"/>
@@ -1945,7 +2140,7 @@
                           <w:szCs w:val="13"/>
                           <w:lang w:eastAsia="de-DE"/>
                         </w:rPr>
-                        <w:t xml:space="preserve">Ingo Grünewald</w:t>
+                        <w:t>Ingo Grünewald</w:t>
                       </w:r>
                     </w:p>
                     <w:p>
@@ -1953,7 +2148,7 @@
                         <w:autoSpaceDE w:val="0"/>
                         <w:autoSpaceDN w:val="0"/>
                         <w:adjustRightInd w:val="0"/>
-                        <w:spacing w:line="276" w:lineRule="auto"/>
+                        <w:spacing w:line="240" w:lineRule="auto"/>
                         <w:jc w:val="left"/>
                         <w:rPr>
                           <w:rFonts w:eastAsia="Calibri" w:cs="CorporateSPro-Light"/>
@@ -1969,7 +2164,7 @@
                           <w:szCs w:val="13"/>
                           <w:lang w:eastAsia="de-DE"/>
                         </w:rPr>
-                        <w:t xml:space="preserve">Fachanwalt für Insolvenz- und Sanierungsrecht</w:t>
+                        <w:t>Fachanwalt für Insolvenz- und Sanierungsrecht</w:t>
                       </w:r>
                     </w:p>
                     <w:p>
@@ -1977,7 +2172,7 @@
                         <w:autoSpaceDE w:val="0"/>
                         <w:autoSpaceDN w:val="0"/>
                         <w:adjustRightInd w:val="0"/>
-                        <w:spacing w:line="276" w:lineRule="auto"/>
+                        <w:spacing w:line="240" w:lineRule="auto"/>
                         <w:jc w:val="left"/>
                         <w:rPr>
                           <w:rFonts w:eastAsia="Calibri" w:cs="CorporateSPro-Light"/>
@@ -1993,7 +2188,7 @@
                           <w:szCs w:val="13"/>
                           <w:lang w:eastAsia="de-DE"/>
                         </w:rPr>
-                        <w:t xml:space="preserve">Fachanwalt für Handels- und Gesellschaftsrecht</w:t>
+                        <w:t>Fachanwalt für Handels- und Gesellschaftsrecht</w:t>
                       </w:r>
                     </w:p>
                     <w:p>
@@ -2001,7 +2196,49 @@
                         <w:autoSpaceDE w:val="0"/>
                         <w:autoSpaceDN w:val="0"/>
                         <w:adjustRightInd w:val="0"/>
-                        <w:spacing w:line="276" w:lineRule="auto"/>
+                        <w:spacing w:line="240" w:lineRule="auto"/>
+                        <w:jc w:val="left"/>
+                        <w:rPr>
+                          <w:rFonts w:eastAsia="Calibri" w:cs="CorporateSPro-Demi"/>
+                          <w:b/>
+                          <w:sz w:val="13"/>
+                          <w:szCs w:val="13"/>
+                          <w:lang w:eastAsia="de-DE"/>
+                        </w:rPr>
+                      </w:pPr>
+                    </w:p>
+                    <w:p>
+                      <w:pPr>
+                        <w:autoSpaceDE w:val="0"/>
+                        <w:autoSpaceDN w:val="0"/>
+                        <w:adjustRightInd w:val="0"/>
+                        <w:spacing w:line="240" w:lineRule="auto"/>
+                        <w:jc w:val="left"/>
+                        <w:rPr>
+                          <w:rFonts w:eastAsia="Calibri" w:cs="CorporateSPro-Demi"/>
+                          <w:b/>
+                          <w:sz w:val="13"/>
+                          <w:szCs w:val="13"/>
+                          <w:lang w:val="en-GB" w:eastAsia="de-DE"/>
+                        </w:rPr>
+                      </w:pPr>
+                      <w:r>
+                        <w:rPr>
+                          <w:rFonts w:eastAsia="Calibri" w:cs="CorporateSPro-Demi"/>
+                          <w:b/>
+                          <w:sz w:val="13"/>
+                          <w:szCs w:val="13"/>
+                          <w:lang w:val="en-GB" w:eastAsia="de-DE"/>
+                        </w:rPr>
+                        <w:t>Dr. Alexander Thomas Lamberty LL.M.</w:t>
+                      </w:r>
+                    </w:p>
+                    <w:p>
+                      <w:pPr>
+                        <w:autoSpaceDE w:val="0"/>
+                        <w:autoSpaceDN w:val="0"/>
+                        <w:adjustRightInd w:val="0"/>
+                        <w:spacing w:line="240" w:lineRule="auto"/>
                         <w:jc w:val="left"/>
                         <w:rPr>
                           <w:rFonts w:eastAsia="Calibri" w:cs="CorporateSPro-Light"/>
@@ -2017,7 +2254,7 @@
                           <w:szCs w:val="13"/>
                           <w:lang w:eastAsia="de-DE"/>
                         </w:rPr>
-                        <w:t xml:space="preserve"/>
+                        <w:t>Fachanwalt für Insolvenz- und Sanierungsrecht</w:t>
                       </w:r>
                     </w:p>
                     <w:p>
@@ -2025,6 +2262,23 @@
                         <w:autoSpaceDE w:val="0"/>
                         <w:autoSpaceDN w:val="0"/>
                         <w:adjustRightInd w:val="0"/>
+                        <w:spacing w:line="240" w:lineRule="auto"/>
+                        <w:jc w:val="left"/>
+                        <w:rPr>
+                          <w:rFonts w:eastAsia="Calibri" w:cs="CorporateSPro-Demi"/>
+                          <w:b/>
+                          <w:sz w:val="13"/>
+                          <w:szCs w:val="13"/>
+                          <w:lang w:eastAsia="de-DE"/>
+                        </w:rPr>
+                      </w:pPr>
+                    </w:p>
+                    <w:p>
+                      <w:pPr>
+                        <w:autoSpaceDE w:val="0"/>
+                        <w:autoSpaceDN w:val="0"/>
+                        <w:adjustRightInd w:val="0"/>
+                        <w:spacing w:line="240" w:lineRule="auto"/>
                         <w:jc w:val="left"/>
                         <w:rPr>
                           <w:rFonts w:eastAsia="Calibri" w:cs="CorporateSPro-Demi"/>
@@ -2042,7 +2296,7 @@
                           <w:szCs w:val="13"/>
                           <w:lang w:eastAsia="de-DE"/>
                         </w:rPr>
-                        <w:t xml:space="preserve">Dr. Alexander Thomas Lamberty LL.M.</w:t>
+                        <w:t>Fatma Kreft</w:t>
                       </w:r>
                     </w:p>
                     <w:p>
@@ -2050,7 +2304,7 @@
                         <w:autoSpaceDE w:val="0"/>
                         <w:autoSpaceDN w:val="0"/>
                         <w:adjustRightInd w:val="0"/>
-                        <w:spacing w:line="276" w:lineRule="auto"/>
+                        <w:spacing w:line="240" w:lineRule="auto"/>
                         <w:jc w:val="left"/>
                         <w:rPr>
                           <w:rFonts w:eastAsia="Calibri" w:cs="CorporateSPro-Light"/>
@@ -2066,7 +2320,7 @@
                           <w:szCs w:val="13"/>
                           <w:lang w:eastAsia="de-DE"/>
                         </w:rPr>
-                        <w:t xml:space="preserve">Fachanwalt für Insolvenz- und Sanierungsrecht</w:t>
+                        <w:t>Fachanwältin für Insolvenz- und Sanierungsrecht</w:t>
                       </w:r>
                     </w:p>
                     <w:p>
@@ -2074,7 +2328,7 @@
                         <w:autoSpaceDE w:val="0"/>
                         <w:autoSpaceDN w:val="0"/>
                         <w:adjustRightInd w:val="0"/>
-                        <w:spacing w:line="276" w:lineRule="auto"/>
+                        <w:spacing w:line="240" w:lineRule="auto"/>
                         <w:jc w:val="left"/>
                         <w:rPr>
                           <w:rFonts w:eastAsia="Calibri" w:cs="CorporateSPro-Light"/>
@@ -2090,7 +2344,7 @@
                           <w:szCs w:val="13"/>
                           <w:lang w:eastAsia="de-DE"/>
                         </w:rPr>
-                        <w:t xml:space="preserve"/>
+                        <w:t>Fachanwältin für Steuerrecht</w:t>
                       </w:r>
                     </w:p>
                     <w:p>
@@ -2098,6 +2352,22 @@
                         <w:autoSpaceDE w:val="0"/>
                         <w:autoSpaceDN w:val="0"/>
                         <w:adjustRightInd w:val="0"/>
+                        <w:spacing w:line="240" w:lineRule="auto"/>
+                        <w:jc w:val="left"/>
+                        <w:rPr>
+                          <w:rFonts w:eastAsia="Calibri" w:cs="CorporateSPro-Light"/>
+                          <w:sz w:val="13"/>
+                          <w:szCs w:val="13"/>
+                          <w:lang w:eastAsia="de-DE"/>
+                        </w:rPr>
+                      </w:pPr>
+                    </w:p>
+                    <w:p>
+                      <w:pPr>
+                        <w:autoSpaceDE w:val="0"/>
+                        <w:autoSpaceDN w:val="0"/>
+                        <w:adjustRightInd w:val="0"/>
+                        <w:spacing w:line="240" w:lineRule="auto"/>
                         <w:jc w:val="left"/>
                         <w:rPr>
                           <w:rFonts w:eastAsia="Calibri" w:cs="CorporateSPro-Demi"/>
@@ -2115,7 +2385,7 @@
                           <w:szCs w:val="13"/>
                           <w:lang w:eastAsia="de-DE"/>
                         </w:rPr>
-                        <w:t xml:space="preserve">Fatma Kreft</w:t>
+                        <w:t>Dr. Arne Löser</w:t>
                       </w:r>
                     </w:p>
                     <w:p>
@@ -2123,7 +2393,7 @@
                         <w:autoSpaceDE w:val="0"/>
                         <w:autoSpaceDN w:val="0"/>
                         <w:adjustRightInd w:val="0"/>
-                        <w:spacing w:line="276" w:lineRule="auto"/>
+                        <w:spacing w:line="240" w:lineRule="auto"/>
                         <w:jc w:val="left"/>
                         <w:rPr>
                           <w:rFonts w:eastAsia="Calibri" w:cs="CorporateSPro-Light"/>
@@ -2139,7 +2409,7 @@
                           <w:szCs w:val="13"/>
                           <w:lang w:eastAsia="de-DE"/>
                         </w:rPr>
-                        <w:t xml:space="preserve">Fachanwältin für Insolvenz- und Sanierungsrecht</w:t>
+                        <w:t>Fachanwalt für Insolvenz- und Sanierungsrecht</w:t>
                       </w:r>
                     </w:p>
                     <w:p>
@@ -2147,7 +2417,7 @@
                         <w:autoSpaceDE w:val="0"/>
                         <w:autoSpaceDN w:val="0"/>
                         <w:adjustRightInd w:val="0"/>
-                        <w:spacing w:line="276" w:lineRule="auto"/>
+                        <w:spacing w:line="240" w:lineRule="auto"/>
                         <w:jc w:val="left"/>
                         <w:rPr>
                           <w:rFonts w:eastAsia="Calibri" w:cs="CorporateSPro-Light"/>
@@ -2163,7 +2433,7 @@
                           <w:szCs w:val="13"/>
                           <w:lang w:eastAsia="de-DE"/>
                         </w:rPr>
-                        <w:t xml:space="preserve">Fachanwältin für Steuerrecht</w:t>
+                        <w:t>Fachanwalt für Handels- und Gesellschaftsrecht</w:t>
                       </w:r>
                     </w:p>
                     <w:p>
@@ -2171,7 +2441,7 @@
                         <w:autoSpaceDE w:val="0"/>
                         <w:autoSpaceDN w:val="0"/>
                         <w:adjustRightInd w:val="0"/>
-                        <w:spacing w:line="276" w:lineRule="auto"/>
+                        <w:spacing w:line="240" w:lineRule="auto"/>
                         <w:jc w:val="left"/>
                         <w:rPr>
                           <w:rFonts w:eastAsia="Calibri" w:cs="CorporateSPro-Light"/>
@@ -2180,21 +2450,13 @@
                           <w:lang w:eastAsia="de-DE"/>
                         </w:rPr>
                       </w:pPr>
-                      <w:r>
-                        <w:rPr>
-                          <w:rFonts w:eastAsia="Calibri" w:cs="CorporateSPro-Light"/>
-                          <w:sz w:val="13"/>
-                          <w:szCs w:val="13"/>
-                          <w:lang w:eastAsia="de-DE"/>
-                        </w:rPr>
-                        <w:t xml:space="preserve"/>
-                      </w:r>
                     </w:p>
                     <w:p>
                       <w:pPr>
                         <w:autoSpaceDE w:val="0"/>
                         <w:autoSpaceDN w:val="0"/>
                         <w:adjustRightInd w:val="0"/>
+                        <w:spacing w:line="240" w:lineRule="auto"/>
                         <w:jc w:val="left"/>
                         <w:rPr>
                           <w:rFonts w:eastAsia="Calibri" w:cs="CorporateSPro-Demi"/>
@@ -2212,8 +2474,98 @@
                           <w:szCs w:val="13"/>
                           <w:lang w:eastAsia="de-DE"/>
                         </w:rPr>
-                        <w:t xml:space="preserve">Dr. Arne Löser</w:t>
+                        <w:t>Dr. Thomas Thöne</w:t>
                       </w:r>
+                    </w:p>
+                    <w:p>
+                      <w:pPr>
+                        <w:autoSpaceDE w:val="0"/>
+                        <w:autoSpaceDN w:val="0"/>
+                        <w:adjustRightInd w:val="0"/>
+                        <w:spacing w:line="240" w:lineRule="auto"/>
+                        <w:jc w:val="left"/>
+                        <w:rPr>
+                          <w:rFonts w:eastAsia="Calibri" w:cs="CorporateSPro-Light"/>
+                          <w:sz w:val="13"/>
+                          <w:szCs w:val="13"/>
+                          <w:lang w:eastAsia="de-DE"/>
+                        </w:rPr>
+                      </w:pPr>
+                      <w:r>
+                        <w:rPr>
+                          <w:rFonts w:eastAsia="Calibri" w:cs="CorporateSPro-Light"/>
+                          <w:sz w:val="13"/>
+                          <w:szCs w:val="13"/>
+                          <w:lang w:eastAsia="de-DE"/>
+                        </w:rPr>
+                        <w:t>Fachanwalt für Insolvenz- und Sanierungsrecht</w:t>
+                      </w:r>
+                    </w:p>
+                    <w:p>
+                      <w:pPr>
+                        <w:autoSpaceDE w:val="0"/>
+                        <w:autoSpaceDN w:val="0"/>
+                        <w:adjustRightInd w:val="0"/>
+                        <w:spacing w:line="240" w:lineRule="auto"/>
+                        <w:jc w:val="left"/>
+                        <w:rPr>
+                          <w:rFonts w:eastAsia="Calibri" w:cs="CorporateSPro-Light"/>
+                          <w:sz w:val="13"/>
+                          <w:szCs w:val="13"/>
+                          <w:lang w:eastAsia="de-DE"/>
+                        </w:rPr>
+                      </w:pPr>
+                      <w:r>
+                        <w:rPr>
+                          <w:rFonts w:eastAsia="Calibri" w:cs="CorporateSPro-Light"/>
+                          <w:sz w:val="13"/>
+                          <w:szCs w:val="13"/>
+                          <w:lang w:eastAsia="de-DE"/>
+                        </w:rPr>
+                        <w:t>Fachanwalt für Steuerrecht</w:t>
+                      </w:r>
+                    </w:p>
+                    <w:p>
+                      <w:pPr>
+                        <w:autoSpaceDE w:val="0"/>
+                        <w:autoSpaceDN w:val="0"/>
+                        <w:adjustRightInd w:val="0"/>
+                        <w:spacing w:line="240" w:lineRule="auto"/>
+                        <w:jc w:val="left"/>
+                        <w:rPr>
+                          <w:rFonts w:eastAsia="Calibri" w:cs="CorporateSPro-Light"/>
+                          <w:sz w:val="13"/>
+                          <w:szCs w:val="13"/>
+                          <w:lang w:eastAsia="de-DE"/>
+                        </w:rPr>
+                      </w:pPr>
+                      <w:r>
+                        <w:rPr>
+                          <w:rFonts w:eastAsia="Calibri" w:cs="CorporateSPro-Light"/>
+                          <w:sz w:val="13"/>
+                          <w:szCs w:val="13"/>
+                          <w:lang w:eastAsia="de-DE"/>
+                        </w:rPr>
+                        <w:t>Notar in Wiesbaden</w:t>
+                      </w:r>
+                    </w:p>
+                    <w:p>
+                      <w:pPr>
+                        <w:pBdr>
+                          <w:bottom w:val="single" w:sz="4" w:space="1" w:color="auto"/>
+                        </w:pBdr>
+                        <w:autoSpaceDE w:val="0"/>
+                        <w:autoSpaceDN w:val="0"/>
+                        <w:adjustRightInd w:val="0"/>
+                        <w:spacing w:line="276" w:lineRule="auto"/>
+                        <w:jc w:val="left"/>
+                        <w:rPr>
+                          <w:rFonts w:eastAsia="Calibri" w:cs="CorporateSPro-Light"/>
+                          <w:sz w:val="13"/>
+                          <w:szCs w:val="13"/>
+                          <w:lang w:eastAsia="de-DE"/>
+                        </w:rPr>
+                      </w:pPr>
                     </w:p>
                     <w:p>
                       <w:pPr>
@@ -2229,14 +2581,28 @@
                           <w:lang w:eastAsia="de-DE"/>
                         </w:rPr>
                       </w:pPr>
-                      <w:r>
+                    </w:p>
+                    <w:p>
+                      <w:pPr>
+                        <w:autoSpaceDE w:val="0"/>
+                        <w:autoSpaceDN w:val="0"/>
+                        <w:adjustRightInd w:val="0"/>
+                        <w:jc w:val="left"/>
                         <w:rPr>
-                          <w:rFonts w:eastAsia="Calibri" w:cs="CorporateSPro-Light"/>
+                          <w:rFonts w:eastAsia="Calibri" w:cs="CorporateSPro-Regular"/>
                           <w:sz w:val="13"/>
                           <w:szCs w:val="13"/>
                           <w:lang w:eastAsia="de-DE"/>
                         </w:rPr>
-                        <w:t xml:space="preserve">Fachanwalt für Insolvenz- und Sanierungsrecht</w:t>
+                      </w:pPr>
+                      <w:r>
+                        <w:rPr>
+                          <w:rFonts w:eastAsia="Calibri" w:cs="CorporateSPro-Regular"/>
+                          <w:sz w:val="13"/>
+                          <w:szCs w:val="13"/>
+                          <w:lang w:eastAsia="de-DE"/>
+                        </w:rPr>
+                        <w:t>ANGESTELLTE RECHTSANWÄLTE</w:t>
                       </w:r>
                     </w:p>
                     <w:p>
@@ -2244,54 +2610,7 @@
                         <w:autoSpaceDE w:val="0"/>
                         <w:autoSpaceDN w:val="0"/>
                         <w:adjustRightInd w:val="0"/>
-                        <w:spacing w:line="276" w:lineRule="auto"/>
-                        <w:jc w:val="left"/>
-                        <w:rPr>
-                          <w:rFonts w:eastAsia="Calibri" w:cs="CorporateSPro-Light"/>
-                          <w:sz w:val="13"/>
-                          <w:szCs w:val="13"/>
-                          <w:lang w:eastAsia="de-DE"/>
-                        </w:rPr>
-                      </w:pPr>
-                      <w:r>
-                        <w:rPr>
-                          <w:rFonts w:eastAsia="Calibri" w:cs="CorporateSPro-Light"/>
-                          <w:sz w:val="13"/>
-                          <w:szCs w:val="13"/>
-                          <w:lang w:eastAsia="de-DE"/>
-                        </w:rPr>
-                        <w:t xml:space="preserve">Fachanwalt für Handels- und Gesellschaftsrecht</w:t>
-                      </w:r>
-                    </w:p>
-                    <w:p>
-                      <w:pPr>
-                        <w:autoSpaceDE w:val="0"/>
-                        <w:autoSpaceDN w:val="0"/>
-                        <w:adjustRightInd w:val="0"/>
-                        <w:spacing w:line="276" w:lineRule="auto"/>
-                        <w:jc w:val="left"/>
-                        <w:rPr>
-                          <w:rFonts w:eastAsia="Calibri" w:cs="CorporateSPro-Light"/>
-                          <w:sz w:val="13"/>
-                          <w:szCs w:val="13"/>
-                          <w:lang w:eastAsia="de-DE"/>
-                        </w:rPr>
-                      </w:pPr>
-                      <w:r>
-                        <w:rPr>
-                          <w:rFonts w:eastAsia="Calibri" w:cs="CorporateSPro-Light"/>
-                          <w:sz w:val="13"/>
-                          <w:szCs w:val="13"/>
-                          <w:lang w:eastAsia="de-DE"/>
-                        </w:rPr>
-                        <w:t xml:space="preserve"/>
-                      </w:r>
-                    </w:p>
-                    <w:p>
-                      <w:pPr>
-                        <w:autoSpaceDE w:val="0"/>
-                        <w:autoSpaceDN w:val="0"/>
-                        <w:adjustRightInd w:val="0"/>
+                        <w:spacing w:line="240" w:lineRule="auto"/>
                         <w:jc w:val="left"/>
                         <w:rPr>
                           <w:rFonts w:eastAsia="Calibri" w:cs="CorporateSPro-Demi"/>
@@ -2309,7 +2628,7 @@
                           <w:szCs w:val="13"/>
                           <w:lang w:eastAsia="de-DE"/>
                         </w:rPr>
-                        <w:t xml:space="preserve">Thorsten Lex</w:t>
+                        <w:t>Eva Meyer</w:t>
                       </w:r>
                     </w:p>
                     <w:p>
@@ -2317,7 +2636,31 @@
                         <w:autoSpaceDE w:val="0"/>
                         <w:autoSpaceDN w:val="0"/>
                         <w:adjustRightInd w:val="0"/>
-                        <w:spacing w:line="276" w:lineRule="auto"/>
+                        <w:spacing w:line="240" w:lineRule="auto"/>
+                        <w:jc w:val="left"/>
+                        <w:rPr>
+                          <w:rFonts w:eastAsia="Calibri" w:cs="CorporateSPro-Demi"/>
+                          <w:sz w:val="13"/>
+                          <w:szCs w:val="13"/>
+                          <w:lang w:eastAsia="de-DE"/>
+                        </w:rPr>
+                      </w:pPr>
+                      <w:r>
+                        <w:rPr>
+                          <w:rFonts w:eastAsia="Calibri" w:cs="CorporateSPro-Demi"/>
+                          <w:sz w:val="13"/>
+                          <w:szCs w:val="13"/>
+                          <w:lang w:eastAsia="de-DE"/>
+                        </w:rPr>
+                        <w:t>Fachanwältin für Insolvenz- und Sanierungsrecht</w:t>
+                      </w:r>
+                    </w:p>
+                    <w:p>
+                      <w:pPr>
+                        <w:autoSpaceDE w:val="0"/>
+                        <w:autoSpaceDN w:val="0"/>
+                        <w:adjustRightInd w:val="0"/>
+                        <w:spacing w:line="240" w:lineRule="auto"/>
                         <w:jc w:val="left"/>
                         <w:rPr>
                           <w:rFonts w:eastAsia="Calibri" w:cs="CorporateSPro-Light"/>
@@ -2326,93 +2669,13 @@
                           <w:lang w:eastAsia="de-DE"/>
                         </w:rPr>
                       </w:pPr>
-                      <w:r>
-                        <w:rPr>
-                          <w:rFonts w:eastAsia="Calibri" w:cs="CorporateSPro-Light"/>
-                          <w:sz w:val="13"/>
-                          <w:szCs w:val="13"/>
-                          <w:lang w:eastAsia="de-DE"/>
-                        </w:rPr>
-                        <w:t xml:space="preserve">Fachanwalt für Business</w:t>
-                      </w:r>
                     </w:p>
                     <w:p>
                       <w:pPr>
                         <w:autoSpaceDE w:val="0"/>
                         <w:autoSpaceDN w:val="0"/>
                         <w:adjustRightInd w:val="0"/>
-                        <w:spacing w:line="276" w:lineRule="auto"/>
-                        <w:jc w:val="left"/>
-                        <w:rPr>
-                          <w:rFonts w:eastAsia="Calibri" w:cs="CorporateSPro-Light"/>
-                          <w:sz w:val="13"/>
-                          <w:szCs w:val="13"/>
-                          <w:lang w:eastAsia="de-DE"/>
-                        </w:rPr>
-                      </w:pPr>
-                      <w:r>
-                        <w:rPr>
-                          <w:rFonts w:eastAsia="Calibri" w:cs="CorporateSPro-Light"/>
-                          <w:sz w:val="13"/>
-                          <w:szCs w:val="13"/>
-                          <w:lang w:eastAsia="de-DE"/>
-                        </w:rPr>
-                        <w:t xml:space="preserve"/>
-                      </w:r>
-                    </w:p>
-                    <w:p>
-                      <w:pPr>
-                        <w:autoSpaceDE w:val="0"/>
-                        <w:autoSpaceDN w:val="0"/>
-                        <w:adjustRightInd w:val="0"/>
-                        <w:spacing w:line="276" w:lineRule="auto"/>
-                        <w:jc w:val="left"/>
-                        <w:rPr>
-                          <w:rFonts w:eastAsia="Calibri" w:cs="CorporateSPro-Light"/>
-                          <w:sz w:val="13"/>
-                          <w:szCs w:val="13"/>
-                          <w:lang w:eastAsia="de-DE"/>
-                        </w:rPr>
-                      </w:pPr>
-                      <w:r>
-                        <w:rPr>
-                          <w:rFonts w:eastAsia="Calibri" w:cs="CorporateSPro-Light"/>
-                          <w:sz w:val="13"/>
-                          <w:szCs w:val="13"/>
-                          <w:lang w:eastAsia="de-DE"/>
-                        </w:rPr>
-                        <w:t xml:space="preserve"/>
-                      </w:r>
-                    </w:p>
-                    <w:p>
-                      <w:pPr>
-                        <w:autoSpaceDE w:val="0"/>
-                        <w:autoSpaceDN w:val="0"/>
-                        <w:adjustRightInd w:val="0"/>
-                        <w:spacing w:line="276" w:lineRule="auto"/>
-                        <w:jc w:val="left"/>
-                        <w:rPr>
-                          <w:rFonts w:eastAsia="Calibri" w:cs="CorporateSPro-Light"/>
-                          <w:sz w:val="13"/>
-                          <w:szCs w:val="13"/>
-                          <w:lang w:eastAsia="de-DE"/>
-                        </w:rPr>
-                      </w:pPr>
-                      <w:r>
-                        <w:rPr>
-                          <w:rFonts w:eastAsia="Calibri" w:cs="CorporateSPro-Light"/>
-                          <w:sz w:val="13"/>
-                          <w:szCs w:val="13"/>
-                          <w:lang w:eastAsia="de-DE"/>
-                        </w:rPr>
-                        <w:t xml:space="preserve">ANGESTELLTE RECHTSANWÄLTE</w:t>
-                      </w:r>
-                    </w:p>
-                    <w:p>
-                      <w:pPr>
-                        <w:autoSpaceDE w:val="0"/>
-                        <w:autoSpaceDN w:val="0"/>
-                        <w:adjustRightInd w:val="0"/>
+                        <w:spacing w:line="240" w:lineRule="auto"/>
                         <w:jc w:val="left"/>
                         <w:rPr>
                           <w:rFonts w:eastAsia="Calibri" w:cs="CorporateSPro-Demi"/>
@@ -2430,7 +2693,7 @@
                           <w:szCs w:val="13"/>
                           <w:lang w:eastAsia="de-DE"/>
                         </w:rPr>
-                        <w:t xml:space="preserve">Eva Meyer</w:t>
+                        <w:t>Bettina Dax</w:t>
                       </w:r>
                     </w:p>
                     <w:p>
@@ -2438,7 +2701,7 @@
                         <w:autoSpaceDE w:val="0"/>
                         <w:autoSpaceDN w:val="0"/>
                         <w:adjustRightInd w:val="0"/>
-                        <w:spacing w:line="276" w:lineRule="auto"/>
+                        <w:spacing w:line="240" w:lineRule="auto"/>
                         <w:jc w:val="left"/>
                         <w:rPr>
                           <w:rFonts w:eastAsia="Calibri" w:cs="CorporateSPro-Light"/>
@@ -2454,7 +2717,7 @@
                           <w:szCs w:val="13"/>
                           <w:lang w:eastAsia="de-DE"/>
                         </w:rPr>
-                        <w:t xml:space="preserve">Fachanwältin für Insolvenz- und Sanierungsrecht</w:t>
+                        <w:t>Rechtsanwältin</w:t>
                       </w:r>
                     </w:p>
                     <w:p>
@@ -2462,30 +2725,23 @@
                         <w:autoSpaceDE w:val="0"/>
                         <w:autoSpaceDN w:val="0"/>
                         <w:adjustRightInd w:val="0"/>
-                        <w:spacing w:line="276" w:lineRule="auto"/>
+                        <w:spacing w:line="240" w:lineRule="auto"/>
                         <w:jc w:val="left"/>
                         <w:rPr>
-                          <w:rFonts w:eastAsia="Calibri" w:cs="CorporateSPro-Light"/>
+                          <w:rFonts w:eastAsia="Calibri" w:cs="CorporateSPro-Demi"/>
+                          <w:b/>
                           <w:sz w:val="13"/>
                           <w:szCs w:val="13"/>
                           <w:lang w:eastAsia="de-DE"/>
                         </w:rPr>
                       </w:pPr>
-                      <w:r>
-                        <w:rPr>
-                          <w:rFonts w:eastAsia="Calibri" w:cs="CorporateSPro-Light"/>
-                          <w:sz w:val="13"/>
-                          <w:szCs w:val="13"/>
-                          <w:lang w:eastAsia="de-DE"/>
-                        </w:rPr>
-                        <w:t xml:space="preserve"/>
-                      </w:r>
                     </w:p>
                     <w:p>
                       <w:pPr>
                         <w:autoSpaceDE w:val="0"/>
                         <w:autoSpaceDN w:val="0"/>
                         <w:adjustRightInd w:val="0"/>
+                        <w:spacing w:line="240" w:lineRule="auto"/>
                         <w:jc w:val="left"/>
                         <w:rPr>
                           <w:rFonts w:eastAsia="Calibri" w:cs="CorporateSPro-Demi"/>
@@ -2503,7 +2759,7 @@
                           <w:szCs w:val="13"/>
                           <w:lang w:eastAsia="de-DE"/>
                         </w:rPr>
-                        <w:t xml:space="preserve">Bettina Dax</w:t>
+                        <w:t>Cornelia Kriege</w:t>
                       </w:r>
                     </w:p>
                     <w:p>
@@ -2511,7 +2767,7 @@
                         <w:autoSpaceDE w:val="0"/>
                         <w:autoSpaceDN w:val="0"/>
                         <w:adjustRightInd w:val="0"/>
-                        <w:spacing w:line="276" w:lineRule="auto"/>
+                        <w:spacing w:line="240" w:lineRule="auto"/>
                         <w:jc w:val="left"/>
                         <w:rPr>
                           <w:rFonts w:eastAsia="Calibri" w:cs="CorporateSPro-Light"/>
@@ -2527,7 +2783,7 @@
                           <w:szCs w:val="13"/>
                           <w:lang w:eastAsia="de-DE"/>
                         </w:rPr>
-                        <w:t xml:space="preserve">Rechtsanwältin</w:t>
+                        <w:t>Rechtsanwältin</w:t>
                       </w:r>
                     </w:p>
                     <w:p>
@@ -2535,7 +2791,7 @@
                         <w:autoSpaceDE w:val="0"/>
                         <w:autoSpaceDN w:val="0"/>
                         <w:adjustRightInd w:val="0"/>
-                        <w:spacing w:line="276" w:lineRule="auto"/>
+                        <w:spacing w:line="240" w:lineRule="auto"/>
                         <w:jc w:val="left"/>
                         <w:rPr>
                           <w:rFonts w:eastAsia="Calibri" w:cs="CorporateSPro-Light"/>
@@ -2544,21 +2800,13 @@
                           <w:lang w:eastAsia="de-DE"/>
                         </w:rPr>
                       </w:pPr>
-                      <w:r>
-                        <w:rPr>
-                          <w:rFonts w:eastAsia="Calibri" w:cs="CorporateSPro-Light"/>
-                          <w:sz w:val="13"/>
-                          <w:szCs w:val="13"/>
-                          <w:lang w:eastAsia="de-DE"/>
-                        </w:rPr>
-                        <w:t xml:space="preserve"/>
-                      </w:r>
                     </w:p>
                     <w:p>
                       <w:pPr>
                         <w:autoSpaceDE w:val="0"/>
                         <w:autoSpaceDN w:val="0"/>
                         <w:adjustRightInd w:val="0"/>
+                        <w:spacing w:line="240" w:lineRule="auto"/>
                         <w:jc w:val="left"/>
                         <w:rPr>
                           <w:rFonts w:eastAsia="Calibri" w:cs="CorporateSPro-Demi"/>
@@ -2576,8 +2824,50 @@
                           <w:szCs w:val="13"/>
                           <w:lang w:eastAsia="de-DE"/>
                         </w:rPr>
-                        <w:t xml:space="preserve">Cornelia Kriege</w:t>
+                        <w:t>Lars Wacker</w:t>
                       </w:r>
+                    </w:p>
+                    <w:p>
+                      <w:pPr>
+                        <w:autoSpaceDE w:val="0"/>
+                        <w:autoSpaceDN w:val="0"/>
+                        <w:adjustRightInd w:val="0"/>
+                        <w:spacing w:line="240" w:lineRule="auto"/>
+                        <w:jc w:val="left"/>
+                        <w:rPr>
+                          <w:rFonts w:eastAsia="Calibri" w:cs="CorporateSPro-Light"/>
+                          <w:sz w:val="13"/>
+                          <w:szCs w:val="13"/>
+                          <w:lang w:eastAsia="de-DE"/>
+                        </w:rPr>
+                      </w:pPr>
+                      <w:r>
+                        <w:rPr>
+                          <w:rFonts w:eastAsia="Calibri" w:cs="CorporateSPro-Light"/>
+                          <w:sz w:val="13"/>
+                          <w:szCs w:val="13"/>
+                          <w:lang w:eastAsia="de-DE"/>
+                        </w:rPr>
+                        <w:t>Rechtsanwalt</w:t>
+                      </w:r>
+                    </w:p>
+                    <w:p>
+                      <w:pPr>
+                        <w:pBdr>
+                          <w:bottom w:val="single" w:sz="4" w:space="1" w:color="auto"/>
+                        </w:pBdr>
+                        <w:autoSpaceDE w:val="0"/>
+                        <w:autoSpaceDN w:val="0"/>
+                        <w:adjustRightInd w:val="0"/>
+                        <w:spacing w:line="276" w:lineRule="auto"/>
+                        <w:jc w:val="left"/>
+                        <w:rPr>
+                          <w:rFonts w:eastAsia="Calibri" w:cs="CorporateSPro-Light"/>
+                          <w:sz w:val="13"/>
+                          <w:szCs w:val="13"/>
+                          <w:lang w:eastAsia="de-DE"/>
+                        </w:rPr>
+                      </w:pPr>
                     </w:p>
                     <w:p>
                       <w:pPr>
@@ -2593,14 +2883,28 @@
                           <w:lang w:eastAsia="de-DE"/>
                         </w:rPr>
                       </w:pPr>
-                      <w:r>
+                    </w:p>
+                    <w:p>
+                      <w:pPr>
+                        <w:autoSpaceDE w:val="0"/>
+                        <w:autoSpaceDN w:val="0"/>
+                        <w:adjustRightInd w:val="0"/>
+                        <w:jc w:val="left"/>
                         <w:rPr>
-                          <w:rFonts w:eastAsia="Calibri" w:cs="CorporateSPro-Light"/>
+                          <w:rFonts w:eastAsia="Calibri" w:cs="CorporateSPro-Regular"/>
                           <w:sz w:val="13"/>
                           <w:szCs w:val="13"/>
                           <w:lang w:eastAsia="de-DE"/>
                         </w:rPr>
-                        <w:t xml:space="preserve">Rechtsanwältin</w:t>
+                      </w:pPr>
+                      <w:r>
+                        <w:rPr>
+                          <w:rFonts w:eastAsia="Calibri" w:cs="CorporateSPro-Regular"/>
+                          <w:sz w:val="13"/>
+                          <w:szCs w:val="13"/>
+                          <w:lang w:eastAsia="de-DE"/>
+                        </w:rPr>
+                        <w:t>OF COUNSEL</w:t>
                       </w:r>
                     </w:p>
                     <w:p>
@@ -2608,30 +2912,7 @@
                         <w:autoSpaceDE w:val="0"/>
                         <w:autoSpaceDN w:val="0"/>
                         <w:adjustRightInd w:val="0"/>
-                        <w:spacing w:line="276" w:lineRule="auto"/>
-                        <w:jc w:val="left"/>
-                        <w:rPr>
-                          <w:rFonts w:eastAsia="Calibri" w:cs="CorporateSPro-Light"/>
-                          <w:sz w:val="13"/>
-                          <w:szCs w:val="13"/>
-                          <w:lang w:eastAsia="de-DE"/>
-                        </w:rPr>
-                      </w:pPr>
-                      <w:r>
-                        <w:rPr>
-                          <w:rFonts w:eastAsia="Calibri" w:cs="CorporateSPro-Light"/>
-                          <w:sz w:val="13"/>
-                          <w:szCs w:val="13"/>
-                          <w:lang w:eastAsia="de-DE"/>
-                        </w:rPr>
-                        <w:t xml:space="preserve"/>
-                      </w:r>
-                    </w:p>
-                    <w:p>
-                      <w:pPr>
-                        <w:autoSpaceDE w:val="0"/>
-                        <w:autoSpaceDN w:val="0"/>
-                        <w:adjustRightInd w:val="0"/>
+                        <w:spacing w:line="240" w:lineRule="auto"/>
                         <w:jc w:val="left"/>
                         <w:rPr>
                           <w:rFonts w:eastAsia="Calibri" w:cs="CorporateSPro-Demi"/>
@@ -2649,8 +2930,50 @@
                           <w:szCs w:val="13"/>
                           <w:lang w:eastAsia="de-DE"/>
                         </w:rPr>
-                        <w:t xml:space="preserve">Lars Wacker</w:t>
+                        <w:t>Justizrat Prof. Dr. Dr. Thomas B. Schmidt M.A.</w:t>
                       </w:r>
+                    </w:p>
+                    <w:p>
+                      <w:pPr>
+                        <w:autoSpaceDE w:val="0"/>
+                        <w:autoSpaceDN w:val="0"/>
+                        <w:adjustRightInd w:val="0"/>
+                        <w:spacing w:line="240" w:lineRule="auto"/>
+                        <w:jc w:val="left"/>
+                        <w:rPr>
+                          <w:rFonts w:eastAsia="Calibri" w:cs="CorporateSPro-Light"/>
+                          <w:sz w:val="13"/>
+                          <w:szCs w:val="13"/>
+                          <w:lang w:eastAsia="de-DE"/>
+                        </w:rPr>
+                      </w:pPr>
+                      <w:r>
+                        <w:rPr>
+                          <w:rFonts w:eastAsia="Calibri" w:cs="CorporateSPro-Light"/>
+                          <w:sz w:val="13"/>
+                          <w:szCs w:val="13"/>
+                          <w:lang w:eastAsia="de-DE"/>
+                        </w:rPr>
+                        <w:t>Fachanwalt für Insolvenz- und Sanierungsrecht</w:t>
+                      </w:r>
+                    </w:p>
+                    <w:p>
+                      <w:pPr>
+                        <w:pBdr>
+                          <w:bottom w:val="single" w:sz="4" w:space="1" w:color="auto"/>
+                        </w:pBdr>
+                        <w:autoSpaceDE w:val="0"/>
+                        <w:autoSpaceDN w:val="0"/>
+                        <w:adjustRightInd w:val="0"/>
+                        <w:spacing w:line="276" w:lineRule="auto"/>
+                        <w:jc w:val="left"/>
+                        <w:rPr>
+                          <w:rFonts w:eastAsia="Calibri" w:cs="CorporateSPro-Light"/>
+                          <w:sz w:val="13"/>
+                          <w:szCs w:val="13"/>
+                          <w:lang w:eastAsia="de-DE"/>
+                        </w:rPr>
+                      </w:pPr>
                     </w:p>
                     <w:p>
                       <w:pPr>
@@ -2666,87 +2989,6 @@
                           <w:lang w:eastAsia="de-DE"/>
                         </w:rPr>
                       </w:pPr>
-                      <w:r>
-                        <w:rPr>
-                          <w:rFonts w:eastAsia="Calibri" w:cs="CorporateSPro-Light"/>
-                          <w:sz w:val="13"/>
-                          <w:szCs w:val="13"/>
-                          <w:lang w:eastAsia="de-DE"/>
-                        </w:rPr>
-                        <w:t xml:space="preserve">Rechtsanwalt</w:t>
-                      </w:r>
-                    </w:p>
-                    <w:p>
-                      <w:pPr>
-                        <w:autoSpaceDE w:val="0"/>
-                        <w:autoSpaceDN w:val="0"/>
-                        <w:adjustRightInd w:val="0"/>
-                        <w:spacing w:line="276" w:lineRule="auto"/>
-                        <w:jc w:val="left"/>
-                        <w:rPr>
-                          <w:rFonts w:eastAsia="Calibri" w:cs="CorporateSPro-Light"/>
-                          <w:sz w:val="13"/>
-                          <w:szCs w:val="13"/>
-                          <w:lang w:eastAsia="de-DE"/>
-                        </w:rPr>
-                      </w:pPr>
-                      <w:r>
-                        <w:rPr>
-                          <w:rFonts w:eastAsia="Calibri" w:cs="CorporateSPro-Light"/>
-                          <w:sz w:val="13"/>
-                          <w:szCs w:val="13"/>
-                          <w:lang w:eastAsia="de-DE"/>
-                        </w:rPr>
-                        <w:t xml:space="preserve"/>
-                      </w:r>
-                    </w:p>
-                    <w:p>
-                      <w:pPr>
-                        <w:autoSpaceDE w:val="0"/>
-                        <w:autoSpaceDN w:val="0"/>
-                        <w:adjustRightInd w:val="0"/>
-                        <w:spacing w:line="276" w:lineRule="auto"/>
-                        <w:jc w:val="left"/>
-                        <w:rPr>
-                          <w:rFonts w:eastAsia="Calibri" w:cs="CorporateSPro-Light"/>
-                          <w:sz w:val="13"/>
-                          <w:szCs w:val="13"/>
-                          <w:lang w:eastAsia="de-DE"/>
-                        </w:rPr>
-                      </w:pPr>
-                      <w:r>
-                        <w:rPr>
-                          <w:rFonts w:eastAsia="Calibri" w:cs="CorporateSPro-Light"/>
-                          <w:sz w:val="13"/>
-                          <w:szCs w:val="13"/>
-                          <w:lang w:eastAsia="de-DE"/>
-                        </w:rPr>
-                        <w:t xml:space="preserve"/>
-                      </w:r>
-                    </w:p>
-                    <w:p>
-                      <w:pPr>
-                        <w:autoSpaceDE w:val="0"/>
-                        <w:autoSpaceDN w:val="0"/>
-                        <w:adjustRightInd w:val="0"/>
-                        <w:spacing w:line="276" w:lineRule="auto"/>
-                        <w:jc w:val="left"/>
-                        <w:rPr>
-                          <w:rFonts w:eastAsia="Calibri" w:cs="CorporateSPro-Light"/>
-                          <w:sz w:val="13"/>
-                          <w:szCs w:val="13"/>
-                          <w:lang w:eastAsia="de-DE"/>
-                        </w:rPr>
-                      </w:pPr>
-                      <w:r>
-                        <w:rPr>
-                          <w:rFonts w:eastAsia="Calibri" w:cs="CorporateSPro-Light"/>
-                          <w:sz w:val="13"/>
-                          <w:szCs w:val="13"/>
-                          <w:lang w:eastAsia="de-DE"/>
-                        </w:rPr>
-                        <w:t xml:space="preserve">OF COUNSEL</w:t>
-                      </w:r>
                     </w:p>
                     <w:p>
                       <w:pPr>
@@ -2755,8 +2997,30 @@
                         <w:adjustRightInd w:val="0"/>
                         <w:jc w:val="left"/>
                         <w:rPr>
+                          <w:rFonts w:eastAsia="Calibri" w:cs="CorporateSPro-Regular"/>
+                          <w:sz w:val="13"/>
+                          <w:szCs w:val="13"/>
+                          <w:lang w:eastAsia="de-DE"/>
+                        </w:rPr>
+                      </w:pPr>
+                      <w:r>
+                        <w:rPr>
+                          <w:rFonts w:eastAsia="Calibri" w:cs="CorporateSPro-Regular"/>
+                          <w:sz w:val="13"/>
+                          <w:szCs w:val="13"/>
+                          <w:lang w:eastAsia="de-DE"/>
+                        </w:rPr>
+                        <w:t>STANDORTE</w:t>
+                      </w:r>
+                    </w:p>
+                    <w:p>
+                      <w:pPr>
+                        <w:autoSpaceDE w:val="0"/>
+                        <w:autoSpaceDN w:val="0"/>
+                        <w:adjustRightInd w:val="0"/>
+                        <w:spacing w:line="240" w:lineRule="auto"/>
+                        <w:rPr>
                           <w:rFonts w:eastAsia="Calibri" w:cs="CorporateSPro-Demi"/>
-                          <w:b/>
                           <w:sz w:val="13"/>
                           <w:szCs w:val="13"/>
                           <w:lang w:eastAsia="de-DE"/>
@@ -2765,12 +3029,30 @@
                       <w:r>
                         <w:rPr>
                           <w:rFonts w:eastAsia="Calibri" w:cs="CorporateSPro-Demi"/>
-                          <w:b/>
                           <w:sz w:val="13"/>
                           <w:szCs w:val="13"/>
                           <w:lang w:eastAsia="de-DE"/>
                         </w:rPr>
-                        <w:t xml:space="preserve">Justizrat Prof. Dr. Dr. Thomas B. Schmidt M.A.</w:t>
+                        <w:t>Trier</w:t>
+                      </w:r>
+                      <w:r>
+                        <w:rPr>
+                          <w:rFonts w:eastAsia="Calibri" w:cs="CorporateSPro-Demi"/>
+                          <w:sz w:val="13"/>
+                          <w:szCs w:val="13"/>
+                          <w:lang w:eastAsia="de-DE"/>
+                        </w:rPr>
+                        <w:tab/>
+                      </w:r>
+                      <w:r>
+                        <w:rPr>
+                          <w:rFonts w:eastAsia="Calibri" w:cs="CorporateSPro-Demi"/>
+                          <w:sz w:val="13"/>
+                          <w:szCs w:val="13"/>
+                          <w:lang w:eastAsia="de-DE"/>
+                        </w:rPr>
+                        <w:tab/>
+                        <w:t>Bad Kreuznach</w:t>
                       </w:r>
                     </w:p>
                     <w:p>
@@ -2778,10 +3060,9 @@
                         <w:autoSpaceDE w:val="0"/>
                         <w:autoSpaceDN w:val="0"/>
                         <w:adjustRightInd w:val="0"/>
-                        <w:spacing w:line="276" w:lineRule="auto"/>
-                        <w:jc w:val="left"/>
+                        <w:spacing w:line="240" w:lineRule="auto"/>
                         <w:rPr>
-                          <w:rFonts w:eastAsia="Calibri" w:cs="CorporateSPro-Light"/>
+                          <w:rFonts w:eastAsia="Calibri" w:cs="CorporateSPro-Demi"/>
                           <w:sz w:val="13"/>
                           <w:szCs w:val="13"/>
                           <w:lang w:eastAsia="de-DE"/>
@@ -2789,12 +3070,22 @@
                       </w:pPr>
                       <w:r>
                         <w:rPr>
-                          <w:rFonts w:eastAsia="Calibri" w:cs="CorporateSPro-Light"/>
+                          <w:rFonts w:eastAsia="Calibri" w:cs="CorporateSPro-Demi"/>
                           <w:sz w:val="13"/>
                           <w:szCs w:val="13"/>
                           <w:lang w:eastAsia="de-DE"/>
                         </w:rPr>
-                        <w:t xml:space="preserve">Fachanwalt für Insolvenz- und Sanierungsrecht</w:t>
+                        <w:t>Frankfurt am Main</w:t>
+                      </w:r>
+                      <w:r>
+                        <w:rPr>
+                          <w:rFonts w:eastAsia="Calibri" w:cs="CorporateSPro-Demi"/>
+                          <w:sz w:val="13"/>
+                          <w:szCs w:val="13"/>
+                          <w:lang w:eastAsia="de-DE"/>
+                        </w:rPr>
+                        <w:tab/>
+                        <w:t>Zell/Mosel</w:t>
                       </w:r>
                     </w:p>
                     <w:p>
@@ -2802,10 +3093,9 @@
                         <w:autoSpaceDE w:val="0"/>
                         <w:autoSpaceDN w:val="0"/>
                         <w:adjustRightInd w:val="0"/>
-                        <w:spacing w:line="276" w:lineRule="auto"/>
-                        <w:jc w:val="left"/>
+                        <w:spacing w:line="240" w:lineRule="auto"/>
                         <w:rPr>
-                          <w:rFonts w:eastAsia="Calibri" w:cs="CorporateSPro-Light"/>
+                          <w:rFonts w:eastAsia="Calibri" w:cs="CorporateSPro-Demi"/>
                           <w:sz w:val="13"/>
                           <w:szCs w:val="13"/>
                           <w:lang w:eastAsia="de-DE"/>
@@ -2813,12 +3103,22 @@
                       </w:pPr>
                       <w:r>
                         <w:rPr>
-                          <w:rFonts w:eastAsia="Calibri" w:cs="CorporateSPro-Light"/>
+                          <w:rFonts w:eastAsia="Calibri" w:cs="CorporateSPro-Demi"/>
                           <w:sz w:val="13"/>
                           <w:szCs w:val="13"/>
                           <w:lang w:eastAsia="de-DE"/>
                         </w:rPr>
-                        <w:t xml:space="preserve"/>
+                        <w:t>Idar-Oberstein</w:t>
+                      </w:r>
+                      <w:r>
+                        <w:rPr>
+                          <w:rFonts w:eastAsia="Calibri" w:cs="CorporateSPro-Demi"/>
+                          <w:sz w:val="13"/>
+                          <w:szCs w:val="13"/>
+                          <w:lang w:eastAsia="de-DE"/>
+                        </w:rPr>
+                        <w:tab/>
+                        <w:t>Koblenz</w:t>
                       </w:r>
                     </w:p>
                     <w:p>
@@ -2826,10 +3126,9 @@
                         <w:autoSpaceDE w:val="0"/>
                         <w:autoSpaceDN w:val="0"/>
                         <w:adjustRightInd w:val="0"/>
-                        <w:spacing w:line="276" w:lineRule="auto"/>
-                        <w:jc w:val="left"/>
+                        <w:spacing w:line="240" w:lineRule="auto"/>
                         <w:rPr>
-                          <w:rFonts w:eastAsia="Calibri" w:cs="CorporateSPro-Light"/>
+                          <w:rFonts w:eastAsia="Calibri" w:cs="CorporateSPro-Demi"/>
                           <w:sz w:val="13"/>
                           <w:szCs w:val="13"/>
                           <w:lang w:eastAsia="de-DE"/>
@@ -2837,12 +3136,31 @@
                       </w:pPr>
                       <w:r>
                         <w:rPr>
-                          <w:rFonts w:eastAsia="Calibri" w:cs="CorporateSPro-Light"/>
+                          <w:rFonts w:eastAsia="Calibri" w:cs="CorporateSPro-Demi"/>
                           <w:sz w:val="13"/>
                           <w:szCs w:val="13"/>
                           <w:lang w:eastAsia="de-DE"/>
                         </w:rPr>
-                        <w:t xml:space="preserve"/>
+                        <w:t>Langgöns</w:t>
+                      </w:r>
+                      <w:r>
+                        <w:rPr>
+                          <w:rFonts w:eastAsia="Calibri" w:cs="CorporateSPro-Demi"/>
+                          <w:sz w:val="13"/>
+                          <w:szCs w:val="13"/>
+                          <w:lang w:eastAsia="de-DE"/>
+                        </w:rPr>
+                        <w:tab/>
+                      </w:r>
+                      <w:r>
+                        <w:rPr>
+                          <w:rFonts w:eastAsia="Calibri" w:cs="CorporateSPro-Demi"/>
+                          <w:sz w:val="13"/>
+                          <w:szCs w:val="13"/>
+                          <w:lang w:eastAsia="de-DE"/>
+                        </w:rPr>
+                        <w:tab/>
+                        <w:t>Limburg/Lahn</w:t>
                       </w:r>
                     </w:p>
                     <w:p>
@@ -2850,144 +3168,52 @@
                         <w:autoSpaceDE w:val="0"/>
                         <w:autoSpaceDN w:val="0"/>
                         <w:adjustRightInd w:val="0"/>
-                        <w:spacing w:line="276" w:lineRule="auto"/>
-                        <w:jc w:val="left"/>
+                        <w:spacing w:line="240" w:lineRule="auto"/>
                         <w:rPr>
-                          <w:rFonts w:eastAsia="Calibri" w:cs="CorporateSPro-Light"/>
-                          <w:sz w:val="13"/>
-                          <w:szCs w:val="13"/>
+                          <w:rFonts w:eastAsia="Calibri" w:cs="CorporateSPro-Demi"/>
+                          <w:sz w:val="9"/>
+                          <w:szCs w:val="9"/>
                           <w:lang w:eastAsia="de-DE"/>
                         </w:rPr>
                       </w:pPr>
                       <w:r>
                         <w:rPr>
-                          <w:rFonts w:eastAsia="Calibri" w:cs="CorporateSPro-Light"/>
+                          <w:rFonts w:eastAsia="Calibri" w:cs="CorporateSPro-Demi"/>
                           <w:sz w:val="13"/>
                           <w:szCs w:val="13"/>
                           <w:lang w:eastAsia="de-DE"/>
                         </w:rPr>
-                        <w:t xml:space="preserve">STANDORTE</w:t>
+                        <w:t>Mainz</w:t>
                       </w:r>
-                    </w:p>
-                    <w:p>
-                      <w:pPr>
-                        <w:autoSpaceDE w:val="0"/>
-                        <w:autoSpaceDN w:val="0"/>
-                        <w:adjustRightInd w:val="0"/>
-                        <w:spacing w:line="276" w:lineRule="auto"/>
-                        <w:jc w:val="left"/>
+                      <w:r>
                         <w:rPr>
-                          <w:rFonts w:eastAsia="Calibri" w:cs="CorporateSPro-Light"/>
+                          <w:rFonts w:eastAsia="Calibri" w:cs="CorporateSPro-Demi"/>
                           <w:sz w:val="13"/>
                           <w:szCs w:val="13"/>
                           <w:lang w:eastAsia="de-DE"/>
                         </w:rPr>
-                      </w:pPr>
+                        <w:tab/>
+                      </w:r>
                       <w:r>
                         <w:rPr>
-                          <w:rFonts w:eastAsia="Calibri" w:cs="CorporateSPro-Light"/>
+                          <w:rFonts w:eastAsia="Calibri" w:cs="CorporateSPro-Demi"/>
                           <w:sz w:val="13"/>
                           <w:szCs w:val="13"/>
                           <w:lang w:eastAsia="de-DE"/>
                         </w:rPr>
-                        <w:t xml:space="preserve">Trier		Zell/Mosel</w:t>
+                        <w:tab/>
+                        <w:t>Wiesbaden</w:t>
                       </w:r>
-                    </w:p>
-                    <w:p>
-                      <w:pPr>
-                        <w:autoSpaceDE w:val="0"/>
-                        <w:autoSpaceDN w:val="0"/>
-                        <w:adjustRightInd w:val="0"/>
-                        <w:spacing w:line="276" w:lineRule="auto"/>
-                        <w:jc w:val="left"/>
-                        <w:rPr>
-                          <w:rFonts w:eastAsia="Calibri" w:cs="CorporateSPro-Light"/>
-                          <w:sz w:val="13"/>
-                          <w:szCs w:val="13"/>
-                          <w:lang w:eastAsia="de-DE"/>
-                        </w:rPr>
-                      </w:pPr>
-                      <w:r>
-                        <w:rPr>
-                          <w:rFonts w:eastAsia="Calibri" w:cs="CorporateSPro-Light"/>
-                          <w:sz w:val="13"/>
-                          <w:szCs w:val="13"/>
-                          <w:lang w:eastAsia="de-DE"/>
-                        </w:rPr>
-                        <w:t xml:space="preserve">Wiesbaden		Koblenz</w:t>
-                      </w:r>
-                    </w:p>
-                    <w:p>
-                      <w:pPr>
-                        <w:autoSpaceDE w:val="0"/>
-                        <w:autoSpaceDN w:val="0"/>
-                        <w:adjustRightInd w:val="0"/>
-                        <w:spacing w:line="276" w:lineRule="auto"/>
-                        <w:jc w:val="left"/>
-                        <w:rPr>
-                          <w:rFonts w:eastAsia="Calibri" w:cs="CorporateSPro-Light"/>
-                          <w:sz w:val="13"/>
-                          <w:szCs w:val="13"/>
-                          <w:lang w:eastAsia="de-DE"/>
-                        </w:rPr>
-                      </w:pPr>
-                      <w:r>
-                        <w:rPr>
-                          <w:rFonts w:eastAsia="Calibri" w:cs="CorporateSPro-Light"/>
-                          <w:sz w:val="13"/>
-                          <w:szCs w:val="13"/>
-                          <w:lang w:eastAsia="de-DE"/>
-                        </w:rPr>
-                        <w:t xml:space="preserve">Bad Kreuznach		Frankfurt am Main</w:t>
-                      </w:r>
-                    </w:p>
-                    <w:p>
-                      <w:pPr>
-                        <w:autoSpaceDE w:val="0"/>
-                        <w:autoSpaceDN w:val="0"/>
-                        <w:adjustRightInd w:val="0"/>
-                        <w:spacing w:line="276" w:lineRule="auto"/>
-                        <w:jc w:val="left"/>
-                        <w:rPr>
-                          <w:rFonts w:eastAsia="Calibri" w:cs="CorporateSPro-Light"/>
-                          <w:sz w:val="13"/>
-                          <w:szCs w:val="13"/>
-                          <w:lang w:eastAsia="de-DE"/>
-                        </w:rPr>
-                      </w:pPr>
-                      <w:r>
-                        <w:rPr>
-                          <w:rFonts w:eastAsia="Calibri" w:cs="CorporateSPro-Light"/>
-                          <w:sz w:val="13"/>
-                          <w:szCs w:val="13"/>
-                          <w:lang w:eastAsia="de-DE"/>
-                        </w:rPr>
-                        <w:t xml:space="preserve">Idar-Oberstein		Langgöns</w:t>
-                      </w:r>
-                    </w:p>
-                    <w:p>
-                      <w:pPr>
-                        <w:autoSpaceDE w:val="0"/>
-                        <w:autoSpaceDN w:val="0"/>
-                        <w:adjustRightInd w:val="0"/>
-                        <w:spacing w:line="276" w:lineRule="auto"/>
-                        <w:jc w:val="left"/>
-                        <w:rPr>
-                          <w:rFonts w:eastAsia="Calibri" w:cs="CorporateSPro-Light"/>
-                          <w:sz w:val="13"/>
-                          <w:szCs w:val="13"/>
-                          <w:lang w:eastAsia="de-DE"/>
-                        </w:rPr>
-                      </w:pPr>
-                      <w:r>
-                        <w:rPr>
-                          <w:rFonts w:eastAsia="Calibri" w:cs="CorporateSPro-Light"/>
-                          <w:sz w:val="13"/>
-                          <w:szCs w:val="13"/>
-                          <w:lang w:eastAsia="de-DE"/>
-                        </w:rPr>
-                        <w:t xml:space="preserve">Limburg/Lahn		Mainz</w:t>
-                      </w:r>
+                      <w:bookmarkEnd w:id="10"/>
+                      <w:bookmarkEnd w:id="11"/>
+                      <w:bookmarkEnd w:id="12"/>
+                      <w:bookmarkEnd w:id="13"/>
+                      <w:bookmarkEnd w:id="14"/>
+                      <w:bookmarkEnd w:id="15"/>
+                      <w:bookmarkEnd w:id="16"/>
+                      <w:bookmarkEnd w:id="17"/>
+                      <w:bookmarkEnd w:id="18"/>
+                      <w:bookmarkEnd w:id="19"/>
                     </w:p>
                   </w:txbxContent>
                 </v:textbox>
